--- a/tests/Teszt dokumentáció.docx
+++ b/tests/Teszt dokumentáció.docx
@@ -6,14 +6,14 @@
       <w:pPr>
         <w:jc w:val="center"/>
         <w:rPr>
-          <w:rFonts w:ascii="Times New Roman" w:hAnsi="Times New Roman" w:cs="Times New Roman"/>
+          <w:rFonts w:ascii="Arial" w:hAnsi="Arial" w:cs="Arial"/>
           <w:sz w:val="44"/>
           <w:szCs w:val="44"/>
         </w:rPr>
       </w:pPr>
       <w:r>
         <w:rPr>
-          <w:rFonts w:ascii="Times New Roman" w:hAnsi="Times New Roman" w:cs="Times New Roman"/>
+          <w:rFonts w:ascii="Arial" w:hAnsi="Arial" w:cs="Arial"/>
           <w:sz w:val="44"/>
           <w:szCs w:val="44"/>
         </w:rPr>
@@ -24,7 +24,7 @@
       <w:pPr>
         <w:jc w:val="center"/>
         <w:rPr>
-          <w:rFonts w:ascii="Times New Roman" w:hAnsi="Times New Roman" w:cs="Times New Roman"/>
+          <w:rFonts w:ascii="Arial" w:hAnsi="Arial" w:cs="Arial"/>
           <w:sz w:val="44"/>
           <w:szCs w:val="44"/>
         </w:rPr>
@@ -34,7 +34,7 @@
       <w:pPr>
         <w:jc w:val="center"/>
         <w:rPr>
-          <w:rFonts w:ascii="Times New Roman" w:hAnsi="Times New Roman" w:cs="Times New Roman"/>
+          <w:rFonts w:ascii="Arial" w:hAnsi="Arial" w:cs="Arial"/>
           <w:sz w:val="44"/>
           <w:szCs w:val="44"/>
         </w:rPr>
@@ -44,7 +44,7 @@
       <w:pPr>
         <w:jc w:val="center"/>
         <w:rPr>
-          <w:rFonts w:ascii="Times New Roman" w:hAnsi="Times New Roman" w:cs="Times New Roman"/>
+          <w:rFonts w:ascii="Arial" w:hAnsi="Arial" w:cs="Arial"/>
           <w:sz w:val="44"/>
           <w:szCs w:val="44"/>
         </w:rPr>
@@ -54,7 +54,7 @@
       <w:pPr>
         <w:jc w:val="center"/>
         <w:rPr>
-          <w:rFonts w:ascii="Times New Roman" w:hAnsi="Times New Roman" w:cs="Times New Roman"/>
+          <w:rFonts w:ascii="Arial" w:hAnsi="Arial" w:cs="Arial"/>
           <w:sz w:val="44"/>
           <w:szCs w:val="44"/>
         </w:rPr>
@@ -64,7 +64,7 @@
       <w:pPr>
         <w:jc w:val="center"/>
         <w:rPr>
-          <w:rFonts w:ascii="Times New Roman" w:hAnsi="Times New Roman" w:cs="Times New Roman"/>
+          <w:rFonts w:ascii="Arial" w:hAnsi="Arial" w:cs="Arial"/>
           <w:sz w:val="44"/>
           <w:szCs w:val="44"/>
         </w:rPr>
@@ -74,7 +74,7 @@
       <w:pPr>
         <w:jc w:val="center"/>
         <w:rPr>
-          <w:rFonts w:ascii="Times New Roman" w:hAnsi="Times New Roman" w:cs="Times New Roman"/>
+          <w:rFonts w:ascii="Arial" w:hAnsi="Arial" w:cs="Arial"/>
           <w:sz w:val="44"/>
           <w:szCs w:val="44"/>
         </w:rPr>
@@ -84,7 +84,7 @@
       <w:pPr>
         <w:jc w:val="center"/>
         <w:rPr>
-          <w:rFonts w:ascii="Times New Roman" w:hAnsi="Times New Roman" w:cs="Times New Roman"/>
+          <w:rFonts w:ascii="Arial" w:hAnsi="Arial" w:cs="Arial"/>
           <w:sz w:val="44"/>
           <w:szCs w:val="44"/>
         </w:rPr>
@@ -94,7 +94,7 @@
       <w:pPr>
         <w:jc w:val="center"/>
         <w:rPr>
-          <w:rFonts w:ascii="Times New Roman" w:hAnsi="Times New Roman" w:cs="Times New Roman"/>
+          <w:rFonts w:ascii="Arial" w:hAnsi="Arial" w:cs="Arial"/>
           <w:sz w:val="44"/>
           <w:szCs w:val="44"/>
         </w:rPr>
@@ -104,7 +104,7 @@
       <w:pPr>
         <w:jc w:val="center"/>
         <w:rPr>
-          <w:rFonts w:ascii="Times New Roman" w:hAnsi="Times New Roman" w:cs="Times New Roman"/>
+          <w:rFonts w:ascii="Arial" w:hAnsi="Arial" w:cs="Arial"/>
           <w:sz w:val="44"/>
           <w:szCs w:val="44"/>
         </w:rPr>
@@ -114,7 +114,7 @@
       <w:pPr>
         <w:jc w:val="center"/>
         <w:rPr>
-          <w:rFonts w:ascii="Times New Roman" w:hAnsi="Times New Roman" w:cs="Times New Roman"/>
+          <w:rFonts w:ascii="Arial" w:hAnsi="Arial" w:cs="Arial"/>
           <w:sz w:val="44"/>
           <w:szCs w:val="44"/>
         </w:rPr>
@@ -124,7 +124,7 @@
       <w:pPr>
         <w:jc w:val="center"/>
         <w:rPr>
-          <w:rFonts w:ascii="Times New Roman" w:hAnsi="Times New Roman" w:cs="Times New Roman"/>
+          <w:rFonts w:ascii="Arial" w:hAnsi="Arial" w:cs="Arial"/>
           <w:sz w:val="44"/>
           <w:szCs w:val="44"/>
         </w:rPr>
@@ -134,7 +134,7 @@
       <w:pPr>
         <w:jc w:val="center"/>
         <w:rPr>
-          <w:rFonts w:ascii="Times New Roman" w:hAnsi="Times New Roman" w:cs="Times New Roman"/>
+          <w:rFonts w:ascii="Arial" w:hAnsi="Arial" w:cs="Arial"/>
           <w:sz w:val="44"/>
           <w:szCs w:val="44"/>
         </w:rPr>
@@ -144,7 +144,7 @@
       <w:pPr>
         <w:jc w:val="center"/>
         <w:rPr>
-          <w:rFonts w:ascii="Times New Roman" w:hAnsi="Times New Roman" w:cs="Times New Roman"/>
+          <w:rFonts w:ascii="Arial" w:hAnsi="Arial" w:cs="Arial"/>
           <w:sz w:val="44"/>
           <w:szCs w:val="44"/>
         </w:rPr>
@@ -154,7 +154,7 @@
       <w:pPr>
         <w:jc w:val="center"/>
         <w:rPr>
-          <w:rFonts w:ascii="Times New Roman" w:hAnsi="Times New Roman" w:cs="Times New Roman"/>
+          <w:rFonts w:ascii="Arial" w:hAnsi="Arial" w:cs="Arial"/>
           <w:sz w:val="44"/>
           <w:szCs w:val="44"/>
         </w:rPr>
@@ -164,7 +164,7 @@
       <w:pPr>
         <w:jc w:val="center"/>
         <w:rPr>
-          <w:rFonts w:ascii="Times New Roman" w:hAnsi="Times New Roman" w:cs="Times New Roman"/>
+          <w:rFonts w:ascii="Arial" w:hAnsi="Arial" w:cs="Arial"/>
           <w:sz w:val="44"/>
           <w:szCs w:val="44"/>
         </w:rPr>
@@ -174,7 +174,7 @@
       <w:pPr>
         <w:jc w:val="center"/>
         <w:rPr>
-          <w:rFonts w:ascii="Times New Roman" w:hAnsi="Times New Roman" w:cs="Times New Roman"/>
+          <w:rFonts w:ascii="Arial" w:hAnsi="Arial" w:cs="Arial"/>
           <w:sz w:val="44"/>
           <w:szCs w:val="44"/>
         </w:rPr>
@@ -184,7 +184,7 @@
       <w:pPr>
         <w:jc w:val="center"/>
         <w:rPr>
-          <w:rFonts w:ascii="Times New Roman" w:hAnsi="Times New Roman" w:cs="Times New Roman"/>
+          <w:rFonts w:ascii="Arial" w:hAnsi="Arial" w:cs="Arial"/>
           <w:sz w:val="44"/>
           <w:szCs w:val="44"/>
         </w:rPr>
@@ -193,9 +193,246 @@
     <w:p>
       <w:pPr>
         <w:rPr>
-          <w:rFonts w:ascii="Times New Roman" w:hAnsi="Times New Roman" w:cs="Times New Roman"/>
+          <w:rFonts w:ascii="Arial" w:hAnsi="Arial" w:cs="Arial"/>
           <w:sz w:val="36"/>
           <w:szCs w:val="36"/>
+        </w:rPr>
+      </w:pPr>
+    </w:p>
+    <w:p>
+      <w:pPr>
+        <w:pStyle w:val="Listaszerbekezds"/>
+        <w:numPr>
+          <w:ilvl w:val="0"/>
+          <w:numId w:val="12"/>
+        </w:numPr>
+        <w:jc w:val="both"/>
+        <w:rPr>
+          <w:rFonts w:ascii="Arial" w:hAnsi="Arial" w:cs="Arial"/>
+          <w:b/>
+          <w:bCs/>
+          <w:sz w:val="36"/>
+          <w:szCs w:val="36"/>
+        </w:rPr>
+      </w:pPr>
+      <w:r>
+        <w:rPr>
+          <w:rFonts w:ascii="Arial" w:hAnsi="Arial" w:cs="Arial"/>
+          <w:b/>
+          <w:bCs/>
+          <w:sz w:val="36"/>
+          <w:szCs w:val="36"/>
+        </w:rPr>
+        <w:lastRenderedPageBreak/>
+        <w:t>Bevezetés</w:t>
+      </w:r>
+    </w:p>
+    <w:p>
+      <w:pPr>
+        <w:jc w:val="both"/>
+        <w:rPr>
+          <w:rFonts w:ascii="Arial" w:hAnsi="Arial" w:cs="Arial"/>
+        </w:rPr>
+      </w:pPr>
+      <w:r>
+        <w:rPr>
+          <w:rFonts w:ascii="Arial" w:hAnsi="Arial" w:cs="Arial"/>
+        </w:rPr>
+        <w:t xml:space="preserve">A robotverseny 2024 projekt eredetileg </w:t>
+      </w:r>
+      <w:r>
+        <w:rPr>
+          <w:rFonts w:ascii="Arial" w:hAnsi="Arial" w:cs="Arial"/>
+        </w:rPr>
+        <w:t>egy ROS-alapú versenyre készült megoldást valósít meg. Célja, hogy egy autonóm robot különböző szenzoradatok segítségével önállóan tudjon tájékozódni, közlekedni.</w:t>
+      </w:r>
+    </w:p>
+    <w:p>
+      <w:pPr>
+        <w:jc w:val="both"/>
+        <w:rPr>
+          <w:rFonts w:ascii="Arial" w:hAnsi="Arial" w:cs="Arial"/>
+        </w:rPr>
+      </w:pPr>
+      <w:r>
+        <w:rPr>
+          <w:rFonts w:ascii="Arial" w:hAnsi="Arial" w:cs="Arial"/>
+        </w:rPr>
+        <w:t>Jelen dokumentáció azonban nem a működési elveket és a használt robotvezérlési megoldásokat részletezi, hanem kizárólag a kód tesztelésére fókuszál.</w:t>
+      </w:r>
+    </w:p>
+    <w:p>
+      <w:pPr>
+        <w:jc w:val="both"/>
+        <w:rPr>
+          <w:rFonts w:ascii="Arial" w:hAnsi="Arial" w:cs="Arial"/>
+        </w:rPr>
+      </w:pPr>
+      <w:r>
+        <w:rPr>
+          <w:rFonts w:ascii="Arial" w:hAnsi="Arial" w:cs="Arial"/>
+        </w:rPr>
+        <w:t>A célja annak bemutatása, hogy a projekt egyes Python unit tesztjei, a C++ unit teszt, a ROS integrációs tesztek, valamint a teljes rendszerteszt milyen részeket ellenőriznek, hogyan futtathatók, és milyen viselkedést validálnak. A dokumentum így a kód megbízhatóságát biztosító tesztelési folyamatot írja le, nem pedig a teljes autonóm vezérlési logikát.</w:t>
+      </w:r>
+    </w:p>
+    <w:p>
+      <w:pPr>
+        <w:pStyle w:val="Listaszerbekezds"/>
+        <w:numPr>
+          <w:ilvl w:val="1"/>
+          <w:numId w:val="2"/>
+        </w:numPr>
+        <w:jc w:val="both"/>
+        <w:rPr>
+          <w:rFonts w:ascii="Arial" w:hAnsi="Arial" w:cs="Arial"/>
+          <w:b/>
+          <w:bCs/>
+        </w:rPr>
+      </w:pPr>
+      <w:r>
+        <w:rPr>
+          <w:rFonts w:ascii="Arial" w:hAnsi="Arial" w:cs="Arial"/>
+          <w:b/>
+          <w:bCs/>
+        </w:rPr>
+        <w:t>A tesztelés célja</w:t>
+      </w:r>
+    </w:p>
+    <w:p>
+      <w:pPr>
+        <w:ind w:left="360"/>
+        <w:jc w:val="both"/>
+        <w:rPr>
+          <w:rFonts w:ascii="Arial" w:hAnsi="Arial" w:cs="Arial"/>
+        </w:rPr>
+      </w:pPr>
+      <w:r>
+        <w:rPr>
+          <w:rFonts w:ascii="Arial" w:hAnsi="Arial" w:cs="Arial"/>
+        </w:rPr>
+        <w:t>A tesztelés célja annak ellenőrzése, hogy a projekt egyes részei a várt módon működnek, és a rendszer különböző bemeneti helyzetekben is megbízhatóan viselkedik. Mivel a projekt több különálló komponensből áll, fontos, hogy ne csak a végső működést vizsgáljuk, hanem az egyes modulok helyes számításait, valamint a node-ok közötti kommunikációt is. A tesztek segítségével kiszűrhetők az üzenetkezelési problémák és a szélső esetekből adódó eltérések is.</w:t>
+      </w:r>
+    </w:p>
+    <w:p>
+      <w:pPr>
+        <w:pStyle w:val="Listaszerbekezds"/>
+        <w:numPr>
+          <w:ilvl w:val="1"/>
+          <w:numId w:val="2"/>
+        </w:numPr>
+        <w:jc w:val="both"/>
+        <w:rPr>
+          <w:rFonts w:ascii="Arial" w:hAnsi="Arial" w:cs="Arial"/>
+          <w:b/>
+          <w:bCs/>
+        </w:rPr>
+      </w:pPr>
+      <w:r>
+        <w:rPr>
+          <w:rFonts w:ascii="Arial" w:hAnsi="Arial" w:cs="Arial"/>
+          <w:b/>
+          <w:bCs/>
+        </w:rPr>
+        <w:t>Tesztstruktúra</w:t>
+      </w:r>
+    </w:p>
+    <w:p>
+      <w:pPr>
+        <w:ind w:left="360"/>
+        <w:jc w:val="both"/>
+        <w:rPr>
+          <w:rFonts w:ascii="Arial" w:hAnsi="Arial" w:cs="Arial"/>
+        </w:rPr>
+      </w:pPr>
+      <w:r>
+        <w:rPr>
+          <w:rFonts w:ascii="Arial" w:hAnsi="Arial" w:cs="Arial"/>
+        </w:rPr>
+        <w:t>A projekt tesztjei négy fő csoportba sorolhatók: Python unit tesztekre, C++ unit tesztre, ROS integrációs tesztekre és rendszertesztre. A unit tesztek egy-egy függvény vagy kisebb logikai egység működését vizsgálják izoláltan. Az integrációs tesztek már valódi ROS node-okat indítanak el, és topic-szinten ellenőrzik a kommunikációt. A rendszerteszt pedig a teljes megoldást egyben vizsgálja, vagyis azt ellenőrzi, hogy a különböző komponensek együtt, a várható módon működnek-e.</w:t>
+      </w:r>
+    </w:p>
+    <w:p>
+      <w:pPr>
+        <w:ind w:left="360"/>
+        <w:jc w:val="both"/>
+        <w:rPr>
+          <w:rFonts w:ascii="Arial" w:hAnsi="Arial" w:cs="Arial"/>
+        </w:rPr>
+      </w:pPr>
+      <w:r>
+        <w:rPr>
+          <w:rFonts w:ascii="Arial" w:hAnsi="Arial" w:cs="Arial"/>
+        </w:rPr>
+        <w:t>Ez a felosztás azért hasznos, mert más-más szinten lehet vele hibákat keresni. A unit tesztek gyorsan kimutatják a számítási hibákat, az integrációs tesztek az üzenetcsere és a node-kapcsolatok problémáit fedik fel, a rendszerteszt pedig azt mutatja meg, hogy az egész vezérlési lánc valódi működés közben is stabilan viselkedik-e.</w:t>
+      </w:r>
+    </w:p>
+    <w:p>
+      <w:pPr>
+        <w:jc w:val="both"/>
+        <w:rPr>
+          <w:rFonts w:ascii="Arial" w:hAnsi="Arial" w:cs="Arial"/>
+          <w:b/>
+          <w:bCs/>
+        </w:rPr>
+      </w:pPr>
+    </w:p>
+    <w:p>
+      <w:pPr>
+        <w:jc w:val="both"/>
+        <w:rPr>
+          <w:rFonts w:ascii="Arial" w:hAnsi="Arial" w:cs="Arial"/>
+          <w:b/>
+          <w:bCs/>
+        </w:rPr>
+      </w:pPr>
+    </w:p>
+    <w:p>
+      <w:pPr>
+        <w:jc w:val="both"/>
+        <w:rPr>
+          <w:rFonts w:ascii="Arial" w:hAnsi="Arial" w:cs="Arial"/>
+          <w:b/>
+          <w:bCs/>
+        </w:rPr>
+      </w:pPr>
+    </w:p>
+    <w:p>
+      <w:pPr>
+        <w:jc w:val="both"/>
+        <w:rPr>
+          <w:rFonts w:ascii="Arial" w:hAnsi="Arial" w:cs="Arial"/>
+          <w:b/>
+          <w:bCs/>
+        </w:rPr>
+      </w:pPr>
+    </w:p>
+    <w:p>
+      <w:pPr>
+        <w:jc w:val="both"/>
+        <w:rPr>
+          <w:rFonts w:ascii="Arial" w:hAnsi="Arial" w:cs="Arial"/>
+          <w:b/>
+          <w:bCs/>
+        </w:rPr>
+      </w:pPr>
+    </w:p>
+    <w:p>
+      <w:pPr>
+        <w:jc w:val="both"/>
+        <w:rPr>
+          <w:rFonts w:ascii="Arial" w:hAnsi="Arial" w:cs="Arial"/>
+          <w:b/>
+          <w:bCs/>
+        </w:rPr>
+      </w:pPr>
+    </w:p>
+    <w:p>
+      <w:pPr>
+        <w:jc w:val="both"/>
+        <w:rPr>
+          <w:rFonts w:ascii="Arial" w:hAnsi="Arial" w:cs="Arial"/>
+          <w:b/>
+          <w:bCs/>
         </w:rPr>
       </w:pPr>
     </w:p>
@@ -208,7 +445,7 @@
         </w:numPr>
         <w:jc w:val="both"/>
         <w:rPr>
-          <w:rFonts w:ascii="Times New Roman" w:hAnsi="Times New Roman" w:cs="Times New Roman"/>
+          <w:rFonts w:ascii="Arial" w:hAnsi="Arial" w:cs="Arial"/>
           <w:b/>
           <w:bCs/>
           <w:sz w:val="36"/>
@@ -217,99 +454,359 @@
       </w:pPr>
       <w:r>
         <w:rPr>
-          <w:rFonts w:ascii="Times New Roman" w:hAnsi="Times New Roman" w:cs="Times New Roman"/>
+          <w:rFonts w:ascii="Arial" w:hAnsi="Arial" w:cs="Arial"/>
           <w:b/>
           <w:bCs/>
           <w:sz w:val="36"/>
           <w:szCs w:val="36"/>
         </w:rPr>
-        <w:lastRenderedPageBreak/>
-        <w:t>Bevezetés</w:t>
-      </w:r>
-    </w:p>
-    <w:p>
-      <w:pPr>
-        <w:jc w:val="both"/>
-        <w:rPr>
-          <w:rFonts w:ascii="Times New Roman" w:hAnsi="Times New Roman" w:cs="Times New Roman"/>
-        </w:rPr>
-      </w:pPr>
-      <w:r>
-        <w:rPr>
-          <w:rFonts w:ascii="Times New Roman" w:hAnsi="Times New Roman" w:cs="Times New Roman"/>
-        </w:rPr>
-        <w:t xml:space="preserve">A robotverseny 2024 projekt eredetileg </w:t>
-      </w:r>
-      <w:r>
-        <w:rPr>
-          <w:rFonts w:ascii="Times New Roman" w:hAnsi="Times New Roman" w:cs="Times New Roman"/>
-        </w:rPr>
-        <w:t>egy ROS-alapú versenyre készült megoldást valósít meg. Célja, hogy egy autonóm robot különböző szenzoradatok segítségével önállóan tudjon tájékozódni, közlekedni.</w:t>
-      </w:r>
-    </w:p>
-    <w:p>
-      <w:pPr>
-        <w:jc w:val="both"/>
-        <w:rPr>
-          <w:rFonts w:ascii="Times New Roman" w:hAnsi="Times New Roman" w:cs="Times New Roman"/>
-        </w:rPr>
-      </w:pPr>
-      <w:r>
-        <w:rPr>
-          <w:rFonts w:ascii="Times New Roman" w:hAnsi="Times New Roman" w:cs="Times New Roman"/>
-        </w:rPr>
-        <w:t>Jelen dokumentáció azonban nem a működési elveket és a használt robotvezérlési megoldásokat részletezi, hanem kizárólag a kód tesztelésére fókuszál.</w:t>
-      </w:r>
-    </w:p>
-    <w:p>
-      <w:pPr>
-        <w:jc w:val="both"/>
-        <w:rPr>
-          <w:rFonts w:ascii="Times New Roman" w:hAnsi="Times New Roman" w:cs="Times New Roman"/>
-        </w:rPr>
-      </w:pPr>
-      <w:r>
-        <w:rPr>
-          <w:rFonts w:ascii="Times New Roman" w:hAnsi="Times New Roman" w:cs="Times New Roman"/>
-        </w:rPr>
-        <w:t xml:space="preserve">A célja annak bemutatása, hogy a projekt egyes Python unit tesztjei, a C++ unit teszt, a ROS integrációs tesztek, valamint a teljes rendszerteszt milyen részeket ellenőriznek, hogyan futtathatók, és milyen viselkedést </w:t>
-      </w:r>
-      <w:proofErr w:type="spellStart"/>
-      <w:r>
-        <w:rPr>
-          <w:rFonts w:ascii="Times New Roman" w:hAnsi="Times New Roman" w:cs="Times New Roman"/>
-        </w:rPr>
-        <w:t>validálnak</w:t>
-      </w:r>
-      <w:proofErr w:type="spellEnd"/>
-      <w:r>
-        <w:rPr>
-          <w:rFonts w:ascii="Times New Roman" w:hAnsi="Times New Roman" w:cs="Times New Roman"/>
-        </w:rPr>
-        <w:t>. A dokumentum így a kód megbízhatóságát biztosító tesztelési folyamatot írja le, nem pedig a teljes autonóm vezérlési logikát.</w:t>
-      </w:r>
+        <w:t>Python unit tesztek</w:t>
+      </w:r>
+    </w:p>
+    <w:p>
+      <w:pPr>
+        <w:jc w:val="both"/>
+        <w:rPr>
+          <w:rFonts w:ascii="Arial" w:hAnsi="Arial" w:cs="Arial"/>
+        </w:rPr>
+      </w:pPr>
+      <w:r>
+        <w:rPr>
+          <w:rFonts w:ascii="Arial" w:hAnsi="Arial" w:cs="Arial"/>
+        </w:rPr>
+        <w:t>A Python unit tesztek célja, hogy gyorsan és megbízhatóan visszajelzést adjanak arról, hogy a vezérlési logika matematikailag és viselkedésben helyes maradt-e módosítás után. Ezek a tesztek nem teljes ROS rendszert indítanak, hanem mockolt környezetben, izoláltan ellenőrzik a kulcsfüggvényeket. A mockolt adatok lényege, hogy a tesztek ne a teljes ROS rendszertől függjenek, hanem anélkül könnyedén futtathatóak legyenek.</w:t>
+      </w:r>
+    </w:p>
+    <w:p>
+      <w:pPr>
+        <w:pStyle w:val="Listaszerbekezds"/>
+        <w:ind w:left="360"/>
+        <w:jc w:val="both"/>
+        <w:rPr>
+          <w:rFonts w:ascii="Arial" w:hAnsi="Arial" w:cs="Arial"/>
+        </w:rPr>
+      </w:pPr>
+    </w:p>
+    <w:p>
+      <w:pPr>
+        <w:jc w:val="both"/>
+        <w:rPr>
+          <w:rFonts w:ascii="Arial" w:hAnsi="Arial" w:cs="Arial"/>
+        </w:rPr>
+      </w:pPr>
+      <w:r>
+        <w:rPr>
+          <w:rFonts w:ascii="Arial" w:hAnsi="Arial" w:cs="Arial"/>
+        </w:rPr>
+        <w:t>Mit jelent a mockolt adat:</w:t>
+      </w:r>
+    </w:p>
+    <w:p>
+      <w:pPr>
+        <w:pStyle w:val="Listaszerbekezds"/>
+        <w:numPr>
+          <w:ilvl w:val="0"/>
+          <w:numId w:val="10"/>
+        </w:numPr>
+        <w:jc w:val="both"/>
+        <w:rPr>
+          <w:rFonts w:ascii="Arial" w:hAnsi="Arial" w:cs="Arial"/>
+        </w:rPr>
+      </w:pPr>
+      <w:r>
+        <w:rPr>
+          <w:rFonts w:ascii="Arial" w:hAnsi="Arial" w:cs="Arial"/>
+        </w:rPr>
+        <w:t>Nem valódi szenzor vagy ROS node küld üzenetet, hanem egy egyszerű Python objektum ugyanazokkal a mezőkkel.</w:t>
+      </w:r>
+    </w:p>
+    <w:p>
+      <w:pPr>
+        <w:pStyle w:val="Listaszerbekezds"/>
+        <w:numPr>
+          <w:ilvl w:val="0"/>
+          <w:numId w:val="10"/>
+        </w:numPr>
+        <w:jc w:val="both"/>
+        <w:rPr>
+          <w:rFonts w:ascii="Arial" w:hAnsi="Arial" w:cs="Arial"/>
+        </w:rPr>
+      </w:pPr>
+      <w:r>
+        <w:rPr>
+          <w:rFonts w:ascii="Arial" w:hAnsi="Arial" w:cs="Arial"/>
+        </w:rPr>
+        <w:t>Nem valódi publisher küld topicra, hanem egy ál objektum eltárolja, a küldött információt</w:t>
+      </w:r>
+    </w:p>
+    <w:p>
+      <w:pPr>
+        <w:pStyle w:val="Listaszerbekezds"/>
+        <w:numPr>
+          <w:ilvl w:val="0"/>
+          <w:numId w:val="10"/>
+        </w:numPr>
+        <w:jc w:val="both"/>
+        <w:rPr>
+          <w:rFonts w:ascii="Arial" w:hAnsi="Arial" w:cs="Arial"/>
+        </w:rPr>
+      </w:pPr>
+      <w:r>
+        <w:rPr>
+          <w:rFonts w:ascii="Arial" w:hAnsi="Arial" w:cs="Arial"/>
+        </w:rPr>
+        <w:t>Nem valódi tf transzformáció fut, hanem előre beállított visszatérési érték vagy hiba.</w:t>
+      </w:r>
+    </w:p>
+    <w:p>
+      <w:pPr>
+        <w:pStyle w:val="Listaszerbekezds"/>
+        <w:ind w:left="360"/>
+        <w:jc w:val="both"/>
+        <w:rPr>
+          <w:rFonts w:ascii="Arial" w:hAnsi="Arial" w:cs="Arial"/>
+        </w:rPr>
+      </w:pPr>
+    </w:p>
+    <w:p>
+      <w:pPr>
+        <w:jc w:val="both"/>
+        <w:rPr>
+          <w:rFonts w:ascii="Arial" w:hAnsi="Arial" w:cs="Arial"/>
+        </w:rPr>
+      </w:pPr>
+      <w:r>
+        <w:rPr>
+          <w:rFonts w:ascii="Arial" w:hAnsi="Arial" w:cs="Arial"/>
+        </w:rPr>
+        <w:t>Tesztek felhasználása a gyakorlatban:</w:t>
+      </w:r>
+    </w:p>
+    <w:p>
+      <w:pPr>
+        <w:pStyle w:val="Listaszerbekezds"/>
+        <w:numPr>
+          <w:ilvl w:val="0"/>
+          <w:numId w:val="9"/>
+        </w:numPr>
+        <w:jc w:val="both"/>
+        <w:rPr>
+          <w:rFonts w:ascii="Arial" w:hAnsi="Arial" w:cs="Arial"/>
+        </w:rPr>
+      </w:pPr>
+      <w:r>
+        <w:rPr>
+          <w:rFonts w:ascii="Arial" w:hAnsi="Arial" w:cs="Arial"/>
+        </w:rPr>
+        <w:t>Korai hibafogás: egy refaktor vagy paraméter-módosítás után azonnal látszik, ha sérült a logika.</w:t>
+      </w:r>
+    </w:p>
+    <w:p>
+      <w:pPr>
+        <w:pStyle w:val="Listaszerbekezds"/>
+        <w:numPr>
+          <w:ilvl w:val="0"/>
+          <w:numId w:val="9"/>
+        </w:numPr>
+        <w:jc w:val="both"/>
+        <w:rPr>
+          <w:rFonts w:ascii="Arial" w:hAnsi="Arial" w:cs="Arial"/>
+        </w:rPr>
+      </w:pPr>
+      <w:r>
+        <w:rPr>
+          <w:rFonts w:ascii="Arial" w:hAnsi="Arial" w:cs="Arial"/>
+        </w:rPr>
+        <w:t>Regresszióvédelem: a már javított hibák ne jöjjenek vissza.</w:t>
+      </w:r>
+    </w:p>
+    <w:p>
+      <w:pPr>
+        <w:pStyle w:val="Listaszerbekezds"/>
+        <w:numPr>
+          <w:ilvl w:val="0"/>
+          <w:numId w:val="9"/>
+        </w:numPr>
+        <w:jc w:val="both"/>
+        <w:rPr>
+          <w:rFonts w:ascii="Arial" w:hAnsi="Arial" w:cs="Arial"/>
+        </w:rPr>
+      </w:pPr>
+      <w:r>
+        <w:rPr>
+          <w:rFonts w:ascii="Arial" w:hAnsi="Arial" w:cs="Arial"/>
+        </w:rPr>
+        <w:t>Gyors fejlesztési ciklus: másodpercek alatt lefutnak, ezért gyakran futtathatók.</w:t>
+      </w:r>
+    </w:p>
+    <w:p>
+      <w:pPr>
+        <w:pStyle w:val="Listaszerbekezds"/>
+        <w:numPr>
+          <w:ilvl w:val="0"/>
+          <w:numId w:val="9"/>
+        </w:numPr>
+        <w:jc w:val="both"/>
+        <w:rPr>
+          <w:rFonts w:ascii="Arial" w:hAnsi="Arial" w:cs="Arial"/>
+        </w:rPr>
+      </w:pPr>
+      <w:r>
+        <w:rPr>
+          <w:rFonts w:ascii="Arial" w:hAnsi="Arial" w:cs="Arial"/>
+        </w:rPr>
+        <w:t>Biztonságos kísérletezés: PID és követési algoritmus finomhangolása kisebb kockázattal.</w:t>
+      </w:r>
+    </w:p>
+    <w:p>
+      <w:pPr>
+        <w:ind w:left="720"/>
+        <w:jc w:val="both"/>
+        <w:rPr>
+          <w:rFonts w:ascii="Arial" w:hAnsi="Arial" w:cs="Arial"/>
+        </w:rPr>
+      </w:pPr>
+    </w:p>
+    <w:p>
+      <w:pPr>
+        <w:jc w:val="both"/>
+        <w:rPr>
+          <w:rFonts w:ascii="Arial" w:hAnsi="Arial" w:cs="Arial"/>
+        </w:rPr>
+      </w:pPr>
+      <w:r>
+        <w:rPr>
+          <w:rFonts w:ascii="Arial" w:hAnsi="Arial" w:cs="Arial"/>
+        </w:rPr>
+        <w:t>Kapcsolódó fájlok:</w:t>
+      </w:r>
+    </w:p>
+    <w:p>
+      <w:pPr>
+        <w:pStyle w:val="Listaszerbekezds"/>
+        <w:numPr>
+          <w:ilvl w:val="0"/>
+          <w:numId w:val="9"/>
+        </w:numPr>
+        <w:jc w:val="both"/>
+        <w:rPr>
+          <w:rFonts w:ascii="Arial" w:hAnsi="Arial" w:cs="Arial"/>
+        </w:rPr>
+      </w:pPr>
+      <w:r>
+        <w:rPr>
+          <w:rFonts w:ascii="Arial" w:hAnsi="Arial" w:cs="Arial"/>
+        </w:rPr>
+        <w:t>conftest</w:t>
+      </w:r>
+      <w:r>
+        <w:rPr>
+          <w:rFonts w:ascii="Arial" w:hAnsi="Arial" w:cs="Arial"/>
+        </w:rPr>
+        <w:t>.py</w:t>
+      </w:r>
+    </w:p>
+    <w:p>
+      <w:pPr>
+        <w:pStyle w:val="Listaszerbekezds"/>
+        <w:numPr>
+          <w:ilvl w:val="0"/>
+          <w:numId w:val="9"/>
+        </w:numPr>
+        <w:jc w:val="both"/>
+        <w:rPr>
+          <w:rFonts w:ascii="Arial" w:hAnsi="Arial" w:cs="Arial"/>
+        </w:rPr>
+      </w:pPr>
+      <w:r>
+        <w:rPr>
+          <w:rFonts w:ascii="Arial" w:hAnsi="Arial" w:cs="Arial"/>
+        </w:rPr>
+        <w:t>test_control</w:t>
+      </w:r>
+      <w:r>
+        <w:rPr>
+          <w:rFonts w:ascii="Arial" w:hAnsi="Arial" w:cs="Arial"/>
+        </w:rPr>
+        <w:t>.py</w:t>
+      </w:r>
+    </w:p>
+    <w:p>
+      <w:pPr>
+        <w:pStyle w:val="Listaszerbekezds"/>
+        <w:numPr>
+          <w:ilvl w:val="0"/>
+          <w:numId w:val="9"/>
+        </w:numPr>
+        <w:jc w:val="both"/>
+        <w:rPr>
+          <w:rFonts w:ascii="Arial" w:hAnsi="Arial" w:cs="Arial"/>
+        </w:rPr>
+      </w:pPr>
+      <w:r>
+        <w:rPr>
+          <w:rFonts w:ascii="Arial" w:hAnsi="Arial" w:cs="Arial"/>
+        </w:rPr>
+        <w:t>test_pid_error.py</w:t>
+      </w:r>
+    </w:p>
+    <w:p>
+      <w:pPr>
+        <w:pStyle w:val="Listaszerbekezds"/>
+        <w:numPr>
+          <w:ilvl w:val="0"/>
+          <w:numId w:val="9"/>
+        </w:numPr>
+        <w:jc w:val="both"/>
+        <w:rPr>
+          <w:rFonts w:ascii="Arial" w:hAnsi="Arial" w:cs="Arial"/>
+        </w:rPr>
+      </w:pPr>
+      <w:r>
+        <w:rPr>
+          <w:rFonts w:ascii="Arial" w:hAnsi="Arial" w:cs="Arial"/>
+        </w:rPr>
+        <w:t>test_simple_pursuit</w:t>
+      </w:r>
+      <w:r>
+        <w:rPr>
+          <w:rFonts w:ascii="Arial" w:hAnsi="Arial" w:cs="Arial"/>
+        </w:rPr>
+        <w:t>.py</w:t>
+      </w:r>
+    </w:p>
+    <w:p>
+      <w:pPr>
+        <w:ind w:left="720"/>
+        <w:jc w:val="both"/>
+        <w:rPr>
+          <w:rFonts w:ascii="Arial" w:hAnsi="Arial" w:cs="Arial"/>
+        </w:rPr>
+      </w:pPr>
     </w:p>
     <w:p>
       <w:pPr>
         <w:pStyle w:val="Listaszerbekezds"/>
         <w:numPr>
           <w:ilvl w:val="1"/>
-          <w:numId w:val="2"/>
+          <w:numId w:val="11"/>
         </w:numPr>
         <w:jc w:val="both"/>
         <w:rPr>
-          <w:rFonts w:ascii="Times New Roman" w:hAnsi="Times New Roman" w:cs="Times New Roman"/>
-          <w:b/>
-          <w:bCs/>
-        </w:rPr>
-      </w:pPr>
-      <w:r>
-        <w:rPr>
-          <w:rFonts w:ascii="Times New Roman" w:hAnsi="Times New Roman" w:cs="Times New Roman"/>
-          <w:b/>
-          <w:bCs/>
-        </w:rPr>
-        <w:t>A tesztelés célja</w:t>
+          <w:rFonts w:ascii="Arial" w:hAnsi="Arial" w:cs="Arial"/>
+        </w:rPr>
+      </w:pPr>
+      <w:r>
+        <w:rPr>
+          <w:rFonts w:ascii="Arial" w:hAnsi="Arial" w:cs="Arial"/>
+        </w:rPr>
+        <w:t>t</w:t>
+      </w:r>
+      <w:r>
+        <w:rPr>
+          <w:rFonts w:ascii="Arial" w:hAnsi="Arial" w:cs="Arial"/>
+        </w:rPr>
+        <w:t>est_control.py</w:t>
       </w:r>
     </w:p>
     <w:p>
@@ -317,220 +814,2715 @@
         <w:ind w:left="360"/>
         <w:jc w:val="both"/>
         <w:rPr>
-          <w:rFonts w:ascii="Times New Roman" w:hAnsi="Times New Roman" w:cs="Times New Roman"/>
-        </w:rPr>
-      </w:pPr>
-      <w:r>
-        <w:rPr>
-          <w:rFonts w:ascii="Times New Roman" w:hAnsi="Times New Roman" w:cs="Times New Roman"/>
-        </w:rPr>
-        <w:t xml:space="preserve">A tesztelés célja annak ellenőrzése, hogy a projekt egyes részei a várt módon működnek, és a rendszer különböző bemeneti helyzetekben is megbízhatóan viselkedik. Mivel a projekt több különálló komponensből áll, fontos, hogy ne csak a végső működést vizsgáljuk, hanem az egyes modulok helyes számításait, valamint a </w:t>
-      </w:r>
-      <w:proofErr w:type="spellStart"/>
-      <w:r>
-        <w:rPr>
-          <w:rFonts w:ascii="Times New Roman" w:hAnsi="Times New Roman" w:cs="Times New Roman"/>
-        </w:rPr>
-        <w:t>node</w:t>
-      </w:r>
-      <w:proofErr w:type="spellEnd"/>
-      <w:r>
-        <w:rPr>
-          <w:rFonts w:ascii="Times New Roman" w:hAnsi="Times New Roman" w:cs="Times New Roman"/>
-        </w:rPr>
-        <w:t>-ok közötti kommunikációt is. A tesztek segítségével kiszűrhetők az üzenetkezelési problémák és a szélső esetekből adódó eltérések is.</w:t>
+          <w:rFonts w:ascii="Arial" w:hAnsi="Arial" w:cs="Arial"/>
+        </w:rPr>
+      </w:pPr>
+      <w:r>
+        <w:rPr>
+          <w:rFonts w:ascii="Arial" w:hAnsi="Arial" w:cs="Arial"/>
+        </w:rPr>
+        <w:t>Tesztek száma: 13</w:t>
+      </w:r>
+    </w:p>
+    <w:p>
+      <w:pPr>
+        <w:ind w:left="360"/>
+        <w:jc w:val="both"/>
+        <w:rPr>
+          <w:rFonts w:ascii="Arial" w:hAnsi="Arial" w:cs="Arial"/>
+        </w:rPr>
+      </w:pPr>
+      <w:r>
+        <w:rPr>
+          <w:rFonts w:ascii="Arial" w:hAnsi="Arial" w:cs="Arial"/>
+        </w:rPr>
+        <w:lastRenderedPageBreak/>
+        <w:t>A PID szabályzó viselkedéseit ellenőrzi:</w:t>
       </w:r>
     </w:p>
     <w:p>
       <w:pPr>
         <w:pStyle w:val="Listaszerbekezds"/>
         <w:numPr>
-          <w:ilvl w:val="1"/>
-          <w:numId w:val="2"/>
+          <w:ilvl w:val="0"/>
+          <w:numId w:val="4"/>
         </w:numPr>
         <w:jc w:val="both"/>
         <w:rPr>
-          <w:rFonts w:ascii="Times New Roman" w:hAnsi="Times New Roman" w:cs="Times New Roman"/>
-          <w:b/>
-          <w:bCs/>
-        </w:rPr>
-      </w:pPr>
-      <w:r>
-        <w:rPr>
-          <w:rFonts w:ascii="Times New Roman" w:hAnsi="Times New Roman" w:cs="Times New Roman"/>
-          <w:b/>
-          <w:bCs/>
-        </w:rPr>
-        <w:t>Tesztstruktúra</w:t>
-      </w:r>
-    </w:p>
-    <w:p>
-      <w:pPr>
+          <w:rFonts w:ascii="Arial" w:hAnsi="Arial" w:cs="Arial"/>
+        </w:rPr>
+      </w:pPr>
+      <w:r>
+        <w:rPr>
+          <w:rFonts w:ascii="Arial" w:hAnsi="Arial" w:cs="Arial"/>
+        </w:rPr>
+        <w:t>Lineáris és szögsebességek helyes számítása</w:t>
+      </w:r>
+    </w:p>
+    <w:p>
+      <w:pPr>
+        <w:pStyle w:val="Listaszerbekezds"/>
+        <w:numPr>
+          <w:ilvl w:val="0"/>
+          <w:numId w:val="4"/>
+        </w:numPr>
+        <w:jc w:val="both"/>
+        <w:rPr>
+          <w:rFonts w:ascii="Arial" w:hAnsi="Arial" w:cs="Arial"/>
+        </w:rPr>
+      </w:pPr>
+      <w:r>
+        <w:rPr>
+          <w:rFonts w:ascii="Arial" w:hAnsi="Arial" w:cs="Arial"/>
+        </w:rPr>
+        <w:t>Simple és non-simple mód logikája</w:t>
+      </w:r>
+    </w:p>
+    <w:p>
+      <w:pPr>
+        <w:pStyle w:val="Listaszerbekezds"/>
+        <w:numPr>
+          <w:ilvl w:val="0"/>
+          <w:numId w:val="4"/>
+        </w:numPr>
+        <w:jc w:val="both"/>
+        <w:rPr>
+          <w:rFonts w:ascii="Arial" w:hAnsi="Arial" w:cs="Arial"/>
+        </w:rPr>
+      </w:pPr>
+      <w:r>
+        <w:rPr>
+          <w:rFonts w:ascii="Arial" w:hAnsi="Arial" w:cs="Arial"/>
+        </w:rPr>
+        <w:t>Sebesség- és szögkorlátok</w:t>
+      </w:r>
+    </w:p>
+    <w:p>
+      <w:pPr>
+        <w:pStyle w:val="Listaszerbekezds"/>
+        <w:numPr>
+          <w:ilvl w:val="0"/>
+          <w:numId w:val="4"/>
+        </w:numPr>
+        <w:jc w:val="both"/>
+        <w:rPr>
+          <w:rFonts w:ascii="Arial" w:hAnsi="Arial" w:cs="Arial"/>
+        </w:rPr>
+      </w:pPr>
+      <w:r>
+        <w:rPr>
+          <w:rFonts w:ascii="Arial" w:hAnsi="Arial" w:cs="Arial"/>
+        </w:rPr>
+        <w:t>Állapot kezelés</w:t>
+      </w:r>
+    </w:p>
+    <w:tbl>
+      <w:tblPr>
+        <w:tblStyle w:val="Rcsostblzat"/>
+        <w:tblW w:w="0" w:type="auto"/>
+        <w:tblLook w:val="04A0" w:firstRow="1" w:lastRow="0" w:firstColumn="1" w:lastColumn="0" w:noHBand="0" w:noVBand="1"/>
+      </w:tblPr>
+      <w:tblGrid>
+        <w:gridCol w:w="6835"/>
+        <w:gridCol w:w="2227"/>
+      </w:tblGrid>
+      <w:tr>
+        <w:tc>
+          <w:tcPr>
+            <w:tcW w:w="4531" w:type="dxa"/>
+          </w:tcPr>
+          <w:p>
+            <w:pPr>
+              <w:jc w:val="both"/>
+              <w:rPr>
+                <w:rFonts w:ascii="Arial" w:hAnsi="Arial" w:cs="Arial"/>
+              </w:rPr>
+            </w:pPr>
+            <w:r>
+              <w:rPr>
+                <w:rFonts w:ascii="Arial" w:hAnsi="Arial" w:cs="Arial"/>
+              </w:rPr>
+              <w:t>Teszt</w:t>
+            </w:r>
+          </w:p>
+        </w:tc>
+        <w:tc>
+          <w:tcPr>
+            <w:tcW w:w="4531" w:type="dxa"/>
+          </w:tcPr>
+          <w:p>
+            <w:pPr>
+              <w:jc w:val="both"/>
+              <w:rPr>
+                <w:rFonts w:ascii="Arial" w:hAnsi="Arial" w:cs="Arial"/>
+              </w:rPr>
+            </w:pPr>
+            <w:r>
+              <w:rPr>
+                <w:rFonts w:ascii="Arial" w:hAnsi="Arial" w:cs="Arial"/>
+              </w:rPr>
+              <w:t>Ellenőrzött folyamat</w:t>
+            </w:r>
+          </w:p>
+        </w:tc>
+      </w:tr>
+      <w:tr>
+        <w:tc>
+          <w:tcPr>
+            <w:tcW w:w="4531" w:type="dxa"/>
+          </w:tcPr>
+          <w:p>
+            <w:pPr>
+              <w:jc w:val="both"/>
+              <w:rPr>
+                <w:rFonts w:ascii="Arial" w:hAnsi="Arial" w:cs="Arial"/>
+              </w:rPr>
+            </w:pPr>
+            <w:r>
+              <w:rPr>
+                <w:rFonts w:ascii="Arial" w:hAnsi="Arial" w:cs="Arial"/>
+              </w:rPr>
+              <w:t>test_zero_error_simple_mode</w:t>
+            </w:r>
+          </w:p>
+        </w:tc>
+        <w:tc>
+          <w:tcPr>
+            <w:tcW w:w="4531" w:type="dxa"/>
+          </w:tcPr>
+          <w:p>
+            <w:pPr>
+              <w:jc w:val="both"/>
+              <w:rPr>
+                <w:rFonts w:ascii="Arial" w:hAnsi="Arial" w:cs="Arial"/>
+              </w:rPr>
+            </w:pPr>
+            <w:r>
+              <w:rPr>
+                <w:rFonts w:ascii="Arial" w:hAnsi="Arial" w:cs="Arial"/>
+              </w:rPr>
+              <w:t>Amikor nincs hiba a szenzoradatban, a robot egyenesen megy előre, nem kanyarodik</w:t>
+            </w:r>
+          </w:p>
+          <w:p>
+            <w:pPr>
+              <w:jc w:val="both"/>
+              <w:rPr>
+                <w:rFonts w:ascii="Arial" w:hAnsi="Arial" w:cs="Arial"/>
+              </w:rPr>
+            </w:pPr>
+          </w:p>
+        </w:tc>
+      </w:tr>
+      <w:tr>
+        <w:tc>
+          <w:tcPr>
+            <w:tcW w:w="4531" w:type="dxa"/>
+          </w:tcPr>
+          <w:p>
+            <w:pPr>
+              <w:jc w:val="both"/>
+              <w:rPr>
+                <w:rFonts w:ascii="Arial" w:hAnsi="Arial" w:cs="Arial"/>
+              </w:rPr>
+            </w:pPr>
+            <w:r>
+              <w:rPr>
+                <w:rFonts w:ascii="Arial" w:hAnsi="Arial" w:cs="Arial"/>
+              </w:rPr>
+              <w:t>test_negative_error_simple_mode</w:t>
+            </w:r>
+          </w:p>
+          <w:p>
+            <w:pPr>
+              <w:jc w:val="both"/>
+              <w:rPr>
+                <w:rFonts w:ascii="Arial" w:hAnsi="Arial" w:cs="Arial"/>
+              </w:rPr>
+            </w:pPr>
+          </w:p>
+        </w:tc>
+        <w:tc>
+          <w:tcPr>
+            <w:tcW w:w="4531" w:type="dxa"/>
+          </w:tcPr>
+          <w:p>
+            <w:pPr>
+              <w:jc w:val="both"/>
+              <w:rPr>
+                <w:rFonts w:ascii="Arial" w:hAnsi="Arial" w:cs="Arial"/>
+              </w:rPr>
+            </w:pPr>
+            <w:r>
+              <w:rPr>
+                <w:rFonts w:ascii="Arial" w:hAnsi="Arial" w:cs="Arial"/>
+              </w:rPr>
+              <w:t>Negatív hibaérték (robot balra van tolódva) jobbra húzza a kormányt, és a fordulás mértéke megegyezik a hibával</w:t>
+            </w:r>
+          </w:p>
+          <w:p>
+            <w:pPr>
+              <w:jc w:val="both"/>
+              <w:rPr>
+                <w:rFonts w:ascii="Arial" w:hAnsi="Arial" w:cs="Arial"/>
+              </w:rPr>
+            </w:pPr>
+          </w:p>
+        </w:tc>
+      </w:tr>
+      <w:tr>
+        <w:tc>
+          <w:tcPr>
+            <w:tcW w:w="4531" w:type="dxa"/>
+          </w:tcPr>
+          <w:p>
+            <w:pPr>
+              <w:jc w:val="both"/>
+              <w:rPr>
+                <w:rFonts w:ascii="Arial" w:hAnsi="Arial" w:cs="Arial"/>
+              </w:rPr>
+            </w:pPr>
+            <w:r>
+              <w:rPr>
+                <w:rFonts w:ascii="Arial" w:hAnsi="Arial" w:cs="Arial"/>
+              </w:rPr>
+              <w:t>test_velocity_limit_high</w:t>
+            </w:r>
+          </w:p>
+          <w:p>
+            <w:pPr>
+              <w:jc w:val="both"/>
+              <w:rPr>
+                <w:rFonts w:ascii="Arial" w:hAnsi="Arial" w:cs="Arial"/>
+              </w:rPr>
+            </w:pPr>
+          </w:p>
+        </w:tc>
+        <w:tc>
+          <w:tcPr>
+            <w:tcW w:w="4531" w:type="dxa"/>
+          </w:tcPr>
+          <w:p>
+            <w:pPr>
+              <w:jc w:val="both"/>
+              <w:rPr>
+                <w:rFonts w:ascii="Arial" w:hAnsi="Arial" w:cs="Arial"/>
+              </w:rPr>
+            </w:pPr>
+            <w:r>
+              <w:rPr>
+                <w:rFonts w:ascii="Arial" w:hAnsi="Arial" w:cs="Arial"/>
+              </w:rPr>
+              <w:t>Ha a sebesség parancs túl nagy, akkor a maximális lehetséges sebességre korlátozódik</w:t>
+            </w:r>
+          </w:p>
+        </w:tc>
+      </w:tr>
+      <w:tr>
+        <w:tc>
+          <w:tcPr>
+            <w:tcW w:w="4531" w:type="dxa"/>
+          </w:tcPr>
+          <w:p>
+            <w:pPr>
+              <w:jc w:val="both"/>
+              <w:rPr>
+                <w:rFonts w:ascii="Arial" w:hAnsi="Arial" w:cs="Arial"/>
+              </w:rPr>
+            </w:pPr>
+            <w:r>
+              <w:rPr>
+                <w:rFonts w:ascii="Arial" w:hAnsi="Arial" w:cs="Arial"/>
+              </w:rPr>
+              <w:t>test_velocity_limit_low</w:t>
+            </w:r>
+          </w:p>
+          <w:p>
+            <w:pPr>
+              <w:jc w:val="both"/>
+              <w:rPr>
+                <w:rFonts w:ascii="Arial" w:hAnsi="Arial" w:cs="Arial"/>
+              </w:rPr>
+            </w:pPr>
+          </w:p>
+        </w:tc>
+        <w:tc>
+          <w:tcPr>
+            <w:tcW w:w="4531" w:type="dxa"/>
+          </w:tcPr>
+          <w:p>
+            <w:pPr>
+              <w:jc w:val="both"/>
+              <w:rPr>
+                <w:rFonts w:ascii="Arial" w:hAnsi="Arial" w:cs="Arial"/>
+              </w:rPr>
+            </w:pPr>
+            <w:r>
+              <w:rPr>
+                <w:rFonts w:ascii="Arial" w:hAnsi="Arial" w:cs="Arial"/>
+              </w:rPr>
+              <w:t>Ha a sebesség parancs negatív vagy túl kicsi, akkor nullára csökken (robot nem mehet hátra)</w:t>
+            </w:r>
+          </w:p>
+        </w:tc>
+      </w:tr>
+      <w:tr>
+        <w:tc>
+          <w:tcPr>
+            <w:tcW w:w="4531" w:type="dxa"/>
+          </w:tcPr>
+          <w:p>
+            <w:pPr>
+              <w:jc w:val="both"/>
+              <w:rPr>
+                <w:rFonts w:ascii="Arial" w:hAnsi="Arial" w:cs="Arial"/>
+              </w:rPr>
+            </w:pPr>
+            <w:r>
+              <w:rPr>
+                <w:rFonts w:ascii="Arial" w:hAnsi="Arial" w:cs="Arial"/>
+              </w:rPr>
+              <w:t>test_positive_error_non_simple_mode</w:t>
+            </w:r>
+          </w:p>
+          <w:p>
+            <w:pPr>
+              <w:jc w:val="both"/>
+              <w:rPr>
+                <w:rFonts w:ascii="Arial" w:hAnsi="Arial" w:cs="Arial"/>
+              </w:rPr>
+            </w:pPr>
+          </w:p>
+        </w:tc>
+        <w:tc>
+          <w:tcPr>
+            <w:tcW w:w="4531" w:type="dxa"/>
+          </w:tcPr>
+          <w:p>
+            <w:pPr>
+              <w:jc w:val="both"/>
+              <w:rPr>
+                <w:rFonts w:ascii="Arial" w:hAnsi="Arial" w:cs="Arial"/>
+              </w:rPr>
+            </w:pPr>
+            <w:r>
+              <w:rPr>
+                <w:rFonts w:ascii="Arial" w:hAnsi="Arial" w:cs="Arial"/>
+              </w:rPr>
+              <w:t>Non-simple módban más sebesség-szabályozás működik: a hiba közvetlenül hat a kormányzásra, de a sebesség másképp számolódik</w:t>
+            </w:r>
+          </w:p>
+        </w:tc>
+      </w:tr>
+      <w:tr>
+        <w:tc>
+          <w:tcPr>
+            <w:tcW w:w="4531" w:type="dxa"/>
+          </w:tcPr>
+          <w:p>
+            <w:pPr>
+              <w:jc w:val="both"/>
+              <w:rPr>
+                <w:rFonts w:ascii="Arial" w:hAnsi="Arial" w:cs="Arial"/>
+              </w:rPr>
+            </w:pPr>
+            <w:r>
+              <w:rPr>
+                <w:rFonts w:ascii="Arial" w:hAnsi="Arial" w:cs="Arial"/>
+              </w:rPr>
+              <w:t>test_prev_error_tracking</w:t>
+            </w:r>
+          </w:p>
+          <w:p>
+            <w:pPr>
+              <w:jc w:val="both"/>
+              <w:rPr>
+                <w:rFonts w:ascii="Arial" w:hAnsi="Arial" w:cs="Arial"/>
+              </w:rPr>
+            </w:pPr>
+          </w:p>
+        </w:tc>
+        <w:tc>
+          <w:tcPr>
+            <w:tcW w:w="4531" w:type="dxa"/>
+          </w:tcPr>
+          <w:p>
+            <w:pPr>
+              <w:jc w:val="both"/>
+              <w:rPr>
+                <w:rFonts w:ascii="Arial" w:hAnsi="Arial" w:cs="Arial"/>
+              </w:rPr>
+            </w:pPr>
+            <w:r>
+              <w:rPr>
+                <w:rFonts w:ascii="Arial" w:hAnsi="Arial" w:cs="Arial"/>
+              </w:rPr>
+              <w:t>A kontrollerek állapota  helyesen frissül a sorozatos hívások között</w:t>
+            </w:r>
+          </w:p>
+        </w:tc>
+      </w:tr>
+      <w:tr>
+        <w:tc>
+          <w:tcPr>
+            <w:tcW w:w="4531" w:type="dxa"/>
+          </w:tcPr>
+          <w:p>
+            <w:pPr>
+              <w:jc w:val="both"/>
+              <w:rPr>
+                <w:rFonts w:ascii="Arial" w:hAnsi="Arial" w:cs="Arial"/>
+              </w:rPr>
+            </w:pPr>
+            <w:r>
+              <w:rPr>
+                <w:rFonts w:ascii="Arial" w:hAnsi="Arial" w:cs="Arial"/>
+              </w:rPr>
+              <w:lastRenderedPageBreak/>
+              <w:t>test_angle_limit_positive_non_simple</w:t>
+            </w:r>
+          </w:p>
+          <w:p>
+            <w:pPr>
+              <w:jc w:val="both"/>
+              <w:rPr>
+                <w:rFonts w:ascii="Arial" w:hAnsi="Arial" w:cs="Arial"/>
+              </w:rPr>
+            </w:pPr>
+          </w:p>
+        </w:tc>
+        <w:tc>
+          <w:tcPr>
+            <w:tcW w:w="4531" w:type="dxa"/>
+          </w:tcPr>
+          <w:p>
+            <w:pPr>
+              <w:jc w:val="both"/>
+              <w:rPr>
+                <w:rFonts w:ascii="Arial" w:hAnsi="Arial" w:cs="Arial"/>
+              </w:rPr>
+            </w:pPr>
+            <w:r>
+              <w:rPr>
+                <w:rFonts w:ascii="Arial" w:hAnsi="Arial" w:cs="Arial"/>
+              </w:rPr>
+              <w:t>A kormányzási szög nem lépheti át a pozitív irányú maximális korlátot (körülbelül 30 fokig)</w:t>
+            </w:r>
+          </w:p>
+        </w:tc>
+      </w:tr>
+      <w:tr>
+        <w:tc>
+          <w:tcPr>
+            <w:tcW w:w="4531" w:type="dxa"/>
+          </w:tcPr>
+          <w:p>
+            <w:pPr>
+              <w:jc w:val="both"/>
+              <w:rPr>
+                <w:rFonts w:ascii="Arial" w:hAnsi="Arial" w:cs="Arial"/>
+              </w:rPr>
+            </w:pPr>
+            <w:r>
+              <w:rPr>
+                <w:rFonts w:ascii="Arial" w:hAnsi="Arial" w:cs="Arial"/>
+              </w:rPr>
+              <w:t>test_angle_limit_negative_non_simple</w:t>
+            </w:r>
+          </w:p>
+          <w:p>
+            <w:pPr>
+              <w:jc w:val="both"/>
+              <w:rPr>
+                <w:rFonts w:ascii="Arial" w:hAnsi="Arial" w:cs="Arial"/>
+              </w:rPr>
+            </w:pPr>
+          </w:p>
+        </w:tc>
+        <w:tc>
+          <w:tcPr>
+            <w:tcW w:w="4531" w:type="dxa"/>
+          </w:tcPr>
+          <w:p>
+            <w:pPr>
+              <w:jc w:val="both"/>
+              <w:rPr>
+                <w:rFonts w:ascii="Arial" w:hAnsi="Arial" w:cs="Arial"/>
+              </w:rPr>
+            </w:pPr>
+            <w:r>
+              <w:rPr>
+                <w:rFonts w:ascii="Arial" w:hAnsi="Arial" w:cs="Arial"/>
+              </w:rPr>
+              <w:t>A kormányzási szög nem lépheti át a negatív irányú maximális korlátot (körülbelül -30 fokig)</w:t>
+            </w:r>
+          </w:p>
+        </w:tc>
+      </w:tr>
+      <w:tr>
+        <w:tc>
+          <w:tcPr>
+            <w:tcW w:w="4531" w:type="dxa"/>
+          </w:tcPr>
+          <w:p>
+            <w:pPr>
+              <w:jc w:val="both"/>
+              <w:rPr>
+                <w:rFonts w:ascii="Arial" w:hAnsi="Arial" w:cs="Arial"/>
+              </w:rPr>
+            </w:pPr>
+            <w:r>
+              <w:rPr>
+                <w:rFonts w:ascii="Arial" w:hAnsi="Arial" w:cs="Arial"/>
+              </w:rPr>
+              <w:t>test_small_angle_high_velocity_non_simple</w:t>
+            </w:r>
+          </w:p>
+          <w:p>
+            <w:pPr>
+              <w:jc w:val="both"/>
+              <w:rPr>
+                <w:rFonts w:ascii="Arial" w:hAnsi="Arial" w:cs="Arial"/>
+              </w:rPr>
+            </w:pPr>
+          </w:p>
+        </w:tc>
+        <w:tc>
+          <w:tcPr>
+            <w:tcW w:w="4531" w:type="dxa"/>
+          </w:tcPr>
+          <w:p>
+            <w:pPr>
+              <w:jc w:val="both"/>
+              <w:rPr>
+                <w:rFonts w:ascii="Arial" w:hAnsi="Arial" w:cs="Arial"/>
+              </w:rPr>
+            </w:pPr>
+            <w:r>
+              <w:rPr>
+                <w:rFonts w:ascii="Arial" w:hAnsi="Arial" w:cs="Arial"/>
+              </w:rPr>
+              <w:t>Amikor a fordulási szög nagyon kicsi, a robot gyorsabban mehet, mert az útja közel egyenes</w:t>
+            </w:r>
+          </w:p>
+        </w:tc>
+      </w:tr>
+      <w:tr>
+        <w:tc>
+          <w:tcPr>
+            <w:tcW w:w="4531" w:type="dxa"/>
+          </w:tcPr>
+          <w:p>
+            <w:pPr>
+              <w:jc w:val="both"/>
+              <w:rPr>
+                <w:rFonts w:ascii="Arial" w:hAnsi="Arial" w:cs="Arial"/>
+              </w:rPr>
+            </w:pPr>
+            <w:r>
+              <w:rPr>
+                <w:rFonts w:ascii="Arial" w:hAnsi="Arial" w:cs="Arial"/>
+              </w:rPr>
+              <w:t>test_velocity_limit_high_non_simple</w:t>
+            </w:r>
+          </w:p>
+          <w:p>
+            <w:pPr>
+              <w:jc w:val="both"/>
+              <w:rPr>
+                <w:rFonts w:ascii="Arial" w:hAnsi="Arial" w:cs="Arial"/>
+              </w:rPr>
+            </w:pPr>
+          </w:p>
+        </w:tc>
+        <w:tc>
+          <w:tcPr>
+            <w:tcW w:w="4531" w:type="dxa"/>
+          </w:tcPr>
+          <w:p>
+            <w:pPr>
+              <w:jc w:val="both"/>
+              <w:rPr>
+                <w:rFonts w:ascii="Arial" w:hAnsi="Arial" w:cs="Arial"/>
+              </w:rPr>
+            </w:pPr>
+            <w:r>
+              <w:rPr>
+                <w:rFonts w:ascii="Arial" w:hAnsi="Arial" w:cs="Arial"/>
+              </w:rPr>
+              <w:t>Non-simple módban is van maximális sebesség korlát, még ha nagy fordulást is kell végezni</w:t>
+            </w:r>
+          </w:p>
+        </w:tc>
+      </w:tr>
+      <w:tr>
+        <w:tc>
+          <w:tcPr>
+            <w:tcW w:w="4531" w:type="dxa"/>
+          </w:tcPr>
+          <w:p>
+            <w:pPr>
+              <w:jc w:val="both"/>
+              <w:rPr>
+                <w:rFonts w:ascii="Arial" w:hAnsi="Arial" w:cs="Arial"/>
+              </w:rPr>
+            </w:pPr>
+            <w:r>
+              <w:rPr>
+                <w:rFonts w:ascii="Arial" w:hAnsi="Arial" w:cs="Arial"/>
+              </w:rPr>
+              <w:t>test_non_simple_negative_input_overridden_by_mode_speed</w:t>
+            </w:r>
+          </w:p>
+          <w:p>
+            <w:pPr>
+              <w:jc w:val="both"/>
+              <w:rPr>
+                <w:rFonts w:ascii="Arial" w:hAnsi="Arial" w:cs="Arial"/>
+              </w:rPr>
+            </w:pPr>
+          </w:p>
+        </w:tc>
+        <w:tc>
+          <w:tcPr>
+            <w:tcW w:w="4531" w:type="dxa"/>
+          </w:tcPr>
+          <w:p>
+            <w:pPr>
+              <w:jc w:val="both"/>
+              <w:rPr>
+                <w:rFonts w:ascii="Arial" w:hAnsi="Arial" w:cs="Arial"/>
+              </w:rPr>
+            </w:pPr>
+            <w:r>
+              <w:rPr>
+                <w:rFonts w:ascii="Arial" w:hAnsi="Arial" w:cs="Arial"/>
+              </w:rPr>
+              <w:t>Non-simple módban a sebességszabály felülbírál minden mást: negatív parancsok helyett minimum sebességgel halad</w:t>
+            </w:r>
+          </w:p>
+        </w:tc>
+      </w:tr>
+      <w:tr>
+        <w:tc>
+          <w:tcPr>
+            <w:tcW w:w="4531" w:type="dxa"/>
+          </w:tcPr>
+          <w:p>
+            <w:pPr>
+              <w:jc w:val="both"/>
+              <w:rPr>
+                <w:rFonts w:ascii="Arial" w:hAnsi="Arial" w:cs="Arial"/>
+              </w:rPr>
+            </w:pPr>
+            <w:r>
+              <w:rPr>
+                <w:rFonts w:ascii="Arial" w:hAnsi="Arial" w:cs="Arial"/>
+              </w:rPr>
+              <w:t>test_tiny_velocity_with_error_drops_to_zero</w:t>
+            </w:r>
+          </w:p>
+          <w:p>
+            <w:pPr>
+              <w:jc w:val="both"/>
+              <w:rPr>
+                <w:rFonts w:ascii="Arial" w:hAnsi="Arial" w:cs="Arial"/>
+              </w:rPr>
+            </w:pPr>
+          </w:p>
+        </w:tc>
+        <w:tc>
+          <w:tcPr>
+            <w:tcW w:w="4531" w:type="dxa"/>
+          </w:tcPr>
+          <w:p>
+            <w:pPr>
+              <w:jc w:val="both"/>
+              <w:rPr>
+                <w:rFonts w:ascii="Arial" w:hAnsi="Arial" w:cs="Arial"/>
+              </w:rPr>
+            </w:pPr>
+            <w:r>
+              <w:rPr>
+                <w:rFonts w:ascii="Arial" w:hAnsi="Arial" w:cs="Arial"/>
+              </w:rPr>
+              <w:t>Ha a sebesség nagyon kicsi, a robot gyakorlatilag megáll, még ha van is fordulási parancs</w:t>
+            </w:r>
+          </w:p>
+        </w:tc>
+      </w:tr>
+      <w:tr>
+        <w:tc>
+          <w:tcPr>
+            <w:tcW w:w="4531" w:type="dxa"/>
+          </w:tcPr>
+          <w:p>
+            <w:pPr>
+              <w:jc w:val="both"/>
+              <w:rPr>
+                <w:rFonts w:ascii="Arial" w:hAnsi="Arial" w:cs="Arial"/>
+              </w:rPr>
+            </w:pPr>
+            <w:r>
+              <w:rPr>
+                <w:rFonts w:ascii="Arial" w:hAnsi="Arial" w:cs="Arial"/>
+              </w:rPr>
+              <w:t>test_nan_error_propagates_without_crash</w:t>
+            </w:r>
+          </w:p>
+          <w:p>
+            <w:pPr>
+              <w:jc w:val="both"/>
+              <w:rPr>
+                <w:rFonts w:ascii="Arial" w:hAnsi="Arial" w:cs="Arial"/>
+              </w:rPr>
+            </w:pPr>
+          </w:p>
+        </w:tc>
+        <w:tc>
+          <w:tcPr>
+            <w:tcW w:w="4531" w:type="dxa"/>
+          </w:tcPr>
+          <w:p>
+            <w:pPr>
+              <w:jc w:val="both"/>
+              <w:rPr>
+                <w:rFonts w:ascii="Arial" w:hAnsi="Arial" w:cs="Arial"/>
+              </w:rPr>
+            </w:pPr>
+            <w:r>
+              <w:rPr>
+                <w:rFonts w:ascii="Arial" w:hAnsi="Arial" w:cs="Arial"/>
+              </w:rPr>
+              <w:t>Érvénytelen bemenetek (NaN) nem okoznak összeomlást, a program értelmet védzően kezeli őket</w:t>
+            </w:r>
+          </w:p>
+        </w:tc>
+      </w:tr>
+    </w:tbl>
+    <w:p>
+      <w:pPr>
+        <w:jc w:val="both"/>
+        <w:rPr>
+          <w:rFonts w:ascii="Arial" w:hAnsi="Arial" w:cs="Arial"/>
+        </w:rPr>
+      </w:pPr>
+    </w:p>
+    <w:p>
+      <w:pPr>
+        <w:jc w:val="both"/>
+        <w:rPr>
+          <w:rFonts w:ascii="Arial" w:hAnsi="Arial" w:cs="Arial"/>
+        </w:rPr>
+      </w:pPr>
+      <w:r>
+        <w:rPr>
+          <w:rFonts w:ascii="Arial" w:hAnsi="Arial" w:cs="Arial"/>
+        </w:rPr>
+        <w:t xml:space="preserve">2.2 </w:t>
+      </w:r>
+      <w:r>
+        <w:rPr>
+          <w:rFonts w:ascii="Arial" w:hAnsi="Arial" w:cs="Arial"/>
+        </w:rPr>
+        <w:t>test_pid_error.py</w:t>
+      </w:r>
+    </w:p>
+    <w:p>
+      <w:pPr>
+        <w:pStyle w:val="Listaszerbekezds"/>
         <w:ind w:left="360"/>
         <w:jc w:val="both"/>
         <w:rPr>
-          <w:rFonts w:ascii="Times New Roman" w:hAnsi="Times New Roman" w:cs="Times New Roman"/>
-        </w:rPr>
-      </w:pPr>
-      <w:r>
-        <w:rPr>
-          <w:rFonts w:ascii="Times New Roman" w:hAnsi="Times New Roman" w:cs="Times New Roman"/>
-        </w:rPr>
-        <w:t xml:space="preserve">A projekt tesztjei négy fő csoportba sorolhatók: Python unit tesztekre, C++ unit tesztre, ROS integrációs tesztekre és rendszertesztre. </w:t>
-      </w:r>
-      <w:proofErr w:type="gramStart"/>
-      <w:r>
-        <w:rPr>
-          <w:rFonts w:ascii="Times New Roman" w:hAnsi="Times New Roman" w:cs="Times New Roman"/>
-        </w:rPr>
-        <w:t>A</w:t>
-      </w:r>
-      <w:proofErr w:type="gramEnd"/>
-      <w:r>
-        <w:rPr>
-          <w:rFonts w:ascii="Times New Roman" w:hAnsi="Times New Roman" w:cs="Times New Roman"/>
-        </w:rPr>
-        <w:t xml:space="preserve"> unit tesztek egy-egy függvény vagy kisebb logikai egység működését vizsgálják izoláltan. Az integrációs tesztek már valódi ROS </w:t>
-      </w:r>
-      <w:proofErr w:type="spellStart"/>
-      <w:r>
-        <w:rPr>
-          <w:rFonts w:ascii="Times New Roman" w:hAnsi="Times New Roman" w:cs="Times New Roman"/>
-        </w:rPr>
-        <w:t>node-okat</w:t>
-      </w:r>
-      <w:proofErr w:type="spellEnd"/>
-      <w:r>
-        <w:rPr>
-          <w:rFonts w:ascii="Times New Roman" w:hAnsi="Times New Roman" w:cs="Times New Roman"/>
-        </w:rPr>
-        <w:t xml:space="preserve"> indítanak el, és </w:t>
-      </w:r>
-      <w:proofErr w:type="spellStart"/>
-      <w:r>
-        <w:rPr>
-          <w:rFonts w:ascii="Times New Roman" w:hAnsi="Times New Roman" w:cs="Times New Roman"/>
-        </w:rPr>
-        <w:t>topic</w:t>
-      </w:r>
-      <w:proofErr w:type="spellEnd"/>
-      <w:r>
-        <w:rPr>
-          <w:rFonts w:ascii="Times New Roman" w:hAnsi="Times New Roman" w:cs="Times New Roman"/>
-        </w:rPr>
-        <w:t>-szinten ellenőrzik a kommunikációt. A rendszerteszt pedig a teljes megoldást egyben vizsgálja, vagyis azt ellenőrzi, hogy a különböző komponensek együtt, a várható módon működnek-e.</w:t>
-      </w:r>
-    </w:p>
-    <w:p>
-      <w:pPr>
+          <w:rFonts w:ascii="Arial" w:hAnsi="Arial" w:cs="Arial"/>
+        </w:rPr>
+      </w:pPr>
+    </w:p>
+    <w:p>
+      <w:pPr>
+        <w:jc w:val="both"/>
+        <w:rPr>
+          <w:rFonts w:ascii="Arial" w:hAnsi="Arial" w:cs="Arial"/>
+        </w:rPr>
+      </w:pPr>
+      <w:r>
+        <w:rPr>
+          <w:rFonts w:ascii="Arial" w:hAnsi="Arial" w:cs="Arial"/>
+        </w:rPr>
+        <w:t xml:space="preserve"> </w:t>
+      </w:r>
+    </w:p>
+    <w:p>
+      <w:pPr>
+        <w:pStyle w:val="Listaszerbekezds"/>
         <w:ind w:left="360"/>
         <w:jc w:val="both"/>
         <w:rPr>
-          <w:rFonts w:ascii="Times New Roman" w:hAnsi="Times New Roman" w:cs="Times New Roman"/>
-        </w:rPr>
-      </w:pPr>
-      <w:r>
-        <w:rPr>
-          <w:rFonts w:ascii="Times New Roman" w:hAnsi="Times New Roman" w:cs="Times New Roman"/>
-        </w:rPr>
-        <w:t xml:space="preserve">Ez a felosztás azért hasznos, mert más-más szinten lehet vele hibákat keresni. </w:t>
-      </w:r>
-      <w:proofErr w:type="gramStart"/>
-      <w:r>
-        <w:rPr>
-          <w:rFonts w:ascii="Times New Roman" w:hAnsi="Times New Roman" w:cs="Times New Roman"/>
-        </w:rPr>
-        <w:t>A</w:t>
-      </w:r>
-      <w:proofErr w:type="gramEnd"/>
-      <w:r>
-        <w:rPr>
-          <w:rFonts w:ascii="Times New Roman" w:hAnsi="Times New Roman" w:cs="Times New Roman"/>
-        </w:rPr>
-        <w:t xml:space="preserve"> unit tesztek gyorsan kimutatják a számítási hibákat, az integrációs tesztek az üzenetcsere és a </w:t>
-      </w:r>
-      <w:proofErr w:type="spellStart"/>
-      <w:r>
-        <w:rPr>
-          <w:rFonts w:ascii="Times New Roman" w:hAnsi="Times New Roman" w:cs="Times New Roman"/>
-        </w:rPr>
-        <w:t>node</w:t>
-      </w:r>
-      <w:proofErr w:type="spellEnd"/>
-      <w:r>
-        <w:rPr>
-          <w:rFonts w:ascii="Times New Roman" w:hAnsi="Times New Roman" w:cs="Times New Roman"/>
-        </w:rPr>
-        <w:t>-kapcsolatok problémáit fedik fel, a rendszerteszt pedig azt mutatja meg, hogy az egész vezérlési lánc valódi működés közben is stabilan viselkedik-e.</w:t>
-      </w:r>
-    </w:p>
-    <w:p>
-      <w:pPr>
-        <w:jc w:val="both"/>
-        <w:rPr>
-          <w:rFonts w:ascii="Times New Roman" w:hAnsi="Times New Roman" w:cs="Times New Roman"/>
-          <w:b/>
-          <w:bCs/>
-        </w:rPr>
-      </w:pPr>
-    </w:p>
-    <w:p>
-      <w:pPr>
-        <w:jc w:val="both"/>
-        <w:rPr>
-          <w:rFonts w:ascii="Times New Roman" w:hAnsi="Times New Roman" w:cs="Times New Roman"/>
-          <w:b/>
-          <w:bCs/>
-        </w:rPr>
-      </w:pPr>
-    </w:p>
-    <w:p>
-      <w:pPr>
-        <w:jc w:val="both"/>
-        <w:rPr>
-          <w:rFonts w:ascii="Times New Roman" w:hAnsi="Times New Roman" w:cs="Times New Roman"/>
-          <w:b/>
-          <w:bCs/>
-        </w:rPr>
-      </w:pPr>
-    </w:p>
-    <w:p>
-      <w:pPr>
-        <w:jc w:val="both"/>
-        <w:rPr>
-          <w:rFonts w:ascii="Times New Roman" w:hAnsi="Times New Roman" w:cs="Times New Roman"/>
-          <w:b/>
-          <w:bCs/>
-        </w:rPr>
-      </w:pPr>
-    </w:p>
-    <w:p>
-      <w:pPr>
-        <w:jc w:val="both"/>
-        <w:rPr>
-          <w:rFonts w:ascii="Times New Roman" w:hAnsi="Times New Roman" w:cs="Times New Roman"/>
-          <w:b/>
-          <w:bCs/>
-        </w:rPr>
-      </w:pPr>
-    </w:p>
-    <w:p>
-      <w:pPr>
-        <w:jc w:val="both"/>
-        <w:rPr>
-          <w:rFonts w:ascii="Times New Roman" w:hAnsi="Times New Roman" w:cs="Times New Roman"/>
-          <w:b/>
-          <w:bCs/>
-        </w:rPr>
-      </w:pPr>
-    </w:p>
-    <w:p>
-      <w:pPr>
-        <w:jc w:val="both"/>
-        <w:rPr>
-          <w:rFonts w:ascii="Times New Roman" w:hAnsi="Times New Roman" w:cs="Times New Roman"/>
-          <w:b/>
-          <w:bCs/>
+          <w:rFonts w:ascii="Arial" w:hAnsi="Arial" w:cs="Arial"/>
+        </w:rPr>
+      </w:pPr>
+    </w:p>
+    <w:p>
+      <w:pPr>
+        <w:jc w:val="both"/>
+        <w:rPr>
+          <w:rFonts w:ascii="Arial" w:hAnsi="Arial" w:cs="Arial"/>
+        </w:rPr>
+      </w:pPr>
+      <w:r>
+        <w:rPr>
+          <w:rFonts w:ascii="Arial" w:hAnsi="Arial" w:cs="Arial"/>
+        </w:rPr>
+        <w:t>A LIDAR feldolgozás és falkövetési logika helyességét ellenőrzi</w:t>
+      </w:r>
+      <w:r>
+        <w:rPr>
+          <w:rFonts w:ascii="Arial" w:hAnsi="Arial" w:cs="Arial"/>
+        </w:rPr>
+        <w:t>:</w:t>
+      </w:r>
+    </w:p>
+    <w:p>
+      <w:pPr>
+        <w:pStyle w:val="Listaszerbekezds"/>
+        <w:numPr>
+          <w:ilvl w:val="0"/>
+          <w:numId w:val="4"/>
+        </w:numPr>
+        <w:jc w:val="both"/>
+        <w:rPr>
+          <w:rFonts w:ascii="Arial" w:hAnsi="Arial" w:cs="Arial"/>
+        </w:rPr>
+      </w:pPr>
+      <w:r>
+        <w:rPr>
+          <w:rFonts w:ascii="Arial" w:hAnsi="Arial" w:cs="Arial"/>
+        </w:rPr>
+        <w:t>Távolság konvertálás és szögindexelés</w:t>
+      </w:r>
+    </w:p>
+    <w:p>
+      <w:pPr>
+        <w:pStyle w:val="Listaszerbekezds"/>
+        <w:numPr>
+          <w:ilvl w:val="0"/>
+          <w:numId w:val="4"/>
+        </w:numPr>
+        <w:jc w:val="both"/>
+        <w:rPr>
+          <w:rFonts w:ascii="Arial" w:hAnsi="Arial" w:cs="Arial"/>
+        </w:rPr>
+      </w:pPr>
+      <w:r>
+        <w:rPr>
+          <w:rFonts w:ascii="Arial" w:hAnsi="Arial" w:cs="Arial"/>
+        </w:rPr>
+        <w:t>Szélső értékek kezelése</w:t>
+      </w:r>
+    </w:p>
+    <w:p>
+      <w:pPr>
+        <w:pStyle w:val="Listaszerbekezds"/>
+        <w:numPr>
+          <w:ilvl w:val="0"/>
+          <w:numId w:val="4"/>
+        </w:numPr>
+        <w:jc w:val="both"/>
+        <w:rPr>
+          <w:rFonts w:ascii="Arial" w:hAnsi="Arial" w:cs="Arial"/>
+        </w:rPr>
+      </w:pPr>
+      <w:r>
+        <w:rPr>
+          <w:rFonts w:ascii="Arial" w:hAnsi="Arial" w:cs="Arial"/>
+        </w:rPr>
+        <w:t>Falkövetési hiba számítása</w:t>
+      </w:r>
+    </w:p>
+    <w:p>
+      <w:pPr>
+        <w:pStyle w:val="Listaszerbekezds"/>
+        <w:numPr>
+          <w:ilvl w:val="0"/>
+          <w:numId w:val="4"/>
+        </w:numPr>
+        <w:jc w:val="both"/>
+        <w:rPr>
+          <w:rFonts w:ascii="Arial" w:hAnsi="Arial" w:cs="Arial"/>
+        </w:rPr>
+      </w:pPr>
+      <w:r>
+        <w:rPr>
+          <w:rFonts w:ascii="Arial" w:hAnsi="Arial" w:cs="Arial"/>
+        </w:rPr>
+        <w:t>Sebesség szabályozása</w:t>
+      </w:r>
+    </w:p>
+    <w:p>
+      <w:pPr>
+        <w:pStyle w:val="Listaszerbekezds"/>
+        <w:numPr>
+          <w:ilvl w:val="0"/>
+          <w:numId w:val="4"/>
+        </w:numPr>
+        <w:jc w:val="both"/>
+        <w:rPr>
+          <w:rFonts w:ascii="Arial" w:hAnsi="Arial" w:cs="Arial"/>
+        </w:rPr>
+      </w:pPr>
+      <w:r>
+        <w:rPr>
+          <w:rFonts w:ascii="Arial" w:hAnsi="Arial" w:cs="Arial"/>
+        </w:rPr>
+        <w:t>Középvonal követés trigonometrikus logikája</w:t>
+      </w:r>
+    </w:p>
+    <w:tbl>
+      <w:tblPr>
+        <w:tblStyle w:val="Rcsostblzat"/>
+        <w:tblW w:w="0" w:type="auto"/>
+        <w:tblLook w:val="04A0" w:firstRow="1" w:lastRow="0" w:firstColumn="1" w:lastColumn="0" w:noHBand="0" w:noVBand="1"/>
+      </w:tblPr>
+      <w:tblGrid>
+        <w:gridCol w:w="4531"/>
+        <w:gridCol w:w="4531"/>
+      </w:tblGrid>
+      <w:tr>
+        <w:tc>
+          <w:tcPr>
+            <w:tcW w:w="4531" w:type="dxa"/>
+          </w:tcPr>
+          <w:p>
+            <w:pPr>
+              <w:jc w:val="both"/>
+              <w:rPr>
+                <w:rFonts w:ascii="Arial" w:hAnsi="Arial" w:cs="Arial"/>
+              </w:rPr>
+            </w:pPr>
+            <w:r>
+              <w:rPr>
+                <w:rFonts w:ascii="Arial" w:hAnsi="Arial" w:cs="Arial"/>
+              </w:rPr>
+              <w:t>Teszt</w:t>
+            </w:r>
+          </w:p>
+        </w:tc>
+        <w:tc>
+          <w:tcPr>
+            <w:tcW w:w="4531" w:type="dxa"/>
+          </w:tcPr>
+          <w:p>
+            <w:pPr>
+              <w:jc w:val="both"/>
+              <w:rPr>
+                <w:rFonts w:ascii="Arial" w:hAnsi="Arial" w:cs="Arial"/>
+              </w:rPr>
+            </w:pPr>
+            <w:r>
+              <w:rPr>
+                <w:rFonts w:ascii="Arial" w:hAnsi="Arial" w:cs="Arial"/>
+              </w:rPr>
+              <w:t>Ellenőrzött folyamat</w:t>
+            </w:r>
+          </w:p>
+        </w:tc>
+      </w:tr>
+      <w:tr>
+        <w:tc>
+          <w:tcPr>
+            <w:tcW w:w="9062" w:type="dxa"/>
+            <w:gridSpan w:val="2"/>
+          </w:tcPr>
+          <w:p>
+            <w:pPr>
+              <w:jc w:val="center"/>
+              <w:rPr>
+                <w:rFonts w:ascii="Arial" w:hAnsi="Arial" w:cs="Arial"/>
+              </w:rPr>
+            </w:pPr>
+            <w:r>
+              <w:rPr>
+                <w:rFonts w:ascii="Arial" w:hAnsi="Arial" w:cs="Arial"/>
+              </w:rPr>
+              <w:t>getRange()</w:t>
+            </w:r>
+          </w:p>
+        </w:tc>
+      </w:tr>
+      <w:tr>
+        <w:tc>
+          <w:tcPr>
+            <w:tcW w:w="4531" w:type="dxa"/>
+          </w:tcPr>
+          <w:p>
+            <w:pPr>
+              <w:rPr>
+                <w:rFonts w:ascii="Arial" w:hAnsi="Arial" w:cs="Arial"/>
+              </w:rPr>
+            </w:pPr>
+            <w:r>
+              <w:rPr>
+                <w:rFonts w:ascii="Arial" w:hAnsi="Arial" w:cs="Arial"/>
+              </w:rPr>
+              <w:t>test_basic_range_at_zero</w:t>
+            </w:r>
+          </w:p>
+        </w:tc>
+        <w:tc>
+          <w:tcPr>
+            <w:tcW w:w="4531" w:type="dxa"/>
+          </w:tcPr>
+          <w:p>
+            <w:pPr>
+              <w:jc w:val="both"/>
+              <w:rPr>
+                <w:rFonts w:ascii="Arial" w:hAnsi="Arial" w:cs="Arial"/>
+              </w:rPr>
+            </w:pPr>
+            <w:r>
+              <w:rPr>
+                <w:rFonts w:ascii="Arial" w:hAnsi="Arial" w:cs="Arial"/>
+              </w:rPr>
+              <w:t>0° szög helyesen indexeli a range tömböt (index 90)</w:t>
+            </w:r>
+          </w:p>
+        </w:tc>
+      </w:tr>
+      <w:tr>
+        <w:tc>
+          <w:tcPr>
+            <w:tcW w:w="4531" w:type="dxa"/>
+          </w:tcPr>
+          <w:p>
+            <w:pPr>
+              <w:jc w:val="both"/>
+              <w:rPr>
+                <w:rFonts w:ascii="Arial" w:hAnsi="Arial" w:cs="Arial"/>
+              </w:rPr>
+            </w:pPr>
+            <w:r>
+              <w:rPr>
+                <w:rFonts w:ascii="Arial" w:hAnsi="Arial" w:cs="Arial"/>
+              </w:rPr>
+              <w:t>test_inf_value</w:t>
+            </w:r>
+          </w:p>
+        </w:tc>
+        <w:tc>
+          <w:tcPr>
+            <w:tcW w:w="4531" w:type="dxa"/>
+          </w:tcPr>
+          <w:p>
+            <w:pPr>
+              <w:jc w:val="both"/>
+              <w:rPr>
+                <w:rFonts w:ascii="Arial" w:hAnsi="Arial" w:cs="Arial"/>
+              </w:rPr>
+            </w:pPr>
+            <w:r>
+              <w:rPr>
+                <w:rFonts w:ascii="Arial" w:hAnsi="Arial" w:cs="Arial"/>
+              </w:rPr>
+              <w:t>Végtelen távolság fallback értékre (0.02 m)</w:t>
+            </w:r>
+          </w:p>
+        </w:tc>
+      </w:tr>
+      <w:tr>
+        <w:tc>
+          <w:tcPr>
+            <w:tcW w:w="4531" w:type="dxa"/>
+          </w:tcPr>
+          <w:p>
+            <w:pPr>
+              <w:jc w:val="both"/>
+              <w:rPr>
+                <w:rFonts w:ascii="Arial" w:hAnsi="Arial" w:cs="Arial"/>
+              </w:rPr>
+            </w:pPr>
+            <w:r>
+              <w:rPr>
+                <w:rFonts w:ascii="Arial" w:hAnsi="Arial" w:cs="Arial"/>
+              </w:rPr>
+              <w:t>test_nan_value</w:t>
+            </w:r>
+          </w:p>
+        </w:tc>
+        <w:tc>
+          <w:tcPr>
+            <w:tcW w:w="4531" w:type="dxa"/>
+          </w:tcPr>
+          <w:p>
+            <w:pPr>
+              <w:jc w:val="both"/>
+              <w:rPr>
+                <w:rFonts w:ascii="Arial" w:hAnsi="Arial" w:cs="Arial"/>
+              </w:rPr>
+            </w:pPr>
+            <w:r>
+              <w:rPr>
+                <w:rFonts w:ascii="Arial" w:hAnsi="Arial" w:cs="Arial"/>
+              </w:rPr>
+              <w:t>Érvénytelen érték fallback értékre (10.0 m)</w:t>
+            </w:r>
+          </w:p>
+        </w:tc>
+      </w:tr>
+      <w:tr>
+        <w:tc>
+          <w:tcPr>
+            <w:tcW w:w="4531" w:type="dxa"/>
+          </w:tcPr>
+          <w:p>
+            <w:pPr>
+              <w:jc w:val="both"/>
+              <w:rPr>
+                <w:rFonts w:ascii="Arial" w:hAnsi="Arial" w:cs="Arial"/>
+              </w:rPr>
+            </w:pPr>
+            <w:r>
+              <w:rPr>
+                <w:rFonts w:ascii="Arial" w:hAnsi="Arial" w:cs="Arial"/>
+              </w:rPr>
+              <w:t>test_angle_limit</w:t>
+            </w:r>
+          </w:p>
+        </w:tc>
+        <w:tc>
+          <w:tcPr>
+            <w:tcW w:w="4531" w:type="dxa"/>
+          </w:tcPr>
+          <w:p>
+            <w:pPr>
+              <w:jc w:val="both"/>
+              <w:rPr>
+                <w:rFonts w:ascii="Arial" w:hAnsi="Arial" w:cs="Arial"/>
+              </w:rPr>
+            </w:pPr>
+            <w:r>
+              <w:rPr>
+                <w:rFonts w:ascii="Arial" w:hAnsi="Arial" w:cs="Arial"/>
+              </w:rPr>
+              <w:t>Szög korlátja (&gt;269.9°) betartódik</w:t>
+            </w:r>
+          </w:p>
+        </w:tc>
+      </w:tr>
+      <w:tr>
+        <w:tc>
+          <w:tcPr>
+            <w:tcW w:w="4531" w:type="dxa"/>
+          </w:tcPr>
+          <w:p>
+            <w:pPr>
+              <w:jc w:val="both"/>
+              <w:rPr>
+                <w:rFonts w:ascii="Arial" w:hAnsi="Arial" w:cs="Arial"/>
+              </w:rPr>
+            </w:pPr>
+            <w:r>
+              <w:rPr>
+                <w:rFonts w:ascii="Arial" w:hAnsi="Arial" w:cs="Arial"/>
+              </w:rPr>
+              <w:t>test_lower_boundary_minus_90</w:t>
+            </w:r>
+          </w:p>
+        </w:tc>
+        <w:tc>
+          <w:tcPr>
+            <w:tcW w:w="4531" w:type="dxa"/>
+          </w:tcPr>
+          <w:p>
+            <w:pPr>
+              <w:jc w:val="both"/>
+              <w:rPr>
+                <w:rFonts w:ascii="Arial" w:hAnsi="Arial" w:cs="Arial"/>
+              </w:rPr>
+            </w:pPr>
+            <w:r>
+              <w:rPr>
+                <w:rFonts w:ascii="Arial" w:hAnsi="Arial" w:cs="Arial"/>
+              </w:rPr>
+              <w:t>Alsó szög határ (-90°) helyesen indexel</w:t>
+            </w:r>
+          </w:p>
+        </w:tc>
+      </w:tr>
+      <w:tr>
+        <w:tc>
+          <w:tcPr>
+            <w:tcW w:w="4531" w:type="dxa"/>
+          </w:tcPr>
+          <w:p>
+            <w:pPr>
+              <w:jc w:val="both"/>
+              <w:rPr>
+                <w:rFonts w:ascii="Arial" w:hAnsi="Arial" w:cs="Arial"/>
+              </w:rPr>
+            </w:pPr>
+            <w:r>
+              <w:rPr>
+                <w:rFonts w:ascii="Arial" w:hAnsi="Arial" w:cs="Arial"/>
+              </w:rPr>
+              <w:t>test_upper_boundary_269_9</w:t>
+            </w:r>
+          </w:p>
+        </w:tc>
+        <w:tc>
+          <w:tcPr>
+            <w:tcW w:w="4531" w:type="dxa"/>
+          </w:tcPr>
+          <w:p>
+            <w:pPr>
+              <w:jc w:val="both"/>
+              <w:rPr>
+                <w:rFonts w:ascii="Arial" w:hAnsi="Arial" w:cs="Arial"/>
+              </w:rPr>
+            </w:pPr>
+            <w:r>
+              <w:rPr>
+                <w:rFonts w:ascii="Arial" w:hAnsi="Arial" w:cs="Arial"/>
+              </w:rPr>
+              <w:t>Felső szög határ (269.9°) helyesen indexe</w:t>
+            </w:r>
+          </w:p>
+        </w:tc>
+      </w:tr>
+      <w:tr>
+        <w:tc>
+          <w:tcPr>
+            <w:tcW w:w="9062" w:type="dxa"/>
+            <w:gridSpan w:val="2"/>
+          </w:tcPr>
+          <w:p>
+            <w:pPr>
+              <w:jc w:val="center"/>
+              <w:rPr>
+                <w:rFonts w:ascii="Arial" w:hAnsi="Arial" w:cs="Arial"/>
+              </w:rPr>
+            </w:pPr>
+            <w:r>
+              <w:rPr>
+                <w:rFonts w:ascii="Arial" w:hAnsi="Arial" w:cs="Arial"/>
+              </w:rPr>
+              <w:t>followSimple()</w:t>
+            </w:r>
+          </w:p>
+        </w:tc>
+      </w:tr>
+      <w:tr>
+        <w:tc>
+          <w:tcPr>
+            <w:tcW w:w="4531" w:type="dxa"/>
+          </w:tcPr>
+          <w:p>
+            <w:pPr>
+              <w:tabs>
+                <w:tab w:val="left" w:pos="1485"/>
+              </w:tabs>
+              <w:jc w:val="both"/>
+              <w:rPr>
+                <w:rFonts w:ascii="Arial" w:hAnsi="Arial" w:cs="Arial"/>
+              </w:rPr>
+            </w:pPr>
+            <w:r>
+              <w:rPr>
+                <w:rFonts w:ascii="Arial" w:hAnsi="Arial" w:cs="Arial"/>
+              </w:rPr>
+              <w:t>test_symmetric_corridor</w:t>
+            </w:r>
+          </w:p>
+        </w:tc>
+        <w:tc>
+          <w:tcPr>
+            <w:tcW w:w="4531" w:type="dxa"/>
+          </w:tcPr>
+          <w:p>
+            <w:pPr>
+              <w:jc w:val="both"/>
+              <w:rPr>
+                <w:rFonts w:ascii="Arial" w:hAnsi="Arial" w:cs="Arial"/>
+              </w:rPr>
+            </w:pPr>
+            <w:r>
+              <w:rPr>
+                <w:rFonts w:ascii="Arial" w:hAnsi="Arial" w:cs="Arial"/>
+              </w:rPr>
+              <w:t>Szimmetrikus folyosó (bal = jobb) → hiba ≈ 0</w:t>
+            </w:r>
+          </w:p>
+        </w:tc>
+      </w:tr>
+      <w:tr>
+        <w:tc>
+          <w:tcPr>
+            <w:tcW w:w="4531" w:type="dxa"/>
+          </w:tcPr>
+          <w:p>
+            <w:pPr>
+              <w:jc w:val="both"/>
+              <w:rPr>
+                <w:rFonts w:ascii="Arial" w:hAnsi="Arial" w:cs="Arial"/>
+              </w:rPr>
+            </w:pPr>
+            <w:r>
+              <w:rPr>
+                <w:rFonts w:ascii="Arial" w:hAnsi="Arial" w:cs="Arial"/>
+              </w:rPr>
+              <w:t>test_pull_right</w:t>
+            </w:r>
+          </w:p>
+        </w:tc>
+        <w:tc>
+          <w:tcPr>
+            <w:tcW w:w="4531" w:type="dxa"/>
+          </w:tcPr>
+          <w:p>
+            <w:pPr>
+              <w:jc w:val="both"/>
+              <w:rPr>
+                <w:rFonts w:ascii="Arial" w:hAnsi="Arial" w:cs="Arial"/>
+              </w:rPr>
+            </w:pPr>
+            <w:r>
+              <w:rPr>
+                <w:rFonts w:ascii="Arial" w:hAnsi="Arial" w:cs="Arial"/>
+              </w:rPr>
+              <w:t>Bal fal közelebb → negatív hiba (jobbra húz)</w:t>
+            </w:r>
+          </w:p>
+        </w:tc>
+      </w:tr>
+      <w:tr>
+        <w:tc>
+          <w:tcPr>
+            <w:tcW w:w="4531" w:type="dxa"/>
+          </w:tcPr>
+          <w:p>
+            <w:pPr>
+              <w:jc w:val="both"/>
+              <w:rPr>
+                <w:rFonts w:ascii="Arial" w:hAnsi="Arial" w:cs="Arial"/>
+              </w:rPr>
+            </w:pPr>
+            <w:r>
+              <w:rPr>
+                <w:rFonts w:ascii="Arial" w:hAnsi="Arial" w:cs="Arial"/>
+              </w:rPr>
+              <w:t>test_obstacle_ahead_slow</w:t>
+            </w:r>
+          </w:p>
+        </w:tc>
+        <w:tc>
+          <w:tcPr>
+            <w:tcW w:w="4531" w:type="dxa"/>
+          </w:tcPr>
+          <w:p>
+            <w:pPr>
+              <w:jc w:val="both"/>
+              <w:rPr>
+                <w:rFonts w:ascii="Arial" w:hAnsi="Arial" w:cs="Arial"/>
+              </w:rPr>
+            </w:pPr>
+            <w:r>
+              <w:rPr>
+                <w:rFonts w:ascii="Arial" w:hAnsi="Arial" w:cs="Arial"/>
+              </w:rPr>
+              <w:t>Akadály előre → sebesség csökken</w:t>
+            </w:r>
+          </w:p>
+        </w:tc>
+      </w:tr>
+      <w:tr>
+        <w:tc>
+          <w:tcPr>
+            <w:tcW w:w="4531" w:type="dxa"/>
+          </w:tcPr>
+          <w:p>
+            <w:pPr>
+              <w:jc w:val="both"/>
+              <w:rPr>
+                <w:rFonts w:ascii="Arial" w:hAnsi="Arial" w:cs="Arial"/>
+              </w:rPr>
+            </w:pPr>
+            <w:r>
+              <w:rPr>
+                <w:rFonts w:ascii="Arial" w:hAnsi="Arial" w:cs="Arial"/>
+              </w:rPr>
+              <w:t>test_obstacle_ahead_stop</w:t>
+            </w:r>
+          </w:p>
+        </w:tc>
+        <w:tc>
+          <w:tcPr>
+            <w:tcW w:w="4531" w:type="dxa"/>
+          </w:tcPr>
+          <w:p>
+            <w:pPr>
+              <w:jc w:val="both"/>
+              <w:rPr>
+                <w:rFonts w:ascii="Arial" w:hAnsi="Arial" w:cs="Arial"/>
+              </w:rPr>
+            </w:pPr>
+            <w:r>
+              <w:rPr>
+                <w:rFonts w:ascii="Arial" w:hAnsi="Arial" w:cs="Arial"/>
+              </w:rPr>
+              <w:t>Nagyon közeli akadály → sebesség = 0</w:t>
+            </w:r>
+          </w:p>
+        </w:tc>
+      </w:tr>
+      <w:tr>
+        <w:tc>
+          <w:tcPr>
+            <w:tcW w:w="4531" w:type="dxa"/>
+          </w:tcPr>
+          <w:p>
+            <w:pPr>
+              <w:jc w:val="both"/>
+              <w:rPr>
+                <w:rFonts w:ascii="Arial" w:hAnsi="Arial" w:cs="Arial"/>
+              </w:rPr>
+            </w:pPr>
+            <w:r>
+              <w:rPr>
+                <w:rFonts w:ascii="Arial" w:hAnsi="Arial" w:cs="Arial"/>
+              </w:rPr>
+              <w:t>test_forward_inf_results_stop</w:t>
+            </w:r>
+          </w:p>
+        </w:tc>
+        <w:tc>
+          <w:tcPr>
+            <w:tcW w:w="4531" w:type="dxa"/>
+          </w:tcPr>
+          <w:p>
+            <w:pPr>
+              <w:jc w:val="both"/>
+              <w:rPr>
+                <w:rFonts w:ascii="Arial" w:hAnsi="Arial" w:cs="Arial"/>
+              </w:rPr>
+            </w:pPr>
+            <w:r>
+              <w:rPr>
+                <w:rFonts w:ascii="Arial" w:hAnsi="Arial" w:cs="Arial"/>
+              </w:rPr>
+              <w:t>Előrejelentés inf → fallback (0.02) → megáll</w:t>
+            </w:r>
+          </w:p>
+        </w:tc>
+      </w:tr>
+      <w:tr>
+        <w:tc>
+          <w:tcPr>
+            <w:tcW w:w="4531" w:type="dxa"/>
+          </w:tcPr>
+          <w:p>
+            <w:pPr>
+              <w:jc w:val="both"/>
+              <w:rPr>
+                <w:rFonts w:ascii="Arial" w:hAnsi="Arial" w:cs="Arial"/>
+              </w:rPr>
+            </w:pPr>
+            <w:r>
+              <w:rPr>
+                <w:rFonts w:ascii="Arial" w:hAnsi="Arial" w:cs="Arial"/>
+              </w:rPr>
+              <w:t>test_forward_nan_results_high_velocity</w:t>
+            </w:r>
+          </w:p>
+        </w:tc>
+        <w:tc>
+          <w:tcPr>
+            <w:tcW w:w="4531" w:type="dxa"/>
+          </w:tcPr>
+          <w:p>
+            <w:pPr>
+              <w:jc w:val="both"/>
+              <w:rPr>
+                <w:rFonts w:ascii="Arial" w:hAnsi="Arial" w:cs="Arial"/>
+              </w:rPr>
+            </w:pPr>
+            <w:r>
+              <w:rPr>
+                <w:rFonts w:ascii="Arial" w:hAnsi="Arial" w:cs="Arial"/>
+              </w:rPr>
+              <w:t>Előrejelentés NaN → fallback (10.0) → nagy sebesség</w:t>
+            </w:r>
+          </w:p>
+        </w:tc>
+      </w:tr>
+      <w:tr>
+        <w:tc>
+          <w:tcPr>
+            <w:tcW w:w="9062" w:type="dxa"/>
+            <w:gridSpan w:val="2"/>
+          </w:tcPr>
+          <w:p>
+            <w:pPr>
+              <w:jc w:val="center"/>
+              <w:rPr>
+                <w:rFonts w:ascii="Arial" w:hAnsi="Arial" w:cs="Arial"/>
+              </w:rPr>
+            </w:pPr>
+            <w:r>
+              <w:rPr>
+                <w:rFonts w:ascii="Arial" w:hAnsi="Arial" w:cs="Arial"/>
+              </w:rPr>
+              <w:t>followCenter()</w:t>
+            </w:r>
+          </w:p>
+        </w:tc>
+      </w:tr>
+      <w:tr>
+        <w:tc>
+          <w:tcPr>
+            <w:tcW w:w="4531" w:type="dxa"/>
+          </w:tcPr>
+          <w:p>
+            <w:pPr>
+              <w:jc w:val="both"/>
+              <w:rPr>
+                <w:rFonts w:ascii="Arial" w:hAnsi="Arial" w:cs="Arial"/>
+              </w:rPr>
+            </w:pPr>
+            <w:r>
+              <w:rPr>
+                <w:rFonts w:ascii="Arial" w:hAnsi="Arial" w:cs="Arial"/>
+              </w:rPr>
+              <w:t>test_centered_parallel_walls</w:t>
+            </w:r>
+          </w:p>
+        </w:tc>
+        <w:tc>
+          <w:tcPr>
+            <w:tcW w:w="4531" w:type="dxa"/>
+          </w:tcPr>
+          <w:p>
+            <w:pPr>
+              <w:jc w:val="both"/>
+              <w:rPr>
+                <w:rFonts w:ascii="Arial" w:hAnsi="Arial" w:cs="Arial"/>
+              </w:rPr>
+            </w:pPr>
+            <w:r>
+              <w:rPr>
+                <w:rFonts w:ascii="Arial" w:hAnsi="Arial" w:cs="Arial"/>
+              </w:rPr>
+              <w:t>Robot középen: párhuzamos falak → hiba ≈ 0</w:t>
+            </w:r>
+          </w:p>
+        </w:tc>
+      </w:tr>
+      <w:tr>
+        <w:tc>
+          <w:tcPr>
+            <w:tcW w:w="4531" w:type="dxa"/>
+          </w:tcPr>
+          <w:p>
+            <w:pPr>
+              <w:jc w:val="both"/>
+              <w:rPr>
+                <w:rFonts w:ascii="Arial" w:hAnsi="Arial" w:cs="Arial"/>
+              </w:rPr>
+            </w:pPr>
+            <w:r>
+              <w:rPr>
+                <w:rFonts w:ascii="Arial" w:hAnsi="Arial" w:cs="Arial"/>
+              </w:rPr>
+              <w:t>test_reference_case</w:t>
+            </w:r>
+          </w:p>
+        </w:tc>
+        <w:tc>
+          <w:tcPr>
+            <w:tcW w:w="4531" w:type="dxa"/>
+          </w:tcPr>
+          <w:p>
+            <w:pPr>
+              <w:jc w:val="both"/>
+              <w:rPr>
+                <w:rFonts w:ascii="Arial" w:hAnsi="Arial" w:cs="Arial"/>
+              </w:rPr>
+            </w:pPr>
+            <w:r>
+              <w:rPr>
+                <w:rFonts w:ascii="Arial" w:hAnsi="Arial" w:cs="Arial"/>
+              </w:rPr>
+              <w:t>Ismert konfiguráció → regresszió teszt</w:t>
+            </w:r>
+          </w:p>
+        </w:tc>
+      </w:tr>
+      <w:tr>
+        <w:tc>
+          <w:tcPr>
+            <w:tcW w:w="4531" w:type="dxa"/>
+          </w:tcPr>
+          <w:p>
+            <w:pPr>
+              <w:rPr>
+                <w:rFonts w:ascii="Arial" w:hAnsi="Arial" w:cs="Arial"/>
+              </w:rPr>
+            </w:pPr>
+            <w:r>
+              <w:rPr>
+                <w:rFonts w:ascii="Arial" w:hAnsi="Arial" w:cs="Arial"/>
+              </w:rPr>
+              <w:t>test_closer_to_left_wall</w:t>
+            </w:r>
+          </w:p>
+        </w:tc>
+        <w:tc>
+          <w:tcPr>
+            <w:tcW w:w="4531" w:type="dxa"/>
+          </w:tcPr>
+          <w:p>
+            <w:pPr>
+              <w:jc w:val="both"/>
+              <w:rPr>
+                <w:rFonts w:ascii="Arial" w:hAnsi="Arial" w:cs="Arial"/>
+              </w:rPr>
+            </w:pPr>
+            <w:r>
+              <w:rPr>
+                <w:rFonts w:ascii="Arial" w:hAnsi="Arial" w:cs="Arial"/>
+              </w:rPr>
+              <w:t>Robot balra tolódva → jobbra korrigáló hiba</w:t>
+            </w:r>
+          </w:p>
+        </w:tc>
+      </w:tr>
+      <w:tr>
+        <w:tc>
+          <w:tcPr>
+            <w:tcW w:w="9062" w:type="dxa"/>
+            <w:gridSpan w:val="2"/>
+          </w:tcPr>
+          <w:p>
+            <w:pPr>
+              <w:jc w:val="center"/>
+              <w:rPr>
+                <w:rFonts w:ascii="Arial" w:hAnsi="Arial" w:cs="Arial"/>
+              </w:rPr>
+            </w:pPr>
+            <w:r>
+              <w:rPr>
+                <w:rFonts w:ascii="Arial" w:hAnsi="Arial" w:cs="Arial"/>
+              </w:rPr>
+              <w:t>callbackLaser()</w:t>
+            </w:r>
+          </w:p>
+        </w:tc>
+      </w:tr>
+      <w:tr>
+        <w:tc>
+          <w:tcPr>
+            <w:tcW w:w="4531" w:type="dxa"/>
+          </w:tcPr>
+          <w:p>
+            <w:pPr>
+              <w:rPr>
+                <w:rFonts w:ascii="Arial" w:hAnsi="Arial" w:cs="Arial"/>
+              </w:rPr>
+            </w:pPr>
+            <w:r>
+              <w:rPr>
+                <w:rFonts w:ascii="Arial" w:hAnsi="Arial" w:cs="Arial"/>
+              </w:rPr>
+              <w:t>test_callback_laser_publishes_pid_state</w:t>
+            </w:r>
+          </w:p>
+        </w:tc>
+        <w:tc>
+          <w:tcPr>
+            <w:tcW w:w="4531" w:type="dxa"/>
+          </w:tcPr>
+          <w:p>
+            <w:pPr>
+              <w:jc w:val="both"/>
+              <w:rPr>
+                <w:rFonts w:ascii="Arial" w:hAnsi="Arial" w:cs="Arial"/>
+              </w:rPr>
+            </w:pPr>
+            <w:r>
+              <w:rPr>
+                <w:rFonts w:ascii="Arial" w:hAnsi="Arial" w:cs="Arial"/>
+              </w:rPr>
+              <w:t>Callback helyesen publikálja az error és error_dot értékeket</w:t>
+            </w:r>
+          </w:p>
+        </w:tc>
+      </w:tr>
+    </w:tbl>
+    <w:p>
+      <w:pPr>
+        <w:jc w:val="both"/>
+        <w:rPr>
+          <w:rFonts w:ascii="Arial" w:hAnsi="Arial" w:cs="Arial"/>
+        </w:rPr>
+      </w:pPr>
+    </w:p>
+    <w:p>
+      <w:pPr>
+        <w:jc w:val="both"/>
+        <w:rPr>
+          <w:rFonts w:ascii="Arial" w:hAnsi="Arial" w:cs="Arial"/>
+        </w:rPr>
+      </w:pPr>
+      <w:r>
+        <w:rPr>
+          <w:rFonts w:ascii="Arial" w:hAnsi="Arial" w:cs="Arial"/>
+        </w:rPr>
+        <w:t>2.3 test_simple_pursuit.py</w:t>
+      </w:r>
+    </w:p>
+    <w:p>
+      <w:pPr>
+        <w:jc w:val="both"/>
+        <w:rPr>
+          <w:rFonts w:ascii="Arial" w:hAnsi="Arial" w:cs="Arial"/>
+        </w:rPr>
+      </w:pPr>
+    </w:p>
+    <w:p>
+      <w:pPr>
+        <w:jc w:val="both"/>
+        <w:rPr>
+          <w:rFonts w:ascii="Arial" w:hAnsi="Arial" w:cs="Arial"/>
+        </w:rPr>
+      </w:pPr>
+      <w:r>
+        <w:rPr>
+          <w:rFonts w:ascii="Arial" w:hAnsi="Arial" w:cs="Arial"/>
+        </w:rPr>
+        <w:lastRenderedPageBreak/>
+        <w:t>tesztek száma: 16</w:t>
+      </w:r>
+    </w:p>
+    <w:p>
+      <w:pPr>
+        <w:jc w:val="both"/>
+        <w:rPr>
+          <w:rFonts w:ascii="Arial" w:hAnsi="Arial" w:cs="Arial"/>
+        </w:rPr>
+      </w:pPr>
+    </w:p>
+    <w:p>
+      <w:pPr>
+        <w:jc w:val="both"/>
+        <w:rPr>
+          <w:rFonts w:ascii="Arial" w:hAnsi="Arial" w:cs="Arial"/>
+        </w:rPr>
+      </w:pPr>
+      <w:r>
+        <w:rPr>
+          <w:rFonts w:ascii="Arial" w:hAnsi="Arial" w:cs="Arial"/>
+        </w:rPr>
+        <w:t>A simple_pursuit.py modul Pure Pursuit logikáját és segédfüggvényeit ellenőrzi:</w:t>
+      </w:r>
+    </w:p>
+    <w:p>
+      <w:pPr>
+        <w:pStyle w:val="Listaszerbekezds"/>
+        <w:numPr>
+          <w:ilvl w:val="0"/>
+          <w:numId w:val="4"/>
+        </w:numPr>
+        <w:jc w:val="both"/>
+        <w:rPr>
+          <w:rFonts w:ascii="Arial" w:hAnsi="Arial" w:cs="Arial"/>
+        </w:rPr>
+      </w:pPr>
+      <w:r>
+        <w:rPr>
+          <w:rFonts w:ascii="Arial" w:hAnsi="Arial" w:cs="Arial"/>
+        </w:rPr>
+        <w:t>Pontpozíció számítás helyessége szög és távolság alapján</w:t>
+      </w:r>
+    </w:p>
+    <w:p>
+      <w:pPr>
+        <w:pStyle w:val="Listaszerbekezds"/>
+        <w:numPr>
+          <w:ilvl w:val="0"/>
+          <w:numId w:val="4"/>
+        </w:numPr>
+        <w:jc w:val="both"/>
+        <w:rPr>
+          <w:rFonts w:ascii="Arial" w:hAnsi="Arial" w:cs="Arial"/>
+        </w:rPr>
+      </w:pPr>
+      <w:r>
+        <w:rPr>
+          <w:rFonts w:ascii="Arial" w:hAnsi="Arial" w:cs="Arial"/>
+        </w:rPr>
+        <w:t>Kormányzási szög számítása eltérő célpont helyzetekre</w:t>
+      </w:r>
+    </w:p>
+    <w:p>
+      <w:pPr>
+        <w:pStyle w:val="Listaszerbekezds"/>
+        <w:numPr>
+          <w:ilvl w:val="0"/>
+          <w:numId w:val="4"/>
+        </w:numPr>
+        <w:jc w:val="both"/>
+        <w:rPr>
+          <w:rFonts w:ascii="Arial" w:hAnsi="Arial" w:cs="Arial"/>
+        </w:rPr>
+      </w:pPr>
+      <w:r>
+        <w:rPr>
+          <w:rFonts w:ascii="Arial" w:hAnsi="Arial" w:cs="Arial"/>
+        </w:rPr>
+        <w:t>Távolság- és szögbecslés robusztussága tipikus és szélső helyzetekben</w:t>
+      </w:r>
+    </w:p>
+    <w:p>
+      <w:pPr>
+        <w:pStyle w:val="Listaszerbekezds"/>
+        <w:numPr>
+          <w:ilvl w:val="0"/>
+          <w:numId w:val="4"/>
+        </w:numPr>
+        <w:jc w:val="both"/>
+        <w:rPr>
+          <w:rFonts w:ascii="Arial" w:hAnsi="Arial" w:cs="Arial"/>
+        </w:rPr>
+      </w:pPr>
+      <w:r>
+        <w:rPr>
+          <w:rFonts w:ascii="Arial" w:hAnsi="Arial" w:cs="Arial"/>
+        </w:rPr>
+        <w:t>followSimple működése transzformációval és simítással</w:t>
+      </w:r>
+    </w:p>
+    <w:p>
+      <w:pPr>
+        <w:pStyle w:val="Listaszerbekezds"/>
+        <w:numPr>
+          <w:ilvl w:val="0"/>
+          <w:numId w:val="4"/>
+        </w:numPr>
+        <w:jc w:val="both"/>
+        <w:rPr>
+          <w:rFonts w:ascii="Arial" w:hAnsi="Arial" w:cs="Arial"/>
+        </w:rPr>
+      </w:pPr>
+      <w:r>
+        <w:rPr>
+          <w:rFonts w:ascii="Arial" w:hAnsi="Arial" w:cs="Arial"/>
+        </w:rPr>
+        <w:t>fallback ág működése transzformációs hiba esetén</w:t>
+      </w:r>
+    </w:p>
+    <w:p>
+      <w:pPr>
+        <w:pStyle w:val="Listaszerbekezds"/>
+        <w:numPr>
+          <w:ilvl w:val="0"/>
+          <w:numId w:val="4"/>
+        </w:numPr>
+        <w:jc w:val="both"/>
+        <w:rPr>
+          <w:rFonts w:ascii="Arial" w:hAnsi="Arial" w:cs="Arial"/>
+        </w:rPr>
+      </w:pPr>
+      <w:r>
+        <w:rPr>
+          <w:rFonts w:ascii="Arial" w:hAnsi="Arial" w:cs="Arial"/>
+        </w:rPr>
+        <w:t>callback pulikálás helyessége</w:t>
+      </w:r>
+    </w:p>
+    <w:p>
+      <w:pPr>
+        <w:jc w:val="both"/>
+        <w:rPr>
+          <w:rFonts w:ascii="Arial" w:hAnsi="Arial" w:cs="Arial"/>
+        </w:rPr>
+      </w:pPr>
+    </w:p>
+    <w:tbl>
+      <w:tblPr>
+        <w:tblStyle w:val="Rcsostblzat"/>
+        <w:tblW w:w="0" w:type="auto"/>
+        <w:tblLook w:val="04A0" w:firstRow="1" w:lastRow="0" w:firstColumn="1" w:lastColumn="0" w:noHBand="0" w:noVBand="1"/>
+      </w:tblPr>
+      <w:tblGrid>
+        <w:gridCol w:w="5993"/>
+        <w:gridCol w:w="3069"/>
+      </w:tblGrid>
+      <w:tr>
+        <w:tc>
+          <w:tcPr>
+            <w:tcW w:w="5509" w:type="dxa"/>
+          </w:tcPr>
+          <w:p>
+            <w:pPr>
+              <w:jc w:val="both"/>
+              <w:rPr>
+                <w:rFonts w:ascii="Arial" w:hAnsi="Arial" w:cs="Arial"/>
+              </w:rPr>
+            </w:pPr>
+            <w:r>
+              <w:rPr>
+                <w:rFonts w:ascii="Arial" w:hAnsi="Arial" w:cs="Arial"/>
+              </w:rPr>
+              <w:t>Teszt</w:t>
+            </w:r>
+          </w:p>
+        </w:tc>
+        <w:tc>
+          <w:tcPr>
+            <w:tcW w:w="3553" w:type="dxa"/>
+          </w:tcPr>
+          <w:p>
+            <w:pPr>
+              <w:jc w:val="both"/>
+              <w:rPr>
+                <w:rFonts w:ascii="Arial" w:hAnsi="Arial" w:cs="Arial"/>
+              </w:rPr>
+            </w:pPr>
+            <w:r>
+              <w:rPr>
+                <w:rFonts w:ascii="Arial" w:hAnsi="Arial" w:cs="Arial"/>
+              </w:rPr>
+              <w:t>Ellenőrzött folyamat</w:t>
+            </w:r>
+          </w:p>
+        </w:tc>
+      </w:tr>
+      <w:tr>
+        <w:tc>
+          <w:tcPr>
+            <w:tcW w:w="9062" w:type="dxa"/>
+            <w:gridSpan w:val="2"/>
+          </w:tcPr>
+          <w:p>
+            <w:pPr>
+              <w:jc w:val="center"/>
+              <w:rPr>
+                <w:rFonts w:ascii="Arial" w:hAnsi="Arial" w:cs="Arial"/>
+              </w:rPr>
+            </w:pPr>
+            <w:r>
+              <w:rPr>
+                <w:rFonts w:ascii="Arial" w:hAnsi="Arial" w:cs="Arial"/>
+              </w:rPr>
+              <w:t>calcPointPos()</w:t>
+            </w:r>
+          </w:p>
+        </w:tc>
+      </w:tr>
+      <w:tr>
+        <w:tc>
+          <w:tcPr>
+            <w:tcW w:w="5509" w:type="dxa"/>
+          </w:tcPr>
+          <w:p>
+            <w:pPr>
+              <w:tabs>
+                <w:tab w:val="left" w:pos="2790"/>
+              </w:tabs>
+              <w:jc w:val="both"/>
+              <w:rPr>
+                <w:rFonts w:ascii="Arial" w:hAnsi="Arial" w:cs="Arial"/>
+              </w:rPr>
+            </w:pPr>
+            <w:r>
+              <w:rPr>
+                <w:rFonts w:ascii="Arial" w:hAnsi="Arial" w:cs="Arial"/>
+              </w:rPr>
+              <w:t>test_zero_degree</w:t>
+            </w:r>
+            <w:r>
+              <w:rPr>
+                <w:rFonts w:ascii="Arial" w:hAnsi="Arial" w:cs="Arial"/>
+              </w:rPr>
+              <w:tab/>
+            </w:r>
+          </w:p>
+        </w:tc>
+        <w:tc>
+          <w:tcPr>
+            <w:tcW w:w="3553" w:type="dxa"/>
+          </w:tcPr>
+          <w:p>
+            <w:pPr>
+              <w:jc w:val="both"/>
+              <w:rPr>
+                <w:rFonts w:ascii="Arial" w:hAnsi="Arial" w:cs="Arial"/>
+              </w:rPr>
+            </w:pPr>
+            <w:r>
+              <w:rPr>
+                <w:rFonts w:ascii="Arial" w:hAnsi="Arial" w:cs="Arial"/>
+              </w:rPr>
+              <w:t>Jobb irányú célpontra helyes pontpozíció számítás</w:t>
+            </w:r>
+          </w:p>
+        </w:tc>
+      </w:tr>
+      <w:tr>
+        <w:tc>
+          <w:tcPr>
+            <w:tcW w:w="5509" w:type="dxa"/>
+          </w:tcPr>
+          <w:p>
+            <w:pPr>
+              <w:jc w:val="both"/>
+              <w:rPr>
+                <w:rFonts w:ascii="Arial" w:hAnsi="Arial" w:cs="Arial"/>
+              </w:rPr>
+            </w:pPr>
+            <w:r>
+              <w:rPr>
+                <w:rFonts w:ascii="Arial" w:hAnsi="Arial" w:cs="Arial"/>
+              </w:rPr>
+              <w:t>test_90_degree</w:t>
+            </w:r>
+          </w:p>
+        </w:tc>
+        <w:tc>
+          <w:tcPr>
+            <w:tcW w:w="3553" w:type="dxa"/>
+          </w:tcPr>
+          <w:p>
+            <w:pPr>
+              <w:jc w:val="both"/>
+              <w:rPr>
+                <w:rFonts w:ascii="Arial" w:hAnsi="Arial" w:cs="Arial"/>
+              </w:rPr>
+            </w:pPr>
+            <w:r>
+              <w:rPr>
+                <w:rFonts w:ascii="Arial" w:hAnsi="Arial" w:cs="Arial"/>
+              </w:rPr>
+              <w:t>Előre irányú célpontra helyes pontpozíció számítás</w:t>
+            </w:r>
+          </w:p>
+        </w:tc>
+      </w:tr>
+      <w:tr>
+        <w:tc>
+          <w:tcPr>
+            <w:tcW w:w="5509" w:type="dxa"/>
+          </w:tcPr>
+          <w:p>
+            <w:pPr>
+              <w:jc w:val="both"/>
+              <w:rPr>
+                <w:rFonts w:ascii="Arial" w:hAnsi="Arial" w:cs="Arial"/>
+              </w:rPr>
+            </w:pPr>
+            <w:r>
+              <w:rPr>
+                <w:rFonts w:ascii="Arial" w:hAnsi="Arial" w:cs="Arial"/>
+              </w:rPr>
+              <w:t>test_180_degree</w:t>
+            </w:r>
+          </w:p>
+        </w:tc>
+        <w:tc>
+          <w:tcPr>
+            <w:tcW w:w="3553" w:type="dxa"/>
+          </w:tcPr>
+          <w:p>
+            <w:pPr>
+              <w:jc w:val="both"/>
+              <w:rPr>
+                <w:rFonts w:ascii="Arial" w:hAnsi="Arial" w:cs="Arial"/>
+              </w:rPr>
+            </w:pPr>
+            <w:r>
+              <w:rPr>
+                <w:rFonts w:ascii="Arial" w:hAnsi="Arial" w:cs="Arial"/>
+              </w:rPr>
+              <w:t>Bal irányú célpontra helyes pontpozíció számítás</w:t>
+            </w:r>
+          </w:p>
+        </w:tc>
+      </w:tr>
+      <w:tr>
+        <w:tc>
+          <w:tcPr>
+            <w:tcW w:w="5509" w:type="dxa"/>
+          </w:tcPr>
+          <w:p>
+            <w:pPr>
+              <w:jc w:val="both"/>
+              <w:rPr>
+                <w:rFonts w:ascii="Arial" w:hAnsi="Arial" w:cs="Arial"/>
+              </w:rPr>
+            </w:pPr>
+            <w:r>
+              <w:rPr>
+                <w:rFonts w:ascii="Arial" w:hAnsi="Arial" w:cs="Arial"/>
+              </w:rPr>
+              <w:t>test_zero_range</w:t>
+            </w:r>
+          </w:p>
+        </w:tc>
+        <w:tc>
+          <w:tcPr>
+            <w:tcW w:w="3553" w:type="dxa"/>
+          </w:tcPr>
+          <w:p>
+            <w:pPr>
+              <w:jc w:val="both"/>
+              <w:rPr>
+                <w:rFonts w:ascii="Arial" w:hAnsi="Arial" w:cs="Arial"/>
+              </w:rPr>
+            </w:pPr>
+            <w:r>
+              <w:rPr>
+                <w:rFonts w:ascii="Arial" w:hAnsi="Arial" w:cs="Arial"/>
+              </w:rPr>
+              <w:t>0 távolságnál a számolt pont az origó</w:t>
+            </w:r>
+          </w:p>
+        </w:tc>
+      </w:tr>
+      <w:tr>
+        <w:tc>
+          <w:tcPr>
+            <w:tcW w:w="5509" w:type="dxa"/>
+          </w:tcPr>
+          <w:p>
+            <w:pPr>
+              <w:jc w:val="both"/>
+              <w:rPr>
+                <w:rFonts w:ascii="Arial" w:hAnsi="Arial" w:cs="Arial"/>
+              </w:rPr>
+            </w:pPr>
+            <w:r>
+              <w:rPr>
+                <w:rFonts w:ascii="Arial" w:hAnsi="Arial" w:cs="Arial"/>
+              </w:rPr>
+              <w:t>test_negative_angle</w:t>
+            </w:r>
+          </w:p>
+        </w:tc>
+        <w:tc>
+          <w:tcPr>
+            <w:tcW w:w="3553" w:type="dxa"/>
+          </w:tcPr>
+          <w:p>
+            <w:pPr>
+              <w:jc w:val="both"/>
+              <w:rPr>
+                <w:rFonts w:ascii="Arial" w:hAnsi="Arial" w:cs="Arial"/>
+              </w:rPr>
+            </w:pPr>
+            <w:r>
+              <w:rPr>
+                <w:rFonts w:ascii="Arial" w:hAnsi="Arial" w:cs="Arial"/>
+              </w:rPr>
+              <w:t>Negatív szög esetén és konzisztensen működő koordináta-számítás</w:t>
+            </w:r>
+          </w:p>
+        </w:tc>
+      </w:tr>
+      <w:tr>
+        <w:tc>
+          <w:tcPr>
+            <w:tcW w:w="9062" w:type="dxa"/>
+            <w:gridSpan w:val="2"/>
+          </w:tcPr>
+          <w:p>
+            <w:pPr>
+              <w:jc w:val="center"/>
+              <w:rPr>
+                <w:rFonts w:ascii="Arial" w:hAnsi="Arial" w:cs="Arial"/>
+              </w:rPr>
+            </w:pPr>
+            <w:r>
+              <w:rPr>
+                <w:rFonts w:ascii="Arial" w:hAnsi="Arial" w:cs="Arial"/>
+              </w:rPr>
+              <w:t>CalcPursuitAngle()</w:t>
+            </w:r>
+          </w:p>
+        </w:tc>
+      </w:tr>
+      <w:tr>
+        <w:tc>
+          <w:tcPr>
+            <w:tcW w:w="5509" w:type="dxa"/>
+          </w:tcPr>
+          <w:p>
+            <w:pPr>
+              <w:jc w:val="both"/>
+              <w:rPr>
+                <w:rFonts w:ascii="Arial" w:hAnsi="Arial" w:cs="Arial"/>
+              </w:rPr>
+            </w:pPr>
+            <w:r>
+              <w:rPr>
+                <w:rFonts w:ascii="Arial" w:hAnsi="Arial" w:cs="Arial"/>
+              </w:rPr>
+              <w:t>test_straight_ahead</w:t>
+            </w:r>
+          </w:p>
+        </w:tc>
+        <w:tc>
+          <w:tcPr>
+            <w:tcW w:w="3553" w:type="dxa"/>
+          </w:tcPr>
+          <w:p>
+            <w:pPr>
+              <w:jc w:val="both"/>
+              <w:rPr>
+                <w:rFonts w:ascii="Arial" w:hAnsi="Arial" w:cs="Arial"/>
+              </w:rPr>
+            </w:pPr>
+            <w:r>
+              <w:rPr>
+                <w:rFonts w:ascii="Arial" w:hAnsi="Arial" w:cs="Arial"/>
+              </w:rPr>
+              <w:t>Egyenes célpont esetén a pursuit szög egyenes haladást jelez</w:t>
+            </w:r>
+          </w:p>
+        </w:tc>
+      </w:tr>
+      <w:tr>
+        <w:tc>
+          <w:tcPr>
+            <w:tcW w:w="5509" w:type="dxa"/>
+          </w:tcPr>
+          <w:p>
+            <w:pPr>
+              <w:jc w:val="both"/>
+              <w:rPr>
+                <w:rFonts w:ascii="Arial" w:hAnsi="Arial" w:cs="Arial"/>
+              </w:rPr>
+            </w:pPr>
+            <w:r>
+              <w:rPr>
+                <w:rFonts w:ascii="Arial" w:hAnsi="Arial" w:cs="Arial"/>
+              </w:rPr>
+              <w:t>test_sideway</w:t>
+            </w:r>
+          </w:p>
+        </w:tc>
+        <w:tc>
+          <w:tcPr>
+            <w:tcW w:w="3553" w:type="dxa"/>
+          </w:tcPr>
+          <w:p>
+            <w:pPr>
+              <w:jc w:val="both"/>
+              <w:rPr>
+                <w:rFonts w:ascii="Arial" w:hAnsi="Arial" w:cs="Arial"/>
+              </w:rPr>
+            </w:pPr>
+            <w:r>
+              <w:rPr>
+                <w:rFonts w:ascii="Arial" w:hAnsi="Arial" w:cs="Arial"/>
+              </w:rPr>
+              <w:t>Oldalitányú célpont esetén a pursuit szög megfelelő nagyságú eltérést ad</w:t>
+            </w:r>
+          </w:p>
+        </w:tc>
+      </w:tr>
+      <w:tr>
+        <w:tc>
+          <w:tcPr>
+            <w:tcW w:w="5509" w:type="dxa"/>
+          </w:tcPr>
+          <w:p>
+            <w:pPr>
+              <w:jc w:val="both"/>
+              <w:rPr>
+                <w:rFonts w:ascii="Arial" w:hAnsi="Arial" w:cs="Arial"/>
+              </w:rPr>
+            </w:pPr>
+            <w:r>
+              <w:rPr>
+                <w:rFonts w:ascii="Arial" w:hAnsi="Arial" w:cs="Arial"/>
+              </w:rPr>
+              <w:t>test_diagonal</w:t>
+            </w:r>
+          </w:p>
+        </w:tc>
+        <w:tc>
+          <w:tcPr>
+            <w:tcW w:w="3553" w:type="dxa"/>
+          </w:tcPr>
+          <w:p>
+            <w:pPr>
+              <w:jc w:val="both"/>
+              <w:rPr>
+                <w:rFonts w:ascii="Arial" w:hAnsi="Arial" w:cs="Arial"/>
+              </w:rPr>
+            </w:pPr>
+            <w:r>
+              <w:rPr>
+                <w:rFonts w:ascii="Arial" w:hAnsi="Arial" w:cs="Arial"/>
+              </w:rPr>
+              <w:t>Átlós célpont esetén helyes pursuit szög számolódik</w:t>
+            </w:r>
+          </w:p>
+        </w:tc>
+      </w:tr>
+      <w:tr>
+        <w:tc>
+          <w:tcPr>
+            <w:tcW w:w="5509" w:type="dxa"/>
+          </w:tcPr>
+          <w:p>
+            <w:pPr>
+              <w:jc w:val="both"/>
+              <w:rPr>
+                <w:rFonts w:ascii="Arial" w:hAnsi="Arial" w:cs="Arial"/>
+              </w:rPr>
+            </w:pPr>
+            <w:r>
+              <w:rPr>
+                <w:rFonts w:ascii="Arial" w:hAnsi="Arial" w:cs="Arial"/>
+              </w:rPr>
+              <w:t>test_close_distance</w:t>
+            </w:r>
+          </w:p>
+        </w:tc>
+        <w:tc>
+          <w:tcPr>
+            <w:tcW w:w="3553" w:type="dxa"/>
+          </w:tcPr>
+          <w:p>
+            <w:pPr>
+              <w:jc w:val="both"/>
+              <w:rPr>
+                <w:rFonts w:ascii="Arial" w:hAnsi="Arial" w:cs="Arial"/>
+              </w:rPr>
+            </w:pPr>
+            <w:r>
+              <w:rPr>
+                <w:rFonts w:ascii="Arial" w:hAnsi="Arial" w:cs="Arial"/>
+              </w:rPr>
+              <w:t>Közeli célpont esetén a kormányzási szög érzékenyebben reagál</w:t>
+            </w:r>
+          </w:p>
+        </w:tc>
+      </w:tr>
+      <w:tr>
+        <w:tc>
+          <w:tcPr>
+            <w:tcW w:w="5509" w:type="dxa"/>
+          </w:tcPr>
+          <w:p>
+            <w:pPr>
+              <w:jc w:val="both"/>
+              <w:rPr>
+                <w:rFonts w:ascii="Arial" w:hAnsi="Arial" w:cs="Arial"/>
+              </w:rPr>
+            </w:pPr>
+            <w:r>
+              <w:rPr>
+                <w:rFonts w:ascii="Arial" w:hAnsi="Arial" w:cs="Arial"/>
+              </w:rPr>
+              <w:t>test_far_distance</w:t>
+            </w:r>
+          </w:p>
+        </w:tc>
+        <w:tc>
+          <w:tcPr>
+            <w:tcW w:w="3553" w:type="dxa"/>
+          </w:tcPr>
+          <w:p>
+            <w:pPr>
+              <w:jc w:val="both"/>
+              <w:rPr>
+                <w:rFonts w:ascii="Arial" w:hAnsi="Arial" w:cs="Arial"/>
+              </w:rPr>
+            </w:pPr>
+            <w:r>
+              <w:rPr>
+                <w:rFonts w:ascii="Arial" w:hAnsi="Arial" w:cs="Arial"/>
+              </w:rPr>
+              <w:t xml:space="preserve">Távoli célpont esetén a kormányzási szög kisebb </w:t>
+            </w:r>
+            <w:r>
+              <w:rPr>
+                <w:rFonts w:ascii="Arial" w:hAnsi="Arial" w:cs="Arial"/>
+              </w:rPr>
+              <w:t>korrekciókat ad</w:t>
+            </w:r>
+          </w:p>
+        </w:tc>
+      </w:tr>
+      <w:tr>
+        <w:tc>
+          <w:tcPr>
+            <w:tcW w:w="9062" w:type="dxa"/>
+            <w:gridSpan w:val="2"/>
+          </w:tcPr>
+          <w:p>
+            <w:pPr>
+              <w:jc w:val="center"/>
+              <w:rPr>
+                <w:rFonts w:ascii="Arial" w:hAnsi="Arial" w:cs="Arial"/>
+              </w:rPr>
+            </w:pPr>
+            <w:r>
+              <w:rPr>
+                <w:rFonts w:ascii="Arial" w:hAnsi="Arial" w:cs="Arial"/>
+              </w:rPr>
+              <w:t>CoreLogic</w:t>
+            </w:r>
+          </w:p>
+        </w:tc>
+      </w:tr>
+      <w:tr>
+        <w:tc>
+          <w:tcPr>
+            <w:tcW w:w="5509" w:type="dxa"/>
+          </w:tcPr>
+          <w:p>
+            <w:pPr>
+              <w:jc w:val="both"/>
+              <w:rPr>
+                <w:rFonts w:ascii="Arial" w:hAnsi="Arial" w:cs="Arial"/>
+              </w:rPr>
+            </w:pPr>
+            <w:r>
+              <w:rPr>
+                <w:rFonts w:ascii="Arial" w:hAnsi="Arial" w:cs="Arial"/>
+              </w:rPr>
+              <w:t>test_get_distance_short_scan_returns_default</w:t>
+            </w:r>
+          </w:p>
+        </w:tc>
+        <w:tc>
+          <w:tcPr>
+            <w:tcW w:w="3553" w:type="dxa"/>
+          </w:tcPr>
+          <w:p>
+            <w:pPr>
+              <w:jc w:val="both"/>
+              <w:rPr>
+                <w:rFonts w:ascii="Arial" w:hAnsi="Arial" w:cs="Arial"/>
+              </w:rPr>
+            </w:pPr>
+            <w:r>
+              <w:rPr>
+                <w:rFonts w:ascii="Arial" w:hAnsi="Arial" w:cs="Arial"/>
+              </w:rPr>
+              <w:t>Rövid vagy hiányos scan esetén megfelelő alapértéket használ</w:t>
+            </w:r>
+          </w:p>
+        </w:tc>
+      </w:tr>
+      <w:tr>
+        <w:tc>
+          <w:tcPr>
+            <w:tcW w:w="5509" w:type="dxa"/>
+          </w:tcPr>
+          <w:p>
+            <w:pPr>
+              <w:jc w:val="both"/>
+              <w:rPr>
+                <w:rFonts w:ascii="Arial" w:hAnsi="Arial" w:cs="Arial"/>
+              </w:rPr>
+            </w:pPr>
+            <w:r>
+              <w:rPr>
+                <w:rFonts w:ascii="Arial" w:hAnsi="Arial" w:cs="Arial"/>
+              </w:rPr>
+              <w:lastRenderedPageBreak/>
+              <w:t>test_get_distance_reverse_zone_clamp</w:t>
+            </w:r>
+          </w:p>
+        </w:tc>
+        <w:tc>
+          <w:tcPr>
+            <w:tcW w:w="3553" w:type="dxa"/>
+          </w:tcPr>
+          <w:p>
+            <w:pPr>
+              <w:jc w:val="both"/>
+              <w:rPr>
+                <w:rFonts w:ascii="Arial" w:hAnsi="Arial" w:cs="Arial"/>
+              </w:rPr>
+            </w:pPr>
+            <w:r>
+              <w:rPr>
+                <w:rFonts w:ascii="Arial" w:hAnsi="Arial" w:cs="Arial"/>
+              </w:rPr>
+              <w:t>Reverse zóna közeli akadálynál a távolság logika védőkorlátot alkalmaz</w:t>
+            </w:r>
+          </w:p>
+        </w:tc>
+      </w:tr>
+      <w:tr>
+        <w:tc>
+          <w:tcPr>
+            <w:tcW w:w="5509" w:type="dxa"/>
+          </w:tcPr>
+          <w:p>
+            <w:pPr>
+              <w:jc w:val="both"/>
+              <w:rPr>
+                <w:rFonts w:ascii="Arial" w:hAnsi="Arial" w:cs="Arial"/>
+              </w:rPr>
+            </w:pPr>
+            <w:r>
+              <w:rPr>
+                <w:rFonts w:ascii="Arial" w:hAnsi="Arial" w:cs="Arial"/>
+              </w:rPr>
+              <w:t>test_get_angle_symmetric_environment</w:t>
+            </w:r>
+          </w:p>
+        </w:tc>
+        <w:tc>
+          <w:tcPr>
+            <w:tcW w:w="3553" w:type="dxa"/>
+          </w:tcPr>
+          <w:p>
+            <w:pPr>
+              <w:jc w:val="both"/>
+              <w:rPr>
+                <w:rFonts w:ascii="Arial" w:hAnsi="Arial" w:cs="Arial"/>
+              </w:rPr>
+            </w:pPr>
+            <w:r>
+              <w:rPr>
+                <w:rFonts w:ascii="Arial" w:hAnsi="Arial" w:cs="Arial"/>
+              </w:rPr>
+              <w:t>Szimmetrikus környezetben a szögbecslés közel középirányú</w:t>
+            </w:r>
+          </w:p>
+        </w:tc>
+      </w:tr>
+      <w:tr>
+        <w:tc>
+          <w:tcPr>
+            <w:tcW w:w="5509" w:type="dxa"/>
+          </w:tcPr>
+          <w:p>
+            <w:pPr>
+              <w:jc w:val="both"/>
+              <w:rPr>
+                <w:rFonts w:ascii="Arial" w:hAnsi="Arial" w:cs="Arial"/>
+              </w:rPr>
+            </w:pPr>
+            <w:r>
+              <w:rPr>
+                <w:rFonts w:ascii="Arial" w:hAnsi="Arial" w:cs="Arial"/>
+              </w:rPr>
+              <w:t>test_follow_simple_applies_transform_and_smoothing</w:t>
+            </w:r>
+          </w:p>
+        </w:tc>
+        <w:tc>
+          <w:tcPr>
+            <w:tcW w:w="3553" w:type="dxa"/>
+          </w:tcPr>
+          <w:p>
+            <w:pPr>
+              <w:jc w:val="both"/>
+              <w:rPr>
+                <w:rFonts w:ascii="Arial" w:hAnsi="Arial" w:cs="Arial"/>
+              </w:rPr>
+            </w:pPr>
+            <w:r>
+              <w:rPr>
+                <w:rFonts w:ascii="Arial" w:hAnsi="Arial" w:cs="Arial"/>
+              </w:rPr>
+              <w:t>A fő feldolgozási ág helyesen használ transzformációt és állapotsimítást</w:t>
+            </w:r>
+          </w:p>
+        </w:tc>
+      </w:tr>
+      <w:tr>
+        <w:tc>
+          <w:tcPr>
+            <w:tcW w:w="5509" w:type="dxa"/>
+          </w:tcPr>
+          <w:p>
+            <w:pPr>
+              <w:jc w:val="both"/>
+              <w:rPr>
+                <w:rFonts w:ascii="Arial" w:hAnsi="Arial" w:cs="Arial"/>
+              </w:rPr>
+            </w:pPr>
+            <w:r>
+              <w:rPr>
+                <w:rFonts w:ascii="Arial" w:hAnsi="Arial" w:cs="Arial"/>
+              </w:rPr>
+              <w:t>test_follow_simple_fallback_when_transform_fails</w:t>
+            </w:r>
+          </w:p>
+        </w:tc>
+        <w:tc>
+          <w:tcPr>
+            <w:tcW w:w="3553" w:type="dxa"/>
+          </w:tcPr>
+          <w:p>
+            <w:pPr>
+              <w:jc w:val="both"/>
+              <w:rPr>
+                <w:rFonts w:ascii="Arial" w:hAnsi="Arial" w:cs="Arial"/>
+              </w:rPr>
+            </w:pPr>
+            <w:r>
+              <w:rPr>
+                <w:rFonts w:ascii="Arial" w:hAnsi="Arial" w:cs="Arial"/>
+              </w:rPr>
+              <w:t>Transzformációs hiba esetén fallback útvonalra vált, és nem omlik össze</w:t>
+            </w:r>
+          </w:p>
+        </w:tc>
+      </w:tr>
+      <w:tr>
+        <w:tc>
+          <w:tcPr>
+            <w:tcW w:w="5509" w:type="dxa"/>
+          </w:tcPr>
+          <w:p>
+            <w:pPr>
+              <w:jc w:val="both"/>
+              <w:rPr>
+                <w:rFonts w:ascii="Arial" w:hAnsi="Arial" w:cs="Arial"/>
+              </w:rPr>
+            </w:pPr>
+            <w:r>
+              <w:rPr>
+                <w:rFonts w:ascii="Arial" w:hAnsi="Arial" w:cs="Arial"/>
+              </w:rPr>
+              <w:t>test_callback_laser_publishes_scaled_cmd_vel</w:t>
+            </w:r>
+          </w:p>
+        </w:tc>
+        <w:tc>
+          <w:tcPr>
+            <w:tcW w:w="3553" w:type="dxa"/>
+          </w:tcPr>
+          <w:p>
+            <w:pPr>
+              <w:jc w:val="both"/>
+              <w:rPr>
+                <w:rFonts w:ascii="Arial" w:hAnsi="Arial" w:cs="Arial"/>
+              </w:rPr>
+            </w:pPr>
+            <w:r>
+              <w:rPr>
+                <w:rFonts w:ascii="Arial" w:hAnsi="Arial" w:cs="Arial"/>
+              </w:rPr>
+              <w:t>A callback helyes arányban alakítja és publikálja a vezérlési parancsot</w:t>
+            </w:r>
+          </w:p>
+        </w:tc>
+      </w:tr>
+    </w:tbl>
+    <w:p>
+      <w:pPr>
+        <w:jc w:val="both"/>
+        <w:rPr>
+          <w:rFonts w:ascii="Arial" w:hAnsi="Arial" w:cs="Arial"/>
         </w:rPr>
       </w:pPr>
     </w:p>
@@ -543,7 +3535,7 @@
         </w:numPr>
         <w:jc w:val="both"/>
         <w:rPr>
-          <w:rFonts w:ascii="Times New Roman" w:hAnsi="Times New Roman" w:cs="Times New Roman"/>
+          <w:rFonts w:ascii="Arial" w:hAnsi="Arial" w:cs="Arial"/>
           <w:b/>
           <w:bCs/>
           <w:sz w:val="36"/>
@@ -552,14 +3544,1028 @@
       </w:pPr>
       <w:r>
         <w:rPr>
-          <w:rFonts w:ascii="Times New Roman" w:hAnsi="Times New Roman" w:cs="Times New Roman"/>
+          <w:rFonts w:ascii="Arial" w:hAnsi="Arial" w:cs="Arial"/>
           <w:b/>
           <w:bCs/>
           <w:sz w:val="36"/>
           <w:szCs w:val="36"/>
         </w:rPr>
+        <w:t>C++ unit tesztek</w:t>
+      </w:r>
+    </w:p>
+    <w:p>
+      <w:pPr>
+        <w:jc w:val="both"/>
+        <w:rPr>
+          <w:rFonts w:ascii="Arial" w:hAnsi="Arial" w:cs="Arial"/>
+        </w:rPr>
+      </w:pPr>
+      <w:r>
+        <w:rPr>
+          <w:rFonts w:ascii="Arial" w:hAnsi="Arial" w:cs="Arial"/>
+        </w:rPr>
+        <w:t>Ez a tesztcsomag a path_and_steering node determinisztikus segédfüggvényeit ellenőrzi. A cél az, hogy a pályapont-generálás, az értéktérképezés és a path méretkorlátozás stabilan, kiszámíthatóan működjön. A tesztek nem ROS kommunikációt vizsgálnak, hanem tisztán a számítási logikát.</w:t>
+      </w:r>
+    </w:p>
+    <w:p>
+      <w:pPr>
+        <w:pStyle w:val="Listaszerbekezds"/>
+        <w:numPr>
+          <w:ilvl w:val="0"/>
+          <w:numId w:val="4"/>
+        </w:numPr>
+        <w:jc w:val="both"/>
+        <w:rPr>
+          <w:rFonts w:ascii="Arial" w:hAnsi="Arial" w:cs="Arial"/>
+        </w:rPr>
+      </w:pPr>
+      <w:r>
+        <w:rPr>
+          <w:rFonts w:ascii="Arial" w:hAnsi="Arial" w:cs="Arial"/>
+        </w:rPr>
+        <w:t>lineáris értéktérképezés helyessége</w:t>
+      </w:r>
+    </w:p>
+    <w:p>
+      <w:pPr>
+        <w:pStyle w:val="Listaszerbekezds"/>
+        <w:numPr>
+          <w:ilvl w:val="0"/>
+          <w:numId w:val="4"/>
+        </w:numPr>
+        <w:jc w:val="both"/>
+        <w:rPr>
+          <w:rFonts w:ascii="Arial" w:hAnsi="Arial" w:cs="Arial"/>
+        </w:rPr>
+      </w:pPr>
+      <w:r>
+        <w:rPr>
+          <w:rFonts w:ascii="Arial" w:hAnsi="Arial" w:cs="Arial"/>
+        </w:rPr>
+        <w:t>steering pontok számának és irányának helyessége előre és hátra menetben</w:t>
+      </w:r>
+    </w:p>
+    <w:p>
+      <w:pPr>
+        <w:pStyle w:val="Listaszerbekezds"/>
+        <w:numPr>
+          <w:ilvl w:val="0"/>
+          <w:numId w:val="4"/>
+        </w:numPr>
+        <w:jc w:val="both"/>
+        <w:rPr>
+          <w:rFonts w:ascii="Arial" w:hAnsi="Arial" w:cs="Arial"/>
+        </w:rPr>
+      </w:pPr>
+      <w:r>
+        <w:rPr>
+          <w:rFonts w:ascii="Arial" w:hAnsi="Arial" w:cs="Arial"/>
+        </w:rPr>
+        <w:t>numerikus stabilitás kanyarodás közben</w:t>
+      </w:r>
+    </w:p>
+    <w:p>
+      <w:pPr>
+        <w:pStyle w:val="Listaszerbekezds"/>
+        <w:numPr>
+          <w:ilvl w:val="0"/>
+          <w:numId w:val="4"/>
+        </w:numPr>
+        <w:jc w:val="both"/>
+        <w:rPr>
+          <w:rFonts w:ascii="Arial" w:hAnsi="Arial" w:cs="Arial"/>
+        </w:rPr>
+      </w:pPr>
+      <w:r>
+        <w:rPr>
+          <w:rFonts w:ascii="Arial" w:hAnsi="Arial" w:cs="Arial"/>
+        </w:rPr>
+        <w:t>path trimmelés helyes működése konfigurált méretre</w:t>
+      </w:r>
+    </w:p>
+    <w:p>
+      <w:pPr>
+        <w:jc w:val="both"/>
+        <w:rPr>
+          <w:rFonts w:ascii="Arial" w:hAnsi="Arial" w:cs="Arial"/>
+        </w:rPr>
+      </w:pPr>
+      <w:r>
+        <w:rPr>
+          <w:rFonts w:ascii="Arial" w:hAnsi="Arial" w:cs="Arial"/>
+        </w:rPr>
+        <w:t xml:space="preserve">A C++ kódhoz tartozó unit tesztek futtatása eltérő módon működik a python unit tesztekhez képest.  </w:t>
+      </w:r>
+      <w:r>
+        <w:rPr>
+          <w:rFonts w:ascii="Arial" w:hAnsi="Arial" w:cs="Arial"/>
+        </w:rPr>
+        <w:t>A különbség</w:t>
+      </w:r>
+      <w:r>
+        <w:rPr>
+          <w:rFonts w:ascii="Arial" w:hAnsi="Arial" w:cs="Arial"/>
+        </w:rPr>
+        <w:t xml:space="preserve"> azonban</w:t>
+      </w:r>
+      <w:r>
+        <w:rPr>
+          <w:rFonts w:ascii="Arial" w:hAnsi="Arial" w:cs="Arial"/>
+        </w:rPr>
+        <w:t xml:space="preserve"> nem elsősorban a Python és a C++ között van, hanem abban, hogy milyen futtatási környezet kell a tesztekhez: a Python unit tesztek mockolt ROS modulokkal futnak, ezért </w:t>
+      </w:r>
+      <w:r>
+        <w:rPr>
+          <w:rFonts w:ascii="Arial" w:hAnsi="Arial" w:cs="Arial"/>
+        </w:rPr>
+        <w:t xml:space="preserve">nincs szükségük </w:t>
+      </w:r>
+      <w:r>
+        <w:rPr>
+          <w:rFonts w:ascii="Arial" w:hAnsi="Arial" w:cs="Arial"/>
+        </w:rPr>
+        <w:t>valódi ROS rendszer</w:t>
+      </w:r>
+      <w:r>
+        <w:rPr>
+          <w:rFonts w:ascii="Arial" w:hAnsi="Arial" w:cs="Arial"/>
+        </w:rPr>
+        <w:t>re</w:t>
+      </w:r>
+      <w:r>
+        <w:rPr>
+          <w:rFonts w:ascii="Arial" w:hAnsi="Arial" w:cs="Arial"/>
+        </w:rPr>
+        <w:t>, roscore</w:t>
+      </w:r>
+      <w:r>
+        <w:rPr>
+          <w:rFonts w:ascii="Arial" w:hAnsi="Arial" w:cs="Arial"/>
+        </w:rPr>
+        <w:t>-ra</w:t>
+      </w:r>
+      <w:r>
+        <w:rPr>
+          <w:rFonts w:ascii="Arial" w:hAnsi="Arial" w:cs="Arial"/>
+        </w:rPr>
+        <w:t>, catkin build</w:t>
+      </w:r>
+      <w:r>
+        <w:rPr>
+          <w:rFonts w:ascii="Arial" w:hAnsi="Arial" w:cs="Arial"/>
+        </w:rPr>
+        <w:t>-re</w:t>
+      </w:r>
+      <w:r>
+        <w:rPr>
+          <w:rFonts w:ascii="Arial" w:hAnsi="Arial" w:cs="Arial"/>
+        </w:rPr>
+        <w:t xml:space="preserve"> vagy Linux-specifikus ROS toolchain</w:t>
+      </w:r>
+      <w:r>
+        <w:rPr>
+          <w:rFonts w:ascii="Arial" w:hAnsi="Arial" w:cs="Arial"/>
+        </w:rPr>
+        <w:t>-re</w:t>
+      </w:r>
+      <w:r>
+        <w:rPr>
+          <w:rFonts w:ascii="Arial" w:hAnsi="Arial" w:cs="Arial"/>
+        </w:rPr>
+        <w:t>, így e</w:t>
+      </w:r>
+      <w:r>
+        <w:rPr>
+          <w:rFonts w:ascii="Arial" w:hAnsi="Arial" w:cs="Arial"/>
+        </w:rPr>
+        <w:t>zek egyszerűen VScode terminálból futtathatóak</w:t>
+      </w:r>
+      <w:r>
+        <w:rPr>
+          <w:rFonts w:ascii="Arial" w:hAnsi="Arial" w:cs="Arial"/>
+        </w:rPr>
+        <w:t>. A </w:t>
+      </w:r>
+      <w:hyperlink r:id="rId6" w:history="1">
+        <w:r>
+          <w:rPr>
+            <w:rStyle w:val="Hiperhivatkozs"/>
+            <w:rFonts w:ascii="Arial" w:hAnsi="Arial" w:cs="Arial"/>
+            <w:color w:val="auto"/>
+            <w:u w:val="none"/>
+          </w:rPr>
+          <w:t>test_path_and_steering_utils.cpp</w:t>
+        </w:r>
+      </w:hyperlink>
+      <w:r>
+        <w:rPr>
+          <w:rFonts w:ascii="Arial" w:hAnsi="Arial" w:cs="Arial"/>
+        </w:rPr>
+        <w:t> viszont natív C++ teszt, amit a </w:t>
+      </w:r>
+      <w:hyperlink r:id="rId7" w:history="1">
+        <w:r>
+          <w:rPr>
+            <w:rStyle w:val="Hiperhivatkozs"/>
+            <w:rFonts w:ascii="Arial" w:hAnsi="Arial" w:cs="Arial"/>
+            <w:color w:val="auto"/>
+            <w:u w:val="none"/>
+          </w:rPr>
+          <w:t>CMakeLists.txt</w:t>
+        </w:r>
+      </w:hyperlink>
+      <w:r>
+        <w:rPr>
+          <w:rFonts w:ascii="Arial" w:hAnsi="Arial" w:cs="Arial"/>
+        </w:rPr>
+        <w:t> alapján ROS-os környezetben kell lefordítani és linkelni ROS üzenettípusokkal, gtesttel és catkin builddel, ezért ehhez tipikusan Linuxos ROS környezet kell (például WSL2 Ubuntu), mert ott áll rendelkezésre stabilan a teljes fordítási és futtatási lánc</w:t>
+      </w:r>
+      <w:r>
+        <w:rPr>
+          <w:rFonts w:ascii="Arial" w:hAnsi="Arial" w:cs="Arial"/>
+        </w:rPr>
+        <w:t>.</w:t>
+      </w:r>
+    </w:p>
+    <w:p>
+      <w:pPr>
+        <w:jc w:val="both"/>
+        <w:rPr>
+          <w:rFonts w:ascii="Arial" w:hAnsi="Arial" w:cs="Arial"/>
+        </w:rPr>
+      </w:pPr>
+    </w:p>
+    <w:p>
+      <w:pPr>
+        <w:jc w:val="both"/>
+        <w:rPr>
+          <w:rFonts w:ascii="Arial" w:hAnsi="Arial" w:cs="Arial"/>
+        </w:rPr>
+      </w:pPr>
+      <w:r>
+        <w:rPr>
+          <w:rFonts w:ascii="Arial" w:hAnsi="Arial" w:cs="Arial"/>
+        </w:rPr>
+        <w:t>Kapcsolódó fájlok:</w:t>
+      </w:r>
+    </w:p>
+    <w:p>
+      <w:pPr>
+        <w:pStyle w:val="Listaszerbekezds"/>
+        <w:numPr>
+          <w:ilvl w:val="0"/>
+          <w:numId w:val="4"/>
+        </w:numPr>
+        <w:jc w:val="both"/>
+        <w:rPr>
+          <w:rFonts w:ascii="Arial" w:hAnsi="Arial" w:cs="Arial"/>
+        </w:rPr>
+      </w:pPr>
+      <w:r>
+        <w:rPr>
+          <w:rFonts w:ascii="Arial" w:hAnsi="Arial" w:cs="Arial"/>
+        </w:rPr>
         <w:lastRenderedPageBreak/>
-        <w:t>Python unit tesztek</w:t>
+        <w:t>test_path_and_steering_utils</w:t>
+      </w:r>
+      <w:r>
+        <w:rPr>
+          <w:rFonts w:ascii="Arial" w:hAnsi="Arial" w:cs="Arial"/>
+        </w:rPr>
+        <w:t>.cpp</w:t>
+      </w:r>
+    </w:p>
+    <w:p>
+      <w:pPr>
+        <w:pStyle w:val="Listaszerbekezds"/>
+        <w:numPr>
+          <w:ilvl w:val="0"/>
+          <w:numId w:val="4"/>
+        </w:numPr>
+        <w:jc w:val="both"/>
+        <w:rPr>
+          <w:rFonts w:ascii="Arial" w:hAnsi="Arial" w:cs="Arial"/>
+        </w:rPr>
+      </w:pPr>
+      <w:r>
+        <w:rPr>
+          <w:rFonts w:ascii="Arial" w:hAnsi="Arial" w:cs="Arial"/>
+        </w:rPr>
+        <w:t>path_and_steering_utils</w:t>
+      </w:r>
+      <w:r>
+        <w:rPr>
+          <w:rFonts w:ascii="Arial" w:hAnsi="Arial" w:cs="Arial"/>
+        </w:rPr>
+        <w:t>.cpp</w:t>
+      </w:r>
+    </w:p>
+    <w:p>
+      <w:pPr>
+        <w:pStyle w:val="Listaszerbekezds"/>
+        <w:numPr>
+          <w:ilvl w:val="0"/>
+          <w:numId w:val="4"/>
+        </w:numPr>
+        <w:jc w:val="both"/>
+        <w:rPr>
+          <w:rFonts w:ascii="Arial" w:hAnsi="Arial" w:cs="Arial"/>
+        </w:rPr>
+      </w:pPr>
+      <w:r>
+        <w:rPr>
+          <w:rFonts w:ascii="Arial" w:hAnsi="Arial" w:cs="Arial"/>
+        </w:rPr>
+        <w:t>CMakeLists</w:t>
+      </w:r>
+      <w:r>
+        <w:rPr>
+          <w:rFonts w:ascii="Arial" w:hAnsi="Arial" w:cs="Arial"/>
+        </w:rPr>
+        <w:t>.txt</w:t>
+      </w:r>
+    </w:p>
+    <w:p>
+      <w:pPr>
+        <w:jc w:val="both"/>
+        <w:rPr>
+          <w:rFonts w:ascii="Arial" w:hAnsi="Arial" w:cs="Arial"/>
+        </w:rPr>
+      </w:pPr>
+    </w:p>
+    <w:p>
+      <w:pPr>
+        <w:jc w:val="both"/>
+        <w:rPr>
+          <w:rFonts w:ascii="Arial" w:hAnsi="Arial" w:cs="Arial"/>
+        </w:rPr>
+      </w:pPr>
+      <w:r>
+        <w:rPr>
+          <w:rFonts w:ascii="Arial" w:hAnsi="Arial" w:cs="Arial"/>
+        </w:rPr>
+        <w:t xml:space="preserve">Tesztek száma: </w:t>
+      </w:r>
+      <w:r>
+        <w:rPr>
+          <w:rFonts w:ascii="Arial" w:hAnsi="Arial" w:cs="Arial"/>
+        </w:rPr>
+        <w:t>6</w:t>
+      </w:r>
+    </w:p>
+    <w:tbl>
+      <w:tblPr>
+        <w:tblStyle w:val="Rcsostblzat"/>
+        <w:tblW w:w="0" w:type="auto"/>
+        <w:tblLook w:val="04A0" w:firstRow="1" w:lastRow="0" w:firstColumn="1" w:lastColumn="0" w:noHBand="0" w:noVBand="1"/>
+      </w:tblPr>
+      <w:tblGrid>
+        <w:gridCol w:w="5459"/>
+        <w:gridCol w:w="3603"/>
+      </w:tblGrid>
+      <w:tr>
+        <w:tc>
+          <w:tcPr>
+            <w:tcW w:w="5447" w:type="dxa"/>
+          </w:tcPr>
+          <w:p>
+            <w:pPr>
+              <w:jc w:val="both"/>
+              <w:rPr>
+                <w:rFonts w:ascii="Arial" w:hAnsi="Arial" w:cs="Arial"/>
+              </w:rPr>
+            </w:pPr>
+            <w:r>
+              <w:rPr>
+                <w:rFonts w:ascii="Arial" w:hAnsi="Arial" w:cs="Arial"/>
+              </w:rPr>
+              <w:t>Teszt</w:t>
+            </w:r>
+          </w:p>
+        </w:tc>
+        <w:tc>
+          <w:tcPr>
+            <w:tcW w:w="3615" w:type="dxa"/>
+          </w:tcPr>
+          <w:p>
+            <w:pPr>
+              <w:jc w:val="both"/>
+              <w:rPr>
+                <w:rFonts w:ascii="Arial" w:hAnsi="Arial" w:cs="Arial"/>
+              </w:rPr>
+            </w:pPr>
+            <w:r>
+              <w:rPr>
+                <w:rFonts w:ascii="Arial" w:hAnsi="Arial" w:cs="Arial"/>
+              </w:rPr>
+              <w:t>Ellenőrzött folyamat</w:t>
+            </w:r>
+          </w:p>
+        </w:tc>
+      </w:tr>
+      <w:tr>
+        <w:tc>
+          <w:tcPr>
+            <w:tcW w:w="5447" w:type="dxa"/>
+          </w:tcPr>
+          <w:p>
+            <w:pPr>
+              <w:jc w:val="both"/>
+              <w:rPr>
+                <w:rFonts w:ascii="Arial" w:hAnsi="Arial" w:cs="Arial"/>
+              </w:rPr>
+            </w:pPr>
+            <w:r>
+              <w:rPr>
+                <w:rFonts w:ascii="Arial" w:hAnsi="Arial" w:cs="Arial"/>
+              </w:rPr>
+              <w:t>MapValueMidpoint</w:t>
+            </w:r>
+          </w:p>
+        </w:tc>
+        <w:tc>
+          <w:tcPr>
+            <w:tcW w:w="3615" w:type="dxa"/>
+          </w:tcPr>
+          <w:p>
+            <w:pPr>
+              <w:jc w:val="both"/>
+              <w:rPr>
+                <w:rFonts w:ascii="Arial" w:hAnsi="Arial" w:cs="Arial"/>
+              </w:rPr>
+            </w:pPr>
+            <w:r>
+              <w:rPr>
+                <w:rFonts w:ascii="Arial" w:hAnsi="Arial" w:cs="Arial"/>
+              </w:rPr>
+              <w:t>A bemeneti tartomány közepét helyesen képezi le a kimeneti tartomány közepére</w:t>
+            </w:r>
+          </w:p>
+        </w:tc>
+      </w:tr>
+      <w:tr>
+        <w:tc>
+          <w:tcPr>
+            <w:tcW w:w="5447" w:type="dxa"/>
+          </w:tcPr>
+          <w:p>
+            <w:pPr>
+              <w:jc w:val="both"/>
+              <w:rPr>
+                <w:rFonts w:ascii="Arial" w:hAnsi="Arial" w:cs="Arial"/>
+              </w:rPr>
+            </w:pPr>
+            <w:r>
+              <w:rPr>
+                <w:rFonts w:ascii="Arial" w:hAnsi="Arial" w:cs="Arial"/>
+              </w:rPr>
+              <w:t>BuildSteeringPointsForwardCountAndDirection</w:t>
+            </w:r>
+          </w:p>
+        </w:tc>
+        <w:tc>
+          <w:tcPr>
+            <w:tcW w:w="3615" w:type="dxa"/>
+          </w:tcPr>
+          <w:p>
+            <w:pPr>
+              <w:jc w:val="both"/>
+              <w:rPr>
+                <w:rFonts w:ascii="Arial" w:hAnsi="Arial" w:cs="Arial"/>
+              </w:rPr>
+            </w:pPr>
+            <w:r>
+              <w:rPr>
+                <w:rFonts w:ascii="Arial" w:hAnsi="Arial" w:cs="Arial"/>
+              </w:rPr>
+              <w:t>Előremenetben a pontok száma a sebességtől függően helyes, és a pálya előre halad</w:t>
+            </w:r>
+          </w:p>
+        </w:tc>
+      </w:tr>
+      <w:tr>
+        <w:tc>
+          <w:tcPr>
+            <w:tcW w:w="5447" w:type="dxa"/>
+          </w:tcPr>
+          <w:p>
+            <w:pPr>
+              <w:jc w:val="both"/>
+              <w:rPr>
+                <w:rFonts w:ascii="Arial" w:hAnsi="Arial" w:cs="Arial"/>
+              </w:rPr>
+            </w:pPr>
+            <w:r>
+              <w:rPr>
+                <w:rFonts w:ascii="Arial" w:hAnsi="Arial" w:cs="Arial"/>
+              </w:rPr>
+              <w:t>BuildSteeringPointsReverseCountAndDirection</w:t>
+            </w:r>
+          </w:p>
+        </w:tc>
+        <w:tc>
+          <w:tcPr>
+            <w:tcW w:w="3615" w:type="dxa"/>
+          </w:tcPr>
+          <w:p>
+            <w:pPr>
+              <w:jc w:val="both"/>
+              <w:rPr>
+                <w:rFonts w:ascii="Arial" w:hAnsi="Arial" w:cs="Arial"/>
+              </w:rPr>
+            </w:pPr>
+            <w:r>
+              <w:rPr>
+                <w:rFonts w:ascii="Arial" w:hAnsi="Arial" w:cs="Arial"/>
+              </w:rPr>
+              <w:t>Hátramenetben a pontok száma helyes, és a pálya hátrafelé halad</w:t>
+            </w:r>
+          </w:p>
+        </w:tc>
+      </w:tr>
+      <w:tr>
+        <w:tc>
+          <w:tcPr>
+            <w:tcW w:w="5447" w:type="dxa"/>
+          </w:tcPr>
+          <w:p>
+            <w:pPr>
+              <w:jc w:val="both"/>
+              <w:rPr>
+                <w:rFonts w:ascii="Arial" w:hAnsi="Arial" w:cs="Arial"/>
+              </w:rPr>
+            </w:pPr>
+            <w:r>
+              <w:rPr>
+                <w:rFonts w:ascii="Arial" w:hAnsi="Arial" w:cs="Arial"/>
+              </w:rPr>
+              <w:t>BuildSteeringPointsAreFiniteForNonZeroSteering</w:t>
+            </w:r>
+          </w:p>
+        </w:tc>
+        <w:tc>
+          <w:tcPr>
+            <w:tcW w:w="3615" w:type="dxa"/>
+          </w:tcPr>
+          <w:p>
+            <w:pPr>
+              <w:jc w:val="both"/>
+              <w:rPr>
+                <w:rFonts w:ascii="Arial" w:hAnsi="Arial" w:cs="Arial"/>
+              </w:rPr>
+            </w:pPr>
+            <w:r>
+              <w:rPr>
+                <w:rFonts w:ascii="Arial" w:hAnsi="Arial" w:cs="Arial"/>
+              </w:rPr>
+              <w:t>Nem nulla kormányszögnél is minden generált pont véges, nincs NaN vagy végtelen</w:t>
+            </w:r>
+          </w:p>
+        </w:tc>
+      </w:tr>
+      <w:tr>
+        <w:tc>
+          <w:tcPr>
+            <w:tcW w:w="5447" w:type="dxa"/>
+          </w:tcPr>
+          <w:p>
+            <w:pPr>
+              <w:jc w:val="both"/>
+              <w:rPr>
+                <w:rFonts w:ascii="Arial" w:hAnsi="Arial" w:cs="Arial"/>
+              </w:rPr>
+            </w:pPr>
+            <w:r>
+              <w:rPr>
+                <w:rFonts w:ascii="Arial" w:hAnsi="Arial" w:cs="Arial"/>
+              </w:rPr>
+              <w:t>TrimPathKeepsLastNPoses</w:t>
+            </w:r>
+          </w:p>
+        </w:tc>
+        <w:tc>
+          <w:tcPr>
+            <w:tcW w:w="3615" w:type="dxa"/>
+          </w:tcPr>
+          <w:p>
+            <w:pPr>
+              <w:jc w:val="both"/>
+              <w:rPr>
+                <w:rFonts w:ascii="Arial" w:hAnsi="Arial" w:cs="Arial"/>
+              </w:rPr>
+            </w:pPr>
+            <w:r>
+              <w:rPr>
+                <w:rFonts w:ascii="Arial" w:hAnsi="Arial" w:cs="Arial"/>
+              </w:rPr>
+              <w:t>Túl hosszú path esetén csak a legutolsó N pozíció marad meg</w:t>
+            </w:r>
+          </w:p>
+        </w:tc>
+      </w:tr>
+      <w:tr>
+        <w:tc>
+          <w:tcPr>
+            <w:tcW w:w="5447" w:type="dxa"/>
+          </w:tcPr>
+          <w:p>
+            <w:pPr>
+              <w:jc w:val="both"/>
+              <w:rPr>
+                <w:rFonts w:ascii="Arial" w:hAnsi="Arial" w:cs="Arial"/>
+              </w:rPr>
+            </w:pPr>
+            <w:r>
+              <w:rPr>
+                <w:rFonts w:ascii="Arial" w:hAnsi="Arial" w:cs="Arial"/>
+              </w:rPr>
+              <w:t>TrimPathClearsWhenConfiguredToZero</w:t>
+            </w:r>
+          </w:p>
+        </w:tc>
+        <w:tc>
+          <w:tcPr>
+            <w:tcW w:w="3615" w:type="dxa"/>
+          </w:tcPr>
+          <w:p>
+            <w:pPr>
+              <w:jc w:val="both"/>
+              <w:rPr>
+                <w:rFonts w:ascii="Arial" w:hAnsi="Arial" w:cs="Arial"/>
+              </w:rPr>
+            </w:pPr>
+            <w:r>
+              <w:rPr>
+                <w:rFonts w:ascii="Arial" w:hAnsi="Arial" w:cs="Arial"/>
+              </w:rPr>
+              <w:t>Nulla path méretnél a path teljesen kiürül</w:t>
+            </w:r>
+          </w:p>
+        </w:tc>
+      </w:tr>
+    </w:tbl>
+    <w:p>
+      <w:pPr>
+        <w:jc w:val="both"/>
+        <w:rPr>
+          <w:rFonts w:ascii="Arial" w:hAnsi="Arial" w:cs="Arial"/>
+        </w:rPr>
+      </w:pPr>
+    </w:p>
+    <w:p>
+      <w:pPr>
+        <w:jc w:val="both"/>
+        <w:rPr>
+          <w:rFonts w:ascii="Arial" w:hAnsi="Arial" w:cs="Arial"/>
+        </w:rPr>
+      </w:pPr>
+    </w:p>
+    <w:p>
+      <w:pPr>
+        <w:pStyle w:val="Listaszerbekezds"/>
+        <w:numPr>
+          <w:ilvl w:val="0"/>
+          <w:numId w:val="2"/>
+        </w:numPr>
+        <w:jc w:val="both"/>
+        <w:rPr>
+          <w:rFonts w:ascii="Arial" w:hAnsi="Arial" w:cs="Arial"/>
+          <w:b/>
+          <w:bCs/>
+          <w:sz w:val="36"/>
+          <w:szCs w:val="36"/>
+        </w:rPr>
+      </w:pPr>
+      <w:r>
+        <w:rPr>
+          <w:rFonts w:ascii="Arial" w:hAnsi="Arial" w:cs="Arial"/>
+          <w:b/>
+          <w:bCs/>
+          <w:sz w:val="36"/>
+          <w:szCs w:val="36"/>
+        </w:rPr>
+        <w:t>Integrációs tesztek</w:t>
+      </w:r>
+    </w:p>
+    <w:p>
+      <w:pPr>
+        <w:jc w:val="both"/>
+        <w:rPr>
+          <w:rFonts w:ascii="Arial" w:hAnsi="Arial" w:cs="Arial"/>
+        </w:rPr>
+      </w:pPr>
+      <w:r>
+        <w:rPr>
+          <w:rFonts w:ascii="Arial" w:hAnsi="Arial" w:cs="Arial"/>
+        </w:rPr>
+        <w:t xml:space="preserve">Az integracios tesztek </w:t>
+      </w:r>
+      <w:r>
+        <w:rPr>
+          <w:rFonts w:ascii="Arial" w:hAnsi="Arial" w:cs="Arial"/>
+        </w:rPr>
+        <w:t>célja</w:t>
+      </w:r>
+      <w:r>
+        <w:rPr>
+          <w:rFonts w:ascii="Arial" w:hAnsi="Arial" w:cs="Arial"/>
+        </w:rPr>
+        <w:t xml:space="preserve">, hogy ne csak egy-egy </w:t>
+      </w:r>
+      <w:r>
+        <w:rPr>
+          <w:rFonts w:ascii="Arial" w:hAnsi="Arial" w:cs="Arial"/>
+        </w:rPr>
+        <w:t>függvény</w:t>
+      </w:r>
+      <w:r>
+        <w:rPr>
+          <w:rFonts w:ascii="Arial" w:hAnsi="Arial" w:cs="Arial"/>
+        </w:rPr>
+        <w:t xml:space="preserve"> </w:t>
+      </w:r>
+      <w:r>
+        <w:rPr>
+          <w:rFonts w:ascii="Arial" w:hAnsi="Arial" w:cs="Arial"/>
+        </w:rPr>
+        <w:t>viselkedését</w:t>
+      </w:r>
+      <w:r>
+        <w:rPr>
+          <w:rFonts w:ascii="Arial" w:hAnsi="Arial" w:cs="Arial"/>
+        </w:rPr>
+        <w:t xml:space="preserve"> </w:t>
+      </w:r>
+      <w:r>
+        <w:rPr>
+          <w:rFonts w:ascii="Arial" w:hAnsi="Arial" w:cs="Arial"/>
+        </w:rPr>
+        <w:t>ellenőrizzek</w:t>
+      </w:r>
+      <w:r>
+        <w:rPr>
+          <w:rFonts w:ascii="Arial" w:hAnsi="Arial" w:cs="Arial"/>
+        </w:rPr>
+        <w:t xml:space="preserve">, hanem </w:t>
+      </w:r>
+      <w:r>
+        <w:rPr>
+          <w:rFonts w:ascii="Arial" w:hAnsi="Arial" w:cs="Arial"/>
+        </w:rPr>
+        <w:t>valós</w:t>
+      </w:r>
+      <w:r>
+        <w:rPr>
+          <w:rFonts w:ascii="Arial" w:hAnsi="Arial" w:cs="Arial"/>
+        </w:rPr>
+        <w:t xml:space="preserve"> ROS node-ok </w:t>
+      </w:r>
+      <w:r>
+        <w:rPr>
+          <w:rFonts w:ascii="Arial" w:hAnsi="Arial" w:cs="Arial"/>
+        </w:rPr>
+        <w:t>együttműködését</w:t>
+      </w:r>
+      <w:r>
+        <w:rPr>
+          <w:rFonts w:ascii="Arial" w:hAnsi="Arial" w:cs="Arial"/>
+        </w:rPr>
+        <w:t xml:space="preserve"> is. Míg </w:t>
+      </w:r>
+      <w:r>
+        <w:rPr>
+          <w:rFonts w:ascii="Arial" w:hAnsi="Arial" w:cs="Arial"/>
+        </w:rPr>
+        <w:t>a</w:t>
+      </w:r>
+      <w:r>
+        <w:rPr>
+          <w:rFonts w:ascii="Arial" w:hAnsi="Arial" w:cs="Arial"/>
+        </w:rPr>
+        <w:t xml:space="preserve"> </w:t>
+      </w:r>
+      <w:r>
+        <w:rPr>
+          <w:rFonts w:ascii="Arial" w:hAnsi="Arial" w:cs="Arial"/>
+        </w:rPr>
+        <w:t xml:space="preserve">unit tesztek mockolt </w:t>
+      </w:r>
+      <w:r>
+        <w:rPr>
+          <w:rFonts w:ascii="Arial" w:hAnsi="Arial" w:cs="Arial"/>
+        </w:rPr>
+        <w:t>környezetben</w:t>
+      </w:r>
+      <w:r>
+        <w:rPr>
+          <w:rFonts w:ascii="Arial" w:hAnsi="Arial" w:cs="Arial"/>
+        </w:rPr>
+        <w:t xml:space="preserve"> futnak, itt </w:t>
+      </w:r>
+      <w:r>
+        <w:rPr>
+          <w:rFonts w:ascii="Arial" w:hAnsi="Arial" w:cs="Arial"/>
+        </w:rPr>
+        <w:t>valódi</w:t>
+      </w:r>
+      <w:r>
+        <w:rPr>
+          <w:rFonts w:ascii="Arial" w:hAnsi="Arial" w:cs="Arial"/>
+        </w:rPr>
+        <w:t xml:space="preserve"> topic </w:t>
+      </w:r>
+      <w:r>
+        <w:rPr>
+          <w:rFonts w:ascii="Arial" w:hAnsi="Arial" w:cs="Arial"/>
+        </w:rPr>
+        <w:t>kommunikáció</w:t>
+      </w:r>
+      <w:r>
+        <w:rPr>
+          <w:rFonts w:ascii="Arial" w:hAnsi="Arial" w:cs="Arial"/>
+        </w:rPr>
+        <w:t xml:space="preserve">, node </w:t>
+      </w:r>
+      <w:r>
+        <w:rPr>
+          <w:rFonts w:ascii="Arial" w:hAnsi="Arial" w:cs="Arial"/>
+        </w:rPr>
+        <w:t>indítás</w:t>
+      </w:r>
+      <w:r>
+        <w:rPr>
+          <w:rFonts w:ascii="Arial" w:hAnsi="Arial" w:cs="Arial"/>
+        </w:rPr>
+        <w:t xml:space="preserve"> es callback-l</w:t>
+      </w:r>
+      <w:r>
+        <w:rPr>
+          <w:rFonts w:ascii="Arial" w:hAnsi="Arial" w:cs="Arial"/>
+        </w:rPr>
+        <w:t>á</w:t>
+      </w:r>
+      <w:r>
+        <w:rPr>
+          <w:rFonts w:ascii="Arial" w:hAnsi="Arial" w:cs="Arial"/>
+        </w:rPr>
+        <w:t xml:space="preserve">nc </w:t>
+      </w:r>
+      <w:r>
+        <w:rPr>
+          <w:rFonts w:ascii="Arial" w:hAnsi="Arial" w:cs="Arial"/>
+        </w:rPr>
+        <w:t>vizsgálata</w:t>
+      </w:r>
+      <w:r>
+        <w:rPr>
+          <w:rFonts w:ascii="Arial" w:hAnsi="Arial" w:cs="Arial"/>
+        </w:rPr>
+        <w:t xml:space="preserve"> </w:t>
+      </w:r>
+      <w:r>
+        <w:rPr>
+          <w:rFonts w:ascii="Arial" w:hAnsi="Arial" w:cs="Arial"/>
+        </w:rPr>
+        <w:t>történik</w:t>
+      </w:r>
+      <w:r>
+        <w:rPr>
+          <w:rFonts w:ascii="Arial" w:hAnsi="Arial" w:cs="Arial"/>
+        </w:rPr>
+        <w:t>.</w:t>
+      </w:r>
+    </w:p>
+    <w:p>
+      <w:pPr>
+        <w:jc w:val="both"/>
+        <w:rPr>
+          <w:rFonts w:ascii="Arial" w:hAnsi="Arial" w:cs="Arial"/>
+        </w:rPr>
+      </w:pPr>
+      <w:r>
+        <w:rPr>
+          <w:rFonts w:ascii="Arial" w:hAnsi="Arial" w:cs="Arial"/>
+        </w:rPr>
+        <w:t>Az integrációs tesztek nem nyelvet, hanem ROS interfészt tesztelnek, és a launch fájlok nyelvtől függetlenül el tudnak indítani fájlokat, így a C++ fájlok integrációja is tesztelhető python integrációs tesztekkel.</w:t>
+      </w:r>
+    </w:p>
+    <w:p>
+      <w:pPr>
+        <w:jc w:val="both"/>
+        <w:rPr>
+          <w:rFonts w:ascii="Arial" w:hAnsi="Arial" w:cs="Arial"/>
+        </w:rPr>
+      </w:pPr>
+      <w:r>
+        <w:rPr>
+          <w:rFonts w:ascii="Arial" w:hAnsi="Arial" w:cs="Arial"/>
+        </w:rPr>
+        <w:t xml:space="preserve">Ez a tesztcsomag a teljes </w:t>
+      </w:r>
+      <w:r>
+        <w:rPr>
+          <w:rFonts w:ascii="Arial" w:hAnsi="Arial" w:cs="Arial"/>
+        </w:rPr>
+        <w:t>vezérlési</w:t>
+      </w:r>
+      <w:r>
+        <w:rPr>
+          <w:rFonts w:ascii="Arial" w:hAnsi="Arial" w:cs="Arial"/>
+        </w:rPr>
+        <w:t xml:space="preserve"> </w:t>
+      </w:r>
+      <w:r>
+        <w:rPr>
+          <w:rFonts w:ascii="Arial" w:hAnsi="Arial" w:cs="Arial"/>
+        </w:rPr>
+        <w:t>lánc</w:t>
+      </w:r>
+      <w:r>
+        <w:rPr>
+          <w:rFonts w:ascii="Arial" w:hAnsi="Arial" w:cs="Arial"/>
+        </w:rPr>
+        <w:t xml:space="preserve"> </w:t>
+      </w:r>
+      <w:r>
+        <w:rPr>
+          <w:rFonts w:ascii="Arial" w:hAnsi="Arial" w:cs="Arial"/>
+        </w:rPr>
+        <w:t>különböző</w:t>
+      </w:r>
+      <w:r>
+        <w:rPr>
+          <w:rFonts w:ascii="Arial" w:hAnsi="Arial" w:cs="Arial"/>
+        </w:rPr>
+        <w:t xml:space="preserve"> szintjeit </w:t>
+      </w:r>
+      <w:r>
+        <w:rPr>
+          <w:rFonts w:ascii="Arial" w:hAnsi="Arial" w:cs="Arial"/>
+        </w:rPr>
+        <w:t>ellenőrzi</w:t>
+      </w:r>
+      <w:r>
+        <w:rPr>
+          <w:rFonts w:ascii="Arial" w:hAnsi="Arial" w:cs="Arial"/>
+        </w:rPr>
+        <w:t>:</w:t>
+      </w:r>
+    </w:p>
+    <w:p>
+      <w:pPr>
+        <w:pStyle w:val="Listaszerbekezds"/>
+        <w:numPr>
+          <w:ilvl w:val="0"/>
+          <w:numId w:val="4"/>
+        </w:numPr>
+        <w:jc w:val="both"/>
+        <w:rPr>
+          <w:rFonts w:ascii="Arial" w:hAnsi="Arial" w:cs="Arial"/>
+        </w:rPr>
+      </w:pPr>
+      <w:r>
+        <w:rPr>
+          <w:rFonts w:ascii="Arial" w:hAnsi="Arial" w:cs="Arial"/>
+        </w:rPr>
+        <w:t>egyedi node szinten</w:t>
+      </w:r>
+    </w:p>
+    <w:p>
+      <w:pPr>
+        <w:pStyle w:val="Listaszerbekezds"/>
+        <w:numPr>
+          <w:ilvl w:val="0"/>
+          <w:numId w:val="4"/>
+        </w:numPr>
+        <w:jc w:val="both"/>
+        <w:rPr>
+          <w:rFonts w:ascii="Arial" w:hAnsi="Arial" w:cs="Arial"/>
+        </w:rPr>
+      </w:pPr>
+      <w:r>
+        <w:rPr>
+          <w:rFonts w:ascii="Arial" w:hAnsi="Arial" w:cs="Arial"/>
+        </w:rPr>
+        <w:t>ket node-bol allo pipeline szinten</w:t>
+      </w:r>
+    </w:p>
+    <w:p>
+      <w:pPr>
+        <w:pStyle w:val="Listaszerbekezds"/>
+        <w:numPr>
+          <w:ilvl w:val="0"/>
+          <w:numId w:val="4"/>
+        </w:numPr>
+        <w:jc w:val="both"/>
+        <w:rPr>
+          <w:rFonts w:ascii="Arial" w:hAnsi="Arial" w:cs="Arial"/>
+        </w:rPr>
+      </w:pPr>
+      <w:r>
+        <w:rPr>
+          <w:rFonts w:ascii="Arial" w:hAnsi="Arial" w:cs="Arial"/>
+        </w:rPr>
+        <w:t>teljes rendszer szinten</w:t>
       </w:r>
     </w:p>
     <w:p>
@@ -567,7 +4573,2252 @@
         <w:ind w:left="360"/>
         <w:jc w:val="both"/>
         <w:rPr>
-          <w:rFonts w:ascii="Times New Roman" w:hAnsi="Times New Roman" w:cs="Times New Roman"/>
+          <w:rFonts w:ascii="Arial" w:hAnsi="Arial" w:cs="Arial"/>
+        </w:rPr>
+      </w:pPr>
+    </w:p>
+    <w:p>
+      <w:pPr>
+        <w:jc w:val="both"/>
+        <w:rPr>
+          <w:rFonts w:ascii="Arial" w:hAnsi="Arial" w:cs="Arial"/>
+        </w:rPr>
+      </w:pPr>
+      <w:r>
+        <w:rPr>
+          <w:rFonts w:ascii="Arial" w:hAnsi="Arial" w:cs="Arial"/>
+        </w:rPr>
+        <w:t>Kapcsolódó fájlok:</w:t>
+      </w:r>
+    </w:p>
+    <w:p>
+      <w:pPr>
+        <w:pStyle w:val="Listaszerbekezds"/>
+        <w:numPr>
+          <w:ilvl w:val="0"/>
+          <w:numId w:val="4"/>
+        </w:numPr>
+        <w:jc w:val="both"/>
+        <w:rPr>
+          <w:rFonts w:ascii="Arial" w:hAnsi="Arial" w:cs="Arial"/>
+        </w:rPr>
+      </w:pPr>
+      <w:r>
+        <w:rPr>
+          <w:rFonts w:ascii="Arial" w:hAnsi="Arial" w:cs="Arial"/>
+        </w:rPr>
+        <w:t>test_control_node</w:t>
+      </w:r>
+      <w:r>
+        <w:rPr>
+          <w:rFonts w:ascii="Arial" w:hAnsi="Arial" w:cs="Arial"/>
+        </w:rPr>
+        <w:t>.py</w:t>
+      </w:r>
+    </w:p>
+    <w:p>
+      <w:pPr>
+        <w:pStyle w:val="Listaszerbekezds"/>
+        <w:numPr>
+          <w:ilvl w:val="0"/>
+          <w:numId w:val="4"/>
+        </w:numPr>
+        <w:jc w:val="both"/>
+        <w:rPr>
+          <w:rFonts w:ascii="Arial" w:hAnsi="Arial" w:cs="Arial"/>
+        </w:rPr>
+      </w:pPr>
+      <w:r>
+        <w:rPr>
+          <w:rFonts w:ascii="Arial" w:hAnsi="Arial" w:cs="Arial"/>
+        </w:rPr>
+        <w:lastRenderedPageBreak/>
+        <w:t>test_control_node_integration</w:t>
+      </w:r>
+      <w:r>
+        <w:rPr>
+          <w:rFonts w:ascii="Arial" w:hAnsi="Arial" w:cs="Arial"/>
+        </w:rPr>
+        <w:t>.test</w:t>
+      </w:r>
+    </w:p>
+    <w:p>
+      <w:pPr>
+        <w:pStyle w:val="Listaszerbekezds"/>
+        <w:numPr>
+          <w:ilvl w:val="0"/>
+          <w:numId w:val="4"/>
+        </w:numPr>
+        <w:jc w:val="both"/>
+        <w:rPr>
+          <w:rFonts w:ascii="Arial" w:hAnsi="Arial" w:cs="Arial"/>
+        </w:rPr>
+      </w:pPr>
+      <w:r>
+        <w:rPr>
+          <w:rFonts w:ascii="Arial" w:hAnsi="Arial" w:cs="Arial"/>
+        </w:rPr>
+        <w:t>test_pid_error_node</w:t>
+      </w:r>
+      <w:r>
+        <w:rPr>
+          <w:rFonts w:ascii="Arial" w:hAnsi="Arial" w:cs="Arial"/>
+        </w:rPr>
+        <w:t>.py</w:t>
+      </w:r>
+    </w:p>
+    <w:p>
+      <w:pPr>
+        <w:pStyle w:val="Listaszerbekezds"/>
+        <w:numPr>
+          <w:ilvl w:val="0"/>
+          <w:numId w:val="4"/>
+        </w:numPr>
+        <w:jc w:val="both"/>
+        <w:rPr>
+          <w:rFonts w:ascii="Arial" w:hAnsi="Arial" w:cs="Arial"/>
+        </w:rPr>
+      </w:pPr>
+      <w:r>
+        <w:rPr>
+          <w:rFonts w:ascii="Arial" w:hAnsi="Arial" w:cs="Arial"/>
+        </w:rPr>
+        <w:t>test_pid_error_integration</w:t>
+      </w:r>
+      <w:r>
+        <w:rPr>
+          <w:rFonts w:ascii="Arial" w:hAnsi="Arial" w:cs="Arial"/>
+        </w:rPr>
+        <w:t>.test</w:t>
+      </w:r>
+    </w:p>
+    <w:p>
+      <w:pPr>
+        <w:pStyle w:val="Listaszerbekezds"/>
+        <w:numPr>
+          <w:ilvl w:val="0"/>
+          <w:numId w:val="4"/>
+        </w:numPr>
+        <w:jc w:val="both"/>
+        <w:rPr>
+          <w:rFonts w:ascii="Arial" w:hAnsi="Arial" w:cs="Arial"/>
+        </w:rPr>
+      </w:pPr>
+      <w:r>
+        <w:rPr>
+          <w:rFonts w:ascii="Arial" w:hAnsi="Arial" w:cs="Arial"/>
+        </w:rPr>
+        <w:t>test_control_pipeline</w:t>
+      </w:r>
+      <w:r>
+        <w:rPr>
+          <w:rFonts w:ascii="Arial" w:hAnsi="Arial" w:cs="Arial"/>
+        </w:rPr>
+        <w:t>.py</w:t>
+      </w:r>
+    </w:p>
+    <w:p>
+      <w:pPr>
+        <w:pStyle w:val="Listaszerbekezds"/>
+        <w:numPr>
+          <w:ilvl w:val="0"/>
+          <w:numId w:val="4"/>
+        </w:numPr>
+        <w:jc w:val="both"/>
+        <w:rPr>
+          <w:rFonts w:ascii="Arial" w:hAnsi="Arial" w:cs="Arial"/>
+        </w:rPr>
+      </w:pPr>
+      <w:r>
+        <w:rPr>
+          <w:rFonts w:ascii="Arial" w:hAnsi="Arial" w:cs="Arial"/>
+        </w:rPr>
+        <w:t>test_control_pipeline</w:t>
+      </w:r>
+      <w:r>
+        <w:rPr>
+          <w:rFonts w:ascii="Arial" w:hAnsi="Arial" w:cs="Arial"/>
+        </w:rPr>
+        <w:t>.test</w:t>
+      </w:r>
+    </w:p>
+    <w:p>
+      <w:pPr>
+        <w:pStyle w:val="Listaszerbekezds"/>
+        <w:numPr>
+          <w:ilvl w:val="0"/>
+          <w:numId w:val="4"/>
+        </w:numPr>
+        <w:jc w:val="both"/>
+        <w:rPr>
+          <w:rFonts w:ascii="Arial" w:hAnsi="Arial" w:cs="Arial"/>
+        </w:rPr>
+      </w:pPr>
+      <w:r>
+        <w:rPr>
+          <w:rFonts w:ascii="Arial" w:hAnsi="Arial" w:cs="Arial"/>
+        </w:rPr>
+        <w:t>test_simple_pursuit_node</w:t>
+      </w:r>
+      <w:r>
+        <w:rPr>
+          <w:rFonts w:ascii="Arial" w:hAnsi="Arial" w:cs="Arial"/>
+        </w:rPr>
+        <w:t>.py</w:t>
+      </w:r>
+    </w:p>
+    <w:p>
+      <w:pPr>
+        <w:pStyle w:val="Listaszerbekezds"/>
+        <w:numPr>
+          <w:ilvl w:val="0"/>
+          <w:numId w:val="4"/>
+        </w:numPr>
+        <w:jc w:val="both"/>
+        <w:rPr>
+          <w:rFonts w:ascii="Arial" w:hAnsi="Arial" w:cs="Arial"/>
+        </w:rPr>
+      </w:pPr>
+      <w:r>
+        <w:rPr>
+          <w:rFonts w:ascii="Arial" w:hAnsi="Arial" w:cs="Arial"/>
+        </w:rPr>
+        <w:t>test_simple_pursuit_integration</w:t>
+      </w:r>
+      <w:r>
+        <w:rPr>
+          <w:rFonts w:ascii="Arial" w:hAnsi="Arial" w:cs="Arial"/>
+        </w:rPr>
+        <w:t>.test</w:t>
+      </w:r>
+      <w:r>
+        <w:rPr>
+          <w:rFonts w:ascii="Arial" w:hAnsi="Arial" w:cs="Arial"/>
+        </w:rPr>
+        <w:tab/>
+      </w:r>
+    </w:p>
+    <w:p>
+      <w:pPr>
+        <w:pStyle w:val="Listaszerbekezds"/>
+        <w:numPr>
+          <w:ilvl w:val="0"/>
+          <w:numId w:val="4"/>
+        </w:numPr>
+        <w:jc w:val="both"/>
+        <w:rPr>
+          <w:rFonts w:ascii="Arial" w:hAnsi="Arial" w:cs="Arial"/>
+        </w:rPr>
+      </w:pPr>
+      <w:r>
+        <w:rPr>
+          <w:rFonts w:ascii="Arial" w:hAnsi="Arial" w:cs="Arial"/>
+        </w:rPr>
+        <w:t>test_path_and_steering_node</w:t>
+      </w:r>
+      <w:r>
+        <w:rPr>
+          <w:rFonts w:ascii="Arial" w:hAnsi="Arial" w:cs="Arial"/>
+        </w:rPr>
+        <w:t>.py</w:t>
+      </w:r>
+    </w:p>
+    <w:p>
+      <w:pPr>
+        <w:pStyle w:val="Listaszerbekezds"/>
+        <w:numPr>
+          <w:ilvl w:val="0"/>
+          <w:numId w:val="4"/>
+        </w:numPr>
+        <w:jc w:val="both"/>
+        <w:rPr>
+          <w:rFonts w:ascii="Arial" w:hAnsi="Arial" w:cs="Arial"/>
+        </w:rPr>
+      </w:pPr>
+      <w:r>
+        <w:rPr>
+          <w:rFonts w:ascii="Arial" w:hAnsi="Arial" w:cs="Arial"/>
+        </w:rPr>
+        <w:t>test_path_and_steering_integration</w:t>
+      </w:r>
+      <w:r>
+        <w:rPr>
+          <w:rFonts w:ascii="Arial" w:hAnsi="Arial" w:cs="Arial"/>
+        </w:rPr>
+        <w:t>.test</w:t>
+      </w:r>
+    </w:p>
+    <w:tbl>
+      <w:tblPr>
+        <w:tblStyle w:val="Rcsostblzat"/>
+        <w:tblW w:w="0" w:type="auto"/>
+        <w:tblLook w:val="04A0" w:firstRow="1" w:lastRow="0" w:firstColumn="1" w:lastColumn="0" w:noHBand="0" w:noVBand="1"/>
+      </w:tblPr>
+      <w:tblGrid>
+        <w:gridCol w:w="3393"/>
+        <w:gridCol w:w="2717"/>
+        <w:gridCol w:w="2952"/>
+      </w:tblGrid>
+      <w:tr>
+        <w:tc>
+          <w:tcPr>
+            <w:tcW w:w="3393" w:type="dxa"/>
+          </w:tcPr>
+          <w:p>
+            <w:pPr>
+              <w:jc w:val="both"/>
+              <w:rPr>
+                <w:rFonts w:ascii="Arial" w:hAnsi="Arial" w:cs="Arial"/>
+              </w:rPr>
+            </w:pPr>
+            <w:r>
+              <w:rPr>
+                <w:rFonts w:ascii="Arial" w:hAnsi="Arial" w:cs="Arial"/>
+              </w:rPr>
+              <w:t>Teszt</w:t>
+            </w:r>
+          </w:p>
+        </w:tc>
+        <w:tc>
+          <w:tcPr>
+            <w:tcW w:w="2820" w:type="dxa"/>
+          </w:tcPr>
+          <w:p>
+            <w:pPr>
+              <w:jc w:val="both"/>
+              <w:rPr>
+                <w:rFonts w:ascii="Arial" w:hAnsi="Arial" w:cs="Arial"/>
+              </w:rPr>
+            </w:pPr>
+            <w:r>
+              <w:rPr>
+                <w:rFonts w:ascii="Arial" w:hAnsi="Arial" w:cs="Arial"/>
+              </w:rPr>
+              <w:t>Pipeline</w:t>
+            </w:r>
+          </w:p>
+        </w:tc>
+        <w:tc>
+          <w:tcPr>
+            <w:tcW w:w="2849" w:type="dxa"/>
+          </w:tcPr>
+          <w:p>
+            <w:pPr>
+              <w:jc w:val="both"/>
+              <w:rPr>
+                <w:rFonts w:ascii="Arial" w:hAnsi="Arial" w:cs="Arial"/>
+              </w:rPr>
+            </w:pPr>
+            <w:r>
+              <w:rPr>
+                <w:rFonts w:ascii="Arial" w:hAnsi="Arial" w:cs="Arial"/>
+              </w:rPr>
+              <w:t>Ellenőrzött folyamat</w:t>
+            </w:r>
+          </w:p>
+        </w:tc>
+      </w:tr>
+      <w:tr>
+        <w:tc>
+          <w:tcPr>
+            <w:tcW w:w="3393" w:type="dxa"/>
+          </w:tcPr>
+          <w:p>
+            <w:pPr>
+              <w:jc w:val="both"/>
+              <w:rPr>
+                <w:rFonts w:ascii="Arial" w:hAnsi="Arial" w:cs="Arial"/>
+              </w:rPr>
+            </w:pPr>
+            <w:r>
+              <w:rPr>
+                <w:rFonts w:ascii="Arial" w:hAnsi="Arial" w:cs="Arial"/>
+              </w:rPr>
+              <w:t>test_control_node</w:t>
+            </w:r>
+          </w:p>
+        </w:tc>
+        <w:tc>
+          <w:tcPr>
+            <w:tcW w:w="2820" w:type="dxa"/>
+          </w:tcPr>
+          <w:p>
+            <w:pPr>
+              <w:jc w:val="both"/>
+              <w:rPr>
+                <w:rFonts w:ascii="Arial" w:hAnsi="Arial" w:cs="Arial"/>
+              </w:rPr>
+            </w:pPr>
+            <w:r>
+              <w:rPr>
+                <w:rFonts w:ascii="Arial" w:hAnsi="Arial" w:cs="Arial"/>
+              </w:rPr>
+              <w:t xml:space="preserve">TESZT -&gt; /error </w:t>
+            </w:r>
+          </w:p>
+          <w:p>
+            <w:pPr>
+              <w:jc w:val="both"/>
+              <w:rPr>
+                <w:rFonts w:ascii="Arial" w:hAnsi="Arial" w:cs="Arial"/>
+              </w:rPr>
+            </w:pPr>
+            <w:r>
+              <w:rPr>
+                <w:rFonts w:ascii="Arial" w:hAnsi="Arial" w:cs="Arial"/>
+              </w:rPr>
+              <w:t>-</w:t>
+            </w:r>
+            <w:r>
+              <w:rPr>
+                <w:rFonts w:ascii="Arial" w:hAnsi="Arial" w:cs="Arial"/>
+              </w:rPr>
+              <w:t>&gt; </w:t>
+            </w:r>
+            <w:hyperlink r:id="rId8" w:history="1">
+              <w:r>
+                <w:rPr>
+                  <w:rStyle w:val="Hiperhivatkozs"/>
+                  <w:rFonts w:ascii="Arial" w:hAnsi="Arial" w:cs="Arial"/>
+                  <w:color w:val="auto"/>
+                  <w:u w:val="none"/>
+                </w:rPr>
+                <w:t>control.py</w:t>
+              </w:r>
+            </w:hyperlink>
+            <w:r>
+              <w:rPr>
+                <w:rFonts w:ascii="Arial" w:hAnsi="Arial" w:cs="Arial"/>
+              </w:rPr>
+              <w:t> -&gt; /cmd_vel -&gt; TESZT</w:t>
+            </w:r>
+          </w:p>
+        </w:tc>
+        <w:tc>
+          <w:tcPr>
+            <w:tcW w:w="2849" w:type="dxa"/>
+          </w:tcPr>
+          <w:p>
+            <w:pPr>
+              <w:jc w:val="both"/>
+              <w:rPr>
+                <w:rFonts w:ascii="Arial" w:hAnsi="Arial" w:cs="Arial"/>
+              </w:rPr>
+            </w:pPr>
+            <w:r>
+              <w:rPr>
+                <w:rFonts w:ascii="Arial" w:hAnsi="Arial" w:cs="Arial"/>
+              </w:rPr>
+              <w:t>A </w:t>
+            </w:r>
+            <w:hyperlink r:id="rId9" w:history="1">
+              <w:r>
+                <w:rPr>
+                  <w:rStyle w:val="Hiperhivatkozs"/>
+                  <w:rFonts w:ascii="Arial" w:hAnsi="Arial" w:cs="Arial"/>
+                  <w:color w:val="auto"/>
+                  <w:u w:val="none"/>
+                </w:rPr>
+                <w:t>control.py</w:t>
+              </w:r>
+            </w:hyperlink>
+            <w:r>
+              <w:rPr>
+                <w:rFonts w:ascii="Arial" w:hAnsi="Arial" w:cs="Arial"/>
+              </w:rPr>
+              <w:t xml:space="preserve"> node </w:t>
+            </w:r>
+            <w:r>
+              <w:rPr>
+                <w:rFonts w:ascii="Arial" w:hAnsi="Arial" w:cs="Arial"/>
+              </w:rPr>
+              <w:t>indulása</w:t>
+            </w:r>
+            <w:r>
+              <w:rPr>
+                <w:rFonts w:ascii="Arial" w:hAnsi="Arial" w:cs="Arial"/>
+              </w:rPr>
+              <w:t xml:space="preserve">, error </w:t>
+            </w:r>
+            <w:r>
+              <w:rPr>
+                <w:rFonts w:ascii="Arial" w:hAnsi="Arial" w:cs="Arial"/>
+              </w:rPr>
+              <w:t>feldolgozás</w:t>
+            </w:r>
+            <w:r>
+              <w:rPr>
+                <w:rFonts w:ascii="Arial" w:hAnsi="Arial" w:cs="Arial"/>
+              </w:rPr>
+              <w:t xml:space="preserve">, cmd_vel </w:t>
+            </w:r>
+            <w:r>
+              <w:rPr>
+                <w:rFonts w:ascii="Arial" w:hAnsi="Arial" w:cs="Arial"/>
+              </w:rPr>
+              <w:t>válasz</w:t>
+            </w:r>
+            <w:r>
+              <w:rPr>
+                <w:rFonts w:ascii="Arial" w:hAnsi="Arial" w:cs="Arial"/>
+              </w:rPr>
+              <w:t>, korl</w:t>
+            </w:r>
+            <w:r>
+              <w:rPr>
+                <w:rFonts w:ascii="Arial" w:hAnsi="Arial" w:cs="Arial"/>
+              </w:rPr>
+              <w:t>á</w:t>
+            </w:r>
+            <w:r>
+              <w:rPr>
+                <w:rFonts w:ascii="Arial" w:hAnsi="Arial" w:cs="Arial"/>
+              </w:rPr>
+              <w:t>tos es stabil kimenet</w:t>
+            </w:r>
+          </w:p>
+        </w:tc>
+      </w:tr>
+      <w:tr>
+        <w:tc>
+          <w:tcPr>
+            <w:tcW w:w="3393" w:type="dxa"/>
+          </w:tcPr>
+          <w:p>
+            <w:pPr>
+              <w:jc w:val="both"/>
+              <w:rPr>
+                <w:rFonts w:ascii="Arial" w:hAnsi="Arial" w:cs="Arial"/>
+              </w:rPr>
+            </w:pPr>
+            <w:r>
+              <w:rPr>
+                <w:rFonts w:ascii="Arial" w:hAnsi="Arial" w:cs="Arial"/>
+              </w:rPr>
+              <w:t>test_pid_error_node</w:t>
+            </w:r>
+          </w:p>
+        </w:tc>
+        <w:tc>
+          <w:tcPr>
+            <w:tcW w:w="2820" w:type="dxa"/>
+          </w:tcPr>
+          <w:p>
+            <w:pPr>
+              <w:jc w:val="both"/>
+              <w:rPr>
+                <w:rFonts w:ascii="Arial" w:hAnsi="Arial" w:cs="Arial"/>
+              </w:rPr>
+            </w:pPr>
+            <w:r>
+              <w:rPr>
+                <w:rFonts w:ascii="Arial" w:hAnsi="Arial" w:cs="Arial"/>
+              </w:rPr>
+              <w:t xml:space="preserve">TESZT -&gt; /scan </w:t>
+            </w:r>
+          </w:p>
+          <w:p>
+            <w:pPr>
+              <w:jc w:val="both"/>
+              <w:rPr>
+                <w:rFonts w:ascii="Arial" w:hAnsi="Arial" w:cs="Arial"/>
+              </w:rPr>
+            </w:pPr>
+            <w:r>
+              <w:rPr>
+                <w:rFonts w:ascii="Arial" w:hAnsi="Arial" w:cs="Arial"/>
+              </w:rPr>
+              <w:t>-&gt; </w:t>
+            </w:r>
+            <w:hyperlink r:id="rId10" w:history="1">
+              <w:r>
+                <w:rPr>
+                  <w:rStyle w:val="Hiperhivatkozs"/>
+                  <w:rFonts w:ascii="Arial" w:hAnsi="Arial" w:cs="Arial"/>
+                  <w:color w:val="auto"/>
+                  <w:u w:val="none"/>
+                </w:rPr>
+                <w:t>pid_error.py</w:t>
+              </w:r>
+            </w:hyperlink>
+            <w:r>
+              <w:rPr>
+                <w:rFonts w:ascii="Arial" w:hAnsi="Arial" w:cs="Arial"/>
+              </w:rPr>
+              <w:t> -&gt; /error -&gt; TESZT</w:t>
+            </w:r>
+          </w:p>
+        </w:tc>
+        <w:tc>
+          <w:tcPr>
+            <w:tcW w:w="2849" w:type="dxa"/>
+          </w:tcPr>
+          <w:p>
+            <w:pPr>
+              <w:jc w:val="both"/>
+              <w:rPr>
+                <w:rFonts w:ascii="Arial" w:hAnsi="Arial" w:cs="Arial"/>
+              </w:rPr>
+            </w:pPr>
+            <w:r>
+              <w:rPr>
+                <w:rFonts w:ascii="Arial" w:hAnsi="Arial" w:cs="Arial"/>
+              </w:rPr>
+              <w:t>A </w:t>
+            </w:r>
+            <w:hyperlink r:id="rId11" w:history="1">
+              <w:r>
+                <w:rPr>
+                  <w:rStyle w:val="Hiperhivatkozs"/>
+                  <w:rFonts w:ascii="Arial" w:hAnsi="Arial" w:cs="Arial"/>
+                  <w:color w:val="auto"/>
+                  <w:u w:val="none"/>
+                </w:rPr>
+                <w:t>pid_error.py</w:t>
+              </w:r>
+            </w:hyperlink>
+            <w:r>
+              <w:rPr>
+                <w:rFonts w:ascii="Arial" w:hAnsi="Arial" w:cs="Arial"/>
+              </w:rPr>
+              <w:t xml:space="preserve"> scan </w:t>
+            </w:r>
+            <w:r>
+              <w:rPr>
+                <w:rFonts w:ascii="Arial" w:hAnsi="Arial" w:cs="Arial"/>
+              </w:rPr>
+              <w:t>feldolgozása</w:t>
+            </w:r>
+            <w:r>
+              <w:rPr>
+                <w:rFonts w:ascii="Arial" w:hAnsi="Arial" w:cs="Arial"/>
+              </w:rPr>
+              <w:t>, hiba</w:t>
+            </w:r>
+            <w:r>
+              <w:rPr>
+                <w:rFonts w:ascii="Arial" w:hAnsi="Arial" w:cs="Arial"/>
+              </w:rPr>
+              <w:t>é</w:t>
+            </w:r>
+            <w:r>
+              <w:rPr>
+                <w:rFonts w:ascii="Arial" w:hAnsi="Arial" w:cs="Arial"/>
+              </w:rPr>
+              <w:t>rtek el</w:t>
+            </w:r>
+            <w:r>
+              <w:rPr>
+                <w:rFonts w:ascii="Arial" w:hAnsi="Arial" w:cs="Arial"/>
+              </w:rPr>
+              <w:t>ő</w:t>
+            </w:r>
+            <w:r>
+              <w:rPr>
+                <w:rFonts w:ascii="Arial" w:hAnsi="Arial" w:cs="Arial"/>
+              </w:rPr>
+              <w:t xml:space="preserve">jele, szimmetrikus </w:t>
+            </w:r>
+            <w:r>
+              <w:rPr>
+                <w:rFonts w:ascii="Arial" w:hAnsi="Arial" w:cs="Arial"/>
+              </w:rPr>
+              <w:t>é</w:t>
+            </w:r>
+            <w:r>
+              <w:rPr>
+                <w:rFonts w:ascii="Arial" w:hAnsi="Arial" w:cs="Arial"/>
+              </w:rPr>
+              <w:t>s aszimmetrikus esetek</w:t>
+            </w:r>
+          </w:p>
+        </w:tc>
+      </w:tr>
+      <w:tr>
+        <w:tc>
+          <w:tcPr>
+            <w:tcW w:w="3393" w:type="dxa"/>
+          </w:tcPr>
+          <w:p>
+            <w:pPr>
+              <w:jc w:val="both"/>
+              <w:rPr>
+                <w:rFonts w:ascii="Arial" w:hAnsi="Arial" w:cs="Arial"/>
+              </w:rPr>
+            </w:pPr>
+            <w:r>
+              <w:rPr>
+                <w:rFonts w:ascii="Arial" w:hAnsi="Arial" w:cs="Arial"/>
+              </w:rPr>
+              <w:t>test_control_pipeline</w:t>
+            </w:r>
+          </w:p>
+        </w:tc>
+        <w:tc>
+          <w:tcPr>
+            <w:tcW w:w="2820" w:type="dxa"/>
+          </w:tcPr>
+          <w:p>
+            <w:pPr>
+              <w:jc w:val="both"/>
+              <w:rPr>
+                <w:rFonts w:ascii="Arial" w:hAnsi="Arial" w:cs="Arial"/>
+              </w:rPr>
+            </w:pPr>
+            <w:r>
+              <w:rPr>
+                <w:rFonts w:ascii="Arial" w:hAnsi="Arial" w:cs="Arial"/>
+              </w:rPr>
+              <w:t xml:space="preserve">TESZT -&gt; /scan </w:t>
+            </w:r>
+          </w:p>
+          <w:p>
+            <w:pPr>
+              <w:jc w:val="both"/>
+              <w:rPr>
+                <w:rFonts w:ascii="Arial" w:hAnsi="Arial" w:cs="Arial"/>
+              </w:rPr>
+            </w:pPr>
+            <w:r>
+              <w:rPr>
+                <w:rFonts w:ascii="Arial" w:hAnsi="Arial" w:cs="Arial"/>
+              </w:rPr>
+              <w:t>-&gt; </w:t>
+            </w:r>
+            <w:hyperlink r:id="rId12" w:history="1">
+              <w:r>
+                <w:rPr>
+                  <w:rStyle w:val="Hiperhivatkozs"/>
+                  <w:rFonts w:ascii="Arial" w:hAnsi="Arial" w:cs="Arial"/>
+                  <w:color w:val="auto"/>
+                  <w:u w:val="none"/>
+                </w:rPr>
+                <w:t>pid_error.py</w:t>
+              </w:r>
+            </w:hyperlink>
+            <w:r>
+              <w:rPr>
+                <w:rFonts w:ascii="Arial" w:hAnsi="Arial" w:cs="Arial"/>
+              </w:rPr>
+              <w:t xml:space="preserve"> -&gt; /error </w:t>
+            </w:r>
+          </w:p>
+          <w:p>
+            <w:pPr>
+              <w:jc w:val="both"/>
+              <w:rPr>
+                <w:rFonts w:ascii="Arial" w:hAnsi="Arial" w:cs="Arial"/>
+              </w:rPr>
+            </w:pPr>
+            <w:r>
+              <w:rPr>
+                <w:rFonts w:ascii="Arial" w:hAnsi="Arial" w:cs="Arial"/>
+              </w:rPr>
+              <w:t>-&gt; </w:t>
+            </w:r>
+            <w:hyperlink r:id="rId13" w:history="1">
+              <w:r>
+                <w:rPr>
+                  <w:rStyle w:val="Hiperhivatkozs"/>
+                  <w:rFonts w:ascii="Arial" w:hAnsi="Arial" w:cs="Arial"/>
+                  <w:color w:val="auto"/>
+                  <w:u w:val="none"/>
+                </w:rPr>
+                <w:t>control.py</w:t>
+              </w:r>
+            </w:hyperlink>
+            <w:r>
+              <w:rPr>
+                <w:rFonts w:ascii="Arial" w:hAnsi="Arial" w:cs="Arial"/>
+              </w:rPr>
+              <w:t> -&gt; /cmd_vel -&gt; TESZT</w:t>
+            </w:r>
+          </w:p>
+        </w:tc>
+        <w:tc>
+          <w:tcPr>
+            <w:tcW w:w="2849" w:type="dxa"/>
+          </w:tcPr>
+          <w:p>
+            <w:pPr>
+              <w:jc w:val="both"/>
+              <w:rPr>
+                <w:rFonts w:ascii="Arial" w:hAnsi="Arial" w:cs="Arial"/>
+              </w:rPr>
+            </w:pPr>
+            <w:r>
+              <w:rPr>
+                <w:rFonts w:ascii="Arial" w:hAnsi="Arial" w:cs="Arial"/>
+              </w:rPr>
+              <w:t>Kett</w:t>
+            </w:r>
+            <w:r>
+              <w:rPr>
+                <w:rFonts w:ascii="Arial" w:hAnsi="Arial" w:cs="Arial"/>
+              </w:rPr>
+              <w:t>ő</w:t>
+            </w:r>
+            <w:r>
+              <w:rPr>
+                <w:rFonts w:ascii="Arial" w:hAnsi="Arial" w:cs="Arial"/>
+              </w:rPr>
+              <w:t xml:space="preserve"> node </w:t>
+            </w:r>
+            <w:r>
+              <w:rPr>
+                <w:rFonts w:ascii="Arial" w:hAnsi="Arial" w:cs="Arial"/>
+              </w:rPr>
+              <w:t>együttműködés</w:t>
+            </w:r>
+            <w:r>
+              <w:rPr>
+                <w:rFonts w:ascii="Arial" w:hAnsi="Arial" w:cs="Arial"/>
+              </w:rPr>
+              <w:t>e</w:t>
+            </w:r>
+            <w:r>
+              <w:rPr>
+                <w:rFonts w:ascii="Arial" w:hAnsi="Arial" w:cs="Arial"/>
+              </w:rPr>
+              <w:t xml:space="preserve">, </w:t>
+            </w:r>
+            <w:r>
+              <w:rPr>
+                <w:rFonts w:ascii="Arial" w:hAnsi="Arial" w:cs="Arial"/>
+              </w:rPr>
+              <w:t>végponti</w:t>
+            </w:r>
+            <w:r>
+              <w:rPr>
+                <w:rFonts w:ascii="Arial" w:hAnsi="Arial" w:cs="Arial"/>
+              </w:rPr>
+              <w:t xml:space="preserve"> cmd_vel </w:t>
+            </w:r>
+            <w:r>
+              <w:rPr>
+                <w:rFonts w:ascii="Arial" w:hAnsi="Arial" w:cs="Arial"/>
+              </w:rPr>
+              <w:t>helyessége</w:t>
+            </w:r>
+            <w:r>
+              <w:rPr>
+                <w:rFonts w:ascii="Arial" w:hAnsi="Arial" w:cs="Arial"/>
+              </w:rPr>
+              <w:t xml:space="preserve"> </w:t>
+            </w:r>
+            <w:r>
+              <w:rPr>
+                <w:rFonts w:ascii="Arial" w:hAnsi="Arial" w:cs="Arial"/>
+              </w:rPr>
+              <w:t>változó</w:t>
+            </w:r>
+            <w:r>
+              <w:rPr>
+                <w:rFonts w:ascii="Arial" w:hAnsi="Arial" w:cs="Arial"/>
+              </w:rPr>
+              <w:t xml:space="preserve"> </w:t>
+            </w:r>
+            <w:r>
+              <w:rPr>
+                <w:rFonts w:ascii="Arial" w:hAnsi="Arial" w:cs="Arial"/>
+              </w:rPr>
+              <w:t>környezetben</w:t>
+            </w:r>
+          </w:p>
+        </w:tc>
+      </w:tr>
+      <w:tr>
+        <w:tc>
+          <w:tcPr>
+            <w:tcW w:w="3393" w:type="dxa"/>
+          </w:tcPr>
+          <w:p>
+            <w:pPr>
+              <w:jc w:val="both"/>
+              <w:rPr>
+                <w:rFonts w:ascii="Arial" w:hAnsi="Arial" w:cs="Arial"/>
+              </w:rPr>
+            </w:pPr>
+            <w:r>
+              <w:rPr>
+                <w:rFonts w:ascii="Arial" w:hAnsi="Arial" w:cs="Arial"/>
+              </w:rPr>
+              <w:t>test_simple_pursuit_node</w:t>
+            </w:r>
+          </w:p>
+        </w:tc>
+        <w:tc>
+          <w:tcPr>
+            <w:tcW w:w="2820" w:type="dxa"/>
+          </w:tcPr>
+          <w:p>
+            <w:pPr>
+              <w:jc w:val="both"/>
+              <w:rPr>
+                <w:rFonts w:ascii="Arial" w:hAnsi="Arial" w:cs="Arial"/>
+              </w:rPr>
+            </w:pPr>
+            <w:r>
+              <w:rPr>
+                <w:rFonts w:ascii="Arial" w:hAnsi="Arial" w:cs="Arial"/>
+              </w:rPr>
+              <w:t>TESZT -&gt; /scan -&gt; simple_pursuit.py -&gt; /cmd_vel -&gt; TESZT</w:t>
+            </w:r>
+          </w:p>
+        </w:tc>
+        <w:tc>
+          <w:tcPr>
+            <w:tcW w:w="2849" w:type="dxa"/>
+          </w:tcPr>
+          <w:p>
+            <w:pPr>
+              <w:jc w:val="both"/>
+              <w:rPr>
+                <w:rFonts w:ascii="Arial" w:hAnsi="Arial" w:cs="Arial"/>
+              </w:rPr>
+            </w:pPr>
+            <w:r>
+              <w:rPr>
+                <w:rFonts w:ascii="Arial" w:hAnsi="Arial" w:cs="Arial"/>
+              </w:rPr>
+              <w:t>A </w:t>
+            </w:r>
+            <w:hyperlink r:id="rId14" w:history="1">
+              <w:r>
+                <w:rPr>
+                  <w:rStyle w:val="Hiperhivatkozs"/>
+                  <w:rFonts w:ascii="Arial" w:hAnsi="Arial" w:cs="Arial"/>
+                  <w:color w:val="auto"/>
+                  <w:u w:val="none"/>
+                </w:rPr>
+                <w:t>simple_pursuit.py</w:t>
+              </w:r>
+            </w:hyperlink>
+            <w:r>
+              <w:rPr>
+                <w:rFonts w:ascii="Arial" w:hAnsi="Arial" w:cs="Arial"/>
+              </w:rPr>
+              <w:t xml:space="preserve"> node </w:t>
+            </w:r>
+            <w:r>
+              <w:rPr>
+                <w:rFonts w:ascii="Arial" w:hAnsi="Arial" w:cs="Arial"/>
+              </w:rPr>
+              <w:t>reakciója</w:t>
+            </w:r>
+            <w:r>
+              <w:rPr>
+                <w:rFonts w:ascii="Arial" w:hAnsi="Arial" w:cs="Arial"/>
+              </w:rPr>
+              <w:t xml:space="preserve"> scan bemenetre, </w:t>
+            </w:r>
+            <w:r>
+              <w:rPr>
+                <w:rFonts w:ascii="Arial" w:hAnsi="Arial" w:cs="Arial"/>
+              </w:rPr>
+              <w:t>robusztusság</w:t>
+            </w:r>
+            <w:r>
+              <w:rPr>
+                <w:rFonts w:ascii="Arial" w:hAnsi="Arial" w:cs="Arial"/>
+              </w:rPr>
+              <w:t xml:space="preserve"> </w:t>
+            </w:r>
+            <w:r>
+              <w:rPr>
+                <w:rFonts w:ascii="Arial" w:hAnsi="Arial" w:cs="Arial"/>
+              </w:rPr>
+              <w:t>több</w:t>
+            </w:r>
+            <w:r>
+              <w:rPr>
+                <w:rFonts w:ascii="Arial" w:hAnsi="Arial" w:cs="Arial"/>
+              </w:rPr>
+              <w:t xml:space="preserve"> </w:t>
+            </w:r>
+            <w:r>
+              <w:rPr>
+                <w:rFonts w:ascii="Arial" w:hAnsi="Arial" w:cs="Arial"/>
+              </w:rPr>
+              <w:t>üzenettel</w:t>
+            </w:r>
+          </w:p>
+        </w:tc>
+      </w:tr>
+      <w:tr>
+        <w:tc>
+          <w:tcPr>
+            <w:tcW w:w="3393" w:type="dxa"/>
+          </w:tcPr>
+          <w:p>
+            <w:pPr>
+              <w:jc w:val="both"/>
+              <w:rPr>
+                <w:rFonts w:ascii="Arial" w:hAnsi="Arial" w:cs="Arial"/>
+              </w:rPr>
+            </w:pPr>
+            <w:r>
+              <w:rPr>
+                <w:rFonts w:ascii="Arial" w:hAnsi="Arial" w:cs="Arial"/>
+              </w:rPr>
+              <w:t>test_path_and_steering_node</w:t>
+            </w:r>
+          </w:p>
+        </w:tc>
+        <w:tc>
+          <w:tcPr>
+            <w:tcW w:w="2820" w:type="dxa"/>
+          </w:tcPr>
+          <w:p>
+            <w:pPr>
+              <w:jc w:val="both"/>
+              <w:rPr>
+                <w:rFonts w:ascii="Arial" w:hAnsi="Arial" w:cs="Arial"/>
+              </w:rPr>
+            </w:pPr>
+            <w:r>
+              <w:rPr>
+                <w:rFonts w:ascii="Arial" w:hAnsi="Arial" w:cs="Arial"/>
+              </w:rPr>
+              <w:t xml:space="preserve">TESZT -&gt; </w:t>
+            </w:r>
+          </w:p>
+          <w:p>
+            <w:pPr>
+              <w:jc w:val="both"/>
+              <w:rPr>
+                <w:rFonts w:ascii="Arial" w:hAnsi="Arial" w:cs="Arial"/>
+              </w:rPr>
+            </w:pPr>
+            <w:r>
+              <w:rPr>
+                <w:rFonts w:ascii="Arial" w:hAnsi="Arial" w:cs="Arial"/>
+              </w:rPr>
+              <w:t>/odom + /cmd_vel -&gt; path_and_steering.cpp</w:t>
+            </w:r>
+          </w:p>
+          <w:p>
+            <w:pPr>
+              <w:jc w:val="both"/>
+              <w:rPr>
+                <w:rFonts w:ascii="Arial" w:hAnsi="Arial" w:cs="Arial"/>
+              </w:rPr>
+            </w:pPr>
+            <w:r>
+              <w:rPr>
+                <w:rFonts w:ascii="Arial" w:hAnsi="Arial" w:cs="Arial"/>
+              </w:rPr>
+              <w:t xml:space="preserve"> -&gt; marker topicok -&gt; TESZT</w:t>
+            </w:r>
+          </w:p>
+        </w:tc>
+        <w:tc>
+          <w:tcPr>
+            <w:tcW w:w="2849" w:type="dxa"/>
+          </w:tcPr>
+          <w:p>
+            <w:pPr>
+              <w:jc w:val="both"/>
+              <w:rPr>
+                <w:rFonts w:ascii="Arial" w:hAnsi="Arial" w:cs="Arial"/>
+              </w:rPr>
+            </w:pPr>
+            <w:r>
+              <w:rPr>
+                <w:rFonts w:ascii="Arial" w:hAnsi="Arial" w:cs="Arial"/>
+              </w:rPr>
+              <w:t>A </w:t>
+            </w:r>
+            <w:hyperlink r:id="rId15" w:history="1">
+              <w:r>
+                <w:rPr>
+                  <w:rStyle w:val="Hiperhivatkozs"/>
+                  <w:rFonts w:ascii="Arial" w:hAnsi="Arial" w:cs="Arial"/>
+                  <w:color w:val="auto"/>
+                  <w:u w:val="none"/>
+                </w:rPr>
+                <w:t>path_and_steering.cpp</w:t>
+              </w:r>
+            </w:hyperlink>
+            <w:r>
+              <w:rPr>
+                <w:rFonts w:ascii="Arial" w:hAnsi="Arial" w:cs="Arial"/>
+              </w:rPr>
+              <w:t> </w:t>
+            </w:r>
+          </w:p>
+          <w:p>
+            <w:pPr>
+              <w:jc w:val="both"/>
+              <w:rPr>
+                <w:rFonts w:ascii="Arial" w:hAnsi="Arial" w:cs="Arial"/>
+              </w:rPr>
+            </w:pPr>
+            <w:r>
+              <w:rPr>
+                <w:rFonts w:ascii="Arial" w:hAnsi="Arial" w:cs="Arial"/>
+              </w:rPr>
+              <w:t>m</w:t>
+            </w:r>
+            <w:r>
+              <w:rPr>
+                <w:rFonts w:ascii="Arial" w:hAnsi="Arial" w:cs="Arial"/>
+              </w:rPr>
+              <w:t>a</w:t>
+            </w:r>
+            <w:r>
+              <w:rPr>
+                <w:rFonts w:ascii="Arial" w:hAnsi="Arial" w:cs="Arial"/>
+              </w:rPr>
+              <w:t xml:space="preserve">rker es path </w:t>
+            </w:r>
+            <w:r>
+              <w:rPr>
+                <w:rFonts w:ascii="Arial" w:hAnsi="Arial" w:cs="Arial"/>
+              </w:rPr>
+              <w:t>publikációja</w:t>
+            </w:r>
+            <w:r>
+              <w:rPr>
+                <w:rFonts w:ascii="Arial" w:hAnsi="Arial" w:cs="Arial"/>
+              </w:rPr>
+              <w:t xml:space="preserve">, path </w:t>
+            </w:r>
+            <w:r>
+              <w:rPr>
+                <w:rFonts w:ascii="Arial" w:hAnsi="Arial" w:cs="Arial"/>
+              </w:rPr>
+              <w:t>méret korlát</w:t>
+            </w:r>
+            <w:r>
+              <w:rPr>
+                <w:rFonts w:ascii="Arial" w:hAnsi="Arial" w:cs="Arial"/>
+              </w:rPr>
+              <w:t xml:space="preserve"> </w:t>
+            </w:r>
+            <w:r>
+              <w:rPr>
+                <w:rFonts w:ascii="Arial" w:hAnsi="Arial" w:cs="Arial"/>
+              </w:rPr>
+              <w:t>viselkedés</w:t>
+            </w:r>
+          </w:p>
+        </w:tc>
+      </w:tr>
+      <w:tr>
+        <w:tc>
+          <w:tcPr>
+            <w:tcW w:w="3393" w:type="dxa"/>
+          </w:tcPr>
+          <w:p>
+            <w:pPr>
+              <w:jc w:val="both"/>
+              <w:rPr>
+                <w:rFonts w:ascii="Arial" w:hAnsi="Arial" w:cs="Arial"/>
+              </w:rPr>
+            </w:pPr>
+            <w:r>
+              <w:rPr>
+                <w:rFonts w:ascii="Arial" w:hAnsi="Arial" w:cs="Arial"/>
+              </w:rPr>
+              <w:t>test_system_pipeline</w:t>
+            </w:r>
+          </w:p>
+        </w:tc>
+        <w:tc>
+          <w:tcPr>
+            <w:tcW w:w="2820" w:type="dxa"/>
+          </w:tcPr>
+          <w:p>
+            <w:pPr>
+              <w:jc w:val="both"/>
+              <w:rPr>
+                <w:rFonts w:ascii="Arial" w:hAnsi="Arial" w:cs="Arial"/>
+              </w:rPr>
+            </w:pPr>
+            <w:r>
+              <w:rPr>
+                <w:rFonts w:ascii="Arial" w:hAnsi="Arial" w:cs="Arial"/>
+              </w:rPr>
+              <w:t>TESZT -&gt; /scan -&gt; pid_error -&gt; control -&gt; cmd_vel -&gt; path_and_steering es TESZT -&gt; /odom -&gt; path_and_steering</w:t>
+            </w:r>
+          </w:p>
+        </w:tc>
+        <w:tc>
+          <w:tcPr>
+            <w:tcW w:w="2849" w:type="dxa"/>
+          </w:tcPr>
+          <w:p>
+            <w:pPr>
+              <w:jc w:val="both"/>
+              <w:rPr>
+                <w:rFonts w:ascii="Arial" w:hAnsi="Arial" w:cs="Arial"/>
+              </w:rPr>
+            </w:pPr>
+            <w:r>
+              <w:rPr>
+                <w:rFonts w:ascii="Arial" w:hAnsi="Arial" w:cs="Arial"/>
+              </w:rPr>
+              <w:t xml:space="preserve">Teljes </w:t>
+            </w:r>
+            <w:r>
+              <w:rPr>
+                <w:rFonts w:ascii="Arial" w:hAnsi="Arial" w:cs="Arial"/>
+              </w:rPr>
+              <w:t>rendszerlánc</w:t>
+            </w:r>
+            <w:r>
+              <w:rPr>
+                <w:rFonts w:ascii="Arial" w:hAnsi="Arial" w:cs="Arial"/>
+              </w:rPr>
+              <w:t xml:space="preserve"> helyes egy</w:t>
+            </w:r>
+            <w:r>
+              <w:rPr>
+                <w:rFonts w:ascii="Arial" w:hAnsi="Arial" w:cs="Arial"/>
+              </w:rPr>
+              <w:t>ü</w:t>
+            </w:r>
+            <w:r>
+              <w:rPr>
+                <w:rFonts w:ascii="Arial" w:hAnsi="Arial" w:cs="Arial"/>
+              </w:rPr>
+              <w:t>ttm</w:t>
+            </w:r>
+            <w:r>
+              <w:rPr>
+                <w:rFonts w:ascii="Arial" w:hAnsi="Arial" w:cs="Arial"/>
+              </w:rPr>
+              <w:t>ű</w:t>
+            </w:r>
+            <w:r>
+              <w:rPr>
+                <w:rFonts w:ascii="Arial" w:hAnsi="Arial" w:cs="Arial"/>
+              </w:rPr>
+              <w:t>k</w:t>
+            </w:r>
+            <w:r>
+              <w:rPr>
+                <w:rFonts w:ascii="Arial" w:hAnsi="Arial" w:cs="Arial"/>
+              </w:rPr>
+              <w:t>ö</w:t>
+            </w:r>
+            <w:r>
+              <w:rPr>
+                <w:rFonts w:ascii="Arial" w:hAnsi="Arial" w:cs="Arial"/>
+              </w:rPr>
+              <w:t>d</w:t>
+            </w:r>
+            <w:r>
+              <w:rPr>
+                <w:rFonts w:ascii="Arial" w:hAnsi="Arial" w:cs="Arial"/>
+              </w:rPr>
+              <w:t>é</w:t>
+            </w:r>
+            <w:r>
+              <w:rPr>
+                <w:rFonts w:ascii="Arial" w:hAnsi="Arial" w:cs="Arial"/>
+              </w:rPr>
+              <w:t xml:space="preserve">se egy </w:t>
+            </w:r>
+            <w:r>
+              <w:rPr>
+                <w:rFonts w:ascii="Arial" w:hAnsi="Arial" w:cs="Arial"/>
+              </w:rPr>
+              <w:t>időben</w:t>
+            </w:r>
+          </w:p>
+        </w:tc>
+      </w:tr>
+    </w:tbl>
+    <w:p>
+      <w:pPr>
+        <w:jc w:val="both"/>
+        <w:rPr>
+          <w:rFonts w:ascii="Arial" w:hAnsi="Arial" w:cs="Arial"/>
+        </w:rPr>
+      </w:pPr>
+    </w:p>
+    <w:p>
+      <w:pPr>
+        <w:jc w:val="both"/>
+        <w:rPr>
+          <w:rFonts w:ascii="Arial" w:hAnsi="Arial" w:cs="Arial"/>
+        </w:rPr>
+      </w:pPr>
+      <w:r>
+        <w:rPr>
+          <w:rFonts w:ascii="Arial" w:hAnsi="Arial" w:cs="Arial"/>
+        </w:rPr>
+        <w:t>4.1</w:t>
+      </w:r>
+      <w:r>
+        <w:rPr>
+          <w:rFonts w:ascii="Arial" w:hAnsi="Arial" w:cs="Arial"/>
+        </w:rPr>
+        <w:t xml:space="preserve"> </w:t>
+      </w:r>
+      <w:r>
+        <w:rPr>
+          <w:rFonts w:ascii="Arial" w:hAnsi="Arial" w:cs="Arial"/>
+        </w:rPr>
+        <w:t>test_control_node</w:t>
+      </w:r>
+    </w:p>
+    <w:p>
+      <w:pPr>
+        <w:jc w:val="both"/>
+        <w:rPr>
+          <w:rFonts w:ascii="Arial" w:hAnsi="Arial" w:cs="Arial"/>
+        </w:rPr>
+      </w:pPr>
+      <w:r>
+        <w:rPr>
+          <w:rFonts w:ascii="Arial" w:hAnsi="Arial" w:cs="Arial"/>
+        </w:rPr>
+        <w:t>Ez a csomag kizárólag a vezérlő node viselkedését vizsgálja. A launch fájl egyetlen node-ot indít el, a tesztszkript pedig PidState üzeneteket küld az error topicra, majd figyeli a cmd_vel válaszokat.</w:t>
+      </w:r>
+    </w:p>
+    <w:p>
+      <w:pPr>
+        <w:jc w:val="both"/>
+        <w:rPr>
+          <w:rFonts w:ascii="Arial" w:hAnsi="Arial" w:cs="Arial"/>
+        </w:rPr>
+      </w:pPr>
+      <w:r>
+        <w:rPr>
+          <w:rFonts w:ascii="Arial" w:hAnsi="Arial" w:cs="Arial"/>
+        </w:rPr>
+        <w:lastRenderedPageBreak/>
+        <w:t>A tesztfájl külön segédfüggvényekkel választja szét a kapcsolat ellenőrzését, az üzenetküldést és a várakozást, ami átláthatóbbá és újrahasznosíthatóvá teszi a tesztfolyamatot. A funkcionális ellenőrzések mellett határeseteket is lefed: egyszerre vizsgálja a kormányzás előjelének helyességét, a sebességkorlátozás (clamp) működését, a nagy hibák melletti numerikus stabilitást, valamint azt is, hogy több egymást követő parancs esetén is válaszképes marad-e a node.</w:t>
+      </w:r>
+    </w:p>
+    <w:p>
+      <w:pPr>
+        <w:jc w:val="both"/>
+        <w:rPr>
+          <w:rFonts w:ascii="Arial" w:hAnsi="Arial" w:cs="Arial"/>
+        </w:rPr>
+      </w:pPr>
+      <w:r>
+        <w:rPr>
+          <w:rFonts w:ascii="Arial" w:hAnsi="Arial" w:cs="Arial"/>
+        </w:rPr>
+        <w:t>Ennek köszönhetően a fájl nemcsak a helyes kimenetet, hanem az üzemi robusztusságot is igazolja.</w:t>
+      </w:r>
+    </w:p>
+    <w:p>
+      <w:pPr>
+        <w:jc w:val="both"/>
+        <w:rPr>
+          <w:rFonts w:ascii="Arial" w:hAnsi="Arial" w:cs="Arial"/>
+        </w:rPr>
+      </w:pPr>
+    </w:p>
+    <w:p>
+      <w:pPr>
+        <w:jc w:val="both"/>
+        <w:rPr>
+          <w:rFonts w:ascii="Arial" w:hAnsi="Arial" w:cs="Arial"/>
+        </w:rPr>
+      </w:pPr>
+      <w:r>
+        <w:rPr>
+          <w:rFonts w:ascii="Arial" w:hAnsi="Arial" w:cs="Arial"/>
+        </w:rPr>
+        <w:t xml:space="preserve">4.2 </w:t>
+      </w:r>
+      <w:r>
+        <w:rPr>
+          <w:rFonts w:ascii="Arial" w:hAnsi="Arial" w:cs="Arial"/>
+        </w:rPr>
+        <w:t>test_pid_error_node</w:t>
+      </w:r>
+    </w:p>
+    <w:p>
+      <w:pPr>
+        <w:jc w:val="both"/>
+        <w:rPr>
+          <w:rFonts w:ascii="Arial" w:hAnsi="Arial" w:cs="Arial"/>
+        </w:rPr>
+      </w:pPr>
+      <w:r>
+        <w:rPr>
+          <w:rFonts w:ascii="Arial" w:hAnsi="Arial" w:cs="Arial"/>
+        </w:rPr>
+        <w:t>Itt a hangsúly teljes mértékben a beérkező scan adatokon és a hibakimeneten van. A tesztfájl egy saját LaserScan-generátort használ, amely szándékosan ugyanazokra az indexekre ír értékeket, amelyeket a node falkövetési logikája is olvas. Ennek köszönhetően a teszt nem fekete doboz jellegű, hanem strukturált, reprodukálható bemenetekkel dolgozik.</w:t>
+      </w:r>
+    </w:p>
+    <w:p>
+      <w:pPr>
+        <w:jc w:val="both"/>
+        <w:rPr>
+          <w:rFonts w:ascii="Arial" w:hAnsi="Arial" w:cs="Arial"/>
+        </w:rPr>
+      </w:pPr>
+      <w:r>
+        <w:rPr>
+          <w:rFonts w:ascii="Arial" w:hAnsi="Arial" w:cs="Arial"/>
+        </w:rPr>
+        <w:t>A szimmetrikus és aszimmetrikus eseteket külön vizsgálja, így egyszerre ellenőrizhető a képlet helyessége és az előjel irányának pontossága. A retry és ismételt scan tesztek pedig azt igazolják, hogy a node nemcsak egyszeri minták esetén ad helyes kimenetet, hanem folyamatos működés közben is stabilan frissül.</w:t>
+      </w:r>
+    </w:p>
+    <w:p>
+      <w:pPr>
+        <w:jc w:val="both"/>
+        <w:rPr>
+          <w:rFonts w:ascii="Arial" w:hAnsi="Arial" w:cs="Arial"/>
+        </w:rPr>
+      </w:pPr>
+    </w:p>
+    <w:p>
+      <w:pPr>
+        <w:jc w:val="both"/>
+        <w:rPr>
+          <w:rFonts w:ascii="Arial" w:hAnsi="Arial" w:cs="Arial"/>
+        </w:rPr>
+      </w:pPr>
+      <w:r>
+        <w:rPr>
+          <w:rFonts w:ascii="Arial" w:hAnsi="Arial" w:cs="Arial"/>
+        </w:rPr>
+        <w:t xml:space="preserve">4.3 </w:t>
+      </w:r>
+      <w:r>
+        <w:rPr>
+          <w:rFonts w:ascii="Arial" w:hAnsi="Arial" w:cs="Arial"/>
+        </w:rPr>
+        <w:t>test_control_pipeline</w:t>
+      </w:r>
+    </w:p>
+    <w:p>
+      <w:pPr>
+        <w:jc w:val="both"/>
+        <w:rPr>
+          <w:rFonts w:ascii="Arial" w:hAnsi="Arial" w:cs="Arial"/>
+        </w:rPr>
+      </w:pPr>
+      <w:r>
+        <w:rPr>
+          <w:rFonts w:ascii="Arial" w:hAnsi="Arial" w:cs="Arial"/>
+        </w:rPr>
+        <w:t>Ez már átmenetet képez az izolált és a rendszerszintű tesztek között. A launch fájl egyszerre indítja el a pid_error és a control node-ot, így a teszt már egy valódi feldolgozási láncot lát.</w:t>
+      </w:r>
+    </w:p>
+    <w:p>
+      <w:pPr>
+        <w:jc w:val="both"/>
+        <w:rPr>
+          <w:rFonts w:ascii="Arial" w:hAnsi="Arial" w:cs="Arial"/>
+        </w:rPr>
+      </w:pPr>
+      <w:r>
+        <w:rPr>
+          <w:rFonts w:ascii="Arial" w:hAnsi="Arial" w:cs="Arial"/>
+        </w:rPr>
+        <w:t>A tesztszkript egyszerre két kimenetet figyel: a köztes error topicot és a végső cmd_vel topicot. Ettől rendkívül hasznos hibadiagnosztikai eszközzé válik, hiszen azonnal látható, hogy a hiba a lánc első vagy második felében keletkezett.</w:t>
+      </w:r>
+    </w:p>
+    <w:p>
+      <w:pPr>
+        <w:jc w:val="both"/>
+        <w:rPr>
+          <w:rFonts w:ascii="Arial" w:hAnsi="Arial" w:cs="Arial"/>
+        </w:rPr>
+      </w:pPr>
+      <w:r>
+        <w:rPr>
+          <w:rFonts w:ascii="Arial" w:hAnsi="Arial" w:cs="Arial"/>
+        </w:rPr>
+        <w:t>A tesztek nemcsak azt ellenőrzik, hogy érkezik-e válasz, hanem azt is, hogy a bal–jobb aszimmetria esetén megfelelő irányú hiba és ennek megfelelő kormányzási reakció jön létre. A több egymást követő scan esete pedig azt vizsgálja, hogy a pipeline kimenete dinamikusan követi-e a bemenet változásait.</w:t>
+      </w:r>
+    </w:p>
+    <w:p>
+      <w:pPr>
+        <w:jc w:val="both"/>
+        <w:rPr>
+          <w:rFonts w:ascii="Arial" w:hAnsi="Arial" w:cs="Arial"/>
+        </w:rPr>
+      </w:pPr>
+    </w:p>
+    <w:p>
+      <w:pPr>
+        <w:jc w:val="both"/>
+        <w:rPr>
+          <w:rFonts w:ascii="Arial" w:hAnsi="Arial" w:cs="Arial"/>
+        </w:rPr>
+      </w:pPr>
+      <w:r>
+        <w:rPr>
+          <w:rFonts w:ascii="Arial" w:hAnsi="Arial" w:cs="Arial"/>
+        </w:rPr>
+        <w:t xml:space="preserve">4.4 </w:t>
+      </w:r>
+      <w:r>
+        <w:rPr>
+          <w:rFonts w:ascii="Arial" w:hAnsi="Arial" w:cs="Arial"/>
+        </w:rPr>
+        <w:t>test_simple_pursuit_node</w:t>
+      </w:r>
+    </w:p>
+    <w:p>
+      <w:pPr>
+        <w:jc w:val="both"/>
+        <w:rPr>
+          <w:rFonts w:ascii="Arial" w:hAnsi="Arial" w:cs="Arial"/>
+        </w:rPr>
+      </w:pPr>
+      <w:r>
+        <w:rPr>
+          <w:rFonts w:ascii="Arial" w:hAnsi="Arial" w:cs="Arial"/>
+        </w:rPr>
+        <w:t xml:space="preserve">Ez a teszt a simple_pursuit node valós, topicon keresztüli válaszkészségét vizsgálja. A scan generátor itt radiánalapú szögbeállítást használ, és egy külön segédfüggvény ír távolságértékeket egyedi fő indexekre, ami különösen hasznos „reverse zone” </w:t>
+      </w:r>
+      <w:r>
+        <w:rPr>
+          <w:rFonts w:ascii="Arial" w:hAnsi="Arial" w:cs="Arial"/>
+        </w:rPr>
+        <w:t xml:space="preserve"> </w:t>
+      </w:r>
+    </w:p>
+    <w:p>
+      <w:pPr>
+        <w:jc w:val="both"/>
+        <w:rPr>
+          <w:rFonts w:ascii="Arial" w:hAnsi="Arial" w:cs="Arial"/>
+        </w:rPr>
+      </w:pPr>
+      <w:r>
+        <w:rPr>
+          <w:rFonts w:ascii="Arial" w:hAnsi="Arial" w:cs="Arial"/>
+        </w:rPr>
+        <w:lastRenderedPageBreak/>
+        <w:t>A fájl egy alaphelyzet és egy módosított körülmény összehasonlításával igazolja, hogy közeli hátsó akadály esetén valóban csökken a kimeneti sebesség. Emellett azt is ellenőrzi, hogy a kimeneti lineáris és szögsebesség-komponensek nem válnak érvénytelenné, vagyis a node numerikusan stabil marad.</w:t>
+      </w:r>
+    </w:p>
+    <w:p>
+      <w:pPr>
+        <w:jc w:val="both"/>
+        <w:rPr>
+          <w:rFonts w:ascii="Arial" w:hAnsi="Arial" w:cs="Arial"/>
+        </w:rPr>
+      </w:pPr>
+    </w:p>
+    <w:p>
+      <w:pPr>
+        <w:jc w:val="both"/>
+        <w:rPr>
+          <w:rFonts w:ascii="Arial" w:hAnsi="Arial" w:cs="Arial"/>
+        </w:rPr>
+      </w:pPr>
+      <w:r>
+        <w:rPr>
+          <w:rFonts w:ascii="Arial" w:hAnsi="Arial" w:cs="Arial"/>
+        </w:rPr>
+        <w:t xml:space="preserve">4.5 </w:t>
+      </w:r>
+      <w:r>
+        <w:rPr>
+          <w:rFonts w:ascii="Arial" w:hAnsi="Arial" w:cs="Arial"/>
+        </w:rPr>
+        <w:t>test_path_and_steering_node</w:t>
+      </w:r>
+    </w:p>
+    <w:p>
+      <w:pPr>
+        <w:jc w:val="both"/>
+        <w:rPr>
+          <w:rFonts w:ascii="Arial" w:hAnsi="Arial" w:cs="Arial"/>
+        </w:rPr>
+      </w:pPr>
+      <w:r>
+        <w:rPr>
+          <w:rFonts w:ascii="Arial" w:hAnsi="Arial" w:cs="Arial"/>
+        </w:rPr>
+        <w:t>Ez a tesztcsomag már két bemenetet ad egyszerre a node-nak: odom és cmd_vel adatokat. A tesztfájl három külön kimenetet figyel: marker_path, marker_text és marker_steering.</w:t>
+      </w:r>
+    </w:p>
+    <w:p>
+      <w:pPr>
+        <w:jc w:val="both"/>
+        <w:rPr>
+          <w:rFonts w:ascii="Arial" w:hAnsi="Arial" w:cs="Arial"/>
+        </w:rPr>
+      </w:pPr>
+      <w:r>
+        <w:rPr>
+          <w:rFonts w:ascii="Arial" w:hAnsi="Arial" w:cs="Arial"/>
+        </w:rPr>
+        <w:t>Nem elegendő pusztán a megjelenést ellenőrizni, a tartalmat is validálja: vizsgálja a path utolsó pontjának pozícióját, a frame-azonosítókat, a szöveges marker formátumát, valamint a steering marker pontlistáját. Külön teszteli a path méretkorlátját is több egymást követő bemenet küldésével, így kiderül, hogy a node valóban levágja-e a történetet a konfigurált path_size értékre.</w:t>
+      </w:r>
+    </w:p>
+    <w:p>
+      <w:pPr>
+        <w:jc w:val="both"/>
+        <w:rPr>
+          <w:rFonts w:ascii="Arial" w:hAnsi="Arial" w:cs="Arial"/>
+        </w:rPr>
+      </w:pPr>
+    </w:p>
+    <w:p>
+      <w:pPr>
+        <w:pStyle w:val="Listaszerbekezds"/>
+        <w:numPr>
+          <w:ilvl w:val="0"/>
+          <w:numId w:val="2"/>
+        </w:numPr>
+        <w:jc w:val="both"/>
+        <w:rPr>
+          <w:rFonts w:ascii="Arial" w:hAnsi="Arial" w:cs="Arial"/>
+          <w:b/>
+          <w:bCs/>
+          <w:sz w:val="36"/>
+          <w:szCs w:val="36"/>
+        </w:rPr>
+      </w:pPr>
+      <w:r>
+        <w:rPr>
+          <w:rFonts w:ascii="Arial" w:hAnsi="Arial" w:cs="Arial"/>
+          <w:b/>
+          <w:bCs/>
+          <w:sz w:val="36"/>
+          <w:szCs w:val="36"/>
+        </w:rPr>
+        <w:t>Teljes rendszer teszt</w:t>
+      </w:r>
+    </w:p>
+    <w:p>
+      <w:pPr>
+        <w:jc w:val="both"/>
+        <w:rPr>
+          <w:rFonts w:ascii="Arial" w:hAnsi="Arial" w:cs="Arial"/>
+        </w:rPr>
+      </w:pPr>
+      <w:r>
+        <w:rPr>
+          <w:rFonts w:ascii="Arial" w:hAnsi="Arial" w:cs="Arial"/>
+        </w:rPr>
+        <w:t>A teljes rendszer teszt célja, hogy a vezérlési és vizualizációs lánc ne csak komponensenként, hanem együtt is helyesen működjön. Ez a teszt egy végponttól végpontig ellenőrzés: egyszerre ad bemenetet a rendszernek, majd több külön kimeneti topicon validálja az eredményt.</w:t>
+      </w:r>
+    </w:p>
+    <w:p>
+      <w:pPr>
+        <w:jc w:val="both"/>
+        <w:rPr>
+          <w:rFonts w:ascii="Arial" w:hAnsi="Arial" w:cs="Arial"/>
+        </w:rPr>
+      </w:pPr>
+    </w:p>
+    <w:p>
+      <w:pPr>
+        <w:jc w:val="both"/>
+        <w:rPr>
+          <w:rFonts w:ascii="Arial" w:hAnsi="Arial" w:cs="Arial"/>
+        </w:rPr>
+      </w:pPr>
+      <w:r>
+        <w:rPr>
+          <w:rFonts w:ascii="Arial" w:hAnsi="Arial" w:cs="Arial"/>
+        </w:rPr>
+        <w:t>Kapcsolódó fájlok:</w:t>
+      </w:r>
+    </w:p>
+    <w:p>
+      <w:pPr>
+        <w:pStyle w:val="Listaszerbekezds"/>
+        <w:numPr>
+          <w:ilvl w:val="0"/>
+          <w:numId w:val="4"/>
+        </w:numPr>
+        <w:jc w:val="both"/>
+        <w:rPr>
+          <w:rFonts w:ascii="Arial" w:hAnsi="Arial" w:cs="Arial"/>
+        </w:rPr>
+      </w:pPr>
+      <w:r>
+        <w:rPr>
+          <w:rFonts w:ascii="Arial" w:hAnsi="Arial" w:cs="Arial"/>
+        </w:rPr>
+        <w:t>test_system_pipeline</w:t>
+      </w:r>
+      <w:r>
+        <w:rPr>
+          <w:rFonts w:ascii="Arial" w:hAnsi="Arial" w:cs="Arial"/>
+        </w:rPr>
+        <w:t>.py</w:t>
+      </w:r>
+    </w:p>
+    <w:p>
+      <w:pPr>
+        <w:pStyle w:val="Listaszerbekezds"/>
+        <w:numPr>
+          <w:ilvl w:val="0"/>
+          <w:numId w:val="4"/>
+        </w:numPr>
+        <w:jc w:val="both"/>
+        <w:rPr>
+          <w:rFonts w:ascii="Arial" w:hAnsi="Arial" w:cs="Arial"/>
+        </w:rPr>
+      </w:pPr>
+      <w:r>
+        <w:rPr>
+          <w:rFonts w:ascii="Arial" w:hAnsi="Arial" w:cs="Arial"/>
+        </w:rPr>
+        <w:t>test_system_pipeline</w:t>
+      </w:r>
+      <w:r>
+        <w:rPr>
+          <w:rFonts w:ascii="Arial" w:hAnsi="Arial" w:cs="Arial"/>
+        </w:rPr>
+        <w:t>.test</w:t>
+      </w:r>
+    </w:p>
+    <w:p>
+      <w:pPr>
+        <w:jc w:val="both"/>
+        <w:rPr>
+          <w:rFonts w:ascii="Arial" w:hAnsi="Arial" w:cs="Arial"/>
+        </w:rPr>
+      </w:pPr>
+    </w:p>
+    <w:p>
+      <w:pPr>
+        <w:jc w:val="both"/>
+        <w:rPr>
+          <w:rFonts w:ascii="Arial" w:hAnsi="Arial" w:cs="Arial"/>
+        </w:rPr>
+      </w:pPr>
+      <w:r>
+        <w:rPr>
+          <w:rFonts w:ascii="Arial" w:hAnsi="Arial" w:cs="Arial"/>
+        </w:rPr>
+        <w:t>Teljes rendszer teszt fontossága:</w:t>
+      </w:r>
+    </w:p>
+    <w:p>
+      <w:pPr>
+        <w:pStyle w:val="Listaszerbekezds"/>
+        <w:numPr>
+          <w:ilvl w:val="0"/>
+          <w:numId w:val="4"/>
+        </w:numPr>
+        <w:jc w:val="both"/>
+        <w:rPr>
+          <w:rFonts w:ascii="Arial" w:hAnsi="Arial" w:cs="Arial"/>
+        </w:rPr>
+      </w:pPr>
+      <w:r>
+        <w:rPr>
+          <w:rFonts w:ascii="Arial" w:hAnsi="Arial" w:cs="Arial"/>
+        </w:rPr>
+        <w:t>Kiszűri azokat a hibákat, amelyek izolált node teszteknél nem látszanak.</w:t>
+      </w:r>
+    </w:p>
+    <w:p>
+      <w:pPr>
+        <w:pStyle w:val="Listaszerbekezds"/>
+        <w:numPr>
+          <w:ilvl w:val="0"/>
+          <w:numId w:val="4"/>
+        </w:numPr>
+        <w:jc w:val="both"/>
+        <w:rPr>
+          <w:rFonts w:ascii="Arial" w:hAnsi="Arial" w:cs="Arial"/>
+        </w:rPr>
+      </w:pPr>
+      <w:r>
+        <w:rPr>
+          <w:rFonts w:ascii="Arial" w:hAnsi="Arial" w:cs="Arial"/>
+        </w:rPr>
+        <w:t>Ellenőrzi a node-ok közti adatáramlás irányát és konzisztenciáját.</w:t>
+      </w:r>
+    </w:p>
+    <w:p>
+      <w:pPr>
+        <w:pStyle w:val="Listaszerbekezds"/>
+        <w:numPr>
+          <w:ilvl w:val="0"/>
+          <w:numId w:val="4"/>
+        </w:numPr>
+        <w:jc w:val="both"/>
+        <w:rPr>
+          <w:rFonts w:ascii="Arial" w:hAnsi="Arial" w:cs="Arial"/>
+        </w:rPr>
+      </w:pPr>
+      <w:r>
+        <w:rPr>
+          <w:rFonts w:ascii="Arial" w:hAnsi="Arial" w:cs="Arial"/>
+        </w:rPr>
+        <w:t>Validálja, hogy a teljes lánc időben válaszol-e.</w:t>
+      </w:r>
+    </w:p>
+    <w:p>
+      <w:pPr>
+        <w:pStyle w:val="Listaszerbekezds"/>
+        <w:numPr>
+          <w:ilvl w:val="0"/>
+          <w:numId w:val="4"/>
+        </w:numPr>
+        <w:jc w:val="both"/>
+        <w:rPr>
+          <w:rFonts w:ascii="Arial" w:hAnsi="Arial" w:cs="Arial"/>
+        </w:rPr>
+      </w:pPr>
+      <w:r>
+        <w:rPr>
+          <w:rFonts w:ascii="Arial" w:hAnsi="Arial" w:cs="Arial"/>
+        </w:rPr>
+        <w:t>Bizonyítja, hogy a vezérlési jelből ténylegesen marker kimenet is keletkezik.</w:t>
+      </w:r>
+    </w:p>
+    <w:p>
+      <w:pPr>
+        <w:jc w:val="both"/>
+        <w:rPr>
+          <w:rFonts w:ascii="Arial" w:hAnsi="Arial" w:cs="Arial"/>
+        </w:rPr>
+      </w:pPr>
+    </w:p>
+    <w:p>
+      <w:pPr>
+        <w:jc w:val="both"/>
+        <w:rPr>
+          <w:rFonts w:ascii="Arial" w:hAnsi="Arial" w:cs="Arial"/>
+        </w:rPr>
+      </w:pPr>
+      <w:r>
+        <w:rPr>
+          <w:rFonts w:ascii="Arial" w:hAnsi="Arial" w:cs="Arial"/>
+        </w:rPr>
+        <w:t>Pipeline:</w:t>
+      </w:r>
+    </w:p>
+    <w:p>
+      <w:pPr>
+        <w:pStyle w:val="Listaszerbekezds"/>
+        <w:numPr>
+          <w:ilvl w:val="0"/>
+          <w:numId w:val="4"/>
+        </w:numPr>
+        <w:jc w:val="both"/>
+        <w:rPr>
+          <w:rFonts w:ascii="Arial" w:hAnsi="Arial" w:cs="Arial"/>
+        </w:rPr>
+      </w:pPr>
+      <w:r>
+        <w:rPr>
+          <w:rFonts w:ascii="Arial" w:hAnsi="Arial" w:cs="Arial"/>
+        </w:rPr>
+        <w:t>/scan -&gt; pid_error.py -&gt; /error -&gt; control.py -&gt; /cmd_vel -&gt; path_and_steering.cpp</w:t>
+      </w:r>
+    </w:p>
+    <w:p>
+      <w:pPr>
+        <w:pStyle w:val="Listaszerbekezds"/>
+        <w:numPr>
+          <w:ilvl w:val="0"/>
+          <w:numId w:val="4"/>
+        </w:numPr>
+        <w:jc w:val="both"/>
+        <w:rPr>
+          <w:rFonts w:ascii="Arial" w:hAnsi="Arial" w:cs="Arial"/>
+        </w:rPr>
+      </w:pPr>
+      <w:r>
+        <w:rPr>
+          <w:rFonts w:ascii="Arial" w:hAnsi="Arial" w:cs="Arial"/>
+        </w:rPr>
+        <w:lastRenderedPageBreak/>
+        <w:t>/odom -&gt; path_and_steering.cpp -&gt; /marker_path + /marker_text + /marker_steeringik</w:t>
+      </w:r>
+    </w:p>
+    <w:p>
+      <w:pPr>
+        <w:jc w:val="both"/>
+        <w:rPr>
+          <w:rFonts w:ascii="Arial" w:hAnsi="Arial" w:cs="Arial"/>
+        </w:rPr>
+      </w:pPr>
+      <w:r>
+        <w:rPr>
+          <w:rFonts w:ascii="Arial" w:hAnsi="Arial" w:cs="Arial"/>
+        </w:rPr>
+        <w:t>Teszt működése:</w:t>
+      </w:r>
+    </w:p>
+    <w:p>
+      <w:pPr>
+        <w:pStyle w:val="Listaszerbekezds"/>
+        <w:numPr>
+          <w:ilvl w:val="0"/>
+          <w:numId w:val="4"/>
+        </w:numPr>
+        <w:jc w:val="both"/>
+        <w:rPr>
+          <w:rFonts w:ascii="Arial" w:hAnsi="Arial" w:cs="Arial"/>
+        </w:rPr>
+      </w:pPr>
+      <w:r>
+        <w:rPr>
+          <w:rFonts w:ascii="Arial" w:hAnsi="Arial" w:cs="Arial"/>
+        </w:rPr>
+        <w:t>A launch fájl elindítja a három node-ot és a teszt szkriptet.</w:t>
+      </w:r>
+    </w:p>
+    <w:p>
+      <w:pPr>
+        <w:pStyle w:val="Listaszerbekezds"/>
+        <w:numPr>
+          <w:ilvl w:val="0"/>
+          <w:numId w:val="4"/>
+        </w:numPr>
+        <w:jc w:val="both"/>
+        <w:rPr>
+          <w:rFonts w:ascii="Arial" w:hAnsi="Arial" w:cs="Arial"/>
+        </w:rPr>
+      </w:pPr>
+      <w:r>
+        <w:rPr>
+          <w:rFonts w:ascii="Arial" w:hAnsi="Arial" w:cs="Arial"/>
+        </w:rPr>
+        <w:t>A teszt szkript feliratkozik az összes ellenőrzött kimeneti topicra.</w:t>
+      </w:r>
+    </w:p>
+    <w:p>
+      <w:pPr>
+        <w:pStyle w:val="Listaszerbekezds"/>
+        <w:numPr>
+          <w:ilvl w:val="0"/>
+          <w:numId w:val="4"/>
+        </w:numPr>
+        <w:jc w:val="both"/>
+        <w:rPr>
+          <w:rFonts w:ascii="Arial" w:hAnsi="Arial" w:cs="Arial"/>
+        </w:rPr>
+      </w:pPr>
+      <w:r>
+        <w:rPr>
+          <w:rFonts w:ascii="Arial" w:hAnsi="Arial" w:cs="Arial"/>
+        </w:rPr>
+        <w:t>Publikál egy szimulált scan és egy szimulált odom üzenetet.</w:t>
+      </w:r>
+    </w:p>
+    <w:p>
+      <w:pPr>
+        <w:pStyle w:val="Listaszerbekezds"/>
+        <w:numPr>
+          <w:ilvl w:val="0"/>
+          <w:numId w:val="4"/>
+        </w:numPr>
+        <w:jc w:val="both"/>
+        <w:rPr>
+          <w:rFonts w:ascii="Arial" w:hAnsi="Arial" w:cs="Arial"/>
+        </w:rPr>
+      </w:pPr>
+      <w:r>
+        <w:rPr>
+          <w:rFonts w:ascii="Arial" w:hAnsi="Arial" w:cs="Arial"/>
+        </w:rPr>
+        <w:t>Várakozik timeout-tal, amíg minden elvárt kimenet megérkezik.</w:t>
+      </w:r>
+    </w:p>
+    <w:p>
+      <w:pPr>
+        <w:pStyle w:val="Listaszerbekezds"/>
+        <w:numPr>
+          <w:ilvl w:val="0"/>
+          <w:numId w:val="4"/>
+        </w:numPr>
+        <w:jc w:val="both"/>
+        <w:rPr>
+          <w:rFonts w:ascii="Arial" w:hAnsi="Arial" w:cs="Arial"/>
+        </w:rPr>
+      </w:pPr>
+      <w:r>
+        <w:rPr>
+          <w:rFonts w:ascii="Arial" w:hAnsi="Arial" w:cs="Arial"/>
+        </w:rPr>
+        <w:t>Assert-ekkel ellenőrzi a rendszer viselkedését.</w:t>
+      </w:r>
+    </w:p>
+    <w:p>
+      <w:pPr>
+        <w:jc w:val="both"/>
+        <w:rPr>
+          <w:rFonts w:ascii="Arial" w:hAnsi="Arial" w:cs="Arial"/>
+        </w:rPr>
+      </w:pPr>
+    </w:p>
+    <w:p>
+      <w:pPr>
+        <w:jc w:val="both"/>
+        <w:rPr>
+          <w:rFonts w:ascii="Arial" w:hAnsi="Arial" w:cs="Arial"/>
+        </w:rPr>
+      </w:pPr>
+      <w:r>
+        <w:rPr>
+          <w:rFonts w:ascii="Arial" w:hAnsi="Arial" w:cs="Arial"/>
+        </w:rPr>
+        <w:t>Ellenőrzött folyamatok:</w:t>
+      </w:r>
+    </w:p>
+    <w:p>
+      <w:pPr>
+        <w:pStyle w:val="Listaszerbekezds"/>
+        <w:numPr>
+          <w:ilvl w:val="0"/>
+          <w:numId w:val="4"/>
+        </w:numPr>
+        <w:jc w:val="both"/>
+        <w:rPr>
+          <w:rFonts w:ascii="Arial" w:hAnsi="Arial" w:cs="Arial"/>
+        </w:rPr>
+      </w:pPr>
+      <w:r>
+        <w:rPr>
+          <w:rFonts w:ascii="Arial" w:hAnsi="Arial" w:cs="Arial"/>
+        </w:rPr>
+        <w:t>Érkezik error üzenet a pid_error node-tól.</w:t>
+      </w:r>
+    </w:p>
+    <w:p>
+      <w:pPr>
+        <w:pStyle w:val="Listaszerbekezds"/>
+        <w:numPr>
+          <w:ilvl w:val="0"/>
+          <w:numId w:val="4"/>
+        </w:numPr>
+        <w:jc w:val="both"/>
+        <w:rPr>
+          <w:rFonts w:ascii="Arial" w:hAnsi="Arial" w:cs="Arial"/>
+        </w:rPr>
+      </w:pPr>
+      <w:r>
+        <w:rPr>
+          <w:rFonts w:ascii="Arial" w:hAnsi="Arial" w:cs="Arial"/>
+        </w:rPr>
+        <w:t>Érkezik cmd_vel üzenet a control node-tól.</w:t>
+      </w:r>
+    </w:p>
+    <w:p>
+      <w:pPr>
+        <w:pStyle w:val="Listaszerbekezds"/>
+        <w:numPr>
+          <w:ilvl w:val="0"/>
+          <w:numId w:val="4"/>
+        </w:numPr>
+        <w:jc w:val="both"/>
+        <w:rPr>
+          <w:rFonts w:ascii="Arial" w:hAnsi="Arial" w:cs="Arial"/>
+        </w:rPr>
+      </w:pPr>
+      <w:r>
+        <w:rPr>
+          <w:rFonts w:ascii="Arial" w:hAnsi="Arial" w:cs="Arial"/>
+        </w:rPr>
+        <w:t>Bal oldal közelebb esetben az error negatív.</w:t>
+      </w:r>
+    </w:p>
+    <w:p>
+      <w:pPr>
+        <w:pStyle w:val="Listaszerbekezds"/>
+        <w:numPr>
+          <w:ilvl w:val="0"/>
+          <w:numId w:val="4"/>
+        </w:numPr>
+        <w:jc w:val="both"/>
+        <w:rPr>
+          <w:rFonts w:ascii="Arial" w:hAnsi="Arial" w:cs="Arial"/>
+        </w:rPr>
+      </w:pPr>
+      <w:r>
+        <w:rPr>
+          <w:rFonts w:ascii="Arial" w:hAnsi="Arial" w:cs="Arial"/>
+        </w:rPr>
+        <w:t>Negatív error esetben a kormányzási parancs jobbra fordulást jelez.</w:t>
+      </w:r>
+    </w:p>
+    <w:p>
+      <w:pPr>
+        <w:pStyle w:val="Listaszerbekezds"/>
+        <w:numPr>
+          <w:ilvl w:val="0"/>
+          <w:numId w:val="4"/>
+        </w:numPr>
+        <w:jc w:val="both"/>
+        <w:rPr>
+          <w:rFonts w:ascii="Arial" w:hAnsi="Arial" w:cs="Arial"/>
+        </w:rPr>
+      </w:pPr>
+      <w:r>
+        <w:rPr>
+          <w:rFonts w:ascii="Arial" w:hAnsi="Arial" w:cs="Arial"/>
+        </w:rPr>
+        <w:t>A path marker tartalmaz legalább egy pontot.</w:t>
+      </w:r>
+    </w:p>
+    <w:p>
+      <w:pPr>
+        <w:pStyle w:val="Listaszerbekezds"/>
+        <w:numPr>
+          <w:ilvl w:val="0"/>
+          <w:numId w:val="4"/>
+        </w:numPr>
+        <w:jc w:val="both"/>
+        <w:rPr>
+          <w:rFonts w:ascii="Arial" w:hAnsi="Arial" w:cs="Arial"/>
+        </w:rPr>
+      </w:pPr>
+      <w:r>
+        <w:rPr>
+          <w:rFonts w:ascii="Arial" w:hAnsi="Arial" w:cs="Arial"/>
+        </w:rPr>
+        <w:t>A frame azonosítók helyesek</w:t>
+      </w:r>
+    </w:p>
+    <w:p>
+      <w:pPr>
+        <w:pStyle w:val="Listaszerbekezds"/>
+        <w:numPr>
+          <w:ilvl w:val="0"/>
+          <w:numId w:val="4"/>
+        </w:numPr>
+        <w:jc w:val="both"/>
+        <w:rPr>
+          <w:rFonts w:ascii="Arial" w:hAnsi="Arial" w:cs="Arial"/>
+        </w:rPr>
+      </w:pPr>
+      <w:r>
+        <w:rPr>
+          <w:rFonts w:ascii="Arial" w:hAnsi="Arial" w:cs="Arial"/>
+        </w:rPr>
+        <w:t>A steering marker pontlistája nem üres.</w:t>
+      </w:r>
+    </w:p>
+    <w:p>
+      <w:pPr>
+        <w:jc w:val="both"/>
+        <w:rPr>
+          <w:rFonts w:ascii="Arial" w:hAnsi="Arial" w:cs="Arial"/>
+        </w:rPr>
+      </w:pPr>
+    </w:p>
+    <w:p>
+      <w:pPr>
+        <w:jc w:val="both"/>
+        <w:rPr>
+          <w:rFonts w:ascii="Arial" w:hAnsi="Arial" w:cs="Arial"/>
+        </w:rPr>
+      </w:pPr>
+      <w:r>
+        <w:rPr>
+          <w:rFonts w:ascii="Arial" w:hAnsi="Arial" w:cs="Arial"/>
+        </w:rPr>
+        <w:t>Teszt értelmezése:</w:t>
+      </w:r>
+    </w:p>
+    <w:p>
+      <w:pPr>
+        <w:pStyle w:val="Listaszerbekezds"/>
+        <w:numPr>
+          <w:ilvl w:val="0"/>
+          <w:numId w:val="4"/>
+        </w:numPr>
+        <w:jc w:val="both"/>
+        <w:rPr>
+          <w:rFonts w:ascii="Arial" w:hAnsi="Arial" w:cs="Arial"/>
+        </w:rPr>
+      </w:pPr>
+      <w:r>
+        <w:rPr>
+          <w:rFonts w:ascii="Arial" w:hAnsi="Arial" w:cs="Arial"/>
+        </w:rPr>
+        <w:t>Siker esetén a teljes adatfolyam működik scan bemenettől marker kimenetig.</w:t>
+      </w:r>
+    </w:p>
+    <w:p>
+      <w:pPr>
+        <w:pStyle w:val="Listaszerbekezds"/>
+        <w:numPr>
+          <w:ilvl w:val="0"/>
+          <w:numId w:val="4"/>
+        </w:numPr>
+        <w:jc w:val="both"/>
+        <w:rPr>
+          <w:rFonts w:ascii="Arial" w:hAnsi="Arial" w:cs="Arial"/>
+        </w:rPr>
+      </w:pPr>
+      <w:r>
+        <w:rPr>
+          <w:rFonts w:ascii="Arial" w:hAnsi="Arial" w:cs="Arial"/>
+        </w:rPr>
+        <w:t>Hibánál gyorsan szűkíthető a probléma a hiányzó kimenet alapján:</w:t>
+      </w:r>
+    </w:p>
+    <w:p>
+      <w:pPr>
+        <w:pStyle w:val="Listaszerbekezds"/>
+        <w:numPr>
+          <w:ilvl w:val="1"/>
+          <w:numId w:val="4"/>
+        </w:numPr>
+        <w:jc w:val="both"/>
+        <w:rPr>
+          <w:rFonts w:ascii="Arial" w:hAnsi="Arial" w:cs="Arial"/>
+        </w:rPr>
+      </w:pPr>
+      <w:r>
+        <w:rPr>
+          <w:rFonts w:ascii="Arial" w:hAnsi="Arial" w:cs="Arial"/>
+        </w:rPr>
+        <w:t>nincs /error: pid_error ág hiba</w:t>
+      </w:r>
+    </w:p>
+    <w:p>
+      <w:pPr>
+        <w:pStyle w:val="Listaszerbekezds"/>
+        <w:numPr>
+          <w:ilvl w:val="1"/>
+          <w:numId w:val="4"/>
+        </w:numPr>
+        <w:jc w:val="both"/>
+        <w:rPr>
+          <w:rFonts w:ascii="Arial" w:hAnsi="Arial" w:cs="Arial"/>
+        </w:rPr>
+      </w:pPr>
+      <w:r>
+        <w:rPr>
+          <w:rFonts w:ascii="Arial" w:hAnsi="Arial" w:cs="Arial"/>
+        </w:rPr>
+        <w:t>van /error, nincs /cmd_vel: control ág hiba</w:t>
+      </w:r>
+    </w:p>
+    <w:p>
+      <w:pPr>
+        <w:pStyle w:val="Listaszerbekezds"/>
+        <w:numPr>
+          <w:ilvl w:val="1"/>
+          <w:numId w:val="4"/>
+        </w:numPr>
+        <w:jc w:val="both"/>
+        <w:rPr>
+          <w:rFonts w:ascii="Arial" w:hAnsi="Arial" w:cs="Arial"/>
+        </w:rPr>
+      </w:pPr>
+      <w:r>
+        <w:rPr>
+          <w:rFonts w:ascii="Arial" w:hAnsi="Arial" w:cs="Arial"/>
+        </w:rPr>
+        <w:t>van /cmd_vel, nincs marker: path_and_steering ág hiba</w:t>
+      </w:r>
+    </w:p>
+    <w:p>
+      <w:pPr>
+        <w:jc w:val="both"/>
+        <w:rPr>
+          <w:rFonts w:ascii="Arial" w:hAnsi="Arial" w:cs="Arial"/>
         </w:rPr>
       </w:pPr>
     </w:p>
@@ -584,6 +6835,951 @@
 <file path=word/numbering.xml><?xml version="1.0" encoding="utf-8"?>
 <w:numbering xmlns:wpc="http://schemas.microsoft.com/office/word/2010/wordprocessingCanvas" xmlns:cx="http://schemas.microsoft.com/office/drawing/2014/chartex" xmlns:cx1="http://schemas.microsoft.com/office/drawing/2015/9/8/chartex" xmlns:cx2="http://schemas.microsoft.com/office/drawing/2015/10/21/chartex" xmlns:cx3="http://schemas.microsoft.com/office/drawing/2016/5/9/chartex" xmlns:cx4="http://schemas.microsoft.com/office/drawing/2016/5/10/chartex" xmlns:cx5="http://schemas.microsoft.com/office/drawing/2016/5/11/chartex" xmlns:cx6="http://schemas.microsoft.com/office/drawing/2016/5/12/chartex" xmlns:cx7="http://schemas.microsoft.com/office/drawing/2016/5/13/chartex" xmlns:cx8="http://schemas.microsoft.com/office/drawing/2016/5/14/chartex" xmlns:mc="http://schemas.openxmlformats.org/markup-compatibility/2006" xmlns:aink="http://schemas.microsoft.com/office/drawing/2016/ink" xmlns:am3d="http://schemas.microsoft.com/office/drawing/2017/model3d" xmlns:o="urn:schemas-microsoft-com:office:office" xmlns:oel="http://schemas.microsoft.com/office/2019/extlst" xmlns:r="http://schemas.openxmlformats.org/officeDocument/2006/relationships" xmlns:m="http://schemas.openxmlformats.org/officeDocument/2006/math" xmlns:v="urn:schemas-microsoft-com:vml" xmlns:wp14="http://schemas.microsoft.com/office/word/2010/wordprocessingDrawing" xmlns:wp="http://schemas.openxmlformats.org/drawingml/2006/wordprocessingDrawing" xmlns:w10="urn:schemas-microsoft-com:office:word" xmlns:w="http://schemas.openxmlformats.org/wordprocessingml/2006/main" xmlns:w14="http://schemas.microsoft.com/office/word/2010/wordml" xmlns:w15="http://schemas.microsoft.com/office/word/2012/wordml" xmlns:w16cex="http://schemas.microsoft.com/office/word/2018/wordml/cex" xmlns:w16cid="http://schemas.microsoft.com/office/word/2016/wordml/cid" xmlns:w16="http://schemas.microsoft.com/office/word/2018/wordml" xmlns:w16du="http://schemas.microsoft.com/office/word/2023/wordml/word16du" xmlns:w16sdtdh="http://schemas.microsoft.com/office/word/2020/wordml/sdtdatahash" xmlns:w16sdtfl="http://schemas.microsoft.com/office/word/2024/wordml/sdtformatlock" xmlns:w16se="http://schemas.microsoft.com/office/word/2015/wordml/symex" xmlns:wpg="http://schemas.microsoft.com/office/word/2010/wordprocessingGroup" xmlns:wpi="http://schemas.microsoft.com/office/word/2010/wordprocessingInk" xmlns:wne="http://schemas.microsoft.com/office/word/2006/wordml" xmlns:wps="http://schemas.microsoft.com/office/word/2010/wordprocessingShape" mc:Ignorable="w14 w15 w16se w16cid w16 w16cex w16sdtdh w16sdtfl w16du wp14">
   <w:abstractNum w:abstractNumId="0" w15:restartNumberingAfterBreak="0">
+    <w:nsid w:val="02662E1E"/>
+    <w:multiLevelType w:val="multilevel"/>
+    <w:tmpl w:val="040E001F"/>
+    <w:lvl w:ilvl="0">
+      <w:start w:val="1"/>
+      <w:numFmt w:val="decimal"/>
+      <w:lvlText w:val="%1."/>
+      <w:lvlJc w:val="left"/>
+      <w:pPr>
+        <w:ind w:left="360" w:hanging="360"/>
+      </w:pPr>
+    </w:lvl>
+    <w:lvl w:ilvl="1">
+      <w:start w:val="1"/>
+      <w:numFmt w:val="decimal"/>
+      <w:lvlText w:val="%1.%2."/>
+      <w:lvlJc w:val="left"/>
+      <w:pPr>
+        <w:ind w:left="792" w:hanging="432"/>
+      </w:pPr>
+    </w:lvl>
+    <w:lvl w:ilvl="2">
+      <w:start w:val="1"/>
+      <w:numFmt w:val="decimal"/>
+      <w:lvlText w:val="%1.%2.%3."/>
+      <w:lvlJc w:val="left"/>
+      <w:pPr>
+        <w:ind w:left="1224" w:hanging="504"/>
+      </w:pPr>
+    </w:lvl>
+    <w:lvl w:ilvl="3">
+      <w:start w:val="1"/>
+      <w:numFmt w:val="decimal"/>
+      <w:lvlText w:val="%1.%2.%3.%4."/>
+      <w:lvlJc w:val="left"/>
+      <w:pPr>
+        <w:ind w:left="1728" w:hanging="648"/>
+      </w:pPr>
+    </w:lvl>
+    <w:lvl w:ilvl="4">
+      <w:start w:val="1"/>
+      <w:numFmt w:val="decimal"/>
+      <w:lvlText w:val="%1.%2.%3.%4.%5."/>
+      <w:lvlJc w:val="left"/>
+      <w:pPr>
+        <w:ind w:left="2232" w:hanging="792"/>
+      </w:pPr>
+    </w:lvl>
+    <w:lvl w:ilvl="5">
+      <w:start w:val="1"/>
+      <w:numFmt w:val="decimal"/>
+      <w:lvlText w:val="%1.%2.%3.%4.%5.%6."/>
+      <w:lvlJc w:val="left"/>
+      <w:pPr>
+        <w:ind w:left="2736" w:hanging="936"/>
+      </w:pPr>
+    </w:lvl>
+    <w:lvl w:ilvl="6">
+      <w:start w:val="1"/>
+      <w:numFmt w:val="decimal"/>
+      <w:lvlText w:val="%1.%2.%3.%4.%5.%6.%7."/>
+      <w:lvlJc w:val="left"/>
+      <w:pPr>
+        <w:ind w:left="3240" w:hanging="1080"/>
+      </w:pPr>
+    </w:lvl>
+    <w:lvl w:ilvl="7">
+      <w:start w:val="1"/>
+      <w:numFmt w:val="decimal"/>
+      <w:lvlText w:val="%1.%2.%3.%4.%5.%6.%7.%8."/>
+      <w:lvlJc w:val="left"/>
+      <w:pPr>
+        <w:ind w:left="3744" w:hanging="1224"/>
+      </w:pPr>
+    </w:lvl>
+    <w:lvl w:ilvl="8">
+      <w:start w:val="1"/>
+      <w:numFmt w:val="decimal"/>
+      <w:lvlText w:val="%1.%2.%3.%4.%5.%6.%7.%8.%9."/>
+      <w:lvlJc w:val="left"/>
+      <w:pPr>
+        <w:ind w:left="4320" w:hanging="1440"/>
+      </w:pPr>
+    </w:lvl>
+  </w:abstractNum>
+  <w:abstractNum w:abstractNumId="1" w15:restartNumberingAfterBreak="0">
+    <w:nsid w:val="027C6B0C"/>
+    <w:multiLevelType w:val="hybridMultilevel"/>
+    <w:tmpl w:val="686EB2C6"/>
+    <w:lvl w:ilvl="0" w:tplc="040E000F">
+      <w:start w:val="1"/>
+      <w:numFmt w:val="decimal"/>
+      <w:lvlText w:val="%1."/>
+      <w:lvlJc w:val="left"/>
+      <w:pPr>
+        <w:ind w:left="720" w:hanging="360"/>
+      </w:pPr>
+      <w:rPr>
+        <w:rFonts w:hint="default"/>
+      </w:rPr>
+    </w:lvl>
+    <w:lvl w:ilvl="1" w:tplc="040E0019" w:tentative="1">
+      <w:start w:val="1"/>
+      <w:numFmt w:val="lowerLetter"/>
+      <w:lvlText w:val="%2."/>
+      <w:lvlJc w:val="left"/>
+      <w:pPr>
+        <w:ind w:left="1440" w:hanging="360"/>
+      </w:pPr>
+    </w:lvl>
+    <w:lvl w:ilvl="2" w:tplc="040E001B" w:tentative="1">
+      <w:start w:val="1"/>
+      <w:numFmt w:val="lowerRoman"/>
+      <w:lvlText w:val="%3."/>
+      <w:lvlJc w:val="right"/>
+      <w:pPr>
+        <w:ind w:left="2160" w:hanging="180"/>
+      </w:pPr>
+    </w:lvl>
+    <w:lvl w:ilvl="3" w:tplc="040E000F" w:tentative="1">
+      <w:start w:val="1"/>
+      <w:numFmt w:val="decimal"/>
+      <w:lvlText w:val="%4."/>
+      <w:lvlJc w:val="left"/>
+      <w:pPr>
+        <w:ind w:left="2880" w:hanging="360"/>
+      </w:pPr>
+    </w:lvl>
+    <w:lvl w:ilvl="4" w:tplc="040E0019" w:tentative="1">
+      <w:start w:val="1"/>
+      <w:numFmt w:val="lowerLetter"/>
+      <w:lvlText w:val="%5."/>
+      <w:lvlJc w:val="left"/>
+      <w:pPr>
+        <w:ind w:left="3600" w:hanging="360"/>
+      </w:pPr>
+    </w:lvl>
+    <w:lvl w:ilvl="5" w:tplc="040E001B" w:tentative="1">
+      <w:start w:val="1"/>
+      <w:numFmt w:val="lowerRoman"/>
+      <w:lvlText w:val="%6."/>
+      <w:lvlJc w:val="right"/>
+      <w:pPr>
+        <w:ind w:left="4320" w:hanging="180"/>
+      </w:pPr>
+    </w:lvl>
+    <w:lvl w:ilvl="6" w:tplc="040E000F" w:tentative="1">
+      <w:start w:val="1"/>
+      <w:numFmt w:val="decimal"/>
+      <w:lvlText w:val="%7."/>
+      <w:lvlJc w:val="left"/>
+      <w:pPr>
+        <w:ind w:left="5040" w:hanging="360"/>
+      </w:pPr>
+    </w:lvl>
+    <w:lvl w:ilvl="7" w:tplc="040E0019" w:tentative="1">
+      <w:start w:val="1"/>
+      <w:numFmt w:val="lowerLetter"/>
+      <w:lvlText w:val="%8."/>
+      <w:lvlJc w:val="left"/>
+      <w:pPr>
+        <w:ind w:left="5760" w:hanging="360"/>
+      </w:pPr>
+    </w:lvl>
+    <w:lvl w:ilvl="8" w:tplc="040E001B" w:tentative="1">
+      <w:start w:val="1"/>
+      <w:numFmt w:val="lowerRoman"/>
+      <w:lvlText w:val="%9."/>
+      <w:lvlJc w:val="right"/>
+      <w:pPr>
+        <w:ind w:left="6480" w:hanging="180"/>
+      </w:pPr>
+    </w:lvl>
+  </w:abstractNum>
+  <w:abstractNum w:abstractNumId="2" w15:restartNumberingAfterBreak="0">
+    <w:nsid w:val="06C7402F"/>
+    <w:multiLevelType w:val="hybridMultilevel"/>
+    <w:tmpl w:val="A1CCB066"/>
+    <w:lvl w:ilvl="0" w:tplc="31480978">
+      <w:numFmt w:val="bullet"/>
+      <w:lvlText w:val="-"/>
+      <w:lvlJc w:val="left"/>
+      <w:pPr>
+        <w:ind w:left="1080" w:hanging="360"/>
+      </w:pPr>
+      <w:rPr>
+        <w:rFonts w:ascii="Times New Roman" w:eastAsiaTheme="minorHAnsi" w:hAnsi="Times New Roman" w:cs="Times New Roman" w:hint="default"/>
+      </w:rPr>
+    </w:lvl>
+    <w:lvl w:ilvl="1" w:tplc="040E0003" w:tentative="1">
+      <w:start w:val="1"/>
+      <w:numFmt w:val="bullet"/>
+      <w:lvlText w:val="o"/>
+      <w:lvlJc w:val="left"/>
+      <w:pPr>
+        <w:ind w:left="1800" w:hanging="360"/>
+      </w:pPr>
+      <w:rPr>
+        <w:rFonts w:ascii="Courier New" w:hAnsi="Courier New" w:cs="Courier New" w:hint="default"/>
+      </w:rPr>
+    </w:lvl>
+    <w:lvl w:ilvl="2" w:tplc="040E0005" w:tentative="1">
+      <w:start w:val="1"/>
+      <w:numFmt w:val="bullet"/>
+      <w:lvlText w:val=""/>
+      <w:lvlJc w:val="left"/>
+      <w:pPr>
+        <w:ind w:left="2520" w:hanging="360"/>
+      </w:pPr>
+      <w:rPr>
+        <w:rFonts w:ascii="Wingdings" w:hAnsi="Wingdings" w:hint="default"/>
+      </w:rPr>
+    </w:lvl>
+    <w:lvl w:ilvl="3" w:tplc="040E0001" w:tentative="1">
+      <w:start w:val="1"/>
+      <w:numFmt w:val="bullet"/>
+      <w:lvlText w:val=""/>
+      <w:lvlJc w:val="left"/>
+      <w:pPr>
+        <w:ind w:left="3240" w:hanging="360"/>
+      </w:pPr>
+      <w:rPr>
+        <w:rFonts w:ascii="Symbol" w:hAnsi="Symbol" w:hint="default"/>
+      </w:rPr>
+    </w:lvl>
+    <w:lvl w:ilvl="4" w:tplc="040E0003" w:tentative="1">
+      <w:start w:val="1"/>
+      <w:numFmt w:val="bullet"/>
+      <w:lvlText w:val="o"/>
+      <w:lvlJc w:val="left"/>
+      <w:pPr>
+        <w:ind w:left="3960" w:hanging="360"/>
+      </w:pPr>
+      <w:rPr>
+        <w:rFonts w:ascii="Courier New" w:hAnsi="Courier New" w:cs="Courier New" w:hint="default"/>
+      </w:rPr>
+    </w:lvl>
+    <w:lvl w:ilvl="5" w:tplc="040E0005" w:tentative="1">
+      <w:start w:val="1"/>
+      <w:numFmt w:val="bullet"/>
+      <w:lvlText w:val=""/>
+      <w:lvlJc w:val="left"/>
+      <w:pPr>
+        <w:ind w:left="4680" w:hanging="360"/>
+      </w:pPr>
+      <w:rPr>
+        <w:rFonts w:ascii="Wingdings" w:hAnsi="Wingdings" w:hint="default"/>
+      </w:rPr>
+    </w:lvl>
+    <w:lvl w:ilvl="6" w:tplc="040E0001" w:tentative="1">
+      <w:start w:val="1"/>
+      <w:numFmt w:val="bullet"/>
+      <w:lvlText w:val=""/>
+      <w:lvlJc w:val="left"/>
+      <w:pPr>
+        <w:ind w:left="5400" w:hanging="360"/>
+      </w:pPr>
+      <w:rPr>
+        <w:rFonts w:ascii="Symbol" w:hAnsi="Symbol" w:hint="default"/>
+      </w:rPr>
+    </w:lvl>
+    <w:lvl w:ilvl="7" w:tplc="040E0003" w:tentative="1">
+      <w:start w:val="1"/>
+      <w:numFmt w:val="bullet"/>
+      <w:lvlText w:val="o"/>
+      <w:lvlJc w:val="left"/>
+      <w:pPr>
+        <w:ind w:left="6120" w:hanging="360"/>
+      </w:pPr>
+      <w:rPr>
+        <w:rFonts w:ascii="Courier New" w:hAnsi="Courier New" w:cs="Courier New" w:hint="default"/>
+      </w:rPr>
+    </w:lvl>
+    <w:lvl w:ilvl="8" w:tplc="040E0005" w:tentative="1">
+      <w:start w:val="1"/>
+      <w:numFmt w:val="bullet"/>
+      <w:lvlText w:val=""/>
+      <w:lvlJc w:val="left"/>
+      <w:pPr>
+        <w:ind w:left="6840" w:hanging="360"/>
+      </w:pPr>
+      <w:rPr>
+        <w:rFonts w:ascii="Wingdings" w:hAnsi="Wingdings" w:hint="default"/>
+      </w:rPr>
+    </w:lvl>
+  </w:abstractNum>
+  <w:abstractNum w:abstractNumId="3" w15:restartNumberingAfterBreak="0">
+    <w:nsid w:val="17240620"/>
+    <w:multiLevelType w:val="hybridMultilevel"/>
+    <w:tmpl w:val="33047768"/>
+    <w:lvl w:ilvl="0" w:tplc="CA0CD4E6">
+      <w:numFmt w:val="bullet"/>
+      <w:lvlText w:val="-"/>
+      <w:lvlJc w:val="left"/>
+      <w:pPr>
+        <w:ind w:left="720" w:hanging="360"/>
+      </w:pPr>
+      <w:rPr>
+        <w:rFonts w:ascii="Times New Roman" w:eastAsiaTheme="minorHAnsi" w:hAnsi="Times New Roman" w:cs="Times New Roman" w:hint="default"/>
+      </w:rPr>
+    </w:lvl>
+    <w:lvl w:ilvl="1" w:tplc="040E0003" w:tentative="1">
+      <w:start w:val="1"/>
+      <w:numFmt w:val="bullet"/>
+      <w:lvlText w:val="o"/>
+      <w:lvlJc w:val="left"/>
+      <w:pPr>
+        <w:ind w:left="1440" w:hanging="360"/>
+      </w:pPr>
+      <w:rPr>
+        <w:rFonts w:ascii="Courier New" w:hAnsi="Courier New" w:cs="Courier New" w:hint="default"/>
+      </w:rPr>
+    </w:lvl>
+    <w:lvl w:ilvl="2" w:tplc="040E0005" w:tentative="1">
+      <w:start w:val="1"/>
+      <w:numFmt w:val="bullet"/>
+      <w:lvlText w:val=""/>
+      <w:lvlJc w:val="left"/>
+      <w:pPr>
+        <w:ind w:left="2160" w:hanging="360"/>
+      </w:pPr>
+      <w:rPr>
+        <w:rFonts w:ascii="Wingdings" w:hAnsi="Wingdings" w:hint="default"/>
+      </w:rPr>
+    </w:lvl>
+    <w:lvl w:ilvl="3" w:tplc="040E0001" w:tentative="1">
+      <w:start w:val="1"/>
+      <w:numFmt w:val="bullet"/>
+      <w:lvlText w:val=""/>
+      <w:lvlJc w:val="left"/>
+      <w:pPr>
+        <w:ind w:left="2880" w:hanging="360"/>
+      </w:pPr>
+      <w:rPr>
+        <w:rFonts w:ascii="Symbol" w:hAnsi="Symbol" w:hint="default"/>
+      </w:rPr>
+    </w:lvl>
+    <w:lvl w:ilvl="4" w:tplc="040E0003" w:tentative="1">
+      <w:start w:val="1"/>
+      <w:numFmt w:val="bullet"/>
+      <w:lvlText w:val="o"/>
+      <w:lvlJc w:val="left"/>
+      <w:pPr>
+        <w:ind w:left="3600" w:hanging="360"/>
+      </w:pPr>
+      <w:rPr>
+        <w:rFonts w:ascii="Courier New" w:hAnsi="Courier New" w:cs="Courier New" w:hint="default"/>
+      </w:rPr>
+    </w:lvl>
+    <w:lvl w:ilvl="5" w:tplc="040E0005" w:tentative="1">
+      <w:start w:val="1"/>
+      <w:numFmt w:val="bullet"/>
+      <w:lvlText w:val=""/>
+      <w:lvlJc w:val="left"/>
+      <w:pPr>
+        <w:ind w:left="4320" w:hanging="360"/>
+      </w:pPr>
+      <w:rPr>
+        <w:rFonts w:ascii="Wingdings" w:hAnsi="Wingdings" w:hint="default"/>
+      </w:rPr>
+    </w:lvl>
+    <w:lvl w:ilvl="6" w:tplc="040E0001" w:tentative="1">
+      <w:start w:val="1"/>
+      <w:numFmt w:val="bullet"/>
+      <w:lvlText w:val=""/>
+      <w:lvlJc w:val="left"/>
+      <w:pPr>
+        <w:ind w:left="5040" w:hanging="360"/>
+      </w:pPr>
+      <w:rPr>
+        <w:rFonts w:ascii="Symbol" w:hAnsi="Symbol" w:hint="default"/>
+      </w:rPr>
+    </w:lvl>
+    <w:lvl w:ilvl="7" w:tplc="040E0003" w:tentative="1">
+      <w:start w:val="1"/>
+      <w:numFmt w:val="bullet"/>
+      <w:lvlText w:val="o"/>
+      <w:lvlJc w:val="left"/>
+      <w:pPr>
+        <w:ind w:left="5760" w:hanging="360"/>
+      </w:pPr>
+      <w:rPr>
+        <w:rFonts w:ascii="Courier New" w:hAnsi="Courier New" w:cs="Courier New" w:hint="default"/>
+      </w:rPr>
+    </w:lvl>
+    <w:lvl w:ilvl="8" w:tplc="040E0005" w:tentative="1">
+      <w:start w:val="1"/>
+      <w:numFmt w:val="bullet"/>
+      <w:lvlText w:val=""/>
+      <w:lvlJc w:val="left"/>
+      <w:pPr>
+        <w:ind w:left="6480" w:hanging="360"/>
+      </w:pPr>
+      <w:rPr>
+        <w:rFonts w:ascii="Wingdings" w:hAnsi="Wingdings" w:hint="default"/>
+      </w:rPr>
+    </w:lvl>
+  </w:abstractNum>
+  <w:abstractNum w:abstractNumId="4" w15:restartNumberingAfterBreak="0">
+    <w:nsid w:val="1788642E"/>
+    <w:multiLevelType w:val="multilevel"/>
+    <w:tmpl w:val="040E001F"/>
+    <w:lvl w:ilvl="0">
+      <w:start w:val="1"/>
+      <w:numFmt w:val="decimal"/>
+      <w:lvlText w:val="%1."/>
+      <w:lvlJc w:val="left"/>
+      <w:pPr>
+        <w:ind w:left="1776" w:hanging="360"/>
+      </w:pPr>
+    </w:lvl>
+    <w:lvl w:ilvl="1">
+      <w:start w:val="1"/>
+      <w:numFmt w:val="decimal"/>
+      <w:lvlText w:val="%1.%2."/>
+      <w:lvlJc w:val="left"/>
+      <w:pPr>
+        <w:ind w:left="2208" w:hanging="432"/>
+      </w:pPr>
+    </w:lvl>
+    <w:lvl w:ilvl="2">
+      <w:start w:val="1"/>
+      <w:numFmt w:val="decimal"/>
+      <w:lvlText w:val="%1.%2.%3."/>
+      <w:lvlJc w:val="left"/>
+      <w:pPr>
+        <w:ind w:left="2640" w:hanging="504"/>
+      </w:pPr>
+    </w:lvl>
+    <w:lvl w:ilvl="3">
+      <w:start w:val="1"/>
+      <w:numFmt w:val="decimal"/>
+      <w:lvlText w:val="%1.%2.%3.%4."/>
+      <w:lvlJc w:val="left"/>
+      <w:pPr>
+        <w:ind w:left="3144" w:hanging="648"/>
+      </w:pPr>
+    </w:lvl>
+    <w:lvl w:ilvl="4">
+      <w:start w:val="1"/>
+      <w:numFmt w:val="decimal"/>
+      <w:lvlText w:val="%1.%2.%3.%4.%5."/>
+      <w:lvlJc w:val="left"/>
+      <w:pPr>
+        <w:ind w:left="3648" w:hanging="792"/>
+      </w:pPr>
+    </w:lvl>
+    <w:lvl w:ilvl="5">
+      <w:start w:val="1"/>
+      <w:numFmt w:val="decimal"/>
+      <w:lvlText w:val="%1.%2.%3.%4.%5.%6."/>
+      <w:lvlJc w:val="left"/>
+      <w:pPr>
+        <w:ind w:left="4152" w:hanging="936"/>
+      </w:pPr>
+    </w:lvl>
+    <w:lvl w:ilvl="6">
+      <w:start w:val="1"/>
+      <w:numFmt w:val="decimal"/>
+      <w:lvlText w:val="%1.%2.%3.%4.%5.%6.%7."/>
+      <w:lvlJc w:val="left"/>
+      <w:pPr>
+        <w:ind w:left="4656" w:hanging="1080"/>
+      </w:pPr>
+    </w:lvl>
+    <w:lvl w:ilvl="7">
+      <w:start w:val="1"/>
+      <w:numFmt w:val="decimal"/>
+      <w:lvlText w:val="%1.%2.%3.%4.%5.%6.%7.%8."/>
+      <w:lvlJc w:val="left"/>
+      <w:pPr>
+        <w:ind w:left="5160" w:hanging="1224"/>
+      </w:pPr>
+    </w:lvl>
+    <w:lvl w:ilvl="8">
+      <w:start w:val="1"/>
+      <w:numFmt w:val="decimal"/>
+      <w:lvlText w:val="%1.%2.%3.%4.%5.%6.%7.%8.%9."/>
+      <w:lvlJc w:val="left"/>
+      <w:pPr>
+        <w:ind w:left="5736" w:hanging="1440"/>
+      </w:pPr>
+    </w:lvl>
+  </w:abstractNum>
+  <w:abstractNum w:abstractNumId="5" w15:restartNumberingAfterBreak="0">
+    <w:nsid w:val="28365EFE"/>
+    <w:multiLevelType w:val="multilevel"/>
+    <w:tmpl w:val="E020D0EA"/>
+    <w:lvl w:ilvl="0">
+      <w:start w:val="2"/>
+      <w:numFmt w:val="decimal"/>
+      <w:lvlText w:val="%1"/>
+      <w:lvlJc w:val="left"/>
+      <w:pPr>
+        <w:ind w:left="360" w:hanging="360"/>
+      </w:pPr>
+      <w:rPr>
+        <w:rFonts w:hint="default"/>
+      </w:rPr>
+    </w:lvl>
+    <w:lvl w:ilvl="1">
+      <w:start w:val="1"/>
+      <w:numFmt w:val="decimal"/>
+      <w:lvlText w:val="%1.%2"/>
+      <w:lvlJc w:val="left"/>
+      <w:pPr>
+        <w:ind w:left="720" w:hanging="360"/>
+      </w:pPr>
+      <w:rPr>
+        <w:rFonts w:hint="default"/>
+      </w:rPr>
+    </w:lvl>
+    <w:lvl w:ilvl="2">
+      <w:start w:val="1"/>
+      <w:numFmt w:val="decimal"/>
+      <w:lvlText w:val="%1.%2.%3"/>
+      <w:lvlJc w:val="left"/>
+      <w:pPr>
+        <w:ind w:left="1440" w:hanging="720"/>
+      </w:pPr>
+      <w:rPr>
+        <w:rFonts w:hint="default"/>
+      </w:rPr>
+    </w:lvl>
+    <w:lvl w:ilvl="3">
+      <w:start w:val="1"/>
+      <w:numFmt w:val="decimal"/>
+      <w:lvlText w:val="%1.%2.%3.%4"/>
+      <w:lvlJc w:val="left"/>
+      <w:pPr>
+        <w:ind w:left="1800" w:hanging="720"/>
+      </w:pPr>
+      <w:rPr>
+        <w:rFonts w:hint="default"/>
+      </w:rPr>
+    </w:lvl>
+    <w:lvl w:ilvl="4">
+      <w:start w:val="1"/>
+      <w:numFmt w:val="decimal"/>
+      <w:lvlText w:val="%1.%2.%3.%4.%5"/>
+      <w:lvlJc w:val="left"/>
+      <w:pPr>
+        <w:ind w:left="2520" w:hanging="1080"/>
+      </w:pPr>
+      <w:rPr>
+        <w:rFonts w:hint="default"/>
+      </w:rPr>
+    </w:lvl>
+    <w:lvl w:ilvl="5">
+      <w:start w:val="1"/>
+      <w:numFmt w:val="decimal"/>
+      <w:lvlText w:val="%1.%2.%3.%4.%5.%6"/>
+      <w:lvlJc w:val="left"/>
+      <w:pPr>
+        <w:ind w:left="2880" w:hanging="1080"/>
+      </w:pPr>
+      <w:rPr>
+        <w:rFonts w:hint="default"/>
+      </w:rPr>
+    </w:lvl>
+    <w:lvl w:ilvl="6">
+      <w:start w:val="1"/>
+      <w:numFmt w:val="decimal"/>
+      <w:lvlText w:val="%1.%2.%3.%4.%5.%6.%7"/>
+      <w:lvlJc w:val="left"/>
+      <w:pPr>
+        <w:ind w:left="3600" w:hanging="1440"/>
+      </w:pPr>
+      <w:rPr>
+        <w:rFonts w:hint="default"/>
+      </w:rPr>
+    </w:lvl>
+    <w:lvl w:ilvl="7">
+      <w:start w:val="1"/>
+      <w:numFmt w:val="decimal"/>
+      <w:lvlText w:val="%1.%2.%3.%4.%5.%6.%7.%8"/>
+      <w:lvlJc w:val="left"/>
+      <w:pPr>
+        <w:ind w:left="3960" w:hanging="1440"/>
+      </w:pPr>
+      <w:rPr>
+        <w:rFonts w:hint="default"/>
+      </w:rPr>
+    </w:lvl>
+    <w:lvl w:ilvl="8">
+      <w:start w:val="1"/>
+      <w:numFmt w:val="decimal"/>
+      <w:lvlText w:val="%1.%2.%3.%4.%5.%6.%7.%8.%9"/>
+      <w:lvlJc w:val="left"/>
+      <w:pPr>
+        <w:ind w:left="4680" w:hanging="1800"/>
+      </w:pPr>
+      <w:rPr>
+        <w:rFonts w:hint="default"/>
+      </w:rPr>
+    </w:lvl>
+  </w:abstractNum>
+  <w:abstractNum w:abstractNumId="6" w15:restartNumberingAfterBreak="0">
+    <w:nsid w:val="3D727196"/>
+    <w:multiLevelType w:val="hybridMultilevel"/>
+    <w:tmpl w:val="A8E62E4E"/>
+    <w:lvl w:ilvl="0" w:tplc="85C0793E">
+      <w:numFmt w:val="bullet"/>
+      <w:lvlText w:val="-"/>
+      <w:lvlJc w:val="left"/>
+      <w:pPr>
+        <w:ind w:left="720" w:hanging="360"/>
+      </w:pPr>
+      <w:rPr>
+        <w:rFonts w:ascii="Times New Roman" w:eastAsiaTheme="minorHAnsi" w:hAnsi="Times New Roman" w:cs="Times New Roman" w:hint="default"/>
+      </w:rPr>
+    </w:lvl>
+    <w:lvl w:ilvl="1" w:tplc="040E0003">
+      <w:start w:val="1"/>
+      <w:numFmt w:val="bullet"/>
+      <w:lvlText w:val="o"/>
+      <w:lvlJc w:val="left"/>
+      <w:pPr>
+        <w:ind w:left="1440" w:hanging="360"/>
+      </w:pPr>
+      <w:rPr>
+        <w:rFonts w:ascii="Courier New" w:hAnsi="Courier New" w:cs="Courier New" w:hint="default"/>
+      </w:rPr>
+    </w:lvl>
+    <w:lvl w:ilvl="2" w:tplc="040E0005" w:tentative="1">
+      <w:start w:val="1"/>
+      <w:numFmt w:val="bullet"/>
+      <w:lvlText w:val=""/>
+      <w:lvlJc w:val="left"/>
+      <w:pPr>
+        <w:ind w:left="2160" w:hanging="360"/>
+      </w:pPr>
+      <w:rPr>
+        <w:rFonts w:ascii="Wingdings" w:hAnsi="Wingdings" w:hint="default"/>
+      </w:rPr>
+    </w:lvl>
+    <w:lvl w:ilvl="3" w:tplc="040E0001" w:tentative="1">
+      <w:start w:val="1"/>
+      <w:numFmt w:val="bullet"/>
+      <w:lvlText w:val=""/>
+      <w:lvlJc w:val="left"/>
+      <w:pPr>
+        <w:ind w:left="2880" w:hanging="360"/>
+      </w:pPr>
+      <w:rPr>
+        <w:rFonts w:ascii="Symbol" w:hAnsi="Symbol" w:hint="default"/>
+      </w:rPr>
+    </w:lvl>
+    <w:lvl w:ilvl="4" w:tplc="040E0003" w:tentative="1">
+      <w:start w:val="1"/>
+      <w:numFmt w:val="bullet"/>
+      <w:lvlText w:val="o"/>
+      <w:lvlJc w:val="left"/>
+      <w:pPr>
+        <w:ind w:left="3600" w:hanging="360"/>
+      </w:pPr>
+      <w:rPr>
+        <w:rFonts w:ascii="Courier New" w:hAnsi="Courier New" w:cs="Courier New" w:hint="default"/>
+      </w:rPr>
+    </w:lvl>
+    <w:lvl w:ilvl="5" w:tplc="040E0005" w:tentative="1">
+      <w:start w:val="1"/>
+      <w:numFmt w:val="bullet"/>
+      <w:lvlText w:val=""/>
+      <w:lvlJc w:val="left"/>
+      <w:pPr>
+        <w:ind w:left="4320" w:hanging="360"/>
+      </w:pPr>
+      <w:rPr>
+        <w:rFonts w:ascii="Wingdings" w:hAnsi="Wingdings" w:hint="default"/>
+      </w:rPr>
+    </w:lvl>
+    <w:lvl w:ilvl="6" w:tplc="040E0001" w:tentative="1">
+      <w:start w:val="1"/>
+      <w:numFmt w:val="bullet"/>
+      <w:lvlText w:val=""/>
+      <w:lvlJc w:val="left"/>
+      <w:pPr>
+        <w:ind w:left="5040" w:hanging="360"/>
+      </w:pPr>
+      <w:rPr>
+        <w:rFonts w:ascii="Symbol" w:hAnsi="Symbol" w:hint="default"/>
+      </w:rPr>
+    </w:lvl>
+    <w:lvl w:ilvl="7" w:tplc="040E0003" w:tentative="1">
+      <w:start w:val="1"/>
+      <w:numFmt w:val="bullet"/>
+      <w:lvlText w:val="o"/>
+      <w:lvlJc w:val="left"/>
+      <w:pPr>
+        <w:ind w:left="5760" w:hanging="360"/>
+      </w:pPr>
+      <w:rPr>
+        <w:rFonts w:ascii="Courier New" w:hAnsi="Courier New" w:cs="Courier New" w:hint="default"/>
+      </w:rPr>
+    </w:lvl>
+    <w:lvl w:ilvl="8" w:tplc="040E0005" w:tentative="1">
+      <w:start w:val="1"/>
+      <w:numFmt w:val="bullet"/>
+      <w:lvlText w:val=""/>
+      <w:lvlJc w:val="left"/>
+      <w:pPr>
+        <w:ind w:left="6480" w:hanging="360"/>
+      </w:pPr>
+      <w:rPr>
+        <w:rFonts w:ascii="Wingdings" w:hAnsi="Wingdings" w:hint="default"/>
+      </w:rPr>
+    </w:lvl>
+  </w:abstractNum>
+  <w:abstractNum w:abstractNumId="7" w15:restartNumberingAfterBreak="0">
+    <w:nsid w:val="410524AD"/>
+    <w:multiLevelType w:val="multilevel"/>
+    <w:tmpl w:val="8F1A6EF2"/>
+    <w:lvl w:ilvl="0">
+      <w:start w:val="1"/>
+      <w:numFmt w:val="bullet"/>
+      <w:lvlText w:val=""/>
+      <w:lvlJc w:val="left"/>
+      <w:pPr>
+        <w:tabs>
+          <w:tab w:val="num" w:pos="720"/>
+        </w:tabs>
+        <w:ind w:left="720" w:hanging="360"/>
+      </w:pPr>
+      <w:rPr>
+        <w:rFonts w:ascii="Symbol" w:hAnsi="Symbol" w:hint="default"/>
+        <w:sz w:val="20"/>
+      </w:rPr>
+    </w:lvl>
+    <w:lvl w:ilvl="1" w:tentative="1">
+      <w:start w:val="1"/>
+      <w:numFmt w:val="bullet"/>
+      <w:lvlText w:val="o"/>
+      <w:lvlJc w:val="left"/>
+      <w:pPr>
+        <w:tabs>
+          <w:tab w:val="num" w:pos="1440"/>
+        </w:tabs>
+        <w:ind w:left="1440" w:hanging="360"/>
+      </w:pPr>
+      <w:rPr>
+        <w:rFonts w:ascii="Courier New" w:hAnsi="Courier New" w:hint="default"/>
+        <w:sz w:val="20"/>
+      </w:rPr>
+    </w:lvl>
+    <w:lvl w:ilvl="2" w:tentative="1">
+      <w:start w:val="1"/>
+      <w:numFmt w:val="bullet"/>
+      <w:lvlText w:val=""/>
+      <w:lvlJc w:val="left"/>
+      <w:pPr>
+        <w:tabs>
+          <w:tab w:val="num" w:pos="2160"/>
+        </w:tabs>
+        <w:ind w:left="2160" w:hanging="360"/>
+      </w:pPr>
+      <w:rPr>
+        <w:rFonts w:ascii="Wingdings" w:hAnsi="Wingdings" w:hint="default"/>
+        <w:sz w:val="20"/>
+      </w:rPr>
+    </w:lvl>
+    <w:lvl w:ilvl="3" w:tentative="1">
+      <w:start w:val="1"/>
+      <w:numFmt w:val="bullet"/>
+      <w:lvlText w:val=""/>
+      <w:lvlJc w:val="left"/>
+      <w:pPr>
+        <w:tabs>
+          <w:tab w:val="num" w:pos="2880"/>
+        </w:tabs>
+        <w:ind w:left="2880" w:hanging="360"/>
+      </w:pPr>
+      <w:rPr>
+        <w:rFonts w:ascii="Wingdings" w:hAnsi="Wingdings" w:hint="default"/>
+        <w:sz w:val="20"/>
+      </w:rPr>
+    </w:lvl>
+    <w:lvl w:ilvl="4" w:tentative="1">
+      <w:start w:val="1"/>
+      <w:numFmt w:val="bullet"/>
+      <w:lvlText w:val=""/>
+      <w:lvlJc w:val="left"/>
+      <w:pPr>
+        <w:tabs>
+          <w:tab w:val="num" w:pos="3600"/>
+        </w:tabs>
+        <w:ind w:left="3600" w:hanging="360"/>
+      </w:pPr>
+      <w:rPr>
+        <w:rFonts w:ascii="Wingdings" w:hAnsi="Wingdings" w:hint="default"/>
+        <w:sz w:val="20"/>
+      </w:rPr>
+    </w:lvl>
+    <w:lvl w:ilvl="5" w:tentative="1">
+      <w:start w:val="1"/>
+      <w:numFmt w:val="bullet"/>
+      <w:lvlText w:val=""/>
+      <w:lvlJc w:val="left"/>
+      <w:pPr>
+        <w:tabs>
+          <w:tab w:val="num" w:pos="4320"/>
+        </w:tabs>
+        <w:ind w:left="4320" w:hanging="360"/>
+      </w:pPr>
+      <w:rPr>
+        <w:rFonts w:ascii="Wingdings" w:hAnsi="Wingdings" w:hint="default"/>
+        <w:sz w:val="20"/>
+      </w:rPr>
+    </w:lvl>
+    <w:lvl w:ilvl="6" w:tentative="1">
+      <w:start w:val="1"/>
+      <w:numFmt w:val="bullet"/>
+      <w:lvlText w:val=""/>
+      <w:lvlJc w:val="left"/>
+      <w:pPr>
+        <w:tabs>
+          <w:tab w:val="num" w:pos="5040"/>
+        </w:tabs>
+        <w:ind w:left="5040" w:hanging="360"/>
+      </w:pPr>
+      <w:rPr>
+        <w:rFonts w:ascii="Wingdings" w:hAnsi="Wingdings" w:hint="default"/>
+        <w:sz w:val="20"/>
+      </w:rPr>
+    </w:lvl>
+    <w:lvl w:ilvl="7" w:tentative="1">
+      <w:start w:val="1"/>
+      <w:numFmt w:val="bullet"/>
+      <w:lvlText w:val=""/>
+      <w:lvlJc w:val="left"/>
+      <w:pPr>
+        <w:tabs>
+          <w:tab w:val="num" w:pos="5760"/>
+        </w:tabs>
+        <w:ind w:left="5760" w:hanging="360"/>
+      </w:pPr>
+      <w:rPr>
+        <w:rFonts w:ascii="Wingdings" w:hAnsi="Wingdings" w:hint="default"/>
+        <w:sz w:val="20"/>
+      </w:rPr>
+    </w:lvl>
+    <w:lvl w:ilvl="8" w:tentative="1">
+      <w:start w:val="1"/>
+      <w:numFmt w:val="bullet"/>
+      <w:lvlText w:val=""/>
+      <w:lvlJc w:val="left"/>
+      <w:pPr>
+        <w:tabs>
+          <w:tab w:val="num" w:pos="6480"/>
+        </w:tabs>
+        <w:ind w:left="6480" w:hanging="360"/>
+      </w:pPr>
+      <w:rPr>
+        <w:rFonts w:ascii="Wingdings" w:hAnsi="Wingdings" w:hint="default"/>
+        <w:sz w:val="20"/>
+      </w:rPr>
+    </w:lvl>
+  </w:abstractNum>
+  <w:abstractNum w:abstractNumId="8" w15:restartNumberingAfterBreak="0">
+    <w:nsid w:val="441E714B"/>
+    <w:multiLevelType w:val="hybridMultilevel"/>
+    <w:tmpl w:val="2EEC6A76"/>
+    <w:lvl w:ilvl="0" w:tplc="040E000F">
+      <w:start w:val="1"/>
+      <w:numFmt w:val="decimal"/>
+      <w:lvlText w:val="%1."/>
+      <w:lvlJc w:val="left"/>
+      <w:pPr>
+        <w:ind w:left="1080" w:hanging="360"/>
+      </w:pPr>
+    </w:lvl>
+    <w:lvl w:ilvl="1" w:tplc="040E0019" w:tentative="1">
+      <w:start w:val="1"/>
+      <w:numFmt w:val="lowerLetter"/>
+      <w:lvlText w:val="%2."/>
+      <w:lvlJc w:val="left"/>
+      <w:pPr>
+        <w:ind w:left="1800" w:hanging="360"/>
+      </w:pPr>
+    </w:lvl>
+    <w:lvl w:ilvl="2" w:tplc="040E001B" w:tentative="1">
+      <w:start w:val="1"/>
+      <w:numFmt w:val="lowerRoman"/>
+      <w:lvlText w:val="%3."/>
+      <w:lvlJc w:val="right"/>
+      <w:pPr>
+        <w:ind w:left="2520" w:hanging="180"/>
+      </w:pPr>
+    </w:lvl>
+    <w:lvl w:ilvl="3" w:tplc="040E000F" w:tentative="1">
+      <w:start w:val="1"/>
+      <w:numFmt w:val="decimal"/>
+      <w:lvlText w:val="%4."/>
+      <w:lvlJc w:val="left"/>
+      <w:pPr>
+        <w:ind w:left="3240" w:hanging="360"/>
+      </w:pPr>
+    </w:lvl>
+    <w:lvl w:ilvl="4" w:tplc="040E0019" w:tentative="1">
+      <w:start w:val="1"/>
+      <w:numFmt w:val="lowerLetter"/>
+      <w:lvlText w:val="%5."/>
+      <w:lvlJc w:val="left"/>
+      <w:pPr>
+        <w:ind w:left="3960" w:hanging="360"/>
+      </w:pPr>
+    </w:lvl>
+    <w:lvl w:ilvl="5" w:tplc="040E001B" w:tentative="1">
+      <w:start w:val="1"/>
+      <w:numFmt w:val="lowerRoman"/>
+      <w:lvlText w:val="%6."/>
+      <w:lvlJc w:val="right"/>
+      <w:pPr>
+        <w:ind w:left="4680" w:hanging="180"/>
+      </w:pPr>
+    </w:lvl>
+    <w:lvl w:ilvl="6" w:tplc="040E000F" w:tentative="1">
+      <w:start w:val="1"/>
+      <w:numFmt w:val="decimal"/>
+      <w:lvlText w:val="%7."/>
+      <w:lvlJc w:val="left"/>
+      <w:pPr>
+        <w:ind w:left="5400" w:hanging="360"/>
+      </w:pPr>
+    </w:lvl>
+    <w:lvl w:ilvl="7" w:tplc="040E0019" w:tentative="1">
+      <w:start w:val="1"/>
+      <w:numFmt w:val="lowerLetter"/>
+      <w:lvlText w:val="%8."/>
+      <w:lvlJc w:val="left"/>
+      <w:pPr>
+        <w:ind w:left="6120" w:hanging="360"/>
+      </w:pPr>
+    </w:lvl>
+    <w:lvl w:ilvl="8" w:tplc="040E001B" w:tentative="1">
+      <w:start w:val="1"/>
+      <w:numFmt w:val="lowerRoman"/>
+      <w:lvlText w:val="%9."/>
+      <w:lvlJc w:val="right"/>
+      <w:pPr>
+        <w:ind w:left="6840" w:hanging="180"/>
+      </w:pPr>
+    </w:lvl>
+  </w:abstractNum>
+  <w:abstractNum w:abstractNumId="9" w15:restartNumberingAfterBreak="0">
     <w:nsid w:val="4E0F6AA6"/>
     <w:multiLevelType w:val="multilevel"/>
     <w:tmpl w:val="040E001F"/>
@@ -675,7 +7871,7 @@
       </w:pPr>
     </w:lvl>
   </w:abstractNum>
-  <w:abstractNum w:abstractNumId="1" w15:restartNumberingAfterBreak="0">
+  <w:abstractNum w:abstractNumId="10" w15:restartNumberingAfterBreak="0">
     <w:nsid w:val="4E7B0784"/>
     <w:multiLevelType w:val="hybridMultilevel"/>
     <w:tmpl w:val="CFC65CA6"/>
@@ -764,11 +7960,457 @@
       </w:pPr>
     </w:lvl>
   </w:abstractNum>
+  <w:abstractNum w:abstractNumId="11" w15:restartNumberingAfterBreak="0">
+    <w:nsid w:val="65110A93"/>
+    <w:multiLevelType w:val="multilevel"/>
+    <w:tmpl w:val="CAD4A240"/>
+    <w:lvl w:ilvl="0">
+      <w:start w:val="1"/>
+      <w:numFmt w:val="bullet"/>
+      <w:lvlText w:val=""/>
+      <w:lvlJc w:val="left"/>
+      <w:pPr>
+        <w:tabs>
+          <w:tab w:val="num" w:pos="720"/>
+        </w:tabs>
+        <w:ind w:left="720" w:hanging="360"/>
+      </w:pPr>
+      <w:rPr>
+        <w:rFonts w:ascii="Symbol" w:hAnsi="Symbol" w:hint="default"/>
+        <w:sz w:val="20"/>
+      </w:rPr>
+    </w:lvl>
+    <w:lvl w:ilvl="1" w:tentative="1">
+      <w:start w:val="1"/>
+      <w:numFmt w:val="bullet"/>
+      <w:lvlText w:val="o"/>
+      <w:lvlJc w:val="left"/>
+      <w:pPr>
+        <w:tabs>
+          <w:tab w:val="num" w:pos="1440"/>
+        </w:tabs>
+        <w:ind w:left="1440" w:hanging="360"/>
+      </w:pPr>
+      <w:rPr>
+        <w:rFonts w:ascii="Courier New" w:hAnsi="Courier New" w:hint="default"/>
+        <w:sz w:val="20"/>
+      </w:rPr>
+    </w:lvl>
+    <w:lvl w:ilvl="2" w:tentative="1">
+      <w:start w:val="1"/>
+      <w:numFmt w:val="bullet"/>
+      <w:lvlText w:val=""/>
+      <w:lvlJc w:val="left"/>
+      <w:pPr>
+        <w:tabs>
+          <w:tab w:val="num" w:pos="2160"/>
+        </w:tabs>
+        <w:ind w:left="2160" w:hanging="360"/>
+      </w:pPr>
+      <w:rPr>
+        <w:rFonts w:ascii="Wingdings" w:hAnsi="Wingdings" w:hint="default"/>
+        <w:sz w:val="20"/>
+      </w:rPr>
+    </w:lvl>
+    <w:lvl w:ilvl="3" w:tentative="1">
+      <w:start w:val="1"/>
+      <w:numFmt w:val="bullet"/>
+      <w:lvlText w:val=""/>
+      <w:lvlJc w:val="left"/>
+      <w:pPr>
+        <w:tabs>
+          <w:tab w:val="num" w:pos="2880"/>
+        </w:tabs>
+        <w:ind w:left="2880" w:hanging="360"/>
+      </w:pPr>
+      <w:rPr>
+        <w:rFonts w:ascii="Wingdings" w:hAnsi="Wingdings" w:hint="default"/>
+        <w:sz w:val="20"/>
+      </w:rPr>
+    </w:lvl>
+    <w:lvl w:ilvl="4" w:tentative="1">
+      <w:start w:val="1"/>
+      <w:numFmt w:val="bullet"/>
+      <w:lvlText w:val=""/>
+      <w:lvlJc w:val="left"/>
+      <w:pPr>
+        <w:tabs>
+          <w:tab w:val="num" w:pos="3600"/>
+        </w:tabs>
+        <w:ind w:left="3600" w:hanging="360"/>
+      </w:pPr>
+      <w:rPr>
+        <w:rFonts w:ascii="Wingdings" w:hAnsi="Wingdings" w:hint="default"/>
+        <w:sz w:val="20"/>
+      </w:rPr>
+    </w:lvl>
+    <w:lvl w:ilvl="5" w:tentative="1">
+      <w:start w:val="1"/>
+      <w:numFmt w:val="bullet"/>
+      <w:lvlText w:val=""/>
+      <w:lvlJc w:val="left"/>
+      <w:pPr>
+        <w:tabs>
+          <w:tab w:val="num" w:pos="4320"/>
+        </w:tabs>
+        <w:ind w:left="4320" w:hanging="360"/>
+      </w:pPr>
+      <w:rPr>
+        <w:rFonts w:ascii="Wingdings" w:hAnsi="Wingdings" w:hint="default"/>
+        <w:sz w:val="20"/>
+      </w:rPr>
+    </w:lvl>
+    <w:lvl w:ilvl="6" w:tentative="1">
+      <w:start w:val="1"/>
+      <w:numFmt w:val="bullet"/>
+      <w:lvlText w:val=""/>
+      <w:lvlJc w:val="left"/>
+      <w:pPr>
+        <w:tabs>
+          <w:tab w:val="num" w:pos="5040"/>
+        </w:tabs>
+        <w:ind w:left="5040" w:hanging="360"/>
+      </w:pPr>
+      <w:rPr>
+        <w:rFonts w:ascii="Wingdings" w:hAnsi="Wingdings" w:hint="default"/>
+        <w:sz w:val="20"/>
+      </w:rPr>
+    </w:lvl>
+    <w:lvl w:ilvl="7" w:tentative="1">
+      <w:start w:val="1"/>
+      <w:numFmt w:val="bullet"/>
+      <w:lvlText w:val=""/>
+      <w:lvlJc w:val="left"/>
+      <w:pPr>
+        <w:tabs>
+          <w:tab w:val="num" w:pos="5760"/>
+        </w:tabs>
+        <w:ind w:left="5760" w:hanging="360"/>
+      </w:pPr>
+      <w:rPr>
+        <w:rFonts w:ascii="Wingdings" w:hAnsi="Wingdings" w:hint="default"/>
+        <w:sz w:val="20"/>
+      </w:rPr>
+    </w:lvl>
+    <w:lvl w:ilvl="8" w:tentative="1">
+      <w:start w:val="1"/>
+      <w:numFmt w:val="bullet"/>
+      <w:lvlText w:val=""/>
+      <w:lvlJc w:val="left"/>
+      <w:pPr>
+        <w:tabs>
+          <w:tab w:val="num" w:pos="6480"/>
+        </w:tabs>
+        <w:ind w:left="6480" w:hanging="360"/>
+      </w:pPr>
+      <w:rPr>
+        <w:rFonts w:ascii="Wingdings" w:hAnsi="Wingdings" w:hint="default"/>
+        <w:sz w:val="20"/>
+      </w:rPr>
+    </w:lvl>
+  </w:abstractNum>
+  <w:abstractNum w:abstractNumId="12" w15:restartNumberingAfterBreak="0">
+    <w:nsid w:val="6CFD664A"/>
+    <w:multiLevelType w:val="multilevel"/>
+    <w:tmpl w:val="DD40783A"/>
+    <w:lvl w:ilvl="0">
+      <w:start w:val="1"/>
+      <w:numFmt w:val="bullet"/>
+      <w:lvlText w:val=""/>
+      <w:lvlJc w:val="left"/>
+      <w:pPr>
+        <w:tabs>
+          <w:tab w:val="num" w:pos="720"/>
+        </w:tabs>
+        <w:ind w:left="720" w:hanging="360"/>
+      </w:pPr>
+      <w:rPr>
+        <w:rFonts w:ascii="Symbol" w:hAnsi="Symbol" w:hint="default"/>
+        <w:sz w:val="20"/>
+      </w:rPr>
+    </w:lvl>
+    <w:lvl w:ilvl="1" w:tentative="1">
+      <w:start w:val="1"/>
+      <w:numFmt w:val="bullet"/>
+      <w:lvlText w:val="o"/>
+      <w:lvlJc w:val="left"/>
+      <w:pPr>
+        <w:tabs>
+          <w:tab w:val="num" w:pos="1440"/>
+        </w:tabs>
+        <w:ind w:left="1440" w:hanging="360"/>
+      </w:pPr>
+      <w:rPr>
+        <w:rFonts w:ascii="Courier New" w:hAnsi="Courier New" w:hint="default"/>
+        <w:sz w:val="20"/>
+      </w:rPr>
+    </w:lvl>
+    <w:lvl w:ilvl="2" w:tentative="1">
+      <w:start w:val="1"/>
+      <w:numFmt w:val="bullet"/>
+      <w:lvlText w:val=""/>
+      <w:lvlJc w:val="left"/>
+      <w:pPr>
+        <w:tabs>
+          <w:tab w:val="num" w:pos="2160"/>
+        </w:tabs>
+        <w:ind w:left="2160" w:hanging="360"/>
+      </w:pPr>
+      <w:rPr>
+        <w:rFonts w:ascii="Wingdings" w:hAnsi="Wingdings" w:hint="default"/>
+        <w:sz w:val="20"/>
+      </w:rPr>
+    </w:lvl>
+    <w:lvl w:ilvl="3" w:tentative="1">
+      <w:start w:val="1"/>
+      <w:numFmt w:val="bullet"/>
+      <w:lvlText w:val=""/>
+      <w:lvlJc w:val="left"/>
+      <w:pPr>
+        <w:tabs>
+          <w:tab w:val="num" w:pos="2880"/>
+        </w:tabs>
+        <w:ind w:left="2880" w:hanging="360"/>
+      </w:pPr>
+      <w:rPr>
+        <w:rFonts w:ascii="Wingdings" w:hAnsi="Wingdings" w:hint="default"/>
+        <w:sz w:val="20"/>
+      </w:rPr>
+    </w:lvl>
+    <w:lvl w:ilvl="4" w:tentative="1">
+      <w:start w:val="1"/>
+      <w:numFmt w:val="bullet"/>
+      <w:lvlText w:val=""/>
+      <w:lvlJc w:val="left"/>
+      <w:pPr>
+        <w:tabs>
+          <w:tab w:val="num" w:pos="3600"/>
+        </w:tabs>
+        <w:ind w:left="3600" w:hanging="360"/>
+      </w:pPr>
+      <w:rPr>
+        <w:rFonts w:ascii="Wingdings" w:hAnsi="Wingdings" w:hint="default"/>
+        <w:sz w:val="20"/>
+      </w:rPr>
+    </w:lvl>
+    <w:lvl w:ilvl="5" w:tentative="1">
+      <w:start w:val="1"/>
+      <w:numFmt w:val="bullet"/>
+      <w:lvlText w:val=""/>
+      <w:lvlJc w:val="left"/>
+      <w:pPr>
+        <w:tabs>
+          <w:tab w:val="num" w:pos="4320"/>
+        </w:tabs>
+        <w:ind w:left="4320" w:hanging="360"/>
+      </w:pPr>
+      <w:rPr>
+        <w:rFonts w:ascii="Wingdings" w:hAnsi="Wingdings" w:hint="default"/>
+        <w:sz w:val="20"/>
+      </w:rPr>
+    </w:lvl>
+    <w:lvl w:ilvl="6" w:tentative="1">
+      <w:start w:val="1"/>
+      <w:numFmt w:val="bullet"/>
+      <w:lvlText w:val=""/>
+      <w:lvlJc w:val="left"/>
+      <w:pPr>
+        <w:tabs>
+          <w:tab w:val="num" w:pos="5040"/>
+        </w:tabs>
+        <w:ind w:left="5040" w:hanging="360"/>
+      </w:pPr>
+      <w:rPr>
+        <w:rFonts w:ascii="Wingdings" w:hAnsi="Wingdings" w:hint="default"/>
+        <w:sz w:val="20"/>
+      </w:rPr>
+    </w:lvl>
+    <w:lvl w:ilvl="7" w:tentative="1">
+      <w:start w:val="1"/>
+      <w:numFmt w:val="bullet"/>
+      <w:lvlText w:val=""/>
+      <w:lvlJc w:val="left"/>
+      <w:pPr>
+        <w:tabs>
+          <w:tab w:val="num" w:pos="5760"/>
+        </w:tabs>
+        <w:ind w:left="5760" w:hanging="360"/>
+      </w:pPr>
+      <w:rPr>
+        <w:rFonts w:ascii="Wingdings" w:hAnsi="Wingdings" w:hint="default"/>
+        <w:sz w:val="20"/>
+      </w:rPr>
+    </w:lvl>
+    <w:lvl w:ilvl="8" w:tentative="1">
+      <w:start w:val="1"/>
+      <w:numFmt w:val="bullet"/>
+      <w:lvlText w:val=""/>
+      <w:lvlJc w:val="left"/>
+      <w:pPr>
+        <w:tabs>
+          <w:tab w:val="num" w:pos="6480"/>
+        </w:tabs>
+        <w:ind w:left="6480" w:hanging="360"/>
+      </w:pPr>
+      <w:rPr>
+        <w:rFonts w:ascii="Wingdings" w:hAnsi="Wingdings" w:hint="default"/>
+        <w:sz w:val="20"/>
+      </w:rPr>
+    </w:lvl>
+  </w:abstractNum>
+  <w:abstractNum w:abstractNumId="13" w15:restartNumberingAfterBreak="0">
+    <w:nsid w:val="7D6F5581"/>
+    <w:multiLevelType w:val="hybridMultilevel"/>
+    <w:tmpl w:val="511CFB90"/>
+    <w:lvl w:ilvl="0" w:tplc="643A8F78">
+      <w:numFmt w:val="bullet"/>
+      <w:lvlText w:val="-"/>
+      <w:lvlJc w:val="left"/>
+      <w:pPr>
+        <w:ind w:left="720" w:hanging="360"/>
+      </w:pPr>
+      <w:rPr>
+        <w:rFonts w:ascii="Times New Roman" w:eastAsiaTheme="minorHAnsi" w:hAnsi="Times New Roman" w:cs="Times New Roman" w:hint="default"/>
+      </w:rPr>
+    </w:lvl>
+    <w:lvl w:ilvl="1" w:tplc="040E0003" w:tentative="1">
+      <w:start w:val="1"/>
+      <w:numFmt w:val="bullet"/>
+      <w:lvlText w:val="o"/>
+      <w:lvlJc w:val="left"/>
+      <w:pPr>
+        <w:ind w:left="1440" w:hanging="360"/>
+      </w:pPr>
+      <w:rPr>
+        <w:rFonts w:ascii="Courier New" w:hAnsi="Courier New" w:cs="Courier New" w:hint="default"/>
+      </w:rPr>
+    </w:lvl>
+    <w:lvl w:ilvl="2" w:tplc="040E0005" w:tentative="1">
+      <w:start w:val="1"/>
+      <w:numFmt w:val="bullet"/>
+      <w:lvlText w:val=""/>
+      <w:lvlJc w:val="left"/>
+      <w:pPr>
+        <w:ind w:left="2160" w:hanging="360"/>
+      </w:pPr>
+      <w:rPr>
+        <w:rFonts w:ascii="Wingdings" w:hAnsi="Wingdings" w:hint="default"/>
+      </w:rPr>
+    </w:lvl>
+    <w:lvl w:ilvl="3" w:tplc="040E0001" w:tentative="1">
+      <w:start w:val="1"/>
+      <w:numFmt w:val="bullet"/>
+      <w:lvlText w:val=""/>
+      <w:lvlJc w:val="left"/>
+      <w:pPr>
+        <w:ind w:left="2880" w:hanging="360"/>
+      </w:pPr>
+      <w:rPr>
+        <w:rFonts w:ascii="Symbol" w:hAnsi="Symbol" w:hint="default"/>
+      </w:rPr>
+    </w:lvl>
+    <w:lvl w:ilvl="4" w:tplc="040E0003" w:tentative="1">
+      <w:start w:val="1"/>
+      <w:numFmt w:val="bullet"/>
+      <w:lvlText w:val="o"/>
+      <w:lvlJc w:val="left"/>
+      <w:pPr>
+        <w:ind w:left="3600" w:hanging="360"/>
+      </w:pPr>
+      <w:rPr>
+        <w:rFonts w:ascii="Courier New" w:hAnsi="Courier New" w:cs="Courier New" w:hint="default"/>
+      </w:rPr>
+    </w:lvl>
+    <w:lvl w:ilvl="5" w:tplc="040E0005" w:tentative="1">
+      <w:start w:val="1"/>
+      <w:numFmt w:val="bullet"/>
+      <w:lvlText w:val=""/>
+      <w:lvlJc w:val="left"/>
+      <w:pPr>
+        <w:ind w:left="4320" w:hanging="360"/>
+      </w:pPr>
+      <w:rPr>
+        <w:rFonts w:ascii="Wingdings" w:hAnsi="Wingdings" w:hint="default"/>
+      </w:rPr>
+    </w:lvl>
+    <w:lvl w:ilvl="6" w:tplc="040E0001" w:tentative="1">
+      <w:start w:val="1"/>
+      <w:numFmt w:val="bullet"/>
+      <w:lvlText w:val=""/>
+      <w:lvlJc w:val="left"/>
+      <w:pPr>
+        <w:ind w:left="5040" w:hanging="360"/>
+      </w:pPr>
+      <w:rPr>
+        <w:rFonts w:ascii="Symbol" w:hAnsi="Symbol" w:hint="default"/>
+      </w:rPr>
+    </w:lvl>
+    <w:lvl w:ilvl="7" w:tplc="040E0003" w:tentative="1">
+      <w:start w:val="1"/>
+      <w:numFmt w:val="bullet"/>
+      <w:lvlText w:val="o"/>
+      <w:lvlJc w:val="left"/>
+      <w:pPr>
+        <w:ind w:left="5760" w:hanging="360"/>
+      </w:pPr>
+      <w:rPr>
+        <w:rFonts w:ascii="Courier New" w:hAnsi="Courier New" w:cs="Courier New" w:hint="default"/>
+      </w:rPr>
+    </w:lvl>
+    <w:lvl w:ilvl="8" w:tplc="040E0005" w:tentative="1">
+      <w:start w:val="1"/>
+      <w:numFmt w:val="bullet"/>
+      <w:lvlText w:val=""/>
+      <w:lvlJc w:val="left"/>
+      <w:pPr>
+        <w:ind w:left="6480" w:hanging="360"/>
+      </w:pPr>
+      <w:rPr>
+        <w:rFonts w:ascii="Wingdings" w:hAnsi="Wingdings" w:hint="default"/>
+      </w:rPr>
+    </w:lvl>
+  </w:abstractNum>
   <w:num w:numId="1" w16cid:durableId="303852368">
+    <w:abstractNumId w:val="10"/>
+  </w:num>
+  <w:num w:numId="2" w16cid:durableId="916090148">
+    <w:abstractNumId w:val="9"/>
+  </w:num>
+  <w:num w:numId="3" w16cid:durableId="2075271795">
+    <w:abstractNumId w:val="8"/>
+  </w:num>
+  <w:num w:numId="4" w16cid:durableId="399145">
+    <w:abstractNumId w:val="6"/>
+  </w:num>
+  <w:num w:numId="5" w16cid:durableId="1556047235">
+    <w:abstractNumId w:val="4"/>
+  </w:num>
+  <w:num w:numId="6" w16cid:durableId="2051149824">
+    <w:abstractNumId w:val="0"/>
+  </w:num>
+  <w:num w:numId="7" w16cid:durableId="1767579671">
+    <w:abstractNumId w:val="12"/>
+  </w:num>
+  <w:num w:numId="8" w16cid:durableId="1379624475">
+    <w:abstractNumId w:val="3"/>
+  </w:num>
+  <w:num w:numId="9" w16cid:durableId="1602297547">
+    <w:abstractNumId w:val="2"/>
+  </w:num>
+  <w:num w:numId="10" w16cid:durableId="68772864">
+    <w:abstractNumId w:val="13"/>
+  </w:num>
+  <w:num w:numId="11" w16cid:durableId="383867965">
+    <w:abstractNumId w:val="5"/>
+  </w:num>
+  <w:num w:numId="12" w16cid:durableId="115638121">
     <w:abstractNumId w:val="1"/>
   </w:num>
-  <w:num w:numId="2" w16cid:durableId="916090148">
-    <w:abstractNumId w:val="0"/>
+  <w:num w:numId="13" w16cid:durableId="131025487">
+    <w:abstractNumId w:val="11"/>
+  </w:num>
+  <w:num w:numId="14" w16cid:durableId="1307509846">
+    <w:abstractNumId w:val="7"/>
   </w:num>
 </w:numbering>
 </file>
@@ -1689,6 +9331,48 @@
       <w:spacing w:val="5"/>
     </w:rPr>
   </w:style>
+  <w:style w:type="table" w:styleId="Rcsostblzat">
+    <w:name w:val="Table Grid"/>
+    <w:basedOn w:val="Normltblzat"/>
+    <w:uiPriority w:val="39"/>
+    <w:rsid w:val="00D46C62"/>
+    <w:pPr>
+      <w:spacing w:after="0" w:line="240" w:lineRule="auto"/>
+    </w:pPr>
+    <w:tblPr>
+      <w:tblBorders>
+        <w:top w:val="single" w:sz="4" w:space="0" w:color="auto"/>
+        <w:left w:val="single" w:sz="4" w:space="0" w:color="auto"/>
+        <w:bottom w:val="single" w:sz="4" w:space="0" w:color="auto"/>
+        <w:right w:val="single" w:sz="4" w:space="0" w:color="auto"/>
+        <w:insideH w:val="single" w:sz="4" w:space="0" w:color="auto"/>
+        <w:insideV w:val="single" w:sz="4" w:space="0" w:color="auto"/>
+      </w:tblBorders>
+    </w:tblPr>
+  </w:style>
+  <w:style w:type="character" w:styleId="Hiperhivatkozs">
+    <w:name w:val="Hyperlink"/>
+    <w:basedOn w:val="Bekezdsalapbettpusa"/>
+    <w:uiPriority w:val="99"/>
+    <w:unhideWhenUsed/>
+    <w:rsid w:val="00A66382"/>
+    <w:rPr>
+      <w:color w:val="467886" w:themeColor="hyperlink"/>
+      <w:u w:val="single"/>
+    </w:rPr>
+  </w:style>
+  <w:style w:type="character" w:styleId="Feloldatlanmegemlts">
+    <w:name w:val="Unresolved Mention"/>
+    <w:basedOn w:val="Bekezdsalapbettpusa"/>
+    <w:uiPriority w:val="99"/>
+    <w:semiHidden/>
+    <w:unhideWhenUsed/>
+    <w:rsid w:val="00A66382"/>
+    <w:rPr>
+      <w:color w:val="605E5C"/>
+      <w:shd w:val="clear" w:color="auto" w:fill="E1DFDD"/>
+    </w:rPr>
+  </w:style>
 </w:styles>
 </file>
 

--- a/tests/Teszt dokumentáció.docx
+++ b/tests/Teszt dokumentáció.docx
@@ -193,6 +193,15 @@
     </w:p>
     <w:sdt>
       <w:sdtPr>
+        <w:rPr>
+          <w:rFonts w:asciiTheme="minorHAnsi" w:eastAsiaTheme="minorHAnsi" w:hAnsiTheme="minorHAnsi" w:cstheme="minorBidi"/>
+          <w:color w:val="auto"/>
+          <w:kern w:val="2"/>
+          <w:sz w:val="24"/>
+          <w:szCs w:val="24"/>
+          <w:lang w:eastAsia="en-US"/>
+          <w14:ligatures w14:val="standardContextual"/>
+        </w:rPr>
         <w:id w:val="-1647345910"/>
         <w:docPartObj>
           <w:docPartGallery w:val="Table of Contents"/>
@@ -201,15 +210,8 @@
       </w:sdtPr>
       <w:sdtEndPr>
         <w:rPr>
-          <w:rFonts w:asciiTheme="minorHAnsi" w:eastAsiaTheme="minorHAnsi" w:hAnsiTheme="minorHAnsi" w:cstheme="minorBidi"/>
           <w:b/>
           <w:bCs/>
-          <w:color w:val="auto"/>
-          <w:kern w:val="2"/>
-          <w:sz w:val="24"/>
-          <w:szCs w:val="24"/>
-          <w:lang w:eastAsia="en-US"/>
-          <w14:ligatures w14:val="standardContextual"/>
         </w:rPr>
       </w:sdtEndPr>
       <w:sdtContent>
@@ -1193,7 +1195,7 @@
                 <w:noProof/>
                 <w:webHidden/>
               </w:rPr>
-              <w:t>13</w:t>
+              <w:t>14</w:t>
             </w:r>
             <w:r>
               <w:rPr>
@@ -3242,14 +3244,45 @@
     </w:tbl>
     <w:p>
       <w:pPr>
-        <w:jc w:val="both"/>
-        <w:rPr>
-          <w:rFonts w:ascii="Arial" w:hAnsi="Arial" w:cs="Arial"/>
-        </w:rPr>
-      </w:pPr>
-      <w:r>
-        <w:rPr>
-          <w:rFonts w:ascii="Arial" w:hAnsi="Arial" w:cs="Arial"/>
+        <w:jc w:val="center"/>
+        <w:rPr>
+          <w:rFonts w:ascii="Arial" w:hAnsi="Arial" w:cs="Arial"/>
+          <w:i/>
+          <w:iCs/>
+          <w:color w:val="7F7F7F" w:themeColor="text1" w:themeTint="80"/>
+          <w:sz w:val="20"/>
+          <w:szCs w:val="20"/>
+        </w:rPr>
+      </w:pPr>
+      <w:r>
+        <w:rPr>
+          <w:rFonts w:ascii="Arial" w:hAnsi="Arial" w:cs="Arial"/>
+          <w:i/>
+          <w:iCs/>
+          <w:color w:val="7F7F7F" w:themeColor="text1" w:themeTint="80"/>
+          <w:sz w:val="20"/>
+          <w:szCs w:val="20"/>
+        </w:rPr>
+        <w:t>1.táblázat – control.py-hoz tartozó unit tesztek</w:t>
+      </w:r>
+    </w:p>
+    <w:p>
+      <w:pPr>
+        <w:jc w:val="center"/>
+        <w:rPr>
+          <w:rFonts w:ascii="Arial" w:hAnsi="Arial" w:cs="Arial"/>
+          <w:i/>
+          <w:iCs/>
+          <w:color w:val="7F7F7F" w:themeColor="text1" w:themeTint="80"/>
+          <w:sz w:val="22"/>
+          <w:szCs w:val="22"/>
+        </w:rPr>
+      </w:pPr>
+      <w:r>
+        <w:rPr>
+          <w:noProof/>
+          <w:sz w:val="22"/>
+          <w:szCs w:val="22"/>
         </w:rPr>
         <w:drawing>
           <wp:anchor distT="0" distB="0" distL="114300" distR="114300" simplePos="0" relativeHeight="251658240" behindDoc="0" locked="0" layoutInCell="1" allowOverlap="1" wp14:anchorId="22687F21" wp14:editId="78F10837">
@@ -3301,6 +3334,17 @@
           </wp:anchor>
         </w:drawing>
       </w:r>
+      <w:r>
+        <w:rPr>
+          <w:rFonts w:ascii="Arial" w:hAnsi="Arial" w:cs="Arial"/>
+          <w:i/>
+          <w:iCs/>
+          <w:color w:val="7F7F7F" w:themeColor="text1" w:themeTint="80"/>
+          <w:sz w:val="20"/>
+          <w:szCs w:val="20"/>
+        </w:rPr>
+        <w:t>1.ábra – control.py unit teszt eredmények</w:t>
+      </w:r>
     </w:p>
     <w:p>
       <w:pPr>
@@ -4569,23 +4613,80 @@
     </w:tbl>
     <w:p>
       <w:pPr>
-        <w:jc w:val="both"/>
-        <w:rPr>
-          <w:rFonts w:ascii="Arial" w:hAnsi="Arial" w:cs="Arial"/>
-        </w:rPr>
-      </w:pPr>
-      <w:r>
-        <w:rPr>
-          <w:rFonts w:ascii="Arial" w:hAnsi="Arial" w:cs="Arial"/>
+        <w:jc w:val="center"/>
+        <w:rPr>
+          <w:rFonts w:ascii="Arial" w:hAnsi="Arial" w:cs="Arial"/>
+          <w:i/>
+          <w:iCs/>
+          <w:color w:val="7F7F7F" w:themeColor="text1" w:themeTint="80"/>
+          <w:sz w:val="20"/>
+          <w:szCs w:val="20"/>
+        </w:rPr>
+      </w:pPr>
+      <w:r>
+        <w:rPr>
+          <w:rFonts w:ascii="Arial" w:hAnsi="Arial" w:cs="Arial"/>
+          <w:i/>
+          <w:iCs/>
+          <w:color w:val="7F7F7F" w:themeColor="text1" w:themeTint="80"/>
+          <w:sz w:val="20"/>
+          <w:szCs w:val="20"/>
+        </w:rPr>
+        <w:t>2.</w:t>
+      </w:r>
+      <w:r>
+        <w:rPr>
+          <w:rFonts w:ascii="Arial" w:hAnsi="Arial" w:cs="Arial"/>
+          <w:i/>
+          <w:iCs/>
+          <w:color w:val="7F7F7F" w:themeColor="text1" w:themeTint="80"/>
+          <w:sz w:val="20"/>
+          <w:szCs w:val="20"/>
+        </w:rPr>
+        <w:t>táblázat – pid_error</w:t>
+      </w:r>
+      <w:r>
+        <w:rPr>
+          <w:rFonts w:ascii="Arial" w:hAnsi="Arial" w:cs="Arial"/>
+          <w:i/>
+          <w:iCs/>
+          <w:color w:val="7F7F7F" w:themeColor="text1" w:themeTint="80"/>
+          <w:sz w:val="20"/>
+          <w:szCs w:val="20"/>
+        </w:rPr>
+        <w:t>l.py-hoz tartozó unit tesztek</w:t>
+      </w:r>
+    </w:p>
+    <w:p>
+      <w:pPr>
+        <w:jc w:val="center"/>
+        <w:rPr>
+          <w:rFonts w:ascii="Arial" w:hAnsi="Arial" w:cs="Arial"/>
+          <w:i/>
+          <w:iCs/>
+          <w:color w:val="7F7F7F" w:themeColor="text1" w:themeTint="80"/>
+          <w:sz w:val="20"/>
+          <w:szCs w:val="20"/>
+        </w:rPr>
+      </w:pPr>
+      <w:r>
+        <w:rPr>
+          <w:rFonts w:ascii="Arial" w:hAnsi="Arial" w:cs="Arial"/>
+          <w:i/>
+          <w:iCs/>
+          <w:noProof/>
+          <w:color w:val="7F7F7F" w:themeColor="text1" w:themeTint="80"/>
+          <w:sz w:val="20"/>
+          <w:szCs w:val="20"/>
         </w:rPr>
         <w:drawing>
-          <wp:anchor distT="0" distB="0" distL="114300" distR="114300" simplePos="0" relativeHeight="251659264" behindDoc="0" locked="0" layoutInCell="1" allowOverlap="1" wp14:anchorId="1DA0A24C" wp14:editId="5809CF75">
+          <wp:anchor distT="0" distB="0" distL="114300" distR="114300" simplePos="0" relativeHeight="251659264" behindDoc="0" locked="0" layoutInCell="1" allowOverlap="1" wp14:anchorId="1DA0A24C" wp14:editId="77C3ECAA">
             <wp:simplePos x="0" y="0"/>
             <wp:positionH relativeFrom="margin">
               <wp:align>center</wp:align>
             </wp:positionH>
             <wp:positionV relativeFrom="paragraph">
-              <wp:posOffset>123190</wp:posOffset>
+              <wp:posOffset>161017</wp:posOffset>
             </wp:positionV>
             <wp:extent cx="6241415" cy="1828800"/>
             <wp:effectExtent l="0" t="0" r="6985" b="0"/>
@@ -4637,6 +4738,27 @@
     </w:p>
     <w:p>
       <w:pPr>
+        <w:jc w:val="center"/>
+        <w:rPr>
+          <w:rFonts w:ascii="Arial" w:hAnsi="Arial" w:cs="Arial"/>
+          <w:i/>
+          <w:iCs/>
+        </w:rPr>
+      </w:pPr>
+      <w:r>
+        <w:rPr>
+          <w:rFonts w:ascii="Arial" w:hAnsi="Arial" w:cs="Arial"/>
+          <w:i/>
+          <w:iCs/>
+          <w:color w:val="7F7F7F" w:themeColor="text1" w:themeTint="80"/>
+          <w:sz w:val="20"/>
+          <w:szCs w:val="20"/>
+        </w:rPr>
+        <w:t>2.ábra – pid_error.py unit teszt eredmények</w:t>
+      </w:r>
+    </w:p>
+    <w:p>
+      <w:pPr>
         <w:pStyle w:val="Cmsor2"/>
         <w:numPr>
           <w:ilvl w:val="1"/>
@@ -4903,7 +5025,7 @@
         <w:tc>
           <w:tcPr>
             <w:cnfStyle w:val="001000000000" w:firstRow="0" w:lastRow="0" w:firstColumn="1" w:lastColumn="0" w:oddVBand="0" w:evenVBand="0" w:oddHBand="0" w:evenHBand="0" w:firstRowFirstColumn="0" w:firstRowLastColumn="0" w:lastRowFirstColumn="0" w:lastRowLastColumn="0"/>
-            <w:tcW w:w="5509" w:type="dxa"/>
+            <w:tcW w:w="6498" w:type="dxa"/>
           </w:tcPr>
           <w:p>
             <w:pPr>
@@ -4916,14 +5038,13 @@
               <w:rPr>
                 <w:rFonts w:ascii="Arial" w:hAnsi="Arial" w:cs="Arial"/>
               </w:rPr>
-              <w:lastRenderedPageBreak/>
               <w:t>Teszt</w:t>
             </w:r>
           </w:p>
         </w:tc>
         <w:tc>
           <w:tcPr>
-            <w:tcW w:w="3553" w:type="dxa"/>
+            <w:tcW w:w="2564" w:type="dxa"/>
           </w:tcPr>
           <w:p>
             <w:pPr>
@@ -4988,7 +5109,7 @@
         <w:tc>
           <w:tcPr>
             <w:cnfStyle w:val="001000000000" w:firstRow="0" w:lastRow="0" w:firstColumn="1" w:lastColumn="0" w:oddVBand="0" w:evenVBand="0" w:oddHBand="0" w:evenHBand="0" w:firstRowFirstColumn="0" w:firstRowLastColumn="0" w:lastRowFirstColumn="0" w:lastRowLastColumn="0"/>
-            <w:tcW w:w="5509" w:type="dxa"/>
+            <w:tcW w:w="6498" w:type="dxa"/>
           </w:tcPr>
           <w:p>
             <w:pPr>
@@ -5018,7 +5139,7 @@
         </w:tc>
         <w:tc>
           <w:tcPr>
-            <w:tcW w:w="3553" w:type="dxa"/>
+            <w:tcW w:w="2564" w:type="dxa"/>
           </w:tcPr>
           <w:p>
             <w:pPr>
@@ -5044,7 +5165,7 @@
         <w:tc>
           <w:tcPr>
             <w:cnfStyle w:val="001000000000" w:firstRow="0" w:lastRow="0" w:firstColumn="1" w:lastColumn="0" w:oddVBand="0" w:evenVBand="0" w:oddHBand="0" w:evenHBand="0" w:firstRowFirstColumn="0" w:firstRowLastColumn="0" w:lastRowFirstColumn="0" w:lastRowLastColumn="0"/>
-            <w:tcW w:w="5509" w:type="dxa"/>
+            <w:tcW w:w="6498" w:type="dxa"/>
           </w:tcPr>
           <w:p>
             <w:pPr>
@@ -5063,7 +5184,7 @@
         </w:tc>
         <w:tc>
           <w:tcPr>
-            <w:tcW w:w="3553" w:type="dxa"/>
+            <w:tcW w:w="2564" w:type="dxa"/>
           </w:tcPr>
           <w:p>
             <w:pPr>
@@ -5086,7 +5207,7 @@
         <w:tc>
           <w:tcPr>
             <w:cnfStyle w:val="001000000000" w:firstRow="0" w:lastRow="0" w:firstColumn="1" w:lastColumn="0" w:oddVBand="0" w:evenVBand="0" w:oddHBand="0" w:evenHBand="0" w:firstRowFirstColumn="0" w:firstRowLastColumn="0" w:lastRowFirstColumn="0" w:lastRowLastColumn="0"/>
-            <w:tcW w:w="5509" w:type="dxa"/>
+            <w:tcW w:w="6498" w:type="dxa"/>
           </w:tcPr>
           <w:p>
             <w:pPr>
@@ -5105,7 +5226,7 @@
         </w:tc>
         <w:tc>
           <w:tcPr>
-            <w:tcW w:w="3553" w:type="dxa"/>
+            <w:tcW w:w="2564" w:type="dxa"/>
           </w:tcPr>
           <w:p>
             <w:pPr>
@@ -5131,7 +5252,7 @@
         <w:tc>
           <w:tcPr>
             <w:cnfStyle w:val="001000000000" w:firstRow="0" w:lastRow="0" w:firstColumn="1" w:lastColumn="0" w:oddVBand="0" w:evenVBand="0" w:oddHBand="0" w:evenHBand="0" w:firstRowFirstColumn="0" w:firstRowLastColumn="0" w:lastRowFirstColumn="0" w:lastRowLastColumn="0"/>
-            <w:tcW w:w="5509" w:type="dxa"/>
+            <w:tcW w:w="6498" w:type="dxa"/>
           </w:tcPr>
           <w:p>
             <w:pPr>
@@ -5152,7 +5273,7 @@
         </w:tc>
         <w:tc>
           <w:tcPr>
-            <w:tcW w:w="3553" w:type="dxa"/>
+            <w:tcW w:w="2564" w:type="dxa"/>
           </w:tcPr>
           <w:p>
             <w:pPr>
@@ -5175,7 +5296,7 @@
         <w:tc>
           <w:tcPr>
             <w:cnfStyle w:val="001000000000" w:firstRow="0" w:lastRow="0" w:firstColumn="1" w:lastColumn="0" w:oddVBand="0" w:evenVBand="0" w:oddHBand="0" w:evenHBand="0" w:firstRowFirstColumn="0" w:firstRowLastColumn="0" w:lastRowFirstColumn="0" w:lastRowLastColumn="0"/>
-            <w:tcW w:w="5509" w:type="dxa"/>
+            <w:tcW w:w="6498" w:type="dxa"/>
           </w:tcPr>
           <w:p>
             <w:pPr>
@@ -5196,7 +5317,7 @@
         </w:tc>
         <w:tc>
           <w:tcPr>
-            <w:tcW w:w="3553" w:type="dxa"/>
+            <w:tcW w:w="2564" w:type="dxa"/>
           </w:tcPr>
           <w:p>
             <w:pPr>
@@ -5261,7 +5382,7 @@
         <w:tc>
           <w:tcPr>
             <w:cnfStyle w:val="001000000000" w:firstRow="0" w:lastRow="0" w:firstColumn="1" w:lastColumn="0" w:oddVBand="0" w:evenVBand="0" w:oddHBand="0" w:evenHBand="0" w:firstRowFirstColumn="0" w:firstRowLastColumn="0" w:lastRowFirstColumn="0" w:lastRowLastColumn="0"/>
-            <w:tcW w:w="5509" w:type="dxa"/>
+            <w:tcW w:w="6498" w:type="dxa"/>
           </w:tcPr>
           <w:p>
             <w:pPr>
@@ -5282,7 +5403,7 @@
         </w:tc>
         <w:tc>
           <w:tcPr>
-            <w:tcW w:w="3553" w:type="dxa"/>
+            <w:tcW w:w="2564" w:type="dxa"/>
           </w:tcPr>
           <w:p>
             <w:pPr>
@@ -5322,7 +5443,7 @@
         <w:tc>
           <w:tcPr>
             <w:cnfStyle w:val="001000000000" w:firstRow="0" w:lastRow="0" w:firstColumn="1" w:lastColumn="0" w:oddVBand="0" w:evenVBand="0" w:oddHBand="0" w:evenHBand="0" w:firstRowFirstColumn="0" w:firstRowLastColumn="0" w:lastRowFirstColumn="0" w:lastRowLastColumn="0"/>
-            <w:tcW w:w="5509" w:type="dxa"/>
+            <w:tcW w:w="6498" w:type="dxa"/>
           </w:tcPr>
           <w:p>
             <w:pPr>
@@ -5343,7 +5464,7 @@
         </w:tc>
         <w:tc>
           <w:tcPr>
-            <w:tcW w:w="3553" w:type="dxa"/>
+            <w:tcW w:w="2564" w:type="dxa"/>
           </w:tcPr>
           <w:p>
             <w:pPr>
@@ -5388,7 +5509,7 @@
         <w:tc>
           <w:tcPr>
             <w:cnfStyle w:val="001000000000" w:firstRow="0" w:lastRow="0" w:firstColumn="1" w:lastColumn="0" w:oddVBand="0" w:evenVBand="0" w:oddHBand="0" w:evenHBand="0" w:firstRowFirstColumn="0" w:firstRowLastColumn="0" w:lastRowFirstColumn="0" w:lastRowLastColumn="0"/>
-            <w:tcW w:w="5509" w:type="dxa"/>
+            <w:tcW w:w="6498" w:type="dxa"/>
           </w:tcPr>
           <w:p>
             <w:pPr>
@@ -5409,7 +5530,7 @@
         </w:tc>
         <w:tc>
           <w:tcPr>
-            <w:tcW w:w="3553" w:type="dxa"/>
+            <w:tcW w:w="2564" w:type="dxa"/>
           </w:tcPr>
           <w:p>
             <w:pPr>
@@ -5457,7 +5578,7 @@
         <w:tc>
           <w:tcPr>
             <w:cnfStyle w:val="001000000000" w:firstRow="0" w:lastRow="0" w:firstColumn="1" w:lastColumn="0" w:oddVBand="0" w:evenVBand="0" w:oddHBand="0" w:evenHBand="0" w:firstRowFirstColumn="0" w:firstRowLastColumn="0" w:lastRowFirstColumn="0" w:lastRowLastColumn="0"/>
-            <w:tcW w:w="5509" w:type="dxa"/>
+            <w:tcW w:w="6498" w:type="dxa"/>
           </w:tcPr>
           <w:p>
             <w:pPr>
@@ -5478,7 +5599,7 @@
         </w:tc>
         <w:tc>
           <w:tcPr>
-            <w:tcW w:w="3553" w:type="dxa"/>
+            <w:tcW w:w="2564" w:type="dxa"/>
           </w:tcPr>
           <w:p>
             <w:pPr>
@@ -5501,7 +5622,7 @@
         <w:tc>
           <w:tcPr>
             <w:cnfStyle w:val="001000000000" w:firstRow="0" w:lastRow="0" w:firstColumn="1" w:lastColumn="0" w:oddVBand="0" w:evenVBand="0" w:oddHBand="0" w:evenHBand="0" w:firstRowFirstColumn="0" w:firstRowLastColumn="0" w:lastRowFirstColumn="0" w:lastRowLastColumn="0"/>
-            <w:tcW w:w="5509" w:type="dxa"/>
+            <w:tcW w:w="6498" w:type="dxa"/>
           </w:tcPr>
           <w:p>
             <w:pPr>
@@ -5522,7 +5643,7 @@
         </w:tc>
         <w:tc>
           <w:tcPr>
-            <w:tcW w:w="3553" w:type="dxa"/>
+            <w:tcW w:w="2564" w:type="dxa"/>
           </w:tcPr>
           <w:p>
             <w:pPr>
@@ -5579,7 +5700,7 @@
         <w:tc>
           <w:tcPr>
             <w:cnfStyle w:val="001000000000" w:firstRow="0" w:lastRow="0" w:firstColumn="1" w:lastColumn="0" w:oddVBand="0" w:evenVBand="0" w:oddHBand="0" w:evenHBand="0" w:firstRowFirstColumn="0" w:firstRowLastColumn="0" w:lastRowFirstColumn="0" w:lastRowLastColumn="0"/>
-            <w:tcW w:w="5509" w:type="dxa"/>
+            <w:tcW w:w="6498" w:type="dxa"/>
           </w:tcPr>
           <w:p>
             <w:pPr>
@@ -5600,7 +5721,7 @@
         </w:tc>
         <w:tc>
           <w:tcPr>
-            <w:tcW w:w="3553" w:type="dxa"/>
+            <w:tcW w:w="2564" w:type="dxa"/>
           </w:tcPr>
           <w:p>
             <w:pPr>
@@ -5640,7 +5761,7 @@
         <w:tc>
           <w:tcPr>
             <w:cnfStyle w:val="001000000000" w:firstRow="0" w:lastRow="0" w:firstColumn="1" w:lastColumn="0" w:oddVBand="0" w:evenVBand="0" w:oddHBand="0" w:evenHBand="0" w:firstRowFirstColumn="0" w:firstRowLastColumn="0" w:lastRowFirstColumn="0" w:lastRowLastColumn="0"/>
-            <w:tcW w:w="5509" w:type="dxa"/>
+            <w:tcW w:w="6498" w:type="dxa"/>
           </w:tcPr>
           <w:p>
             <w:pPr>
@@ -5661,7 +5782,7 @@
         </w:tc>
         <w:tc>
           <w:tcPr>
-            <w:tcW w:w="3553" w:type="dxa"/>
+            <w:tcW w:w="2564" w:type="dxa"/>
           </w:tcPr>
           <w:p>
             <w:pPr>
@@ -5692,7 +5813,7 @@
         <w:tc>
           <w:tcPr>
             <w:cnfStyle w:val="001000000000" w:firstRow="0" w:lastRow="0" w:firstColumn="1" w:lastColumn="0" w:oddVBand="0" w:evenVBand="0" w:oddHBand="0" w:evenHBand="0" w:firstRowFirstColumn="0" w:firstRowLastColumn="0" w:lastRowFirstColumn="0" w:lastRowLastColumn="0"/>
-            <w:tcW w:w="5509" w:type="dxa"/>
+            <w:tcW w:w="6498" w:type="dxa"/>
           </w:tcPr>
           <w:p>
             <w:pPr>
@@ -5706,6 +5827,7 @@
               <w:rPr>
                 <w:rFonts w:ascii="Arial" w:hAnsi="Arial" w:cs="Arial"/>
               </w:rPr>
+              <w:lastRenderedPageBreak/>
               <w:t>test_get_angle_symmetric_environment</w:t>
             </w:r>
             <w:proofErr w:type="spellEnd"/>
@@ -5713,7 +5835,7 @@
         </w:tc>
         <w:tc>
           <w:tcPr>
-            <w:tcW w:w="3553" w:type="dxa"/>
+            <w:tcW w:w="2564" w:type="dxa"/>
           </w:tcPr>
           <w:p>
             <w:pPr>
@@ -5727,14 +5849,7 @@
               <w:rPr>
                 <w:rFonts w:ascii="Arial" w:hAnsi="Arial" w:cs="Arial"/>
               </w:rPr>
-              <w:t xml:space="preserve">Szimmetrikus környezetben a </w:t>
-            </w:r>
-            <w:r>
-              <w:rPr>
-                <w:rFonts w:ascii="Arial" w:hAnsi="Arial" w:cs="Arial"/>
-              </w:rPr>
-              <w:lastRenderedPageBreak/>
-              <w:t>szögbecslés közel középirányú</w:t>
+              <w:t>Szimmetrikus környezetben a szögbecslés közel középirányú</w:t>
             </w:r>
           </w:p>
         </w:tc>
@@ -5746,7 +5861,7 @@
         <w:tc>
           <w:tcPr>
             <w:cnfStyle w:val="001000000000" w:firstRow="0" w:lastRow="0" w:firstColumn="1" w:lastColumn="0" w:oddVBand="0" w:evenVBand="0" w:oddHBand="0" w:evenHBand="0" w:firstRowFirstColumn="0" w:firstRowLastColumn="0" w:lastRowFirstColumn="0" w:lastRowLastColumn="0"/>
-            <w:tcW w:w="5509" w:type="dxa"/>
+            <w:tcW w:w="6498" w:type="dxa"/>
           </w:tcPr>
           <w:p>
             <w:pPr>
@@ -5760,7 +5875,6 @@
               <w:rPr>
                 <w:rFonts w:ascii="Arial" w:hAnsi="Arial" w:cs="Arial"/>
               </w:rPr>
-              <w:lastRenderedPageBreak/>
               <w:t>test_follow_simple_applies_transform_and_smoothing</w:t>
             </w:r>
             <w:proofErr w:type="spellEnd"/>
@@ -5768,7 +5882,7 @@
         </w:tc>
         <w:tc>
           <w:tcPr>
-            <w:tcW w:w="3553" w:type="dxa"/>
+            <w:tcW w:w="2564" w:type="dxa"/>
           </w:tcPr>
           <w:p>
             <w:pPr>
@@ -5791,7 +5905,7 @@
         <w:tc>
           <w:tcPr>
             <w:cnfStyle w:val="001000000000" w:firstRow="0" w:lastRow="0" w:firstColumn="1" w:lastColumn="0" w:oddVBand="0" w:evenVBand="0" w:oddHBand="0" w:evenHBand="0" w:firstRowFirstColumn="0" w:firstRowLastColumn="0" w:lastRowFirstColumn="0" w:lastRowLastColumn="0"/>
-            <w:tcW w:w="5509" w:type="dxa"/>
+            <w:tcW w:w="6498" w:type="dxa"/>
           </w:tcPr>
           <w:p>
             <w:pPr>
@@ -5812,7 +5926,7 @@
         </w:tc>
         <w:tc>
           <w:tcPr>
-            <w:tcW w:w="3553" w:type="dxa"/>
+            <w:tcW w:w="2564" w:type="dxa"/>
           </w:tcPr>
           <w:p>
             <w:pPr>
@@ -5852,7 +5966,7 @@
         <w:tc>
           <w:tcPr>
             <w:cnfStyle w:val="001000000000" w:firstRow="0" w:lastRow="0" w:firstColumn="1" w:lastColumn="0" w:oddVBand="0" w:evenVBand="0" w:oddHBand="0" w:evenHBand="0" w:firstRowFirstColumn="0" w:firstRowLastColumn="0" w:lastRowFirstColumn="0" w:lastRowLastColumn="0"/>
-            <w:tcW w:w="5509" w:type="dxa"/>
+            <w:tcW w:w="6498" w:type="dxa"/>
           </w:tcPr>
           <w:p>
             <w:pPr>
@@ -5873,7 +5987,7 @@
         </w:tc>
         <w:tc>
           <w:tcPr>
-            <w:tcW w:w="3553" w:type="dxa"/>
+            <w:tcW w:w="2564" w:type="dxa"/>
           </w:tcPr>
           <w:p>
             <w:pPr>
@@ -5909,23 +6023,97 @@
     </w:tbl>
     <w:p>
       <w:pPr>
-        <w:jc w:val="both"/>
-        <w:rPr>
-          <w:rFonts w:ascii="Arial" w:hAnsi="Arial" w:cs="Arial"/>
-        </w:rPr>
-      </w:pPr>
-      <w:r>
-        <w:rPr>
-          <w:rFonts w:ascii="Arial" w:hAnsi="Arial" w:cs="Arial"/>
+        <w:spacing w:after="0"/>
+        <w:jc w:val="center"/>
+        <w:rPr>
+          <w:rFonts w:ascii="Arial" w:hAnsi="Arial" w:cs="Arial"/>
+          <w:i/>
+          <w:iCs/>
+          <w:color w:val="7F7F7F" w:themeColor="text1" w:themeTint="80"/>
+          <w:sz w:val="20"/>
+          <w:szCs w:val="20"/>
+        </w:rPr>
+      </w:pPr>
+      <w:r>
+        <w:rPr>
+          <w:rFonts w:ascii="Arial" w:hAnsi="Arial" w:cs="Arial"/>
+          <w:i/>
+          <w:iCs/>
+          <w:color w:val="7F7F7F" w:themeColor="text1" w:themeTint="80"/>
+          <w:sz w:val="20"/>
+          <w:szCs w:val="20"/>
+        </w:rPr>
+        <w:t>3</w:t>
+      </w:r>
+      <w:r>
+        <w:rPr>
+          <w:rFonts w:ascii="Arial" w:hAnsi="Arial" w:cs="Arial"/>
+          <w:i/>
+          <w:iCs/>
+          <w:color w:val="7F7F7F" w:themeColor="text1" w:themeTint="80"/>
+          <w:sz w:val="20"/>
+          <w:szCs w:val="20"/>
+        </w:rPr>
+        <w:t>.</w:t>
+      </w:r>
+      <w:r>
+        <w:rPr>
+          <w:rFonts w:ascii="Arial" w:hAnsi="Arial" w:cs="Arial"/>
+          <w:i/>
+          <w:iCs/>
+          <w:color w:val="7F7F7F" w:themeColor="text1" w:themeTint="80"/>
+          <w:sz w:val="20"/>
+          <w:szCs w:val="20"/>
+        </w:rPr>
+        <w:t xml:space="preserve">táblázat – </w:t>
+      </w:r>
+      <w:r>
+        <w:rPr>
+          <w:rFonts w:ascii="Arial" w:hAnsi="Arial" w:cs="Arial"/>
+          <w:i/>
+          <w:iCs/>
+          <w:color w:val="7F7F7F" w:themeColor="text1" w:themeTint="80"/>
+          <w:sz w:val="20"/>
+          <w:szCs w:val="20"/>
+        </w:rPr>
+        <w:t>simple_pursuit</w:t>
+      </w:r>
+      <w:r>
+        <w:rPr>
+          <w:rFonts w:ascii="Arial" w:hAnsi="Arial" w:cs="Arial"/>
+          <w:i/>
+          <w:iCs/>
+          <w:color w:val="7F7F7F" w:themeColor="text1" w:themeTint="80"/>
+          <w:sz w:val="20"/>
+          <w:szCs w:val="20"/>
+        </w:rPr>
+        <w:t>.py-hoz tartozó unit tesztek</w:t>
+      </w:r>
+    </w:p>
+    <w:p>
+      <w:pPr>
+        <w:tabs>
+          <w:tab w:val="left" w:pos="3026"/>
+        </w:tabs>
+        <w:jc w:val="center"/>
+        <w:rPr>
+          <w:rFonts w:ascii="Arial" w:hAnsi="Arial" w:cs="Arial"/>
+          <w:noProof/>
+        </w:rPr>
+      </w:pPr>
+      <w:r>
+        <w:rPr>
+          <w:rFonts w:ascii="Arial" w:hAnsi="Arial" w:cs="Arial"/>
+          <w:noProof/>
         </w:rPr>
         <w:drawing>
-          <wp:anchor distT="0" distB="0" distL="114300" distR="114300" simplePos="0" relativeHeight="251660288" behindDoc="0" locked="0" layoutInCell="1" allowOverlap="1" wp14:anchorId="5FDD0C9C" wp14:editId="3977F984">
+          <wp:anchor distT="0" distB="0" distL="114300" distR="114300" simplePos="0" relativeHeight="251660288" behindDoc="0" locked="0" layoutInCell="1" allowOverlap="1" wp14:anchorId="5FDD0C9C" wp14:editId="1275E382">
             <wp:simplePos x="0" y="0"/>
             <wp:positionH relativeFrom="margin">
               <wp:align>center</wp:align>
             </wp:positionH>
             <wp:positionV relativeFrom="paragraph">
-              <wp:posOffset>105410</wp:posOffset>
+              <wp:posOffset>214267</wp:posOffset>
             </wp:positionV>
             <wp:extent cx="6191250" cy="1811241"/>
             <wp:effectExtent l="0" t="0" r="0" b="0"/>
@@ -5971,6 +6159,61 @@
     </w:p>
     <w:p>
       <w:pPr>
+        <w:tabs>
+          <w:tab w:val="left" w:pos="3026"/>
+        </w:tabs>
+        <w:jc w:val="center"/>
+        <w:rPr>
+          <w:rFonts w:ascii="Arial" w:hAnsi="Arial" w:cs="Arial"/>
+        </w:rPr>
+      </w:pPr>
+      <w:r>
+        <w:rPr>
+          <w:rFonts w:ascii="Arial" w:hAnsi="Arial" w:cs="Arial"/>
+          <w:i/>
+          <w:iCs/>
+          <w:color w:val="7F7F7F" w:themeColor="text1" w:themeTint="80"/>
+          <w:sz w:val="20"/>
+          <w:szCs w:val="20"/>
+        </w:rPr>
+        <w:t>3</w:t>
+      </w:r>
+      <w:r>
+        <w:rPr>
+          <w:rFonts w:ascii="Arial" w:hAnsi="Arial" w:cs="Arial"/>
+          <w:i/>
+          <w:iCs/>
+          <w:color w:val="7F7F7F" w:themeColor="text1" w:themeTint="80"/>
+          <w:sz w:val="20"/>
+          <w:szCs w:val="20"/>
+        </w:rPr>
+        <w:t xml:space="preserve">.ábra – </w:t>
+      </w:r>
+      <w:r>
+        <w:rPr>
+          <w:rFonts w:ascii="Arial" w:hAnsi="Arial" w:cs="Arial"/>
+          <w:i/>
+          <w:iCs/>
+          <w:color w:val="7F7F7F" w:themeColor="text1" w:themeTint="80"/>
+          <w:sz w:val="20"/>
+          <w:szCs w:val="20"/>
+        </w:rPr>
+        <w:t>symple_pursuit</w:t>
+      </w:r>
+      <w:r>
+        <w:rPr>
+          <w:rFonts w:ascii="Arial" w:hAnsi="Arial" w:cs="Arial"/>
+          <w:i/>
+          <w:iCs/>
+          <w:color w:val="7F7F7F" w:themeColor="text1" w:themeTint="80"/>
+          <w:sz w:val="20"/>
+          <w:szCs w:val="20"/>
+        </w:rPr>
+        <w:t>.py unit teszt eredmények</w:t>
+      </w:r>
+    </w:p>
+    <w:p>
+      <w:pPr>
         <w:rPr>
           <w:rFonts w:ascii="Arial" w:hAnsi="Arial" w:cs="Arial"/>
           <w:b/>
@@ -6577,7 +6820,7 @@
         <w:tc>
           <w:tcPr>
             <w:cnfStyle w:val="001000000000" w:firstRow="0" w:lastRow="0" w:firstColumn="1" w:lastColumn="0" w:oddVBand="0" w:evenVBand="0" w:oddHBand="0" w:evenHBand="0" w:firstRowFirstColumn="0" w:firstRowLastColumn="0" w:lastRowFirstColumn="0" w:lastRowLastColumn="0"/>
-            <w:tcW w:w="5447" w:type="dxa"/>
+            <w:tcW w:w="5884" w:type="dxa"/>
           </w:tcPr>
           <w:p>
             <w:pPr>
@@ -6596,7 +6839,7 @@
         </w:tc>
         <w:tc>
           <w:tcPr>
-            <w:tcW w:w="3615" w:type="dxa"/>
+            <w:tcW w:w="3178" w:type="dxa"/>
           </w:tcPr>
           <w:p>
             <w:pPr>
@@ -6622,7 +6865,7 @@
         <w:tc>
           <w:tcPr>
             <w:cnfStyle w:val="001000000000" w:firstRow="0" w:lastRow="0" w:firstColumn="1" w:lastColumn="0" w:oddVBand="0" w:evenVBand="0" w:oddHBand="0" w:evenHBand="0" w:firstRowFirstColumn="0" w:firstRowLastColumn="0" w:lastRowFirstColumn="0" w:lastRowLastColumn="0"/>
-            <w:tcW w:w="5447" w:type="dxa"/>
+            <w:tcW w:w="5884" w:type="dxa"/>
           </w:tcPr>
           <w:p>
             <w:pPr>
@@ -6643,7 +6886,7 @@
         </w:tc>
         <w:tc>
           <w:tcPr>
-            <w:tcW w:w="3615" w:type="dxa"/>
+            <w:tcW w:w="3178" w:type="dxa"/>
           </w:tcPr>
           <w:p>
             <w:pPr>
@@ -6666,7 +6909,7 @@
         <w:tc>
           <w:tcPr>
             <w:cnfStyle w:val="001000000000" w:firstRow="0" w:lastRow="0" w:firstColumn="1" w:lastColumn="0" w:oddVBand="0" w:evenVBand="0" w:oddHBand="0" w:evenHBand="0" w:firstRowFirstColumn="0" w:firstRowLastColumn="0" w:lastRowFirstColumn="0" w:lastRowLastColumn="0"/>
-            <w:tcW w:w="5447" w:type="dxa"/>
+            <w:tcW w:w="5884" w:type="dxa"/>
           </w:tcPr>
           <w:p>
             <w:pPr>
@@ -6687,7 +6930,7 @@
         </w:tc>
         <w:tc>
           <w:tcPr>
-            <w:tcW w:w="3615" w:type="dxa"/>
+            <w:tcW w:w="3178" w:type="dxa"/>
           </w:tcPr>
           <w:p>
             <w:pPr>
@@ -6713,7 +6956,7 @@
         <w:tc>
           <w:tcPr>
             <w:cnfStyle w:val="001000000000" w:firstRow="0" w:lastRow="0" w:firstColumn="1" w:lastColumn="0" w:oddVBand="0" w:evenVBand="0" w:oddHBand="0" w:evenHBand="0" w:firstRowFirstColumn="0" w:firstRowLastColumn="0" w:lastRowFirstColumn="0" w:lastRowLastColumn="0"/>
-            <w:tcW w:w="5447" w:type="dxa"/>
+            <w:tcW w:w="5884" w:type="dxa"/>
           </w:tcPr>
           <w:p>
             <w:pPr>
@@ -6734,7 +6977,7 @@
         </w:tc>
         <w:tc>
           <w:tcPr>
-            <w:tcW w:w="3615" w:type="dxa"/>
+            <w:tcW w:w="3178" w:type="dxa"/>
           </w:tcPr>
           <w:p>
             <w:pPr>
@@ -6757,7 +7000,7 @@
         <w:tc>
           <w:tcPr>
             <w:cnfStyle w:val="001000000000" w:firstRow="0" w:lastRow="0" w:firstColumn="1" w:lastColumn="0" w:oddVBand="0" w:evenVBand="0" w:oddHBand="0" w:evenHBand="0" w:firstRowFirstColumn="0" w:firstRowLastColumn="0" w:lastRowFirstColumn="0" w:lastRowLastColumn="0"/>
-            <w:tcW w:w="5447" w:type="dxa"/>
+            <w:tcW w:w="5884" w:type="dxa"/>
           </w:tcPr>
           <w:p>
             <w:pPr>
@@ -6779,7 +7022,7 @@
         </w:tc>
         <w:tc>
           <w:tcPr>
-            <w:tcW w:w="3615" w:type="dxa"/>
+            <w:tcW w:w="3178" w:type="dxa"/>
           </w:tcPr>
           <w:p>
             <w:pPr>
@@ -6819,7 +7062,7 @@
         <w:tc>
           <w:tcPr>
             <w:cnfStyle w:val="001000000000" w:firstRow="0" w:lastRow="0" w:firstColumn="1" w:lastColumn="0" w:oddVBand="0" w:evenVBand="0" w:oddHBand="0" w:evenHBand="0" w:firstRowFirstColumn="0" w:firstRowLastColumn="0" w:lastRowFirstColumn="0" w:lastRowLastColumn="0"/>
-            <w:tcW w:w="5447" w:type="dxa"/>
+            <w:tcW w:w="5884" w:type="dxa"/>
           </w:tcPr>
           <w:p>
             <w:pPr>
@@ -6840,7 +7083,7 @@
         </w:tc>
         <w:tc>
           <w:tcPr>
-            <w:tcW w:w="3615" w:type="dxa"/>
+            <w:tcW w:w="3178" w:type="dxa"/>
           </w:tcPr>
           <w:p>
             <w:pPr>
@@ -6877,7 +7120,7 @@
         <w:tc>
           <w:tcPr>
             <w:cnfStyle w:val="001000000000" w:firstRow="0" w:lastRow="0" w:firstColumn="1" w:lastColumn="0" w:oddVBand="0" w:evenVBand="0" w:oddHBand="0" w:evenHBand="0" w:firstRowFirstColumn="0" w:firstRowLastColumn="0" w:lastRowFirstColumn="0" w:lastRowLastColumn="0"/>
-            <w:tcW w:w="5447" w:type="dxa"/>
+            <w:tcW w:w="5884" w:type="dxa"/>
           </w:tcPr>
           <w:p>
             <w:pPr>
@@ -6898,7 +7141,7 @@
         </w:tc>
         <w:tc>
           <w:tcPr>
-            <w:tcW w:w="3615" w:type="dxa"/>
+            <w:tcW w:w="3178" w:type="dxa"/>
           </w:tcPr>
           <w:p>
             <w:pPr>
@@ -6946,6 +7189,120 @@
         </w:tc>
       </w:tr>
     </w:tbl>
+    <w:p>
+      <w:pPr>
+        <w:jc w:val="center"/>
+        <w:rPr>
+          <w:rFonts w:ascii="Arial" w:hAnsi="Arial" w:cs="Arial"/>
+          <w:i/>
+          <w:iCs/>
+          <w:color w:val="7F7F7F" w:themeColor="text1" w:themeTint="80"/>
+          <w:sz w:val="20"/>
+          <w:szCs w:val="20"/>
+        </w:rPr>
+      </w:pPr>
+      <w:r>
+        <w:rPr>
+          <w:rFonts w:ascii="Arial" w:hAnsi="Arial" w:cs="Arial"/>
+          <w:i/>
+          <w:iCs/>
+          <w:color w:val="7F7F7F" w:themeColor="text1" w:themeTint="80"/>
+          <w:sz w:val="20"/>
+          <w:szCs w:val="20"/>
+        </w:rPr>
+        <w:t>4</w:t>
+      </w:r>
+      <w:r>
+        <w:rPr>
+          <w:rFonts w:ascii="Arial" w:hAnsi="Arial" w:cs="Arial"/>
+          <w:i/>
+          <w:iCs/>
+          <w:color w:val="7F7F7F" w:themeColor="text1" w:themeTint="80"/>
+          <w:sz w:val="20"/>
+          <w:szCs w:val="20"/>
+        </w:rPr>
+        <w:t>.</w:t>
+      </w:r>
+      <w:r>
+        <w:rPr>
+          <w:rFonts w:ascii="Arial" w:hAnsi="Arial" w:cs="Arial"/>
+          <w:i/>
+          <w:iCs/>
+          <w:color w:val="7F7F7F" w:themeColor="text1" w:themeTint="80"/>
+          <w:sz w:val="20"/>
+          <w:szCs w:val="20"/>
+        </w:rPr>
+        <w:t>táblázat – path_and_steering</w:t>
+      </w:r>
+      <w:r>
+        <w:rPr>
+          <w:rFonts w:ascii="Arial" w:hAnsi="Arial" w:cs="Arial"/>
+          <w:i/>
+          <w:iCs/>
+          <w:color w:val="7F7F7F" w:themeColor="text1" w:themeTint="80"/>
+          <w:sz w:val="20"/>
+          <w:szCs w:val="20"/>
+        </w:rPr>
+        <w:t>.cpp</w:t>
+      </w:r>
+      <w:r>
+        <w:rPr>
+          <w:rFonts w:ascii="Arial" w:hAnsi="Arial" w:cs="Arial"/>
+          <w:i/>
+          <w:iCs/>
+          <w:color w:val="7F7F7F" w:themeColor="text1" w:themeTint="80"/>
+          <w:sz w:val="20"/>
+          <w:szCs w:val="20"/>
+        </w:rPr>
+        <w:t>-</w:t>
+      </w:r>
+      <w:proofErr w:type="spellStart"/>
+      <w:r>
+        <w:rPr>
+          <w:rFonts w:ascii="Arial" w:hAnsi="Arial" w:cs="Arial"/>
+          <w:i/>
+          <w:iCs/>
+          <w:color w:val="7F7F7F" w:themeColor="text1" w:themeTint="80"/>
+          <w:sz w:val="20"/>
+          <w:szCs w:val="20"/>
+        </w:rPr>
+        <w:t>h</w:t>
+      </w:r>
+      <w:r>
+        <w:rPr>
+          <w:rFonts w:ascii="Arial" w:hAnsi="Arial" w:cs="Arial"/>
+          <w:i/>
+          <w:iCs/>
+          <w:color w:val="7F7F7F" w:themeColor="text1" w:themeTint="80"/>
+          <w:sz w:val="20"/>
+          <w:szCs w:val="20"/>
+        </w:rPr>
+        <w:t>e</w:t>
+      </w:r>
+      <w:r>
+        <w:rPr>
+          <w:rFonts w:ascii="Arial" w:hAnsi="Arial" w:cs="Arial"/>
+          <w:i/>
+          <w:iCs/>
+          <w:color w:val="7F7F7F" w:themeColor="text1" w:themeTint="80"/>
+          <w:sz w:val="20"/>
+          <w:szCs w:val="20"/>
+        </w:rPr>
+        <w:t>z</w:t>
+      </w:r>
+      <w:proofErr w:type="spellEnd"/>
+      <w:r>
+        <w:rPr>
+          <w:rFonts w:ascii="Arial" w:hAnsi="Arial" w:cs="Arial"/>
+          <w:i/>
+          <w:iCs/>
+          <w:color w:val="7F7F7F" w:themeColor="text1" w:themeTint="80"/>
+          <w:sz w:val="20"/>
+          <w:szCs w:val="20"/>
+        </w:rPr>
+        <w:t xml:space="preserve"> tartozó unit tesztek</w:t>
+      </w:r>
+    </w:p>
     <w:p>
       <w:pPr>
         <w:jc w:val="both"/>
@@ -8660,11 +9017,27 @@
     </w:tbl>
     <w:p>
       <w:pPr>
-        <w:jc w:val="both"/>
-        <w:rPr>
-          <w:rFonts w:ascii="Arial" w:hAnsi="Arial" w:cs="Arial"/>
-        </w:rPr>
-      </w:pPr>
+        <w:jc w:val="center"/>
+        <w:rPr>
+          <w:rFonts w:ascii="Arial" w:hAnsi="Arial" w:cs="Arial"/>
+          <w:i/>
+          <w:iCs/>
+          <w:color w:val="7F7F7F" w:themeColor="text1" w:themeTint="80"/>
+          <w:sz w:val="20"/>
+          <w:szCs w:val="20"/>
+        </w:rPr>
+      </w:pPr>
+      <w:r>
+        <w:rPr>
+          <w:rFonts w:ascii="Arial" w:hAnsi="Arial" w:cs="Arial"/>
+          <w:i/>
+          <w:iCs/>
+          <w:color w:val="7F7F7F" w:themeColor="text1" w:themeTint="80"/>
+          <w:sz w:val="20"/>
+          <w:szCs w:val="20"/>
+        </w:rPr>
+        <w:t>5.táblázat – integrációs tesztek</w:t>
+      </w:r>
     </w:p>
     <w:p>
       <w:pPr>
@@ -8911,6 +9284,7 @@
       <w:r>
         <w:rPr>
           <w:rFonts w:ascii="Arial" w:hAnsi="Arial" w:cs="Arial"/>
+          <w:noProof/>
         </w:rPr>
         <w:drawing>
           <wp:inline distT="0" distB="0" distL="0" distR="0" wp14:anchorId="2974A411" wp14:editId="434A854E">
@@ -8951,6 +9325,73 @@
     </w:p>
     <w:p>
       <w:pPr>
+        <w:jc w:val="center"/>
+        <w:rPr>
+          <w:rFonts w:ascii="Arial" w:hAnsi="Arial" w:cs="Arial"/>
+          <w:i/>
+          <w:iCs/>
+        </w:rPr>
+      </w:pPr>
+      <w:r>
+        <w:rPr>
+          <w:rFonts w:ascii="Arial" w:hAnsi="Arial" w:cs="Arial"/>
+          <w:i/>
+          <w:iCs/>
+          <w:color w:val="7F7F7F" w:themeColor="text1" w:themeTint="80"/>
+          <w:sz w:val="20"/>
+          <w:szCs w:val="20"/>
+        </w:rPr>
+        <w:t>5</w:t>
+      </w:r>
+      <w:r>
+        <w:rPr>
+          <w:rFonts w:ascii="Arial" w:hAnsi="Arial" w:cs="Arial"/>
+          <w:i/>
+          <w:iCs/>
+          <w:color w:val="7F7F7F" w:themeColor="text1" w:themeTint="80"/>
+          <w:sz w:val="20"/>
+          <w:szCs w:val="20"/>
+        </w:rPr>
+        <w:t xml:space="preserve">.ábra – </w:t>
+      </w:r>
+      <w:proofErr w:type="spellStart"/>
+      <w:r>
+        <w:rPr>
+          <w:rFonts w:ascii="Arial" w:hAnsi="Arial" w:cs="Arial"/>
+          <w:i/>
+          <w:iCs/>
+          <w:color w:val="7F7F7F" w:themeColor="text1" w:themeTint="80"/>
+          <w:sz w:val="20"/>
+          <w:szCs w:val="20"/>
+        </w:rPr>
+        <w:t>control_node</w:t>
+      </w:r>
+      <w:proofErr w:type="spellEnd"/>
+      <w:r>
+        <w:rPr>
+          <w:rFonts w:ascii="Arial" w:hAnsi="Arial" w:cs="Arial"/>
+          <w:i/>
+          <w:iCs/>
+          <w:color w:val="7F7F7F" w:themeColor="text1" w:themeTint="80"/>
+          <w:sz w:val="20"/>
+          <w:szCs w:val="20"/>
+        </w:rPr>
+        <w:t xml:space="preserve"> </w:t>
+      </w:r>
+      <w:r>
+        <w:rPr>
+          <w:rFonts w:ascii="Arial" w:hAnsi="Arial" w:cs="Arial"/>
+          <w:i/>
+          <w:iCs/>
+          <w:color w:val="7F7F7F" w:themeColor="text1" w:themeTint="80"/>
+          <w:sz w:val="20"/>
+          <w:szCs w:val="20"/>
+        </w:rPr>
+        <w:t>teszt eredmények</w:t>
+      </w:r>
+    </w:p>
+    <w:p>
+      <w:pPr>
         <w:jc w:val="both"/>
         <w:rPr>
           <w:rFonts w:ascii="Arial" w:hAnsi="Arial" w:cs="Arial"/>
@@ -8979,6 +9420,7 @@
           <w:sz w:val="24"/>
           <w:szCs w:val="24"/>
         </w:rPr>
+        <w:lastRenderedPageBreak/>
         <w:t xml:space="preserve">4.2 </w:t>
       </w:r>
       <w:proofErr w:type="spellStart"/>
@@ -9035,14 +9477,7 @@
         <w:rPr>
           <w:rFonts w:ascii="Arial" w:hAnsi="Arial" w:cs="Arial"/>
         </w:rPr>
-        <w:t xml:space="preserve">-generátort használ, amely szándékosan ugyanazokra az </w:t>
-      </w:r>
-      <w:r>
-        <w:rPr>
-          <w:rFonts w:ascii="Arial" w:hAnsi="Arial" w:cs="Arial"/>
-        </w:rPr>
-        <w:lastRenderedPageBreak/>
-        <w:t xml:space="preserve">indexekre ír értékeket, amelyeket a </w:t>
+        <w:t xml:space="preserve">-generátort használ, amely szándékosan ugyanazokra az indexekre ír értékeket, amelyeket a </w:t>
       </w:r>
       <w:proofErr w:type="spellStart"/>
       <w:r>
@@ -9125,6 +9560,7 @@
       <w:r>
         <w:rPr>
           <w:rFonts w:ascii="Arial" w:hAnsi="Arial" w:cs="Arial"/>
+          <w:noProof/>
         </w:rPr>
         <w:drawing>
           <wp:inline distT="0" distB="0" distL="0" distR="0" wp14:anchorId="74FA5091" wp14:editId="449E8A95">
@@ -9165,11 +9601,70 @@
     </w:p>
     <w:p>
       <w:pPr>
-        <w:jc w:val="both"/>
-        <w:rPr>
-          <w:rFonts w:ascii="Arial" w:hAnsi="Arial" w:cs="Arial"/>
-        </w:rPr>
-      </w:pPr>
+        <w:jc w:val="center"/>
+        <w:rPr>
+          <w:rFonts w:ascii="Arial" w:hAnsi="Arial" w:cs="Arial"/>
+          <w:i/>
+          <w:iCs/>
+        </w:rPr>
+      </w:pPr>
+      <w:r>
+        <w:rPr>
+          <w:rFonts w:ascii="Arial" w:hAnsi="Arial" w:cs="Arial"/>
+          <w:i/>
+          <w:iCs/>
+          <w:color w:val="7F7F7F" w:themeColor="text1" w:themeTint="80"/>
+          <w:sz w:val="20"/>
+          <w:szCs w:val="20"/>
+        </w:rPr>
+        <w:t>6</w:t>
+      </w:r>
+      <w:r>
+        <w:rPr>
+          <w:rFonts w:ascii="Arial" w:hAnsi="Arial" w:cs="Arial"/>
+          <w:i/>
+          <w:iCs/>
+          <w:color w:val="7F7F7F" w:themeColor="text1" w:themeTint="80"/>
+          <w:sz w:val="20"/>
+          <w:szCs w:val="20"/>
+        </w:rPr>
+        <w:t xml:space="preserve">.ábra – </w:t>
+      </w:r>
+      <w:proofErr w:type="spellStart"/>
+      <w:r>
+        <w:rPr>
+          <w:rFonts w:ascii="Arial" w:hAnsi="Arial" w:cs="Arial"/>
+          <w:i/>
+          <w:iCs/>
+          <w:color w:val="7F7F7F" w:themeColor="text1" w:themeTint="80"/>
+          <w:sz w:val="20"/>
+          <w:szCs w:val="20"/>
+        </w:rPr>
+        <w:t>pid_error</w:t>
+      </w:r>
+      <w:r>
+        <w:rPr>
+          <w:rFonts w:ascii="Arial" w:hAnsi="Arial" w:cs="Arial"/>
+          <w:i/>
+          <w:iCs/>
+          <w:color w:val="7F7F7F" w:themeColor="text1" w:themeTint="80"/>
+          <w:sz w:val="20"/>
+          <w:szCs w:val="20"/>
+        </w:rPr>
+        <w:t>_node</w:t>
+      </w:r>
+      <w:proofErr w:type="spellEnd"/>
+      <w:r>
+        <w:rPr>
+          <w:rFonts w:ascii="Arial" w:hAnsi="Arial" w:cs="Arial"/>
+          <w:i/>
+          <w:iCs/>
+          <w:color w:val="7F7F7F" w:themeColor="text1" w:themeTint="80"/>
+          <w:sz w:val="20"/>
+          <w:szCs w:val="20"/>
+        </w:rPr>
+        <w:t xml:space="preserve"> teszt eredmények</w:t>
+      </w:r>
     </w:p>
     <w:p>
       <w:pPr>
@@ -9416,6 +9911,7 @@
       <w:r>
         <w:rPr>
           <w:rFonts w:ascii="Arial" w:hAnsi="Arial" w:cs="Arial"/>
+          <w:noProof/>
         </w:rPr>
         <w:lastRenderedPageBreak/>
         <w:drawing>
@@ -9457,6 +9953,62 @@
     </w:p>
     <w:p>
       <w:pPr>
+        <w:jc w:val="center"/>
+        <w:rPr>
+          <w:rFonts w:ascii="Arial" w:hAnsi="Arial" w:cs="Arial"/>
+          <w:i/>
+          <w:iCs/>
+        </w:rPr>
+      </w:pPr>
+      <w:r>
+        <w:rPr>
+          <w:rFonts w:ascii="Arial" w:hAnsi="Arial" w:cs="Arial"/>
+          <w:i/>
+          <w:iCs/>
+          <w:color w:val="7F7F7F" w:themeColor="text1" w:themeTint="80"/>
+          <w:sz w:val="20"/>
+          <w:szCs w:val="20"/>
+        </w:rPr>
+        <w:t>7</w:t>
+      </w:r>
+      <w:r>
+        <w:rPr>
+          <w:rFonts w:ascii="Arial" w:hAnsi="Arial" w:cs="Arial"/>
+          <w:i/>
+          <w:iCs/>
+          <w:color w:val="7F7F7F" w:themeColor="text1" w:themeTint="80"/>
+          <w:sz w:val="20"/>
+          <w:szCs w:val="20"/>
+        </w:rPr>
+        <w:t>.ábra –</w:t>
+      </w:r>
+      <w:proofErr w:type="spellStart"/>
+      <w:r>
+        <w:rPr>
+          <w:rFonts w:ascii="Arial" w:hAnsi="Arial" w:cs="Arial"/>
+          <w:i/>
+          <w:iCs/>
+          <w:color w:val="7F7F7F" w:themeColor="text1" w:themeTint="80"/>
+          <w:sz w:val="20"/>
+          <w:szCs w:val="20"/>
+        </w:rPr>
+        <w:t>control_pipeline</w:t>
+      </w:r>
+      <w:proofErr w:type="spellEnd"/>
+      <w:r>
+        <w:rPr>
+          <w:rFonts w:ascii="Arial" w:hAnsi="Arial" w:cs="Arial"/>
+          <w:i/>
+          <w:iCs/>
+          <w:color w:val="7F7F7F" w:themeColor="text1" w:themeTint="80"/>
+          <w:sz w:val="20"/>
+          <w:szCs w:val="20"/>
+        </w:rPr>
+        <w:t xml:space="preserve"> teszt eredmények</w:t>
+      </w:r>
+    </w:p>
+    <w:p>
+      <w:pPr>
         <w:pStyle w:val="Cmsor2"/>
         <w:rPr>
           <w:rFonts w:ascii="Arial" w:hAnsi="Arial" w:cs="Arial"/>
@@ -9622,6 +10174,7 @@
       <w:r>
         <w:rPr>
           <w:rFonts w:ascii="Arial" w:hAnsi="Arial" w:cs="Arial"/>
+          <w:noProof/>
         </w:rPr>
         <w:drawing>
           <wp:inline distT="0" distB="0" distL="0" distR="0" wp14:anchorId="7709A6EE" wp14:editId="2CAF79DA">
@@ -9662,6 +10215,81 @@
     </w:p>
     <w:p>
       <w:pPr>
+        <w:jc w:val="center"/>
+        <w:rPr>
+          <w:rFonts w:ascii="Arial" w:hAnsi="Arial" w:cs="Arial"/>
+          <w:i/>
+          <w:iCs/>
+        </w:rPr>
+      </w:pPr>
+      <w:r>
+        <w:rPr>
+          <w:rFonts w:ascii="Arial" w:hAnsi="Arial" w:cs="Arial"/>
+          <w:i/>
+          <w:iCs/>
+          <w:color w:val="7F7F7F" w:themeColor="text1" w:themeTint="80"/>
+          <w:sz w:val="20"/>
+          <w:szCs w:val="20"/>
+        </w:rPr>
+        <w:t>8</w:t>
+      </w:r>
+      <w:r>
+        <w:rPr>
+          <w:rFonts w:ascii="Arial" w:hAnsi="Arial" w:cs="Arial"/>
+          <w:i/>
+          <w:iCs/>
+          <w:color w:val="7F7F7F" w:themeColor="text1" w:themeTint="80"/>
+          <w:sz w:val="20"/>
+          <w:szCs w:val="20"/>
+        </w:rPr>
+        <w:t xml:space="preserve">.ábra – </w:t>
+      </w:r>
+      <w:proofErr w:type="spellStart"/>
+      <w:r>
+        <w:rPr>
+          <w:rFonts w:ascii="Arial" w:hAnsi="Arial" w:cs="Arial"/>
+          <w:i/>
+          <w:iCs/>
+          <w:color w:val="7F7F7F" w:themeColor="text1" w:themeTint="80"/>
+          <w:sz w:val="20"/>
+          <w:szCs w:val="20"/>
+        </w:rPr>
+        <w:t>simple_pursuit_node</w:t>
+      </w:r>
+      <w:proofErr w:type="spellEnd"/>
+      <w:r>
+        <w:rPr>
+          <w:rFonts w:ascii="Arial" w:hAnsi="Arial" w:cs="Arial"/>
+          <w:i/>
+          <w:iCs/>
+          <w:color w:val="7F7F7F" w:themeColor="text1" w:themeTint="80"/>
+          <w:sz w:val="20"/>
+          <w:szCs w:val="20"/>
+        </w:rPr>
+        <w:t xml:space="preserve"> </w:t>
+      </w:r>
+      <w:r>
+        <w:rPr>
+          <w:rFonts w:ascii="Arial" w:hAnsi="Arial" w:cs="Arial"/>
+          <w:i/>
+          <w:iCs/>
+          <w:color w:val="7F7F7F" w:themeColor="text1" w:themeTint="80"/>
+          <w:sz w:val="20"/>
+          <w:szCs w:val="20"/>
+        </w:rPr>
+        <w:t>teszt eredmények</w:t>
+      </w:r>
+    </w:p>
+    <w:p>
+      <w:pPr>
+        <w:jc w:val="both"/>
+        <w:rPr>
+          <w:rFonts w:ascii="Arial" w:hAnsi="Arial" w:cs="Arial"/>
+        </w:rPr>
+      </w:pPr>
+    </w:p>
+    <w:p>
+      <w:pPr>
         <w:pStyle w:val="Cmsor2"/>
         <w:rPr>
           <w:rFonts w:ascii="Arial" w:hAnsi="Arial" w:cs="Arial"/>
@@ -9919,6 +10547,7 @@
       <w:r>
         <w:rPr>
           <w:rFonts w:ascii="Arial" w:hAnsi="Arial" w:cs="Arial"/>
+          <w:noProof/>
         </w:rPr>
         <w:lastRenderedPageBreak/>
         <w:drawing>
@@ -9960,6 +10589,62 @@
     </w:p>
     <w:p>
       <w:pPr>
+        <w:jc w:val="center"/>
+        <w:rPr>
+          <w:rFonts w:ascii="Arial" w:hAnsi="Arial" w:cs="Arial"/>
+          <w:i/>
+          <w:iCs/>
+        </w:rPr>
+      </w:pPr>
+      <w:r>
+        <w:rPr>
+          <w:rFonts w:ascii="Arial" w:hAnsi="Arial" w:cs="Arial"/>
+          <w:i/>
+          <w:iCs/>
+          <w:color w:val="7F7F7F" w:themeColor="text1" w:themeTint="80"/>
+          <w:sz w:val="20"/>
+          <w:szCs w:val="20"/>
+        </w:rPr>
+        <w:t>9</w:t>
+      </w:r>
+      <w:r>
+        <w:rPr>
+          <w:rFonts w:ascii="Arial" w:hAnsi="Arial" w:cs="Arial"/>
+          <w:i/>
+          <w:iCs/>
+          <w:color w:val="7F7F7F" w:themeColor="text1" w:themeTint="80"/>
+          <w:sz w:val="20"/>
+          <w:szCs w:val="20"/>
+        </w:rPr>
+        <w:t xml:space="preserve">.ábra – </w:t>
+      </w:r>
+      <w:proofErr w:type="spellStart"/>
+      <w:r>
+        <w:rPr>
+          <w:rFonts w:ascii="Arial" w:hAnsi="Arial" w:cs="Arial"/>
+          <w:i/>
+          <w:iCs/>
+          <w:color w:val="7F7F7F" w:themeColor="text1" w:themeTint="80"/>
+          <w:sz w:val="20"/>
+          <w:szCs w:val="20"/>
+        </w:rPr>
+        <w:t>path_and_steering_node</w:t>
+      </w:r>
+      <w:proofErr w:type="spellEnd"/>
+      <w:r>
+        <w:rPr>
+          <w:rFonts w:ascii="Arial" w:hAnsi="Arial" w:cs="Arial"/>
+          <w:i/>
+          <w:iCs/>
+          <w:color w:val="7F7F7F" w:themeColor="text1" w:themeTint="80"/>
+          <w:sz w:val="20"/>
+          <w:szCs w:val="20"/>
+        </w:rPr>
+        <w:t xml:space="preserve"> teszt eredmények</w:t>
+      </w:r>
+    </w:p>
+    <w:p>
+      <w:pPr>
         <w:jc w:val="both"/>
         <w:rPr>
           <w:rFonts w:ascii="Arial" w:hAnsi="Arial" w:cs="Arial"/>
@@ -11203,6 +11888,7 @@
       <w:r>
         <w:rPr>
           <w:rFonts w:ascii="Arial" w:hAnsi="Arial" w:cs="Arial"/>
+          <w:noProof/>
         </w:rPr>
         <w:drawing>
           <wp:inline distT="0" distB="0" distL="0" distR="0" wp14:anchorId="731FF987" wp14:editId="5FFB7139">
@@ -11239,6 +11925,223 @@
             </a:graphic>
           </wp:inline>
         </w:drawing>
+      </w:r>
+    </w:p>
+    <w:p>
+      <w:pPr>
+        <w:jc w:val="center"/>
+        <w:rPr>
+          <w:rFonts w:ascii="Arial" w:hAnsi="Arial" w:cs="Arial"/>
+          <w:i/>
+          <w:iCs/>
+        </w:rPr>
+      </w:pPr>
+      <w:r>
+        <w:rPr>
+          <w:rFonts w:ascii="Arial" w:hAnsi="Arial" w:cs="Arial"/>
+          <w:i/>
+          <w:iCs/>
+          <w:color w:val="7F7F7F" w:themeColor="text1" w:themeTint="80"/>
+          <w:sz w:val="20"/>
+          <w:szCs w:val="20"/>
+        </w:rPr>
+        <w:t>10</w:t>
+      </w:r>
+      <w:r>
+        <w:rPr>
+          <w:rFonts w:ascii="Arial" w:hAnsi="Arial" w:cs="Arial"/>
+          <w:i/>
+          <w:iCs/>
+          <w:color w:val="7F7F7F" w:themeColor="text1" w:themeTint="80"/>
+          <w:sz w:val="20"/>
+          <w:szCs w:val="20"/>
+        </w:rPr>
+        <w:t xml:space="preserve">.ábra – </w:t>
+      </w:r>
+      <w:r>
+        <w:rPr>
+          <w:rFonts w:ascii="Arial" w:hAnsi="Arial" w:cs="Arial"/>
+          <w:i/>
+          <w:iCs/>
+          <w:color w:val="7F7F7F" w:themeColor="text1" w:themeTint="80"/>
+          <w:sz w:val="20"/>
+          <w:szCs w:val="20"/>
+        </w:rPr>
+        <w:t>rendszerteszt</w:t>
+      </w:r>
+      <w:r>
+        <w:rPr>
+          <w:rFonts w:ascii="Arial" w:hAnsi="Arial" w:cs="Arial"/>
+          <w:i/>
+          <w:iCs/>
+          <w:color w:val="7F7F7F" w:themeColor="text1" w:themeTint="80"/>
+          <w:sz w:val="20"/>
+          <w:szCs w:val="20"/>
+        </w:rPr>
+        <w:t xml:space="preserve"> teszt eredmények</w:t>
+      </w:r>
+    </w:p>
+    <w:p>
+      <w:pPr>
+        <w:jc w:val="both"/>
+        <w:rPr>
+          <w:rFonts w:ascii="Arial" w:hAnsi="Arial" w:cs="Arial"/>
+        </w:rPr>
+      </w:pPr>
+    </w:p>
+    <w:p>
+      <w:pPr>
+        <w:rPr>
+          <w:rFonts w:ascii="Arial" w:hAnsi="Arial" w:cs="Arial"/>
+        </w:rPr>
+      </w:pPr>
+      <w:r>
+        <w:rPr>
+          <w:rFonts w:ascii="Arial" w:hAnsi="Arial" w:cs="Arial"/>
+        </w:rPr>
+        <w:br w:type="page"/>
+      </w:r>
+    </w:p>
+    <w:p>
+      <w:pPr>
+        <w:pStyle w:val="Listaszerbekezds"/>
+        <w:numPr>
+          <w:ilvl w:val="0"/>
+          <w:numId w:val="2"/>
+        </w:numPr>
+        <w:jc w:val="both"/>
+        <w:rPr>
+          <w:rFonts w:ascii="Arial" w:hAnsi="Arial" w:cs="Arial"/>
+          <w:b/>
+          <w:bCs/>
+          <w:sz w:val="36"/>
+          <w:szCs w:val="36"/>
+        </w:rPr>
+      </w:pPr>
+      <w:r>
+        <w:rPr>
+          <w:rFonts w:ascii="Arial" w:hAnsi="Arial" w:cs="Arial"/>
+          <w:b/>
+          <w:bCs/>
+          <w:sz w:val="36"/>
+          <w:szCs w:val="36"/>
+        </w:rPr>
+        <w:lastRenderedPageBreak/>
+        <w:t>Források</w:t>
+      </w:r>
+    </w:p>
+    <w:p>
+      <w:pPr>
+        <w:jc w:val="both"/>
+        <w:rPr>
+          <w:rFonts w:ascii="Arial" w:hAnsi="Arial" w:cs="Arial"/>
+        </w:rPr>
+      </w:pPr>
+      <w:r>
+        <w:rPr>
+          <w:rFonts w:ascii="Arial" w:hAnsi="Arial" w:cs="Arial"/>
+        </w:rPr>
+        <w:fldChar w:fldCharType="begin"/>
+      </w:r>
+      <w:r>
+        <w:rPr>
+          <w:rFonts w:ascii="Arial" w:hAnsi="Arial" w:cs="Arial"/>
+        </w:rPr>
+        <w:instrText xml:space="preserve"> ADDIN ZOTERO_ITEM CSL_CITATION {"citationID":"ATbI3VeP","properties":{"formattedCitation":"[1]","plainCitation":"[1]","noteIndex":0},"citationItems":[{"id":32,"uris":["http://zotero.org/users/local/kswNwEnj/items/NV2LZRJ4"],"itemData":{"id":32,"type":"webpage","abstract":"A course at Széchenyi István University, Győr, Hungary","language":"en","title":"Kezdőlap","URL":"https://sze-info.github.io/ajr/","author":[{"family":"sze","given":""}],"accessed":{"date-parts":[["2026",4,22]]}}}],"schema":"https://github.com/citation-style-language/schema/raw/master/csl-citation.json"} </w:instrText>
+      </w:r>
+      <w:r>
+        <w:rPr>
+          <w:rFonts w:ascii="Arial" w:hAnsi="Arial" w:cs="Arial"/>
+        </w:rPr>
+        <w:fldChar w:fldCharType="separate"/>
+      </w:r>
+      <w:r>
+        <w:rPr>
+          <w:rFonts w:ascii="Arial" w:hAnsi="Arial" w:cs="Arial"/>
+        </w:rPr>
+        <w:t>[1]</w:t>
+      </w:r>
+      <w:r>
+        <w:rPr>
+          <w:rFonts w:ascii="Arial" w:hAnsi="Arial" w:cs="Arial"/>
+        </w:rPr>
+        <w:fldChar w:fldCharType="end"/>
+      </w:r>
+    </w:p>
+    <w:p>
+      <w:pPr>
+        <w:jc w:val="both"/>
+        <w:rPr>
+          <w:rFonts w:ascii="Arial" w:hAnsi="Arial" w:cs="Arial"/>
+        </w:rPr>
+      </w:pPr>
+      <w:r>
+        <w:rPr>
+          <w:rFonts w:ascii="Arial" w:hAnsi="Arial" w:cs="Arial"/>
+        </w:rPr>
+        <w:fldChar w:fldCharType="begin"/>
+      </w:r>
+      <w:r>
+        <w:rPr>
+          <w:rFonts w:ascii="Arial" w:hAnsi="Arial" w:cs="Arial"/>
+        </w:rPr>
+        <w:instrText xml:space="preserve"> ADDIN ZOTERO_ITEM CSL_CITATION {"citationID":"nsvgbhT2","properties":{"formattedCitation":"[2]","plainCitation":"[2]","noteIndex":0},"citationItems":[{"id":29,"uris":["http://zotero.org/users/local/kswNwEnj/items/NG4HKKAI"],"itemData":{"id":29,"type":"software","abstract":"Az Autonóm Robotverseny 2024-es kiadásának megoldás mintája.","genre":"Jupyter Notebook","license":"BSD-3-Clause","note":"original-date: 2024-05-21T09:52:53Z","publisher":"Autonóm robotverseny","source":"GitHub","title":"robotverseny/megoldas_gyor24","URL":"https://github.com/robotverseny/megoldas_gyor24","accessed":{"date-parts":[["2026",4,22]]},"issued":{"date-parts":[["2024",5,21]]}}}],"schema":"https://github.com/citation-style-language/schema/raw/master/csl-citation.json"} </w:instrText>
+      </w:r>
+      <w:r>
+        <w:rPr>
+          <w:rFonts w:ascii="Arial" w:hAnsi="Arial" w:cs="Arial"/>
+        </w:rPr>
+        <w:fldChar w:fldCharType="separate"/>
+      </w:r>
+      <w:r>
+        <w:rPr>
+          <w:rFonts w:ascii="Arial" w:hAnsi="Arial" w:cs="Arial"/>
+        </w:rPr>
+        <w:t>[2]</w:t>
+      </w:r>
+      <w:r>
+        <w:rPr>
+          <w:rFonts w:ascii="Arial" w:hAnsi="Arial" w:cs="Arial"/>
+        </w:rPr>
+        <w:fldChar w:fldCharType="end"/>
+      </w:r>
+    </w:p>
+    <w:p>
+      <w:pPr>
+        <w:jc w:val="both"/>
+        <w:rPr>
+          <w:rFonts w:ascii="Arial" w:hAnsi="Arial" w:cs="Arial"/>
+        </w:rPr>
+      </w:pPr>
+      <w:r>
+        <w:rPr>
+          <w:rFonts w:ascii="Arial" w:hAnsi="Arial" w:cs="Arial"/>
+        </w:rPr>
+        <w:fldChar w:fldCharType="begin"/>
+      </w:r>
+      <w:r>
+        <w:rPr>
+          <w:rFonts w:ascii="Arial" w:hAnsi="Arial" w:cs="Arial"/>
+        </w:rPr>
+        <w:instrText xml:space="preserve"> ADDIN ZOTERO_ITEM CSL_CITATION {"citationID":"iJIyWgnZ","properties":{"formattedCitation":"[3]","plainCitation":"[3]","noteIndex":0},"citationItems":[{"id":30,"uris":["http://zotero.org/users/local/kswNwEnj/items/APSDJNYE"],"itemData":{"id":30,"type":"webpage","title":"Testing — ROS 2 Documentation: Humble documentation","URL":"https://docs.ros.org/en/humble/Tutorials/Intermediate/Testing/Testing-Main.html","accessed":{"date-parts":[["2026",4,22]]}}}],"schema":"https://github.com/citation-style-language/schema/raw/master/csl-citation.json"} </w:instrText>
+      </w:r>
+      <w:r>
+        <w:rPr>
+          <w:rFonts w:ascii="Arial" w:hAnsi="Arial" w:cs="Arial"/>
+        </w:rPr>
+        <w:fldChar w:fldCharType="separate"/>
+      </w:r>
+      <w:r>
+        <w:rPr>
+          <w:rFonts w:ascii="Arial" w:hAnsi="Arial" w:cs="Arial"/>
+        </w:rPr>
+        <w:t>[3]</w:t>
+      </w:r>
+      <w:r>
+        <w:rPr>
+          <w:rFonts w:ascii="Arial" w:hAnsi="Arial" w:cs="Arial"/>
+        </w:rPr>
+        <w:fldChar w:fldCharType="end"/>
       </w:r>
     </w:p>
     <w:p>
@@ -11632,6 +12535,95 @@
     </w:lvl>
   </w:abstractNum>
   <w:abstractNum w:abstractNumId="2" w15:restartNumberingAfterBreak="0">
+    <w:nsid w:val="05C038CB"/>
+    <w:multiLevelType w:val="hybridMultilevel"/>
+    <w:tmpl w:val="1D000502"/>
+    <w:lvl w:ilvl="0" w:tplc="040E000F">
+      <w:start w:val="1"/>
+      <w:numFmt w:val="decimal"/>
+      <w:lvlText w:val="%1."/>
+      <w:lvlJc w:val="left"/>
+      <w:pPr>
+        <w:ind w:left="720" w:hanging="360"/>
+      </w:pPr>
+      <w:rPr>
+        <w:rFonts w:hint="default"/>
+      </w:rPr>
+    </w:lvl>
+    <w:lvl w:ilvl="1" w:tplc="040E0019" w:tentative="1">
+      <w:start w:val="1"/>
+      <w:numFmt w:val="lowerLetter"/>
+      <w:lvlText w:val="%2."/>
+      <w:lvlJc w:val="left"/>
+      <w:pPr>
+        <w:ind w:left="1440" w:hanging="360"/>
+      </w:pPr>
+    </w:lvl>
+    <w:lvl w:ilvl="2" w:tplc="040E001B" w:tentative="1">
+      <w:start w:val="1"/>
+      <w:numFmt w:val="lowerRoman"/>
+      <w:lvlText w:val="%3."/>
+      <w:lvlJc w:val="right"/>
+      <w:pPr>
+        <w:ind w:left="2160" w:hanging="180"/>
+      </w:pPr>
+    </w:lvl>
+    <w:lvl w:ilvl="3" w:tplc="040E000F" w:tentative="1">
+      <w:start w:val="1"/>
+      <w:numFmt w:val="decimal"/>
+      <w:lvlText w:val="%4."/>
+      <w:lvlJc w:val="left"/>
+      <w:pPr>
+        <w:ind w:left="2880" w:hanging="360"/>
+      </w:pPr>
+    </w:lvl>
+    <w:lvl w:ilvl="4" w:tplc="040E0019" w:tentative="1">
+      <w:start w:val="1"/>
+      <w:numFmt w:val="lowerLetter"/>
+      <w:lvlText w:val="%5."/>
+      <w:lvlJc w:val="left"/>
+      <w:pPr>
+        <w:ind w:left="3600" w:hanging="360"/>
+      </w:pPr>
+    </w:lvl>
+    <w:lvl w:ilvl="5" w:tplc="040E001B" w:tentative="1">
+      <w:start w:val="1"/>
+      <w:numFmt w:val="lowerRoman"/>
+      <w:lvlText w:val="%6."/>
+      <w:lvlJc w:val="right"/>
+      <w:pPr>
+        <w:ind w:left="4320" w:hanging="180"/>
+      </w:pPr>
+    </w:lvl>
+    <w:lvl w:ilvl="6" w:tplc="040E000F" w:tentative="1">
+      <w:start w:val="1"/>
+      <w:numFmt w:val="decimal"/>
+      <w:lvlText w:val="%7."/>
+      <w:lvlJc w:val="left"/>
+      <w:pPr>
+        <w:ind w:left="5040" w:hanging="360"/>
+      </w:pPr>
+    </w:lvl>
+    <w:lvl w:ilvl="7" w:tplc="040E0019" w:tentative="1">
+      <w:start w:val="1"/>
+      <w:numFmt w:val="lowerLetter"/>
+      <w:lvlText w:val="%8."/>
+      <w:lvlJc w:val="left"/>
+      <w:pPr>
+        <w:ind w:left="5760" w:hanging="360"/>
+      </w:pPr>
+    </w:lvl>
+    <w:lvl w:ilvl="8" w:tplc="040E001B" w:tentative="1">
+      <w:start w:val="1"/>
+      <w:numFmt w:val="lowerRoman"/>
+      <w:lvlText w:val="%9."/>
+      <w:lvlJc w:val="right"/>
+      <w:pPr>
+        <w:ind w:left="6480" w:hanging="180"/>
+      </w:pPr>
+    </w:lvl>
+  </w:abstractNum>
+  <w:abstractNum w:abstractNumId="3" w15:restartNumberingAfterBreak="0">
     <w:nsid w:val="06C7402F"/>
     <w:multiLevelType w:val="hybridMultilevel"/>
     <w:tmpl w:val="A1CCB066"/>
@@ -11743,7 +12735,186 @@
       </w:rPr>
     </w:lvl>
   </w:abstractNum>
-  <w:abstractNum w:abstractNumId="3" w15:restartNumberingAfterBreak="0">
+  <w:abstractNum w:abstractNumId="4" w15:restartNumberingAfterBreak="0">
+    <w:nsid w:val="0CC7514F"/>
+    <w:multiLevelType w:val="hybridMultilevel"/>
+    <w:tmpl w:val="EAE024D6"/>
+    <w:lvl w:ilvl="0" w:tplc="44A26E9C">
+      <w:start w:val="1"/>
+      <w:numFmt w:val="decimal"/>
+      <w:lvlText w:val="%1."/>
+      <w:lvlJc w:val="left"/>
+      <w:pPr>
+        <w:ind w:left="1440" w:hanging="360"/>
+      </w:pPr>
+      <w:rPr>
+        <w:rFonts w:hint="default"/>
+        <w:sz w:val="20"/>
+      </w:rPr>
+    </w:lvl>
+    <w:lvl w:ilvl="1" w:tplc="040E0019" w:tentative="1">
+      <w:start w:val="1"/>
+      <w:numFmt w:val="lowerLetter"/>
+      <w:lvlText w:val="%2."/>
+      <w:lvlJc w:val="left"/>
+      <w:pPr>
+        <w:ind w:left="2160" w:hanging="360"/>
+      </w:pPr>
+    </w:lvl>
+    <w:lvl w:ilvl="2" w:tplc="040E001B" w:tentative="1">
+      <w:start w:val="1"/>
+      <w:numFmt w:val="lowerRoman"/>
+      <w:lvlText w:val="%3."/>
+      <w:lvlJc w:val="right"/>
+      <w:pPr>
+        <w:ind w:left="2880" w:hanging="180"/>
+      </w:pPr>
+    </w:lvl>
+    <w:lvl w:ilvl="3" w:tplc="040E000F" w:tentative="1">
+      <w:start w:val="1"/>
+      <w:numFmt w:val="decimal"/>
+      <w:lvlText w:val="%4."/>
+      <w:lvlJc w:val="left"/>
+      <w:pPr>
+        <w:ind w:left="3600" w:hanging="360"/>
+      </w:pPr>
+    </w:lvl>
+    <w:lvl w:ilvl="4" w:tplc="040E0019" w:tentative="1">
+      <w:start w:val="1"/>
+      <w:numFmt w:val="lowerLetter"/>
+      <w:lvlText w:val="%5."/>
+      <w:lvlJc w:val="left"/>
+      <w:pPr>
+        <w:ind w:left="4320" w:hanging="360"/>
+      </w:pPr>
+    </w:lvl>
+    <w:lvl w:ilvl="5" w:tplc="040E001B" w:tentative="1">
+      <w:start w:val="1"/>
+      <w:numFmt w:val="lowerRoman"/>
+      <w:lvlText w:val="%6."/>
+      <w:lvlJc w:val="right"/>
+      <w:pPr>
+        <w:ind w:left="5040" w:hanging="180"/>
+      </w:pPr>
+    </w:lvl>
+    <w:lvl w:ilvl="6" w:tplc="040E000F" w:tentative="1">
+      <w:start w:val="1"/>
+      <w:numFmt w:val="decimal"/>
+      <w:lvlText w:val="%7."/>
+      <w:lvlJc w:val="left"/>
+      <w:pPr>
+        <w:ind w:left="5760" w:hanging="360"/>
+      </w:pPr>
+    </w:lvl>
+    <w:lvl w:ilvl="7" w:tplc="040E0019" w:tentative="1">
+      <w:start w:val="1"/>
+      <w:numFmt w:val="lowerLetter"/>
+      <w:lvlText w:val="%8."/>
+      <w:lvlJc w:val="left"/>
+      <w:pPr>
+        <w:ind w:left="6480" w:hanging="360"/>
+      </w:pPr>
+    </w:lvl>
+    <w:lvl w:ilvl="8" w:tplc="040E001B" w:tentative="1">
+      <w:start w:val="1"/>
+      <w:numFmt w:val="lowerRoman"/>
+      <w:lvlText w:val="%9."/>
+      <w:lvlJc w:val="right"/>
+      <w:pPr>
+        <w:ind w:left="7200" w:hanging="180"/>
+      </w:pPr>
+    </w:lvl>
+  </w:abstractNum>
+  <w:abstractNum w:abstractNumId="5" w15:restartNumberingAfterBreak="0">
+    <w:nsid w:val="11C150C4"/>
+    <w:multiLevelType w:val="hybridMultilevel"/>
+    <w:tmpl w:val="DA9C5498"/>
+    <w:lvl w:ilvl="0" w:tplc="EAB6F774">
+      <w:start w:val="1"/>
+      <w:numFmt w:val="decimal"/>
+      <w:lvlText w:val="%1."/>
+      <w:lvlJc w:val="left"/>
+      <w:pPr>
+        <w:ind w:left="1080" w:hanging="360"/>
+      </w:pPr>
+      <w:rPr>
+        <w:rFonts w:hint="default"/>
+      </w:rPr>
+    </w:lvl>
+    <w:lvl w:ilvl="1" w:tplc="040E0019" w:tentative="1">
+      <w:start w:val="1"/>
+      <w:numFmt w:val="lowerLetter"/>
+      <w:lvlText w:val="%2."/>
+      <w:lvlJc w:val="left"/>
+      <w:pPr>
+        <w:ind w:left="1800" w:hanging="360"/>
+      </w:pPr>
+    </w:lvl>
+    <w:lvl w:ilvl="2" w:tplc="040E001B" w:tentative="1">
+      <w:start w:val="1"/>
+      <w:numFmt w:val="lowerRoman"/>
+      <w:lvlText w:val="%3."/>
+      <w:lvlJc w:val="right"/>
+      <w:pPr>
+        <w:ind w:left="2520" w:hanging="180"/>
+      </w:pPr>
+    </w:lvl>
+    <w:lvl w:ilvl="3" w:tplc="040E000F" w:tentative="1">
+      <w:start w:val="1"/>
+      <w:numFmt w:val="decimal"/>
+      <w:lvlText w:val="%4."/>
+      <w:lvlJc w:val="left"/>
+      <w:pPr>
+        <w:ind w:left="3240" w:hanging="360"/>
+      </w:pPr>
+    </w:lvl>
+    <w:lvl w:ilvl="4" w:tplc="040E0019" w:tentative="1">
+      <w:start w:val="1"/>
+      <w:numFmt w:val="lowerLetter"/>
+      <w:lvlText w:val="%5."/>
+      <w:lvlJc w:val="left"/>
+      <w:pPr>
+        <w:ind w:left="3960" w:hanging="360"/>
+      </w:pPr>
+    </w:lvl>
+    <w:lvl w:ilvl="5" w:tplc="040E001B" w:tentative="1">
+      <w:start w:val="1"/>
+      <w:numFmt w:val="lowerRoman"/>
+      <w:lvlText w:val="%6."/>
+      <w:lvlJc w:val="right"/>
+      <w:pPr>
+        <w:ind w:left="4680" w:hanging="180"/>
+      </w:pPr>
+    </w:lvl>
+    <w:lvl w:ilvl="6" w:tplc="040E000F" w:tentative="1">
+      <w:start w:val="1"/>
+      <w:numFmt w:val="decimal"/>
+      <w:lvlText w:val="%7."/>
+      <w:lvlJc w:val="left"/>
+      <w:pPr>
+        <w:ind w:left="5400" w:hanging="360"/>
+      </w:pPr>
+    </w:lvl>
+    <w:lvl w:ilvl="7" w:tplc="040E0019" w:tentative="1">
+      <w:start w:val="1"/>
+      <w:numFmt w:val="lowerLetter"/>
+      <w:lvlText w:val="%8."/>
+      <w:lvlJc w:val="left"/>
+      <w:pPr>
+        <w:ind w:left="6120" w:hanging="360"/>
+      </w:pPr>
+    </w:lvl>
+    <w:lvl w:ilvl="8" w:tplc="040E001B" w:tentative="1">
+      <w:start w:val="1"/>
+      <w:numFmt w:val="lowerRoman"/>
+      <w:lvlText w:val="%9."/>
+      <w:lvlJc w:val="right"/>
+      <w:pPr>
+        <w:ind w:left="6840" w:hanging="180"/>
+      </w:pPr>
+    </w:lvl>
+  </w:abstractNum>
+  <w:abstractNum w:abstractNumId="6" w15:restartNumberingAfterBreak="0">
     <w:nsid w:val="17240620"/>
     <w:multiLevelType w:val="hybridMultilevel"/>
     <w:tmpl w:val="33047768"/>
@@ -11855,7 +13026,7 @@
       </w:rPr>
     </w:lvl>
   </w:abstractNum>
-  <w:abstractNum w:abstractNumId="4" w15:restartNumberingAfterBreak="0">
+  <w:abstractNum w:abstractNumId="7" w15:restartNumberingAfterBreak="0">
     <w:nsid w:val="1788642E"/>
     <w:multiLevelType w:val="multilevel"/>
     <w:tmpl w:val="040E001F"/>
@@ -11941,7 +13112,97 @@
       </w:pPr>
     </w:lvl>
   </w:abstractNum>
-  <w:abstractNum w:abstractNumId="5" w15:restartNumberingAfterBreak="0">
+  <w:abstractNum w:abstractNumId="8" w15:restartNumberingAfterBreak="0">
+    <w:nsid w:val="1B0074B3"/>
+    <w:multiLevelType w:val="hybridMultilevel"/>
+    <w:tmpl w:val="2F1EE21E"/>
+    <w:lvl w:ilvl="0" w:tplc="91B42502">
+      <w:start w:val="1"/>
+      <w:numFmt w:val="decimal"/>
+      <w:lvlText w:val="%1."/>
+      <w:lvlJc w:val="left"/>
+      <w:pPr>
+        <w:ind w:left="1440" w:hanging="360"/>
+      </w:pPr>
+      <w:rPr>
+        <w:rFonts w:hint="default"/>
+        <w:sz w:val="20"/>
+      </w:rPr>
+    </w:lvl>
+    <w:lvl w:ilvl="1" w:tplc="040E0019" w:tentative="1">
+      <w:start w:val="1"/>
+      <w:numFmt w:val="lowerLetter"/>
+      <w:lvlText w:val="%2."/>
+      <w:lvlJc w:val="left"/>
+      <w:pPr>
+        <w:ind w:left="2160" w:hanging="360"/>
+      </w:pPr>
+    </w:lvl>
+    <w:lvl w:ilvl="2" w:tplc="040E001B" w:tentative="1">
+      <w:start w:val="1"/>
+      <w:numFmt w:val="lowerRoman"/>
+      <w:lvlText w:val="%3."/>
+      <w:lvlJc w:val="right"/>
+      <w:pPr>
+        <w:ind w:left="2880" w:hanging="180"/>
+      </w:pPr>
+    </w:lvl>
+    <w:lvl w:ilvl="3" w:tplc="040E000F" w:tentative="1">
+      <w:start w:val="1"/>
+      <w:numFmt w:val="decimal"/>
+      <w:lvlText w:val="%4."/>
+      <w:lvlJc w:val="left"/>
+      <w:pPr>
+        <w:ind w:left="3600" w:hanging="360"/>
+      </w:pPr>
+    </w:lvl>
+    <w:lvl w:ilvl="4" w:tplc="040E0019" w:tentative="1">
+      <w:start w:val="1"/>
+      <w:numFmt w:val="lowerLetter"/>
+      <w:lvlText w:val="%5."/>
+      <w:lvlJc w:val="left"/>
+      <w:pPr>
+        <w:ind w:left="4320" w:hanging="360"/>
+      </w:pPr>
+    </w:lvl>
+    <w:lvl w:ilvl="5" w:tplc="040E001B" w:tentative="1">
+      <w:start w:val="1"/>
+      <w:numFmt w:val="lowerRoman"/>
+      <w:lvlText w:val="%6."/>
+      <w:lvlJc w:val="right"/>
+      <w:pPr>
+        <w:ind w:left="5040" w:hanging="180"/>
+      </w:pPr>
+    </w:lvl>
+    <w:lvl w:ilvl="6" w:tplc="040E000F" w:tentative="1">
+      <w:start w:val="1"/>
+      <w:numFmt w:val="decimal"/>
+      <w:lvlText w:val="%7."/>
+      <w:lvlJc w:val="left"/>
+      <w:pPr>
+        <w:ind w:left="5760" w:hanging="360"/>
+      </w:pPr>
+    </w:lvl>
+    <w:lvl w:ilvl="7" w:tplc="040E0019" w:tentative="1">
+      <w:start w:val="1"/>
+      <w:numFmt w:val="lowerLetter"/>
+      <w:lvlText w:val="%8."/>
+      <w:lvlJc w:val="left"/>
+      <w:pPr>
+        <w:ind w:left="6480" w:hanging="360"/>
+      </w:pPr>
+    </w:lvl>
+    <w:lvl w:ilvl="8" w:tplc="040E001B" w:tentative="1">
+      <w:start w:val="1"/>
+      <w:numFmt w:val="lowerRoman"/>
+      <w:lvlText w:val="%9."/>
+      <w:lvlJc w:val="right"/>
+      <w:pPr>
+        <w:ind w:left="7200" w:hanging="180"/>
+      </w:pPr>
+    </w:lvl>
+  </w:abstractNum>
+  <w:abstractNum w:abstractNumId="9" w15:restartNumberingAfterBreak="0">
     <w:nsid w:val="216D7CCA"/>
     <w:multiLevelType w:val="hybridMultilevel"/>
     <w:tmpl w:val="C5804474"/>
@@ -12030,7 +13291,7 @@
       </w:pPr>
     </w:lvl>
   </w:abstractNum>
-  <w:abstractNum w:abstractNumId="6" w15:restartNumberingAfterBreak="0">
+  <w:abstractNum w:abstractNumId="10" w15:restartNumberingAfterBreak="0">
     <w:nsid w:val="28365EFE"/>
     <w:multiLevelType w:val="multilevel"/>
     <w:tmpl w:val="C67AE396"/>
@@ -12148,7 +13409,97 @@
       </w:rPr>
     </w:lvl>
   </w:abstractNum>
-  <w:abstractNum w:abstractNumId="7" w15:restartNumberingAfterBreak="0">
+  <w:abstractNum w:abstractNumId="11" w15:restartNumberingAfterBreak="0">
+    <w:nsid w:val="37B72AF8"/>
+    <w:multiLevelType w:val="hybridMultilevel"/>
+    <w:tmpl w:val="55A89554"/>
+    <w:lvl w:ilvl="0" w:tplc="D59ED09A">
+      <w:start w:val="1"/>
+      <w:numFmt w:val="decimal"/>
+      <w:lvlText w:val="%1."/>
+      <w:lvlJc w:val="left"/>
+      <w:pPr>
+        <w:ind w:left="1080" w:hanging="360"/>
+      </w:pPr>
+      <w:rPr>
+        <w:rFonts w:hint="default"/>
+        <w:sz w:val="20"/>
+      </w:rPr>
+    </w:lvl>
+    <w:lvl w:ilvl="1" w:tplc="040E0019" w:tentative="1">
+      <w:start w:val="1"/>
+      <w:numFmt w:val="lowerLetter"/>
+      <w:lvlText w:val="%2."/>
+      <w:lvlJc w:val="left"/>
+      <w:pPr>
+        <w:ind w:left="1800" w:hanging="360"/>
+      </w:pPr>
+    </w:lvl>
+    <w:lvl w:ilvl="2" w:tplc="040E001B" w:tentative="1">
+      <w:start w:val="1"/>
+      <w:numFmt w:val="lowerRoman"/>
+      <w:lvlText w:val="%3."/>
+      <w:lvlJc w:val="right"/>
+      <w:pPr>
+        <w:ind w:left="2520" w:hanging="180"/>
+      </w:pPr>
+    </w:lvl>
+    <w:lvl w:ilvl="3" w:tplc="040E000F" w:tentative="1">
+      <w:start w:val="1"/>
+      <w:numFmt w:val="decimal"/>
+      <w:lvlText w:val="%4."/>
+      <w:lvlJc w:val="left"/>
+      <w:pPr>
+        <w:ind w:left="3240" w:hanging="360"/>
+      </w:pPr>
+    </w:lvl>
+    <w:lvl w:ilvl="4" w:tplc="040E0019" w:tentative="1">
+      <w:start w:val="1"/>
+      <w:numFmt w:val="lowerLetter"/>
+      <w:lvlText w:val="%5."/>
+      <w:lvlJc w:val="left"/>
+      <w:pPr>
+        <w:ind w:left="3960" w:hanging="360"/>
+      </w:pPr>
+    </w:lvl>
+    <w:lvl w:ilvl="5" w:tplc="040E001B" w:tentative="1">
+      <w:start w:val="1"/>
+      <w:numFmt w:val="lowerRoman"/>
+      <w:lvlText w:val="%6."/>
+      <w:lvlJc w:val="right"/>
+      <w:pPr>
+        <w:ind w:left="4680" w:hanging="180"/>
+      </w:pPr>
+    </w:lvl>
+    <w:lvl w:ilvl="6" w:tplc="040E000F" w:tentative="1">
+      <w:start w:val="1"/>
+      <w:numFmt w:val="decimal"/>
+      <w:lvlText w:val="%7."/>
+      <w:lvlJc w:val="left"/>
+      <w:pPr>
+        <w:ind w:left="5400" w:hanging="360"/>
+      </w:pPr>
+    </w:lvl>
+    <w:lvl w:ilvl="7" w:tplc="040E0019" w:tentative="1">
+      <w:start w:val="1"/>
+      <w:numFmt w:val="lowerLetter"/>
+      <w:lvlText w:val="%8."/>
+      <w:lvlJc w:val="left"/>
+      <w:pPr>
+        <w:ind w:left="6120" w:hanging="360"/>
+      </w:pPr>
+    </w:lvl>
+    <w:lvl w:ilvl="8" w:tplc="040E001B" w:tentative="1">
+      <w:start w:val="1"/>
+      <w:numFmt w:val="lowerRoman"/>
+      <w:lvlText w:val="%9."/>
+      <w:lvlJc w:val="right"/>
+      <w:pPr>
+        <w:ind w:left="6840" w:hanging="180"/>
+      </w:pPr>
+    </w:lvl>
+  </w:abstractNum>
+  <w:abstractNum w:abstractNumId="12" w15:restartNumberingAfterBreak="0">
     <w:nsid w:val="3D727196"/>
     <w:multiLevelType w:val="hybridMultilevel"/>
     <w:tmpl w:val="A8E62E4E"/>
@@ -12260,7 +13611,7 @@
       </w:rPr>
     </w:lvl>
   </w:abstractNum>
-  <w:abstractNum w:abstractNumId="8" w15:restartNumberingAfterBreak="0">
+  <w:abstractNum w:abstractNumId="13" w15:restartNumberingAfterBreak="0">
     <w:nsid w:val="410524AD"/>
     <w:multiLevelType w:val="multilevel"/>
     <w:tmpl w:val="8F1A6EF2"/>
@@ -12409,7 +13760,7 @@
       </w:rPr>
     </w:lvl>
   </w:abstractNum>
-  <w:abstractNum w:abstractNumId="9" w15:restartNumberingAfterBreak="0">
+  <w:abstractNum w:abstractNumId="14" w15:restartNumberingAfterBreak="0">
     <w:nsid w:val="441E714B"/>
     <w:multiLevelType w:val="hybridMultilevel"/>
     <w:tmpl w:val="2EEC6A76"/>
@@ -12495,7 +13846,7 @@
       </w:pPr>
     </w:lvl>
   </w:abstractNum>
-  <w:abstractNum w:abstractNumId="10" w15:restartNumberingAfterBreak="0">
+  <w:abstractNum w:abstractNumId="15" w15:restartNumberingAfterBreak="0">
     <w:nsid w:val="4E0F6AA6"/>
     <w:multiLevelType w:val="multilevel"/>
     <w:tmpl w:val="040E001F"/>
@@ -12587,7 +13938,7 @@
       </w:pPr>
     </w:lvl>
   </w:abstractNum>
-  <w:abstractNum w:abstractNumId="11" w15:restartNumberingAfterBreak="0">
+  <w:abstractNum w:abstractNumId="16" w15:restartNumberingAfterBreak="0">
     <w:nsid w:val="4E7B0784"/>
     <w:multiLevelType w:val="hybridMultilevel"/>
     <w:tmpl w:val="CFC65CA6"/>
@@ -12676,7 +14027,96 @@
       </w:pPr>
     </w:lvl>
   </w:abstractNum>
-  <w:abstractNum w:abstractNumId="12" w15:restartNumberingAfterBreak="0">
+  <w:abstractNum w:abstractNumId="17" w15:restartNumberingAfterBreak="0">
+    <w:nsid w:val="567051C3"/>
+    <w:multiLevelType w:val="hybridMultilevel"/>
+    <w:tmpl w:val="90104990"/>
+    <w:lvl w:ilvl="0" w:tplc="040E000F">
+      <w:start w:val="1"/>
+      <w:numFmt w:val="decimal"/>
+      <w:lvlText w:val="%1."/>
+      <w:lvlJc w:val="left"/>
+      <w:pPr>
+        <w:ind w:left="720" w:hanging="360"/>
+      </w:pPr>
+      <w:rPr>
+        <w:rFonts w:hint="default"/>
+      </w:rPr>
+    </w:lvl>
+    <w:lvl w:ilvl="1" w:tplc="040E0019" w:tentative="1">
+      <w:start w:val="1"/>
+      <w:numFmt w:val="lowerLetter"/>
+      <w:lvlText w:val="%2."/>
+      <w:lvlJc w:val="left"/>
+      <w:pPr>
+        <w:ind w:left="1440" w:hanging="360"/>
+      </w:pPr>
+    </w:lvl>
+    <w:lvl w:ilvl="2" w:tplc="040E001B" w:tentative="1">
+      <w:start w:val="1"/>
+      <w:numFmt w:val="lowerRoman"/>
+      <w:lvlText w:val="%3."/>
+      <w:lvlJc w:val="right"/>
+      <w:pPr>
+        <w:ind w:left="2160" w:hanging="180"/>
+      </w:pPr>
+    </w:lvl>
+    <w:lvl w:ilvl="3" w:tplc="040E000F" w:tentative="1">
+      <w:start w:val="1"/>
+      <w:numFmt w:val="decimal"/>
+      <w:lvlText w:val="%4."/>
+      <w:lvlJc w:val="left"/>
+      <w:pPr>
+        <w:ind w:left="2880" w:hanging="360"/>
+      </w:pPr>
+    </w:lvl>
+    <w:lvl w:ilvl="4" w:tplc="040E0019" w:tentative="1">
+      <w:start w:val="1"/>
+      <w:numFmt w:val="lowerLetter"/>
+      <w:lvlText w:val="%5."/>
+      <w:lvlJc w:val="left"/>
+      <w:pPr>
+        <w:ind w:left="3600" w:hanging="360"/>
+      </w:pPr>
+    </w:lvl>
+    <w:lvl w:ilvl="5" w:tplc="040E001B" w:tentative="1">
+      <w:start w:val="1"/>
+      <w:numFmt w:val="lowerRoman"/>
+      <w:lvlText w:val="%6."/>
+      <w:lvlJc w:val="right"/>
+      <w:pPr>
+        <w:ind w:left="4320" w:hanging="180"/>
+      </w:pPr>
+    </w:lvl>
+    <w:lvl w:ilvl="6" w:tplc="040E000F" w:tentative="1">
+      <w:start w:val="1"/>
+      <w:numFmt w:val="decimal"/>
+      <w:lvlText w:val="%7."/>
+      <w:lvlJc w:val="left"/>
+      <w:pPr>
+        <w:ind w:left="5040" w:hanging="360"/>
+      </w:pPr>
+    </w:lvl>
+    <w:lvl w:ilvl="7" w:tplc="040E0019" w:tentative="1">
+      <w:start w:val="1"/>
+      <w:numFmt w:val="lowerLetter"/>
+      <w:lvlText w:val="%8."/>
+      <w:lvlJc w:val="left"/>
+      <w:pPr>
+        <w:ind w:left="5760" w:hanging="360"/>
+      </w:pPr>
+    </w:lvl>
+    <w:lvl w:ilvl="8" w:tplc="040E001B" w:tentative="1">
+      <w:start w:val="1"/>
+      <w:numFmt w:val="lowerRoman"/>
+      <w:lvlText w:val="%9."/>
+      <w:lvlJc w:val="right"/>
+      <w:pPr>
+        <w:ind w:left="6480" w:hanging="180"/>
+      </w:pPr>
+    </w:lvl>
+  </w:abstractNum>
+  <w:abstractNum w:abstractNumId="18" w15:restartNumberingAfterBreak="0">
     <w:nsid w:val="65110A93"/>
     <w:multiLevelType w:val="multilevel"/>
     <w:tmpl w:val="CAD4A240"/>
@@ -12825,7 +14265,7 @@
       </w:rPr>
     </w:lvl>
   </w:abstractNum>
-  <w:abstractNum w:abstractNumId="13" w15:restartNumberingAfterBreak="0">
+  <w:abstractNum w:abstractNumId="19" w15:restartNumberingAfterBreak="0">
     <w:nsid w:val="6CFD664A"/>
     <w:multiLevelType w:val="multilevel"/>
     <w:tmpl w:val="DD40783A"/>
@@ -12974,7 +14414,7 @@
       </w:rPr>
     </w:lvl>
   </w:abstractNum>
-  <w:abstractNum w:abstractNumId="14" w15:restartNumberingAfterBreak="0">
+  <w:abstractNum w:abstractNumId="20" w15:restartNumberingAfterBreak="0">
     <w:nsid w:val="7D6F5581"/>
     <w:multiLevelType w:val="hybridMultilevel"/>
     <w:tmpl w:val="511CFB90"/>
@@ -13087,49 +14527,67 @@
     </w:lvl>
   </w:abstractNum>
   <w:num w:numId="1" w16cid:durableId="303852368">
-    <w:abstractNumId w:val="11"/>
+    <w:abstractNumId w:val="16"/>
   </w:num>
   <w:num w:numId="2" w16cid:durableId="916090148">
-    <w:abstractNumId w:val="10"/>
+    <w:abstractNumId w:val="15"/>
   </w:num>
   <w:num w:numId="3" w16cid:durableId="2075271795">
-    <w:abstractNumId w:val="9"/>
+    <w:abstractNumId w:val="14"/>
   </w:num>
   <w:num w:numId="4" w16cid:durableId="399145">
-    <w:abstractNumId w:val="7"/>
+    <w:abstractNumId w:val="12"/>
   </w:num>
   <w:num w:numId="5" w16cid:durableId="1556047235">
-    <w:abstractNumId w:val="4"/>
+    <w:abstractNumId w:val="7"/>
   </w:num>
   <w:num w:numId="6" w16cid:durableId="2051149824">
     <w:abstractNumId w:val="0"/>
   </w:num>
   <w:num w:numId="7" w16cid:durableId="1767579671">
-    <w:abstractNumId w:val="13"/>
+    <w:abstractNumId w:val="19"/>
   </w:num>
   <w:num w:numId="8" w16cid:durableId="1379624475">
+    <w:abstractNumId w:val="6"/>
+  </w:num>
+  <w:num w:numId="9" w16cid:durableId="1602297547">
     <w:abstractNumId w:val="3"/>
   </w:num>
-  <w:num w:numId="9" w16cid:durableId="1602297547">
-    <w:abstractNumId w:val="2"/>
-  </w:num>
   <w:num w:numId="10" w16cid:durableId="68772864">
-    <w:abstractNumId w:val="14"/>
+    <w:abstractNumId w:val="20"/>
   </w:num>
   <w:num w:numId="11" w16cid:durableId="383867965">
-    <w:abstractNumId w:val="6"/>
+    <w:abstractNumId w:val="10"/>
   </w:num>
   <w:num w:numId="12" w16cid:durableId="115638121">
     <w:abstractNumId w:val="1"/>
   </w:num>
   <w:num w:numId="13" w16cid:durableId="131025487">
-    <w:abstractNumId w:val="12"/>
+    <w:abstractNumId w:val="18"/>
   </w:num>
   <w:num w:numId="14" w16cid:durableId="1307509846">
-    <w:abstractNumId w:val="8"/>
+    <w:abstractNumId w:val="13"/>
   </w:num>
   <w:num w:numId="15" w16cid:durableId="821040815">
+    <w:abstractNumId w:val="9"/>
+  </w:num>
+  <w:num w:numId="16" w16cid:durableId="1031997704">
+    <w:abstractNumId w:val="2"/>
+  </w:num>
+  <w:num w:numId="17" w16cid:durableId="186144691">
+    <w:abstractNumId w:val="17"/>
+  </w:num>
+  <w:num w:numId="18" w16cid:durableId="1028873078">
     <w:abstractNumId w:val="5"/>
+  </w:num>
+  <w:num w:numId="19" w16cid:durableId="1256134960">
+    <w:abstractNumId w:val="11"/>
+  </w:num>
+  <w:num w:numId="20" w16cid:durableId="393814595">
+    <w:abstractNumId w:val="4"/>
+  </w:num>
+  <w:num w:numId="21" w16cid:durableId="2062317677">
+    <w:abstractNumId w:val="8"/>
   </w:num>
 </w:numbering>
 </file>
@@ -13736,7 +15194,6 @@
   <w:style w:type="character" w:default="1" w:styleId="Bekezdsalapbettpusa">
     <w:name w:val="Default Paragraph Font"/>
     <w:uiPriority w:val="1"/>
-    <w:semiHidden/>
     <w:unhideWhenUsed/>
   </w:style>
   <w:style w:type="table" w:default="1" w:styleId="Normltblzat">
@@ -14706,6 +16163,15 @@
       <w:spacing w:after="100"/>
     </w:pPr>
   </w:style>
+  <w:style w:type="paragraph" w:styleId="Irodalomjegyzk">
+    <w:name w:val="Bibliography"/>
+    <w:basedOn w:val="Norml"/>
+    <w:next w:val="Norml"/>
+    <w:uiPriority w:val="37"/>
+    <w:semiHidden/>
+    <w:unhideWhenUsed/>
+    <w:rsid w:val="00C36708"/>
+  </w:style>
 </w:styles>
 </file>
 
